--- a/Proyecto_Titulo_FInal.docx
+++ b/Proyecto_Titulo_FInal.docx
@@ -289,12 +289,14 @@
       <w:bookmarkStart w:id="1" w:name="_Toc233367124"/>
       <w:bookmarkStart w:id="2" w:name="_Toc233834089"/>
       <w:bookmarkStart w:id="3" w:name="_Toc233882607"/>
+      <w:bookmarkStart w:id="4" w:name="_Toc233969876"/>
+      <w:proofErr w:type="spellStart"/>
       <w:r>
         <w:rPr>
           <w:rFonts w:ascii="Times New Roman" w:hAnsi="Times New Roman" w:cs="Times New Roman"/>
           <w:color w:val="0D0D0D"/>
           <w:spacing w:val="-4"/>
-          <w:rPrChange w:id="4" w:author="Diego Muñoz" w:date="2026-06-25T11:17:00Z" w16du:dateUtc="2026-06-25T15:17:00Z">
+          <w:rPrChange w:id="5" w:author="Diego Muñoz" w:date="2026-06-25T11:17:00Z" w16du:dateUtc="2026-06-25T15:17:00Z">
             <w:rPr>
               <w:color w:val="0D0D0D"/>
               <w:spacing w:val="-4"/>
@@ -303,12 +305,13 @@
         </w:rPr>
         <w:t>Profesor</w:t>
       </w:r>
+      <w:proofErr w:type="spellEnd"/>
       <w:r>
         <w:rPr>
           <w:rFonts w:ascii="Times New Roman" w:hAnsi="Times New Roman" w:cs="Times New Roman"/>
           <w:color w:val="0D0D0D"/>
           <w:spacing w:val="-9"/>
-          <w:rPrChange w:id="5" w:author="Diego Muñoz" w:date="2026-06-25T11:17:00Z" w16du:dateUtc="2026-06-25T15:17:00Z">
+          <w:rPrChange w:id="6" w:author="Diego Muñoz" w:date="2026-06-25T11:17:00Z" w16du:dateUtc="2026-06-25T15:17:00Z">
             <w:rPr>
               <w:color w:val="0D0D0D"/>
               <w:spacing w:val="-9"/>
@@ -322,7 +325,7 @@
           <w:rFonts w:ascii="Times New Roman" w:hAnsi="Times New Roman" w:cs="Times New Roman"/>
           <w:color w:val="0D0D0D"/>
           <w:spacing w:val="-2"/>
-          <w:rPrChange w:id="6" w:author="Diego Muñoz" w:date="2026-06-25T11:17:00Z" w16du:dateUtc="2026-06-25T15:17:00Z">
+          <w:rPrChange w:id="7" w:author="Diego Muñoz" w:date="2026-06-25T11:17:00Z" w16du:dateUtc="2026-06-25T15:17:00Z">
             <w:rPr>
               <w:color w:val="0D0D0D"/>
               <w:spacing w:val="-2"/>
@@ -334,6 +337,7 @@
       <w:bookmarkEnd w:id="1"/>
       <w:bookmarkEnd w:id="2"/>
       <w:bookmarkEnd w:id="3"/>
+      <w:bookmarkEnd w:id="4"/>
     </w:p>
     <w:p>
       <w:pPr>
@@ -385,20 +389,51 @@
         <w:spacing w:before="1"/>
         <w:ind w:left="3"/>
         <w:jc w:val="center"/>
-      </w:pPr>
-      <w:bookmarkStart w:id="7" w:name="_Toc233367125"/>
-      <w:bookmarkStart w:id="8" w:name="_Toc233834090"/>
-      <w:bookmarkStart w:id="9" w:name="_Toc233882608"/>
-      <w:r>
-        <w:rPr>
+        <w:rPr>
+          <w:rFonts w:ascii="Times New Roman" w:hAnsi="Times New Roman" w:cs="Times New Roman"/>
+          <w:rPrChange w:id="8" w:author="Diego Muñoz" w:date="2026-07-03T11:16:00Z" w16du:dateUtc="2026-07-03T15:16:00Z">
+            <w:rPr/>
+          </w:rPrChange>
+        </w:rPr>
+      </w:pPr>
+      <w:bookmarkStart w:id="9" w:name="_Toc233367125"/>
+      <w:bookmarkStart w:id="10" w:name="_Toc233834090"/>
+      <w:bookmarkStart w:id="11" w:name="_Toc233882608"/>
+      <w:bookmarkStart w:id="12" w:name="_Toc233969877"/>
+      <w:proofErr w:type="spellStart"/>
+      <w:r>
+        <w:rPr>
+          <w:rFonts w:ascii="Times New Roman" w:hAnsi="Times New Roman" w:cs="Times New Roman"/>
           <w:color w:val="0D0D0D"/>
           <w:spacing w:val="-2"/>
-        </w:rPr>
-        <w:t>Fecha:</w:t>
-      </w:r>
-      <w:bookmarkEnd w:id="7"/>
-      <w:bookmarkEnd w:id="8"/>
+          <w:rPrChange w:id="13" w:author="Diego Muñoz" w:date="2026-07-03T11:16:00Z" w16du:dateUtc="2026-07-03T15:16:00Z">
+            <w:rPr>
+              <w:color w:val="0D0D0D"/>
+              <w:spacing w:val="-2"/>
+            </w:rPr>
+          </w:rPrChange>
+        </w:rPr>
+        <w:t>Fecha</w:t>
+      </w:r>
+      <w:proofErr w:type="spellEnd"/>
+      <w:r>
+        <w:rPr>
+          <w:rFonts w:ascii="Times New Roman" w:hAnsi="Times New Roman" w:cs="Times New Roman"/>
+          <w:color w:val="0D0D0D"/>
+          <w:spacing w:val="-2"/>
+          <w:rPrChange w:id="14" w:author="Diego Muñoz" w:date="2026-07-03T11:16:00Z" w16du:dateUtc="2026-07-03T15:16:00Z">
+            <w:rPr>
+              <w:color w:val="0D0D0D"/>
+              <w:spacing w:val="-2"/>
+            </w:rPr>
+          </w:rPrChange>
+        </w:rPr>
+        <w:t>:</w:t>
+      </w:r>
       <w:bookmarkEnd w:id="9"/>
+      <w:bookmarkEnd w:id="10"/>
+      <w:bookmarkEnd w:id="11"/>
+      <w:bookmarkEnd w:id="12"/>
     </w:p>
     <w:p>
       <w:pPr>
@@ -476,20 +511,38 @@
     </w:p>
     <w:p>
       <w:pPr>
-        <w:rPr>
+        <w:pStyle w:val="TDC1"/>
+        <w:tabs>
+          <w:tab w:val="right" w:leader="dot" w:pos="9112"/>
+        </w:tabs>
+        <w:rPr>
+          <w:ins w:id="15" w:author="Diego Muñoz" w:date="2026-07-03T11:17:00Z" w16du:dateUtc="2026-07-03T15:17:00Z"/>
+          <w:rFonts w:cs="Times New Roman"/>
           <w:b/>
           <w:bCs/>
-          <w:noProof/>
+          <w:color w:val="000000" w:themeColor="text1"/>
           <w:sz w:val="32"/>
           <w:szCs w:val="32"/>
+          <w:rPrChange w:id="16" w:author="Diego Muñoz" w:date="2026-07-03T11:17:00Z" w16du:dateUtc="2026-07-03T15:17:00Z">
+            <w:rPr>
+              <w:ins w:id="17" w:author="Diego Muñoz" w:date="2026-07-03T11:17:00Z" w16du:dateUtc="2026-07-03T15:17:00Z"/>
+              <w:rFonts w:asciiTheme="minorHAnsi" w:hAnsiTheme="minorHAnsi"/>
+              <w:noProof/>
+              <w:kern w:val="2"/>
+              <w:szCs w:val="24"/>
+              <w:lang w:val="es-CL" w:eastAsia="es-CL"/>
+              <w14:ligatures w14:val="standardContextual"/>
+            </w:rPr>
+          </w:rPrChange>
         </w:rPr>
       </w:pPr>
       <w:r>
         <w:br w:type="page"/>
       </w:r>
-      <w:bookmarkStart w:id="10" w:name="_Toc233367126"/>
-      <w:bookmarkStart w:id="11" w:name="_Toc233834091"/>
-      <w:bookmarkStart w:id="12" w:name="_Toc233882609"/>
+      <w:bookmarkStart w:id="18" w:name="_Toc233367126"/>
+      <w:bookmarkStart w:id="19" w:name="_Toc233834091"/>
+      <w:bookmarkStart w:id="20" w:name="_Toc233882609"/>
+      <w:proofErr w:type="spellStart"/>
       <w:r>
         <w:rPr>
           <w:rFonts w:cs="Times New Roman"/>
@@ -502,9 +555,10 @@
         <w:lastRenderedPageBreak/>
         <w:t>Índice</w:t>
       </w:r>
-      <w:bookmarkEnd w:id="10"/>
-      <w:bookmarkEnd w:id="11"/>
-      <w:bookmarkEnd w:id="12"/>
+      <w:bookmarkEnd w:id="18"/>
+      <w:bookmarkEnd w:id="19"/>
+      <w:bookmarkEnd w:id="20"/>
+      <w:proofErr w:type="spellEnd"/>
       <w:r>
         <w:rPr>
           <w:rFonts w:asciiTheme="majorHAnsi" w:eastAsiaTheme="majorEastAsia" w:hAnsiTheme="majorHAnsi" w:cstheme="majorBidi"/>
@@ -544,6 +598,7 @@
           <w:tab w:val="right" w:leader="dot" w:pos="9112"/>
         </w:tabs>
         <w:rPr>
+          <w:ins w:id="21" w:author="Diego Muñoz" w:date="2026-07-03T11:17:00Z" w16du:dateUtc="2026-07-03T15:17:00Z"/>
           <w:rFonts w:asciiTheme="minorHAnsi" w:hAnsiTheme="minorHAnsi"/>
           <w:noProof/>
           <w:kern w:val="2"/>
@@ -552,14 +607,54 @@
           <w14:ligatures w14:val="standardContextual"/>
         </w:rPr>
       </w:pPr>
-      <w:hyperlink w:anchor="_Toc233882610" w:history="1">
+      <w:ins w:id="22" w:author="Diego Muñoz" w:date="2026-07-03T11:17:00Z" w16du:dateUtc="2026-07-03T15:17:00Z">
+        <w:r>
+          <w:rPr>
+            <w:rStyle w:val="Hipervnculo"/>
+            <w:noProof/>
+          </w:rPr>
+          <w:fldChar w:fldCharType="begin"/>
+        </w:r>
+        <w:r>
+          <w:rPr>
+            <w:rStyle w:val="Hipervnculo"/>
+            <w:noProof/>
+          </w:rPr>
+          <w:instrText xml:space="preserve"> </w:instrText>
+        </w:r>
+        <w:r>
+          <w:rPr>
+            <w:noProof/>
+          </w:rPr>
+          <w:instrText>HYPERLINK \l "_Toc233969878"</w:instrText>
+        </w:r>
+        <w:r>
+          <w:rPr>
+            <w:rStyle w:val="Hipervnculo"/>
+            <w:noProof/>
+          </w:rPr>
+          <w:instrText xml:space="preserve"> </w:instrText>
+        </w:r>
+        <w:r>
+          <w:rPr>
+            <w:rStyle w:val="Hipervnculo"/>
+            <w:noProof/>
+          </w:rPr>
+        </w:r>
+        <w:r>
+          <w:rPr>
+            <w:rStyle w:val="Hipervnculo"/>
+            <w:noProof/>
+          </w:rPr>
+          <w:fldChar w:fldCharType="separate"/>
+        </w:r>
         <w:r>
           <w:rPr>
             <w:rStyle w:val="Hipervnculo"/>
             <w:rFonts w:cs="Times New Roman"/>
             <w:noProof/>
           </w:rPr>
-          <w:t>1. Introducción</w:t>
+          <w:t>Link del Repositorio</w:t>
         </w:r>
         <w:r>
           <w:rPr>
@@ -580,7 +675,7 @@
             <w:noProof/>
             <w:webHidden/>
           </w:rPr>
-          <w:instrText xml:space="preserve"> PAGEREF _Toc233882610 \h </w:instrText>
+          <w:instrText xml:space="preserve"> PAGEREF _Toc233969878 \h </w:instrText>
         </w:r>
         <w:r>
           <w:rPr>
@@ -609,15 +704,23 @@
           </w:rPr>
           <w:fldChar w:fldCharType="end"/>
         </w:r>
-      </w:hyperlink>
-    </w:p>
-    <w:p>
-      <w:pPr>
-        <w:pStyle w:val="TDC2"/>
+        <w:r>
+          <w:rPr>
+            <w:rStyle w:val="Hipervnculo"/>
+            <w:noProof/>
+          </w:rPr>
+          <w:fldChar w:fldCharType="end"/>
+        </w:r>
+      </w:ins>
+    </w:p>
+    <w:p>
+      <w:pPr>
+        <w:pStyle w:val="TDC1"/>
         <w:tabs>
           <w:tab w:val="right" w:leader="dot" w:pos="9112"/>
         </w:tabs>
         <w:rPr>
+          <w:ins w:id="23" w:author="Diego Muñoz" w:date="2026-07-03T11:17:00Z" w16du:dateUtc="2026-07-03T15:17:00Z"/>
           <w:rFonts w:asciiTheme="minorHAnsi" w:hAnsiTheme="minorHAnsi"/>
           <w:noProof/>
           <w:kern w:val="2"/>
@@ -626,14 +729,54 @@
           <w14:ligatures w14:val="standardContextual"/>
         </w:rPr>
       </w:pPr>
-      <w:hyperlink w:anchor="_Toc233882611" w:history="1">
+      <w:ins w:id="24" w:author="Diego Muñoz" w:date="2026-07-03T11:17:00Z" w16du:dateUtc="2026-07-03T15:17:00Z">
+        <w:r>
+          <w:rPr>
+            <w:rStyle w:val="Hipervnculo"/>
+            <w:noProof/>
+          </w:rPr>
+          <w:fldChar w:fldCharType="begin"/>
+        </w:r>
+        <w:r>
+          <w:rPr>
+            <w:rStyle w:val="Hipervnculo"/>
+            <w:noProof/>
+          </w:rPr>
+          <w:instrText xml:space="preserve"> </w:instrText>
+        </w:r>
+        <w:r>
+          <w:rPr>
+            <w:noProof/>
+          </w:rPr>
+          <w:instrText>HYPERLINK \l "_Toc233969879"</w:instrText>
+        </w:r>
+        <w:r>
+          <w:rPr>
+            <w:rStyle w:val="Hipervnculo"/>
+            <w:noProof/>
+          </w:rPr>
+          <w:instrText xml:space="preserve"> </w:instrText>
+        </w:r>
+        <w:r>
+          <w:rPr>
+            <w:rStyle w:val="Hipervnculo"/>
+            <w:noProof/>
+          </w:rPr>
+        </w:r>
+        <w:r>
+          <w:rPr>
+            <w:rStyle w:val="Hipervnculo"/>
+            <w:noProof/>
+          </w:rPr>
+          <w:fldChar w:fldCharType="separate"/>
+        </w:r>
         <w:r>
           <w:rPr>
             <w:rStyle w:val="Hipervnculo"/>
             <w:rFonts w:cs="Times New Roman"/>
             <w:noProof/>
           </w:rPr>
-          <w:t>2.1. Trabajos relacionados</w:t>
+          <w:t>1. Introducción</w:t>
         </w:r>
         <w:r>
           <w:rPr>
@@ -654,7 +797,7 @@
             <w:noProof/>
             <w:webHidden/>
           </w:rPr>
-          <w:instrText xml:space="preserve"> PAGEREF _Toc233882611 \h </w:instrText>
+          <w:instrText xml:space="preserve"> PAGEREF _Toc233969879 \h </w:instrText>
         </w:r>
         <w:r>
           <w:rPr>
@@ -674,7 +817,7 @@
             <w:noProof/>
             <w:webHidden/>
           </w:rPr>
-          <w:t>5</w:t>
+          <w:t>4</w:t>
         </w:r>
         <w:r>
           <w:rPr>
@@ -683,15 +826,23 @@
           </w:rPr>
           <w:fldChar w:fldCharType="end"/>
         </w:r>
-      </w:hyperlink>
-    </w:p>
-    <w:p>
-      <w:pPr>
-        <w:pStyle w:val="TDC3"/>
+        <w:r>
+          <w:rPr>
+            <w:rStyle w:val="Hipervnculo"/>
+            <w:noProof/>
+          </w:rPr>
+          <w:fldChar w:fldCharType="end"/>
+        </w:r>
+      </w:ins>
+    </w:p>
+    <w:p>
+      <w:pPr>
+        <w:pStyle w:val="TDC2"/>
         <w:tabs>
           <w:tab w:val="right" w:leader="dot" w:pos="9112"/>
         </w:tabs>
         <w:rPr>
+          <w:ins w:id="25" w:author="Diego Muñoz" w:date="2026-07-03T11:17:00Z" w16du:dateUtc="2026-07-03T15:17:00Z"/>
           <w:rFonts w:asciiTheme="minorHAnsi" w:hAnsiTheme="minorHAnsi"/>
           <w:noProof/>
           <w:kern w:val="2"/>
@@ -700,14 +851,54 @@
           <w14:ligatures w14:val="standardContextual"/>
         </w:rPr>
       </w:pPr>
-      <w:hyperlink w:anchor="_Toc233882612" w:history="1">
+      <w:ins w:id="26" w:author="Diego Muñoz" w:date="2026-07-03T11:17:00Z" w16du:dateUtc="2026-07-03T15:17:00Z">
+        <w:r>
+          <w:rPr>
+            <w:rStyle w:val="Hipervnculo"/>
+            <w:noProof/>
+          </w:rPr>
+          <w:fldChar w:fldCharType="begin"/>
+        </w:r>
+        <w:r>
+          <w:rPr>
+            <w:rStyle w:val="Hipervnculo"/>
+            <w:noProof/>
+          </w:rPr>
+          <w:instrText xml:space="preserve"> </w:instrText>
+        </w:r>
+        <w:r>
+          <w:rPr>
+            <w:noProof/>
+          </w:rPr>
+          <w:instrText>HYPERLINK \l "_Toc233969880"</w:instrText>
+        </w:r>
+        <w:r>
+          <w:rPr>
+            <w:rStyle w:val="Hipervnculo"/>
+            <w:noProof/>
+          </w:rPr>
+          <w:instrText xml:space="preserve"> </w:instrText>
+        </w:r>
+        <w:r>
+          <w:rPr>
+            <w:rStyle w:val="Hipervnculo"/>
+            <w:noProof/>
+          </w:rPr>
+        </w:r>
+        <w:r>
+          <w:rPr>
+            <w:rStyle w:val="Hipervnculo"/>
+            <w:noProof/>
+          </w:rPr>
+          <w:fldChar w:fldCharType="separate"/>
+        </w:r>
         <w:r>
           <w:rPr>
             <w:rStyle w:val="Hipervnculo"/>
             <w:rFonts w:cs="Times New Roman"/>
             <w:noProof/>
           </w:rPr>
-          <w:t>2.1.1. Medisafe</w:t>
+          <w:t>2.1. Trabajos relacionados</w:t>
         </w:r>
         <w:r>
           <w:rPr>
@@ -728,7 +919,7 @@
             <w:noProof/>
             <w:webHidden/>
           </w:rPr>
-          <w:instrText xml:space="preserve"> PAGEREF _Toc233882612 \h </w:instrText>
+          <w:instrText xml:space="preserve"> PAGEREF _Toc233969880 \h </w:instrText>
         </w:r>
         <w:r>
           <w:rPr>
@@ -757,7 +948,14 @@
           </w:rPr>
           <w:fldChar w:fldCharType="end"/>
         </w:r>
-      </w:hyperlink>
+        <w:r>
+          <w:rPr>
+            <w:rStyle w:val="Hipervnculo"/>
+            <w:noProof/>
+          </w:rPr>
+          <w:fldChar w:fldCharType="end"/>
+        </w:r>
+      </w:ins>
     </w:p>
     <w:p>
       <w:pPr>
@@ -766,6 +964,7 @@
           <w:tab w:val="right" w:leader="dot" w:pos="9112"/>
         </w:tabs>
         <w:rPr>
+          <w:ins w:id="27" w:author="Diego Muñoz" w:date="2026-07-03T11:17:00Z" w16du:dateUtc="2026-07-03T15:17:00Z"/>
           <w:rFonts w:asciiTheme="minorHAnsi" w:hAnsiTheme="minorHAnsi"/>
           <w:noProof/>
           <w:kern w:val="2"/>
@@ -774,14 +973,54 @@
           <w14:ligatures w14:val="standardContextual"/>
         </w:rPr>
       </w:pPr>
-      <w:hyperlink w:anchor="_Toc233882613" w:history="1">
+      <w:ins w:id="28" w:author="Diego Muñoz" w:date="2026-07-03T11:17:00Z" w16du:dateUtc="2026-07-03T15:17:00Z">
+        <w:r>
+          <w:rPr>
+            <w:rStyle w:val="Hipervnculo"/>
+            <w:noProof/>
+          </w:rPr>
+          <w:fldChar w:fldCharType="begin"/>
+        </w:r>
+        <w:r>
+          <w:rPr>
+            <w:rStyle w:val="Hipervnculo"/>
+            <w:noProof/>
+          </w:rPr>
+          <w:instrText xml:space="preserve"> </w:instrText>
+        </w:r>
+        <w:r>
+          <w:rPr>
+            <w:noProof/>
+          </w:rPr>
+          <w:instrText>HYPERLINK \l "_Toc233969881"</w:instrText>
+        </w:r>
+        <w:r>
+          <w:rPr>
+            <w:rStyle w:val="Hipervnculo"/>
+            <w:noProof/>
+          </w:rPr>
+          <w:instrText xml:space="preserve"> </w:instrText>
+        </w:r>
+        <w:r>
+          <w:rPr>
+            <w:rStyle w:val="Hipervnculo"/>
+            <w:noProof/>
+          </w:rPr>
+        </w:r>
+        <w:r>
+          <w:rPr>
+            <w:rStyle w:val="Hipervnculo"/>
+            <w:noProof/>
+          </w:rPr>
+          <w:fldChar w:fldCharType="separate"/>
+        </w:r>
         <w:r>
           <w:rPr>
             <w:rStyle w:val="Hipervnculo"/>
             <w:rFonts w:cs="Times New Roman"/>
             <w:noProof/>
           </w:rPr>
-          <w:t>2.1.2. MyTherapy</w:t>
+          <w:t>2.1.1. Medisafe</w:t>
         </w:r>
         <w:r>
           <w:rPr>
@@ -802,7 +1041,7 @@
             <w:noProof/>
             <w:webHidden/>
           </w:rPr>
-          <w:instrText xml:space="preserve"> PAGEREF _Toc233882613 \h </w:instrText>
+          <w:instrText xml:space="preserve"> PAGEREF _Toc233969881 \h </w:instrText>
         </w:r>
         <w:r>
           <w:rPr>
@@ -822,7 +1061,7 @@
             <w:noProof/>
             <w:webHidden/>
           </w:rPr>
-          <w:t>6</w:t>
+          <w:t>5</w:t>
         </w:r>
         <w:r>
           <w:rPr>
@@ -831,7 +1070,14 @@
           </w:rPr>
           <w:fldChar w:fldCharType="end"/>
         </w:r>
-      </w:hyperlink>
+        <w:r>
+          <w:rPr>
+            <w:rStyle w:val="Hipervnculo"/>
+            <w:noProof/>
+          </w:rPr>
+          <w:fldChar w:fldCharType="end"/>
+        </w:r>
+      </w:ins>
     </w:p>
     <w:p>
       <w:pPr>
@@ -840,6 +1086,7 @@
           <w:tab w:val="right" w:leader="dot" w:pos="9112"/>
         </w:tabs>
         <w:rPr>
+          <w:ins w:id="29" w:author="Diego Muñoz" w:date="2026-07-03T11:17:00Z" w16du:dateUtc="2026-07-03T15:17:00Z"/>
           <w:rFonts w:asciiTheme="minorHAnsi" w:hAnsiTheme="minorHAnsi"/>
           <w:noProof/>
           <w:kern w:val="2"/>
@@ -848,14 +1095,54 @@
           <w14:ligatures w14:val="standardContextual"/>
         </w:rPr>
       </w:pPr>
-      <w:hyperlink w:anchor="_Toc233882614" w:history="1">
+      <w:ins w:id="30" w:author="Diego Muñoz" w:date="2026-07-03T11:17:00Z" w16du:dateUtc="2026-07-03T15:17:00Z">
+        <w:r>
+          <w:rPr>
+            <w:rStyle w:val="Hipervnculo"/>
+            <w:noProof/>
+          </w:rPr>
+          <w:fldChar w:fldCharType="begin"/>
+        </w:r>
+        <w:r>
+          <w:rPr>
+            <w:rStyle w:val="Hipervnculo"/>
+            <w:noProof/>
+          </w:rPr>
+          <w:instrText xml:space="preserve"> </w:instrText>
+        </w:r>
+        <w:r>
+          <w:rPr>
+            <w:noProof/>
+          </w:rPr>
+          <w:instrText>HYPERLINK \l "_Toc233969882"</w:instrText>
+        </w:r>
+        <w:r>
+          <w:rPr>
+            <w:rStyle w:val="Hipervnculo"/>
+            <w:noProof/>
+          </w:rPr>
+          <w:instrText xml:space="preserve"> </w:instrText>
+        </w:r>
+        <w:r>
+          <w:rPr>
+            <w:rStyle w:val="Hipervnculo"/>
+            <w:noProof/>
+          </w:rPr>
+        </w:r>
+        <w:r>
+          <w:rPr>
+            <w:rStyle w:val="Hipervnculo"/>
+            <w:noProof/>
+          </w:rPr>
+          <w:fldChar w:fldCharType="separate"/>
+        </w:r>
         <w:r>
           <w:rPr>
             <w:rStyle w:val="Hipervnculo"/>
             <w:rFonts w:cs="Times New Roman"/>
             <w:noProof/>
           </w:rPr>
-          <w:t>2.1.3. CogniFit</w:t>
+          <w:t>2.1.2. MyTherapy</w:t>
         </w:r>
         <w:r>
           <w:rPr>
@@ -876,7 +1163,7 @@
             <w:noProof/>
             <w:webHidden/>
           </w:rPr>
-          <w:instrText xml:space="preserve"> PAGEREF _Toc233882614 \h </w:instrText>
+          <w:instrText xml:space="preserve"> PAGEREF _Toc233969882 \h </w:instrText>
         </w:r>
         <w:r>
           <w:rPr>
@@ -905,7 +1192,14 @@
           </w:rPr>
           <w:fldChar w:fldCharType="end"/>
         </w:r>
-      </w:hyperlink>
+        <w:r>
+          <w:rPr>
+            <w:rStyle w:val="Hipervnculo"/>
+            <w:noProof/>
+          </w:rPr>
+          <w:fldChar w:fldCharType="end"/>
+        </w:r>
+      </w:ins>
     </w:p>
     <w:p>
       <w:pPr>
@@ -914,6 +1208,7 @@
           <w:tab w:val="right" w:leader="dot" w:pos="9112"/>
         </w:tabs>
         <w:rPr>
+          <w:ins w:id="31" w:author="Diego Muñoz" w:date="2026-07-03T11:17:00Z" w16du:dateUtc="2026-07-03T15:17:00Z"/>
           <w:rFonts w:asciiTheme="minorHAnsi" w:hAnsiTheme="minorHAnsi"/>
           <w:noProof/>
           <w:kern w:val="2"/>
@@ -922,14 +1217,54 @@
           <w14:ligatures w14:val="standardContextual"/>
         </w:rPr>
       </w:pPr>
-      <w:hyperlink w:anchor="_Toc233882615" w:history="1">
+      <w:ins w:id="32" w:author="Diego Muñoz" w:date="2026-07-03T11:17:00Z" w16du:dateUtc="2026-07-03T15:17:00Z">
+        <w:r>
+          <w:rPr>
+            <w:rStyle w:val="Hipervnculo"/>
+            <w:noProof/>
+          </w:rPr>
+          <w:fldChar w:fldCharType="begin"/>
+        </w:r>
+        <w:r>
+          <w:rPr>
+            <w:rStyle w:val="Hipervnculo"/>
+            <w:noProof/>
+          </w:rPr>
+          <w:instrText xml:space="preserve"> </w:instrText>
+        </w:r>
+        <w:r>
+          <w:rPr>
+            <w:noProof/>
+          </w:rPr>
+          <w:instrText>HYPERLINK \l "_Toc233969883"</w:instrText>
+        </w:r>
+        <w:r>
+          <w:rPr>
+            <w:rStyle w:val="Hipervnculo"/>
+            <w:noProof/>
+          </w:rPr>
+          <w:instrText xml:space="preserve"> </w:instrText>
+        </w:r>
+        <w:r>
+          <w:rPr>
+            <w:rStyle w:val="Hipervnculo"/>
+            <w:noProof/>
+          </w:rPr>
+        </w:r>
+        <w:r>
+          <w:rPr>
+            <w:rStyle w:val="Hipervnculo"/>
+            <w:noProof/>
+          </w:rPr>
+          <w:fldChar w:fldCharType="separate"/>
+        </w:r>
         <w:r>
           <w:rPr>
             <w:rStyle w:val="Hipervnculo"/>
             <w:rFonts w:cs="Times New Roman"/>
             <w:noProof/>
           </w:rPr>
-          <w:t>2.1.4. Kwido (Mementia)</w:t>
+          <w:t>2.1.3. CogniFit</w:t>
         </w:r>
         <w:r>
           <w:rPr>
@@ -950,7 +1285,7 @@
             <w:noProof/>
             <w:webHidden/>
           </w:rPr>
-          <w:instrText xml:space="preserve"> PAGEREF _Toc233882615 \h </w:instrText>
+          <w:instrText xml:space="preserve"> PAGEREF _Toc233969883 \h </w:instrText>
         </w:r>
         <w:r>
           <w:rPr>
@@ -970,7 +1305,7 @@
             <w:noProof/>
             <w:webHidden/>
           </w:rPr>
-          <w:t>7</w:t>
+          <w:t>6</w:t>
         </w:r>
         <w:r>
           <w:rPr>
@@ -979,7 +1314,14 @@
           </w:rPr>
           <w:fldChar w:fldCharType="end"/>
         </w:r>
-      </w:hyperlink>
+        <w:r>
+          <w:rPr>
+            <w:rStyle w:val="Hipervnculo"/>
+            <w:noProof/>
+          </w:rPr>
+          <w:fldChar w:fldCharType="end"/>
+        </w:r>
+      </w:ins>
     </w:p>
     <w:p>
       <w:pPr>
@@ -988,6 +1330,7 @@
           <w:tab w:val="right" w:leader="dot" w:pos="9112"/>
         </w:tabs>
         <w:rPr>
+          <w:ins w:id="33" w:author="Diego Muñoz" w:date="2026-07-03T11:17:00Z" w16du:dateUtc="2026-07-03T15:17:00Z"/>
           <w:rFonts w:asciiTheme="minorHAnsi" w:hAnsiTheme="minorHAnsi"/>
           <w:noProof/>
           <w:kern w:val="2"/>
@@ -996,14 +1339,54 @@
           <w14:ligatures w14:val="standardContextual"/>
         </w:rPr>
       </w:pPr>
-      <w:hyperlink w:anchor="_Toc233882616" w:history="1">
+      <w:ins w:id="34" w:author="Diego Muñoz" w:date="2026-07-03T11:17:00Z" w16du:dateUtc="2026-07-03T15:17:00Z">
+        <w:r>
+          <w:rPr>
+            <w:rStyle w:val="Hipervnculo"/>
+            <w:noProof/>
+          </w:rPr>
+          <w:fldChar w:fldCharType="begin"/>
+        </w:r>
+        <w:r>
+          <w:rPr>
+            <w:rStyle w:val="Hipervnculo"/>
+            <w:noProof/>
+          </w:rPr>
+          <w:instrText xml:space="preserve"> </w:instrText>
+        </w:r>
+        <w:r>
+          <w:rPr>
+            <w:noProof/>
+          </w:rPr>
+          <w:instrText>HYPERLINK \l "_Toc233969884"</w:instrText>
+        </w:r>
+        <w:r>
+          <w:rPr>
+            <w:rStyle w:val="Hipervnculo"/>
+            <w:noProof/>
+          </w:rPr>
+          <w:instrText xml:space="preserve"> </w:instrText>
+        </w:r>
+        <w:r>
+          <w:rPr>
+            <w:rStyle w:val="Hipervnculo"/>
+            <w:noProof/>
+          </w:rPr>
+        </w:r>
+        <w:r>
+          <w:rPr>
+            <w:rStyle w:val="Hipervnculo"/>
+            <w:noProof/>
+          </w:rPr>
+          <w:fldChar w:fldCharType="separate"/>
+        </w:r>
         <w:r>
           <w:rPr>
             <w:rStyle w:val="Hipervnculo"/>
             <w:rFonts w:cs="Times New Roman"/>
             <w:noProof/>
           </w:rPr>
-          <w:t>2.1.5. Análisis crítico y diferenciación de la propuesta</w:t>
+          <w:t>2.1.4. Kwido (Mementia)</w:t>
         </w:r>
         <w:r>
           <w:rPr>
@@ -1024,7 +1407,7 @@
             <w:noProof/>
             <w:webHidden/>
           </w:rPr>
-          <w:instrText xml:space="preserve"> PAGEREF _Toc233882616 \h </w:instrText>
+          <w:instrText xml:space="preserve"> PAGEREF _Toc233969884 \h </w:instrText>
         </w:r>
         <w:r>
           <w:rPr>
@@ -1053,15 +1436,23 @@
           </w:rPr>
           <w:fldChar w:fldCharType="end"/>
         </w:r>
-      </w:hyperlink>
-    </w:p>
-    <w:p>
-      <w:pPr>
-        <w:pStyle w:val="TDC2"/>
+        <w:r>
+          <w:rPr>
+            <w:rStyle w:val="Hipervnculo"/>
+            <w:noProof/>
+          </w:rPr>
+          <w:fldChar w:fldCharType="end"/>
+        </w:r>
+      </w:ins>
+    </w:p>
+    <w:p>
+      <w:pPr>
+        <w:pStyle w:val="TDC3"/>
         <w:tabs>
           <w:tab w:val="right" w:leader="dot" w:pos="9112"/>
         </w:tabs>
         <w:rPr>
+          <w:ins w:id="35" w:author="Diego Muñoz" w:date="2026-07-03T11:17:00Z" w16du:dateUtc="2026-07-03T15:17:00Z"/>
           <w:rFonts w:asciiTheme="minorHAnsi" w:hAnsiTheme="minorHAnsi"/>
           <w:noProof/>
           <w:kern w:val="2"/>
@@ -1070,14 +1461,54 @@
           <w14:ligatures w14:val="standardContextual"/>
         </w:rPr>
       </w:pPr>
-      <w:hyperlink w:anchor="_Toc233882617" w:history="1">
+      <w:ins w:id="36" w:author="Diego Muñoz" w:date="2026-07-03T11:17:00Z" w16du:dateUtc="2026-07-03T15:17:00Z">
+        <w:r>
+          <w:rPr>
+            <w:rStyle w:val="Hipervnculo"/>
+            <w:noProof/>
+          </w:rPr>
+          <w:fldChar w:fldCharType="begin"/>
+        </w:r>
+        <w:r>
+          <w:rPr>
+            <w:rStyle w:val="Hipervnculo"/>
+            <w:noProof/>
+          </w:rPr>
+          <w:instrText xml:space="preserve"> </w:instrText>
+        </w:r>
+        <w:r>
+          <w:rPr>
+            <w:noProof/>
+          </w:rPr>
+          <w:instrText>HYPERLINK \l "_Toc233969885"</w:instrText>
+        </w:r>
+        <w:r>
+          <w:rPr>
+            <w:rStyle w:val="Hipervnculo"/>
+            <w:noProof/>
+          </w:rPr>
+          <w:instrText xml:space="preserve"> </w:instrText>
+        </w:r>
+        <w:r>
+          <w:rPr>
+            <w:rStyle w:val="Hipervnculo"/>
+            <w:noProof/>
+          </w:rPr>
+        </w:r>
+        <w:r>
+          <w:rPr>
+            <w:rStyle w:val="Hipervnculo"/>
+            <w:noProof/>
+          </w:rPr>
+          <w:fldChar w:fldCharType="separate"/>
+        </w:r>
         <w:r>
           <w:rPr>
             <w:rStyle w:val="Hipervnculo"/>
             <w:rFonts w:cs="Times New Roman"/>
             <w:noProof/>
           </w:rPr>
-          <w:t>3.1. Envejecimiento y deterioro cognitivo</w:t>
+          <w:t>2.1.5. Análisis crítico y diferenciación de la propuesta</w:t>
         </w:r>
         <w:r>
           <w:rPr>
@@ -1098,7 +1529,7 @@
             <w:noProof/>
             <w:webHidden/>
           </w:rPr>
-          <w:instrText xml:space="preserve"> PAGEREF _Toc233882617 \h </w:instrText>
+          <w:instrText xml:space="preserve"> PAGEREF _Toc233969885 \h </w:instrText>
         </w:r>
         <w:r>
           <w:rPr>
@@ -1118,7 +1549,7 @@
             <w:noProof/>
             <w:webHidden/>
           </w:rPr>
-          <w:t>8</w:t>
+          <w:t>7</w:t>
         </w:r>
         <w:r>
           <w:rPr>
@@ -1127,7 +1558,14 @@
           </w:rPr>
           <w:fldChar w:fldCharType="end"/>
         </w:r>
-      </w:hyperlink>
+        <w:r>
+          <w:rPr>
+            <w:rStyle w:val="Hipervnculo"/>
+            <w:noProof/>
+          </w:rPr>
+          <w:fldChar w:fldCharType="end"/>
+        </w:r>
+      </w:ins>
     </w:p>
     <w:p>
       <w:pPr>
@@ -1136,6 +1574,7 @@
           <w:tab w:val="right" w:leader="dot" w:pos="9112"/>
         </w:tabs>
         <w:rPr>
+          <w:ins w:id="37" w:author="Diego Muñoz" w:date="2026-07-03T11:17:00Z" w16du:dateUtc="2026-07-03T15:17:00Z"/>
           <w:rFonts w:asciiTheme="minorHAnsi" w:hAnsiTheme="minorHAnsi"/>
           <w:noProof/>
           <w:kern w:val="2"/>
@@ -1144,14 +1583,54 @@
           <w14:ligatures w14:val="standardContextual"/>
         </w:rPr>
       </w:pPr>
-      <w:hyperlink w:anchor="_Toc233882618" w:history="1">
+      <w:ins w:id="38" w:author="Diego Muñoz" w:date="2026-07-03T11:17:00Z" w16du:dateUtc="2026-07-03T15:17:00Z">
+        <w:r>
+          <w:rPr>
+            <w:rStyle w:val="Hipervnculo"/>
+            <w:noProof/>
+          </w:rPr>
+          <w:fldChar w:fldCharType="begin"/>
+        </w:r>
+        <w:r>
+          <w:rPr>
+            <w:rStyle w:val="Hipervnculo"/>
+            <w:noProof/>
+          </w:rPr>
+          <w:instrText xml:space="preserve"> </w:instrText>
+        </w:r>
+        <w:r>
+          <w:rPr>
+            <w:noProof/>
+          </w:rPr>
+          <w:instrText>HYPERLINK \l "_Toc233969886"</w:instrText>
+        </w:r>
+        <w:r>
+          <w:rPr>
+            <w:rStyle w:val="Hipervnculo"/>
+            <w:noProof/>
+          </w:rPr>
+          <w:instrText xml:space="preserve"> </w:instrText>
+        </w:r>
+        <w:r>
+          <w:rPr>
+            <w:rStyle w:val="Hipervnculo"/>
+            <w:noProof/>
+          </w:rPr>
+        </w:r>
+        <w:r>
+          <w:rPr>
+            <w:rStyle w:val="Hipervnculo"/>
+            <w:noProof/>
+          </w:rPr>
+          <w:fldChar w:fldCharType="separate"/>
+        </w:r>
         <w:r>
           <w:rPr>
             <w:rStyle w:val="Hipervnculo"/>
             <w:rFonts w:cs="Times New Roman"/>
             <w:noProof/>
           </w:rPr>
-          <w:t>3.2. El cuidado del adulto mayor y la red de apoyo</w:t>
+          <w:t>3.1. Envejecimiento y deterioro cognitivo</w:t>
         </w:r>
         <w:r>
           <w:rPr>
@@ -1172,7 +1651,7 @@
             <w:noProof/>
             <w:webHidden/>
           </w:rPr>
-          <w:instrText xml:space="preserve"> PAGEREF _Toc233882618 \h </w:instrText>
+          <w:instrText xml:space="preserve"> PAGEREF _Toc233969886 \h </w:instrText>
         </w:r>
         <w:r>
           <w:rPr>
@@ -1192,7 +1671,7 @@
             <w:noProof/>
             <w:webHidden/>
           </w:rPr>
-          <w:t>9</w:t>
+          <w:t>8</w:t>
         </w:r>
         <w:r>
           <w:rPr>
@@ -1201,7 +1680,14 @@
           </w:rPr>
           <w:fldChar w:fldCharType="end"/>
         </w:r>
-      </w:hyperlink>
+        <w:r>
+          <w:rPr>
+            <w:rStyle w:val="Hipervnculo"/>
+            <w:noProof/>
+          </w:rPr>
+          <w:fldChar w:fldCharType="end"/>
+        </w:r>
+      </w:ins>
     </w:p>
     <w:p>
       <w:pPr>
@@ -1210,6 +1696,7 @@
           <w:tab w:val="right" w:leader="dot" w:pos="9112"/>
         </w:tabs>
         <w:rPr>
+          <w:ins w:id="39" w:author="Diego Muñoz" w:date="2026-07-03T11:17:00Z" w16du:dateUtc="2026-07-03T15:17:00Z"/>
           <w:rFonts w:asciiTheme="minorHAnsi" w:hAnsiTheme="minorHAnsi"/>
           <w:noProof/>
           <w:kern w:val="2"/>
@@ -1218,14 +1705,54 @@
           <w14:ligatures w14:val="standardContextual"/>
         </w:rPr>
       </w:pPr>
-      <w:hyperlink w:anchor="_Toc233882619" w:history="1">
+      <w:ins w:id="40" w:author="Diego Muñoz" w:date="2026-07-03T11:17:00Z" w16du:dateUtc="2026-07-03T15:17:00Z">
+        <w:r>
+          <w:rPr>
+            <w:rStyle w:val="Hipervnculo"/>
+            <w:noProof/>
+          </w:rPr>
+          <w:fldChar w:fldCharType="begin"/>
+        </w:r>
+        <w:r>
+          <w:rPr>
+            <w:rStyle w:val="Hipervnculo"/>
+            <w:noProof/>
+          </w:rPr>
+          <w:instrText xml:space="preserve"> </w:instrText>
+        </w:r>
+        <w:r>
+          <w:rPr>
+            <w:noProof/>
+          </w:rPr>
+          <w:instrText>HYPERLINK \l "_Toc233969887"</w:instrText>
+        </w:r>
+        <w:r>
+          <w:rPr>
+            <w:rStyle w:val="Hipervnculo"/>
+            <w:noProof/>
+          </w:rPr>
+          <w:instrText xml:space="preserve"> </w:instrText>
+        </w:r>
+        <w:r>
+          <w:rPr>
+            <w:rStyle w:val="Hipervnculo"/>
+            <w:noProof/>
+          </w:rPr>
+        </w:r>
+        <w:r>
+          <w:rPr>
+            <w:rStyle w:val="Hipervnculo"/>
+            <w:noProof/>
+          </w:rPr>
+          <w:fldChar w:fldCharType="separate"/>
+        </w:r>
         <w:r>
           <w:rPr>
             <w:rStyle w:val="Hipervnculo"/>
             <w:rFonts w:cs="Times New Roman"/>
             <w:noProof/>
           </w:rPr>
-          <w:t>3.3. Accesibilidad y diseño centrado en el usuario mayor</w:t>
+          <w:t>3.2. El cuidado del adulto mayor y la red de apoyo</w:t>
         </w:r>
         <w:r>
           <w:rPr>
@@ -1246,7 +1773,7 @@
             <w:noProof/>
             <w:webHidden/>
           </w:rPr>
-          <w:instrText xml:space="preserve"> PAGEREF _Toc233882619 \h </w:instrText>
+          <w:instrText xml:space="preserve"> PAGEREF _Toc233969887 \h </w:instrText>
         </w:r>
         <w:r>
           <w:rPr>
@@ -1275,7 +1802,14 @@
           </w:rPr>
           <w:fldChar w:fldCharType="end"/>
         </w:r>
-      </w:hyperlink>
+        <w:r>
+          <w:rPr>
+            <w:rStyle w:val="Hipervnculo"/>
+            <w:noProof/>
+          </w:rPr>
+          <w:fldChar w:fldCharType="end"/>
+        </w:r>
+      </w:ins>
     </w:p>
     <w:p>
       <w:pPr>
@@ -1284,6 +1818,7 @@
           <w:tab w:val="right" w:leader="dot" w:pos="9112"/>
         </w:tabs>
         <w:rPr>
+          <w:ins w:id="41" w:author="Diego Muñoz" w:date="2026-07-03T11:17:00Z" w16du:dateUtc="2026-07-03T15:17:00Z"/>
           <w:rFonts w:asciiTheme="minorHAnsi" w:hAnsiTheme="minorHAnsi"/>
           <w:noProof/>
           <w:kern w:val="2"/>
@@ -1292,14 +1827,54 @@
           <w14:ligatures w14:val="standardContextual"/>
         </w:rPr>
       </w:pPr>
-      <w:hyperlink w:anchor="_Toc233882620" w:history="1">
+      <w:ins w:id="42" w:author="Diego Muñoz" w:date="2026-07-03T11:17:00Z" w16du:dateUtc="2026-07-03T15:17:00Z">
+        <w:r>
+          <w:rPr>
+            <w:rStyle w:val="Hipervnculo"/>
+            <w:noProof/>
+          </w:rPr>
+          <w:fldChar w:fldCharType="begin"/>
+        </w:r>
+        <w:r>
+          <w:rPr>
+            <w:rStyle w:val="Hipervnculo"/>
+            <w:noProof/>
+          </w:rPr>
+          <w:instrText xml:space="preserve"> </w:instrText>
+        </w:r>
+        <w:r>
+          <w:rPr>
+            <w:noProof/>
+          </w:rPr>
+          <w:instrText>HYPERLINK \l "_Toc233969888"</w:instrText>
+        </w:r>
+        <w:r>
+          <w:rPr>
+            <w:rStyle w:val="Hipervnculo"/>
+            <w:noProof/>
+          </w:rPr>
+          <w:instrText xml:space="preserve"> </w:instrText>
+        </w:r>
+        <w:r>
+          <w:rPr>
+            <w:rStyle w:val="Hipervnculo"/>
+            <w:noProof/>
+          </w:rPr>
+        </w:r>
+        <w:r>
+          <w:rPr>
+            <w:rStyle w:val="Hipervnculo"/>
+            <w:noProof/>
+          </w:rPr>
+          <w:fldChar w:fldCharType="separate"/>
+        </w:r>
         <w:r>
           <w:rPr>
             <w:rStyle w:val="Hipervnculo"/>
             <w:rFonts w:cs="Times New Roman"/>
             <w:noProof/>
           </w:rPr>
-          <w:t>3.4. Estimulación cognitiva mediante juegos</w:t>
+          <w:t>3.3. Accesibilidad y diseño centrado en el usuario mayor</w:t>
         </w:r>
         <w:r>
           <w:rPr>
@@ -1320,7 +1895,7 @@
             <w:noProof/>
             <w:webHidden/>
           </w:rPr>
-          <w:instrText xml:space="preserve"> PAGEREF _Toc233882620 \h </w:instrText>
+          <w:instrText xml:space="preserve"> PAGEREF _Toc233969888 \h </w:instrText>
         </w:r>
         <w:r>
           <w:rPr>
@@ -1340,7 +1915,7 @@
             <w:noProof/>
             <w:webHidden/>
           </w:rPr>
-          <w:t>10</w:t>
+          <w:t>9</w:t>
         </w:r>
         <w:r>
           <w:rPr>
@@ -1349,7 +1924,14 @@
           </w:rPr>
           <w:fldChar w:fldCharType="end"/>
         </w:r>
-      </w:hyperlink>
+        <w:r>
+          <w:rPr>
+            <w:rStyle w:val="Hipervnculo"/>
+            <w:noProof/>
+          </w:rPr>
+          <w:fldChar w:fldCharType="end"/>
+        </w:r>
+      </w:ins>
     </w:p>
     <w:p>
       <w:pPr>
@@ -1358,6 +1940,7 @@
           <w:tab w:val="right" w:leader="dot" w:pos="9112"/>
         </w:tabs>
         <w:rPr>
+          <w:ins w:id="43" w:author="Diego Muñoz" w:date="2026-07-03T11:17:00Z" w16du:dateUtc="2026-07-03T15:17:00Z"/>
           <w:rFonts w:asciiTheme="minorHAnsi" w:hAnsiTheme="minorHAnsi"/>
           <w:noProof/>
           <w:kern w:val="2"/>
@@ -1366,14 +1949,54 @@
           <w14:ligatures w14:val="standardContextual"/>
         </w:rPr>
       </w:pPr>
-      <w:hyperlink w:anchor="_Toc233882621" w:history="1">
+      <w:ins w:id="44" w:author="Diego Muñoz" w:date="2026-07-03T11:17:00Z" w16du:dateUtc="2026-07-03T15:17:00Z">
+        <w:r>
+          <w:rPr>
+            <w:rStyle w:val="Hipervnculo"/>
+            <w:noProof/>
+          </w:rPr>
+          <w:fldChar w:fldCharType="begin"/>
+        </w:r>
+        <w:r>
+          <w:rPr>
+            <w:rStyle w:val="Hipervnculo"/>
+            <w:noProof/>
+          </w:rPr>
+          <w:instrText xml:space="preserve"> </w:instrText>
+        </w:r>
+        <w:r>
+          <w:rPr>
+            <w:noProof/>
+          </w:rPr>
+          <w:instrText>HYPERLINK \l "_Toc233969889"</w:instrText>
+        </w:r>
+        <w:r>
+          <w:rPr>
+            <w:rStyle w:val="Hipervnculo"/>
+            <w:noProof/>
+          </w:rPr>
+          <w:instrText xml:space="preserve"> </w:instrText>
+        </w:r>
+        <w:r>
+          <w:rPr>
+            <w:rStyle w:val="Hipervnculo"/>
+            <w:noProof/>
+          </w:rPr>
+        </w:r>
+        <w:r>
+          <w:rPr>
+            <w:rStyle w:val="Hipervnculo"/>
+            <w:noProof/>
+          </w:rPr>
+          <w:fldChar w:fldCharType="separate"/>
+        </w:r>
         <w:r>
           <w:rPr>
             <w:rStyle w:val="Hipervnculo"/>
             <w:rFonts w:cs="Times New Roman"/>
             <w:noProof/>
           </w:rPr>
-          <w:t>3.5. Tecnologías de desarrollo</w:t>
+          <w:t>3.4. Estimulación cognitiva mediante juegos</w:t>
         </w:r>
         <w:r>
           <w:rPr>
@@ -1394,7 +2017,7 @@
             <w:noProof/>
             <w:webHidden/>
           </w:rPr>
-          <w:instrText xml:space="preserve"> PAGEREF _Toc233882621 \h </w:instrText>
+          <w:instrText xml:space="preserve"> PAGEREF _Toc233969889 \h </w:instrText>
         </w:r>
         <w:r>
           <w:rPr>
@@ -1423,15 +2046,23 @@
           </w:rPr>
           <w:fldChar w:fldCharType="end"/>
         </w:r>
-      </w:hyperlink>
-    </w:p>
-    <w:p>
-      <w:pPr>
-        <w:pStyle w:val="TDC1"/>
+        <w:r>
+          <w:rPr>
+            <w:rStyle w:val="Hipervnculo"/>
+            <w:noProof/>
+          </w:rPr>
+          <w:fldChar w:fldCharType="end"/>
+        </w:r>
+      </w:ins>
+    </w:p>
+    <w:p>
+      <w:pPr>
+        <w:pStyle w:val="TDC2"/>
         <w:tabs>
           <w:tab w:val="right" w:leader="dot" w:pos="9112"/>
         </w:tabs>
         <w:rPr>
+          <w:ins w:id="45" w:author="Diego Muñoz" w:date="2026-07-03T11:17:00Z" w16du:dateUtc="2026-07-03T15:17:00Z"/>
           <w:rFonts w:asciiTheme="minorHAnsi" w:hAnsiTheme="minorHAnsi"/>
           <w:noProof/>
           <w:kern w:val="2"/>
@@ -1440,14 +2071,54 @@
           <w14:ligatures w14:val="standardContextual"/>
         </w:rPr>
       </w:pPr>
-      <w:hyperlink w:anchor="_Toc233882622" w:history="1">
+      <w:ins w:id="46" w:author="Diego Muñoz" w:date="2026-07-03T11:17:00Z" w16du:dateUtc="2026-07-03T15:17:00Z">
+        <w:r>
+          <w:rPr>
+            <w:rStyle w:val="Hipervnculo"/>
+            <w:noProof/>
+          </w:rPr>
+          <w:fldChar w:fldCharType="begin"/>
+        </w:r>
+        <w:r>
+          <w:rPr>
+            <w:rStyle w:val="Hipervnculo"/>
+            <w:noProof/>
+          </w:rPr>
+          <w:instrText xml:space="preserve"> </w:instrText>
+        </w:r>
+        <w:r>
+          <w:rPr>
+            <w:noProof/>
+          </w:rPr>
+          <w:instrText>HYPERLINK \l "_Toc233969890"</w:instrText>
+        </w:r>
+        <w:r>
+          <w:rPr>
+            <w:rStyle w:val="Hipervnculo"/>
+            <w:noProof/>
+          </w:rPr>
+          <w:instrText xml:space="preserve"> </w:instrText>
+        </w:r>
+        <w:r>
+          <w:rPr>
+            <w:rStyle w:val="Hipervnculo"/>
+            <w:noProof/>
+          </w:rPr>
+        </w:r>
+        <w:r>
+          <w:rPr>
+            <w:rStyle w:val="Hipervnculo"/>
+            <w:noProof/>
+          </w:rPr>
+          <w:fldChar w:fldCharType="separate"/>
+        </w:r>
         <w:r>
           <w:rPr>
             <w:rStyle w:val="Hipervnculo"/>
             <w:rFonts w:cs="Times New Roman"/>
             <w:noProof/>
           </w:rPr>
-          <w:t>4. Marco Metodológico</w:t>
+          <w:t>3.5. Tecnologías de desarrollo</w:t>
         </w:r>
         <w:r>
           <w:rPr>
@@ -1468,7 +2139,7 @@
             <w:noProof/>
             <w:webHidden/>
           </w:rPr>
-          <w:instrText xml:space="preserve"> PAGEREF _Toc233882622 \h </w:instrText>
+          <w:instrText xml:space="preserve"> PAGEREF _Toc233969890 \h </w:instrText>
         </w:r>
         <w:r>
           <w:rPr>
@@ -1488,7 +2159,7 @@
             <w:noProof/>
             <w:webHidden/>
           </w:rPr>
-          <w:t>11</w:t>
+          <w:t>10</w:t>
         </w:r>
         <w:r>
           <w:rPr>
@@ -1497,7 +2168,14 @@
           </w:rPr>
           <w:fldChar w:fldCharType="end"/>
         </w:r>
-      </w:hyperlink>
+        <w:r>
+          <w:rPr>
+            <w:rStyle w:val="Hipervnculo"/>
+            <w:noProof/>
+          </w:rPr>
+          <w:fldChar w:fldCharType="end"/>
+        </w:r>
+      </w:ins>
     </w:p>
     <w:p>
       <w:pPr>
@@ -1506,6 +2184,7 @@
           <w:tab w:val="right" w:leader="dot" w:pos="9112"/>
         </w:tabs>
         <w:rPr>
+          <w:ins w:id="47" w:author="Diego Muñoz" w:date="2026-07-03T11:17:00Z" w16du:dateUtc="2026-07-03T15:17:00Z"/>
           <w:rFonts w:asciiTheme="minorHAnsi" w:hAnsiTheme="minorHAnsi"/>
           <w:noProof/>
           <w:kern w:val="2"/>
@@ -1514,7 +2193,47 @@
           <w14:ligatures w14:val="standardContextual"/>
         </w:rPr>
       </w:pPr>
-      <w:hyperlink w:anchor="_Toc233882623" w:history="1">
+      <w:ins w:id="48" w:author="Diego Muñoz" w:date="2026-07-03T11:17:00Z" w16du:dateUtc="2026-07-03T15:17:00Z">
+        <w:r>
+          <w:rPr>
+            <w:rStyle w:val="Hipervnculo"/>
+            <w:noProof/>
+          </w:rPr>
+          <w:fldChar w:fldCharType="begin"/>
+        </w:r>
+        <w:r>
+          <w:rPr>
+            <w:rStyle w:val="Hipervnculo"/>
+            <w:noProof/>
+          </w:rPr>
+          <w:instrText xml:space="preserve"> </w:instrText>
+        </w:r>
+        <w:r>
+          <w:rPr>
+            <w:noProof/>
+          </w:rPr>
+          <w:instrText>HYPERLINK \l "_Toc233969891"</w:instrText>
+        </w:r>
+        <w:r>
+          <w:rPr>
+            <w:rStyle w:val="Hipervnculo"/>
+            <w:noProof/>
+          </w:rPr>
+          <w:instrText xml:space="preserve"> </w:instrText>
+        </w:r>
+        <w:r>
+          <w:rPr>
+            <w:rStyle w:val="Hipervnculo"/>
+            <w:noProof/>
+          </w:rPr>
+        </w:r>
+        <w:r>
+          <w:rPr>
+            <w:rStyle w:val="Hipervnculo"/>
+            <w:noProof/>
+          </w:rPr>
+          <w:fldChar w:fldCharType="separate"/>
+        </w:r>
         <w:r>
           <w:rPr>
             <w:rStyle w:val="Hipervnculo"/>
@@ -1542,7 +2261,7 @@
             <w:noProof/>
             <w:webHidden/>
           </w:rPr>
-          <w:instrText xml:space="preserve"> PAGEREF _Toc233882623 \h </w:instrText>
+          <w:instrText xml:space="preserve"> PAGEREF _Toc233969891 \h </w:instrText>
         </w:r>
         <w:r>
           <w:rPr>
@@ -1571,7 +2290,14 @@
           </w:rPr>
           <w:fldChar w:fldCharType="end"/>
         </w:r>
-      </w:hyperlink>
+        <w:r>
+          <w:rPr>
+            <w:rStyle w:val="Hipervnculo"/>
+            <w:noProof/>
+          </w:rPr>
+          <w:fldChar w:fldCharType="end"/>
+        </w:r>
+      </w:ins>
     </w:p>
     <w:p>
       <w:pPr>
@@ -1580,6 +2306,7 @@
           <w:tab w:val="right" w:leader="dot" w:pos="9112"/>
         </w:tabs>
         <w:rPr>
+          <w:ins w:id="49" w:author="Diego Muñoz" w:date="2026-07-03T11:17:00Z" w16du:dateUtc="2026-07-03T15:17:00Z"/>
           <w:rFonts w:asciiTheme="minorHAnsi" w:hAnsiTheme="minorHAnsi"/>
           <w:noProof/>
           <w:kern w:val="2"/>
@@ -1588,7 +2315,47 @@
           <w14:ligatures w14:val="standardContextual"/>
         </w:rPr>
       </w:pPr>
-      <w:hyperlink w:anchor="_Toc233882624" w:history="1">
+      <w:ins w:id="50" w:author="Diego Muñoz" w:date="2026-07-03T11:17:00Z" w16du:dateUtc="2026-07-03T15:17:00Z">
+        <w:r>
+          <w:rPr>
+            <w:rStyle w:val="Hipervnculo"/>
+            <w:noProof/>
+          </w:rPr>
+          <w:fldChar w:fldCharType="begin"/>
+        </w:r>
+        <w:r>
+          <w:rPr>
+            <w:rStyle w:val="Hipervnculo"/>
+            <w:noProof/>
+          </w:rPr>
+          <w:instrText xml:space="preserve"> </w:instrText>
+        </w:r>
+        <w:r>
+          <w:rPr>
+            <w:noProof/>
+          </w:rPr>
+          <w:instrText>HYPERLINK \l "_Toc233969892"</w:instrText>
+        </w:r>
+        <w:r>
+          <w:rPr>
+            <w:rStyle w:val="Hipervnculo"/>
+            <w:noProof/>
+          </w:rPr>
+          <w:instrText xml:space="preserve"> </w:instrText>
+        </w:r>
+        <w:r>
+          <w:rPr>
+            <w:rStyle w:val="Hipervnculo"/>
+            <w:noProof/>
+          </w:rPr>
+        </w:r>
+        <w:r>
+          <w:rPr>
+            <w:rStyle w:val="Hipervnculo"/>
+            <w:noProof/>
+          </w:rPr>
+          <w:fldChar w:fldCharType="separate"/>
+        </w:r>
         <w:r>
           <w:rPr>
             <w:rStyle w:val="Hipervnculo"/>
@@ -1616,7 +2383,7 @@
             <w:noProof/>
             <w:webHidden/>
           </w:rPr>
-          <w:instrText xml:space="preserve"> PAGEREF _Toc233882624 \h </w:instrText>
+          <w:instrText xml:space="preserve"> PAGEREF _Toc233969892 \h </w:instrText>
         </w:r>
         <w:r>
           <w:rPr>
@@ -1645,7 +2412,14 @@
           </w:rPr>
           <w:fldChar w:fldCharType="end"/>
         </w:r>
-      </w:hyperlink>
+        <w:r>
+          <w:rPr>
+            <w:rStyle w:val="Hipervnculo"/>
+            <w:noProof/>
+          </w:rPr>
+          <w:fldChar w:fldCharType="end"/>
+        </w:r>
+      </w:ins>
     </w:p>
     <w:p>
       <w:pPr>
@@ -1654,6 +2428,7 @@
           <w:tab w:val="right" w:leader="dot" w:pos="9112"/>
         </w:tabs>
         <w:rPr>
+          <w:ins w:id="51" w:author="Diego Muñoz" w:date="2026-07-03T11:17:00Z" w16du:dateUtc="2026-07-03T15:17:00Z"/>
           <w:rFonts w:asciiTheme="minorHAnsi" w:hAnsiTheme="minorHAnsi"/>
           <w:noProof/>
           <w:kern w:val="2"/>
@@ -1662,7 +2437,47 @@
           <w14:ligatures w14:val="standardContextual"/>
         </w:rPr>
       </w:pPr>
-      <w:hyperlink w:anchor="_Toc233882625" w:history="1">
+      <w:ins w:id="52" w:author="Diego Muñoz" w:date="2026-07-03T11:17:00Z" w16du:dateUtc="2026-07-03T15:17:00Z">
+        <w:r>
+          <w:rPr>
+            <w:rStyle w:val="Hipervnculo"/>
+            <w:noProof/>
+          </w:rPr>
+          <w:fldChar w:fldCharType="begin"/>
+        </w:r>
+        <w:r>
+          <w:rPr>
+            <w:rStyle w:val="Hipervnculo"/>
+            <w:noProof/>
+          </w:rPr>
+          <w:instrText xml:space="preserve"> </w:instrText>
+        </w:r>
+        <w:r>
+          <w:rPr>
+            <w:noProof/>
+          </w:rPr>
+          <w:instrText>HYPERLINK \l "_Toc233969893"</w:instrText>
+        </w:r>
+        <w:r>
+          <w:rPr>
+            <w:rStyle w:val="Hipervnculo"/>
+            <w:noProof/>
+          </w:rPr>
+          <w:instrText xml:space="preserve"> </w:instrText>
+        </w:r>
+        <w:r>
+          <w:rPr>
+            <w:rStyle w:val="Hipervnculo"/>
+            <w:noProof/>
+          </w:rPr>
+        </w:r>
+        <w:r>
+          <w:rPr>
+            <w:rStyle w:val="Hipervnculo"/>
+            <w:noProof/>
+          </w:rPr>
+          <w:fldChar w:fldCharType="separate"/>
+        </w:r>
         <w:r>
           <w:rPr>
             <w:rStyle w:val="Hipervnculo"/>
@@ -1690,7 +2505,7 @@
             <w:noProof/>
             <w:webHidden/>
           </w:rPr>
-          <w:instrText xml:space="preserve"> PAGEREF _Toc233882625 \h </w:instrText>
+          <w:instrText xml:space="preserve"> PAGEREF _Toc233969893 \h </w:instrText>
         </w:r>
         <w:r>
           <w:rPr>
@@ -1719,7 +2534,14 @@
           </w:rPr>
           <w:fldChar w:fldCharType="end"/>
         </w:r>
-      </w:hyperlink>
+        <w:r>
+          <w:rPr>
+            <w:rStyle w:val="Hipervnculo"/>
+            <w:noProof/>
+          </w:rPr>
+          <w:fldChar w:fldCharType="end"/>
+        </w:r>
+      </w:ins>
     </w:p>
     <w:p>
       <w:pPr>
@@ -1728,6 +2550,7 @@
           <w:tab w:val="right" w:leader="dot" w:pos="9112"/>
         </w:tabs>
         <w:rPr>
+          <w:ins w:id="53" w:author="Diego Muñoz" w:date="2026-07-03T11:17:00Z" w16du:dateUtc="2026-07-03T15:17:00Z"/>
           <w:rFonts w:asciiTheme="minorHAnsi" w:hAnsiTheme="minorHAnsi"/>
           <w:noProof/>
           <w:kern w:val="2"/>
@@ -1736,7 +2559,47 @@
           <w14:ligatures w14:val="standardContextual"/>
         </w:rPr>
       </w:pPr>
-      <w:hyperlink w:anchor="_Toc233882626" w:history="1">
+      <w:ins w:id="54" w:author="Diego Muñoz" w:date="2026-07-03T11:17:00Z" w16du:dateUtc="2026-07-03T15:17:00Z">
+        <w:r>
+          <w:rPr>
+            <w:rStyle w:val="Hipervnculo"/>
+            <w:noProof/>
+          </w:rPr>
+          <w:fldChar w:fldCharType="begin"/>
+        </w:r>
+        <w:r>
+          <w:rPr>
+            <w:rStyle w:val="Hipervnculo"/>
+            <w:noProof/>
+          </w:rPr>
+          <w:instrText xml:space="preserve"> </w:instrText>
+        </w:r>
+        <w:r>
+          <w:rPr>
+            <w:noProof/>
+          </w:rPr>
+          <w:instrText>HYPERLINK \l "_Toc233969894"</w:instrText>
+        </w:r>
+        <w:r>
+          <w:rPr>
+            <w:rStyle w:val="Hipervnculo"/>
+            <w:noProof/>
+          </w:rPr>
+          <w:instrText xml:space="preserve"> </w:instrText>
+        </w:r>
+        <w:r>
+          <w:rPr>
+            <w:rStyle w:val="Hipervnculo"/>
+            <w:noProof/>
+          </w:rPr>
+        </w:r>
+        <w:r>
+          <w:rPr>
+            <w:rStyle w:val="Hipervnculo"/>
+            <w:noProof/>
+          </w:rPr>
+          <w:fldChar w:fldCharType="separate"/>
+        </w:r>
         <w:r>
           <w:rPr>
             <w:rStyle w:val="Hipervnculo"/>
@@ -1764,7 +2627,7 @@
             <w:noProof/>
             <w:webHidden/>
           </w:rPr>
-          <w:instrText xml:space="preserve"> PAGEREF _Toc233882626 \h </w:instrText>
+          <w:instrText xml:space="preserve"> PAGEREF _Toc233969894 \h </w:instrText>
         </w:r>
         <w:r>
           <w:rPr>
@@ -1793,7 +2656,14 @@
           </w:rPr>
           <w:fldChar w:fldCharType="end"/>
         </w:r>
-      </w:hyperlink>
+        <w:r>
+          <w:rPr>
+            <w:rStyle w:val="Hipervnculo"/>
+            <w:noProof/>
+          </w:rPr>
+          <w:fldChar w:fldCharType="end"/>
+        </w:r>
+      </w:ins>
     </w:p>
     <w:p>
       <w:pPr>
@@ -1802,6 +2672,7 @@
           <w:tab w:val="right" w:leader="dot" w:pos="9112"/>
         </w:tabs>
         <w:rPr>
+          <w:ins w:id="55" w:author="Diego Muñoz" w:date="2026-07-03T11:17:00Z" w16du:dateUtc="2026-07-03T15:17:00Z"/>
           <w:rFonts w:asciiTheme="minorHAnsi" w:hAnsiTheme="minorHAnsi"/>
           <w:noProof/>
           <w:kern w:val="2"/>
@@ -1810,7 +2681,47 @@
           <w14:ligatures w14:val="standardContextual"/>
         </w:rPr>
       </w:pPr>
-      <w:hyperlink w:anchor="_Toc233882627" w:history="1">
+      <w:ins w:id="56" w:author="Diego Muñoz" w:date="2026-07-03T11:17:00Z" w16du:dateUtc="2026-07-03T15:17:00Z">
+        <w:r>
+          <w:rPr>
+            <w:rStyle w:val="Hipervnculo"/>
+            <w:noProof/>
+          </w:rPr>
+          <w:fldChar w:fldCharType="begin"/>
+        </w:r>
+        <w:r>
+          <w:rPr>
+            <w:rStyle w:val="Hipervnculo"/>
+            <w:noProof/>
+          </w:rPr>
+          <w:instrText xml:space="preserve"> </w:instrText>
+        </w:r>
+        <w:r>
+          <w:rPr>
+            <w:noProof/>
+          </w:rPr>
+          <w:instrText>HYPERLINK \l "_Toc233969895"</w:instrText>
+        </w:r>
+        <w:r>
+          <w:rPr>
+            <w:rStyle w:val="Hipervnculo"/>
+            <w:noProof/>
+          </w:rPr>
+          <w:instrText xml:space="preserve"> </w:instrText>
+        </w:r>
+        <w:r>
+          <w:rPr>
+            <w:rStyle w:val="Hipervnculo"/>
+            <w:noProof/>
+          </w:rPr>
+        </w:r>
+        <w:r>
+          <w:rPr>
+            <w:rStyle w:val="Hipervnculo"/>
+            <w:noProof/>
+          </w:rPr>
+          <w:fldChar w:fldCharType="separate"/>
+        </w:r>
         <w:r>
           <w:rPr>
             <w:rStyle w:val="Hipervnculo"/>
@@ -1838,7 +2749,7 @@
             <w:noProof/>
             <w:webHidden/>
           </w:rPr>
-          <w:instrText xml:space="preserve"> PAGEREF _Toc233882627 \h </w:instrText>
+          <w:instrText xml:space="preserve"> PAGEREF _Toc233969895 \h </w:instrText>
         </w:r>
         <w:r>
           <w:rPr>
@@ -1867,7 +2778,14 @@
           </w:rPr>
           <w:fldChar w:fldCharType="end"/>
         </w:r>
-      </w:hyperlink>
+        <w:r>
+          <w:rPr>
+            <w:rStyle w:val="Hipervnculo"/>
+            <w:noProof/>
+          </w:rPr>
+          <w:fldChar w:fldCharType="end"/>
+        </w:r>
+      </w:ins>
     </w:p>
     <w:p>
       <w:pPr>
@@ -1876,6 +2794,7 @@
           <w:tab w:val="right" w:leader="dot" w:pos="9112"/>
         </w:tabs>
         <w:rPr>
+          <w:ins w:id="57" w:author="Diego Muñoz" w:date="2026-07-03T11:17:00Z" w16du:dateUtc="2026-07-03T15:17:00Z"/>
           <w:rFonts w:asciiTheme="minorHAnsi" w:hAnsiTheme="minorHAnsi"/>
           <w:noProof/>
           <w:kern w:val="2"/>
@@ -1884,7 +2803,47 @@
           <w14:ligatures w14:val="standardContextual"/>
         </w:rPr>
       </w:pPr>
-      <w:hyperlink w:anchor="_Toc233882628" w:history="1">
+      <w:ins w:id="58" w:author="Diego Muñoz" w:date="2026-07-03T11:17:00Z" w16du:dateUtc="2026-07-03T15:17:00Z">
+        <w:r>
+          <w:rPr>
+            <w:rStyle w:val="Hipervnculo"/>
+            <w:noProof/>
+          </w:rPr>
+          <w:fldChar w:fldCharType="begin"/>
+        </w:r>
+        <w:r>
+          <w:rPr>
+            <w:rStyle w:val="Hipervnculo"/>
+            <w:noProof/>
+          </w:rPr>
+          <w:instrText xml:space="preserve"> </w:instrText>
+        </w:r>
+        <w:r>
+          <w:rPr>
+            <w:noProof/>
+          </w:rPr>
+          <w:instrText>HYPERLINK \l "_Toc233969896"</w:instrText>
+        </w:r>
+        <w:r>
+          <w:rPr>
+            <w:rStyle w:val="Hipervnculo"/>
+            <w:noProof/>
+          </w:rPr>
+          <w:instrText xml:space="preserve"> </w:instrText>
+        </w:r>
+        <w:r>
+          <w:rPr>
+            <w:rStyle w:val="Hipervnculo"/>
+            <w:noProof/>
+          </w:rPr>
+        </w:r>
+        <w:r>
+          <w:rPr>
+            <w:rStyle w:val="Hipervnculo"/>
+            <w:noProof/>
+          </w:rPr>
+          <w:fldChar w:fldCharType="separate"/>
+        </w:r>
         <w:r>
           <w:rPr>
             <w:rStyle w:val="Hipervnculo"/>
@@ -1912,7 +2871,7 @@
             <w:noProof/>
             <w:webHidden/>
           </w:rPr>
-          <w:instrText xml:space="preserve"> PAGEREF _Toc233882628 \h </w:instrText>
+          <w:instrText xml:space="preserve"> PAGEREF _Toc233969896 \h </w:instrText>
         </w:r>
         <w:r>
           <w:rPr>
@@ -1941,7 +2900,14 @@
           </w:rPr>
           <w:fldChar w:fldCharType="end"/>
         </w:r>
-      </w:hyperlink>
+        <w:r>
+          <w:rPr>
+            <w:rStyle w:val="Hipervnculo"/>
+            <w:noProof/>
+          </w:rPr>
+          <w:fldChar w:fldCharType="end"/>
+        </w:r>
+      </w:ins>
     </w:p>
     <w:p>
       <w:pPr>
@@ -1950,6 +2916,7 @@
           <w:tab w:val="right" w:leader="dot" w:pos="9112"/>
         </w:tabs>
         <w:rPr>
+          <w:ins w:id="59" w:author="Diego Muñoz" w:date="2026-07-03T11:17:00Z" w16du:dateUtc="2026-07-03T15:17:00Z"/>
           <w:rFonts w:asciiTheme="minorHAnsi" w:hAnsiTheme="minorHAnsi"/>
           <w:noProof/>
           <w:kern w:val="2"/>
@@ -1958,7 +2925,47 @@
           <w14:ligatures w14:val="standardContextual"/>
         </w:rPr>
       </w:pPr>
-      <w:hyperlink w:anchor="_Toc233882629" w:history="1">
+      <w:ins w:id="60" w:author="Diego Muñoz" w:date="2026-07-03T11:17:00Z" w16du:dateUtc="2026-07-03T15:17:00Z">
+        <w:r>
+          <w:rPr>
+            <w:rStyle w:val="Hipervnculo"/>
+            <w:noProof/>
+          </w:rPr>
+          <w:fldChar w:fldCharType="begin"/>
+        </w:r>
+        <w:r>
+          <w:rPr>
+            <w:rStyle w:val="Hipervnculo"/>
+            <w:noProof/>
+          </w:rPr>
+          <w:instrText xml:space="preserve"> </w:instrText>
+        </w:r>
+        <w:r>
+          <w:rPr>
+            <w:noProof/>
+          </w:rPr>
+          <w:instrText>HYPERLINK \l "_Toc233969897"</w:instrText>
+        </w:r>
+        <w:r>
+          <w:rPr>
+            <w:rStyle w:val="Hipervnculo"/>
+            <w:noProof/>
+          </w:rPr>
+          <w:instrText xml:space="preserve"> </w:instrText>
+        </w:r>
+        <w:r>
+          <w:rPr>
+            <w:rStyle w:val="Hipervnculo"/>
+            <w:noProof/>
+          </w:rPr>
+        </w:r>
+        <w:r>
+          <w:rPr>
+            <w:rStyle w:val="Hipervnculo"/>
+            <w:noProof/>
+          </w:rPr>
+          <w:fldChar w:fldCharType="separate"/>
+        </w:r>
         <w:r>
           <w:rPr>
             <w:rStyle w:val="Hipervnculo"/>
@@ -1986,7 +2993,7 @@
             <w:noProof/>
             <w:webHidden/>
           </w:rPr>
-          <w:instrText xml:space="preserve"> PAGEREF _Toc233882629 \h </w:instrText>
+          <w:instrText xml:space="preserve"> PAGEREF _Toc233969897 \h </w:instrText>
         </w:r>
         <w:r>
           <w:rPr>
@@ -2015,7 +3022,14 @@
           </w:rPr>
           <w:fldChar w:fldCharType="end"/>
         </w:r>
-      </w:hyperlink>
+        <w:r>
+          <w:rPr>
+            <w:rStyle w:val="Hipervnculo"/>
+            <w:noProof/>
+          </w:rPr>
+          <w:fldChar w:fldCharType="end"/>
+        </w:r>
+      </w:ins>
     </w:p>
     <w:p>
       <w:pPr>
@@ -2024,6 +3038,7 @@
           <w:tab w:val="right" w:leader="dot" w:pos="9112"/>
         </w:tabs>
         <w:rPr>
+          <w:ins w:id="61" w:author="Diego Muñoz" w:date="2026-07-03T11:17:00Z" w16du:dateUtc="2026-07-03T15:17:00Z"/>
           <w:rFonts w:asciiTheme="minorHAnsi" w:hAnsiTheme="minorHAnsi"/>
           <w:noProof/>
           <w:kern w:val="2"/>
@@ -2032,7 +3047,47 @@
           <w14:ligatures w14:val="standardContextual"/>
         </w:rPr>
       </w:pPr>
-      <w:hyperlink w:anchor="_Toc233882630" w:history="1">
+      <w:ins w:id="62" w:author="Diego Muñoz" w:date="2026-07-03T11:17:00Z" w16du:dateUtc="2026-07-03T15:17:00Z">
+        <w:r>
+          <w:rPr>
+            <w:rStyle w:val="Hipervnculo"/>
+            <w:noProof/>
+          </w:rPr>
+          <w:fldChar w:fldCharType="begin"/>
+        </w:r>
+        <w:r>
+          <w:rPr>
+            <w:rStyle w:val="Hipervnculo"/>
+            <w:noProof/>
+          </w:rPr>
+          <w:instrText xml:space="preserve"> </w:instrText>
+        </w:r>
+        <w:r>
+          <w:rPr>
+            <w:noProof/>
+          </w:rPr>
+          <w:instrText>HYPERLINK \l "_Toc233969898"</w:instrText>
+        </w:r>
+        <w:r>
+          <w:rPr>
+            <w:rStyle w:val="Hipervnculo"/>
+            <w:noProof/>
+          </w:rPr>
+          <w:instrText xml:space="preserve"> </w:instrText>
+        </w:r>
+        <w:r>
+          <w:rPr>
+            <w:rStyle w:val="Hipervnculo"/>
+            <w:noProof/>
+          </w:rPr>
+        </w:r>
+        <w:r>
+          <w:rPr>
+            <w:rStyle w:val="Hipervnculo"/>
+            <w:noProof/>
+          </w:rPr>
+          <w:fldChar w:fldCharType="separate"/>
+        </w:r>
         <w:r>
           <w:rPr>
             <w:rStyle w:val="Hipervnculo"/>
@@ -2060,7 +3115,7 @@
             <w:noProof/>
             <w:webHidden/>
           </w:rPr>
-          <w:instrText xml:space="preserve"> PAGEREF _Toc233882630 \h </w:instrText>
+          <w:instrText xml:space="preserve"> PAGEREF _Toc233969898 \h </w:instrText>
         </w:r>
         <w:r>
           <w:rPr>
@@ -2089,7 +3144,14 @@
           </w:rPr>
           <w:fldChar w:fldCharType="end"/>
         </w:r>
-      </w:hyperlink>
+        <w:r>
+          <w:rPr>
+            <w:rStyle w:val="Hipervnculo"/>
+            <w:noProof/>
+          </w:rPr>
+          <w:fldChar w:fldCharType="end"/>
+        </w:r>
+      </w:ins>
     </w:p>
     <w:p>
       <w:pPr>
@@ -2098,6 +3160,7 @@
           <w:tab w:val="right" w:leader="dot" w:pos="9112"/>
         </w:tabs>
         <w:rPr>
+          <w:ins w:id="63" w:author="Diego Muñoz" w:date="2026-07-03T11:17:00Z" w16du:dateUtc="2026-07-03T15:17:00Z"/>
           <w:rFonts w:asciiTheme="minorHAnsi" w:hAnsiTheme="minorHAnsi"/>
           <w:noProof/>
           <w:kern w:val="2"/>
@@ -2106,7 +3169,47 @@
           <w14:ligatures w14:val="standardContextual"/>
         </w:rPr>
       </w:pPr>
-      <w:hyperlink w:anchor="_Toc233882631" w:history="1">
+      <w:ins w:id="64" w:author="Diego Muñoz" w:date="2026-07-03T11:17:00Z" w16du:dateUtc="2026-07-03T15:17:00Z">
+        <w:r>
+          <w:rPr>
+            <w:rStyle w:val="Hipervnculo"/>
+            <w:noProof/>
+          </w:rPr>
+          <w:fldChar w:fldCharType="begin"/>
+        </w:r>
+        <w:r>
+          <w:rPr>
+            <w:rStyle w:val="Hipervnculo"/>
+            <w:noProof/>
+          </w:rPr>
+          <w:instrText xml:space="preserve"> </w:instrText>
+        </w:r>
+        <w:r>
+          <w:rPr>
+            <w:noProof/>
+          </w:rPr>
+          <w:instrText>HYPERLINK \l "_Toc233969899"</w:instrText>
+        </w:r>
+        <w:r>
+          <w:rPr>
+            <w:rStyle w:val="Hipervnculo"/>
+            <w:noProof/>
+          </w:rPr>
+          <w:instrText xml:space="preserve"> </w:instrText>
+        </w:r>
+        <w:r>
+          <w:rPr>
+            <w:rStyle w:val="Hipervnculo"/>
+            <w:noProof/>
+          </w:rPr>
+        </w:r>
+        <w:r>
+          <w:rPr>
+            <w:rStyle w:val="Hipervnculo"/>
+            <w:noProof/>
+          </w:rPr>
+          <w:fldChar w:fldCharType="separate"/>
+        </w:r>
         <w:r>
           <w:rPr>
             <w:rStyle w:val="Hipervnculo"/>
@@ -2134,7 +3237,7 @@
             <w:noProof/>
             <w:webHidden/>
           </w:rPr>
-          <w:instrText xml:space="preserve"> PAGEREF _Toc233882631 \h </w:instrText>
+          <w:instrText xml:space="preserve"> PAGEREF _Toc233969899 \h </w:instrText>
         </w:r>
         <w:r>
           <w:rPr>
@@ -2163,7 +3266,14 @@
           </w:rPr>
           <w:fldChar w:fldCharType="end"/>
         </w:r>
-      </w:hyperlink>
+        <w:r>
+          <w:rPr>
+            <w:rStyle w:val="Hipervnculo"/>
+            <w:noProof/>
+          </w:rPr>
+          <w:fldChar w:fldCharType="end"/>
+        </w:r>
+      </w:ins>
     </w:p>
     <w:p>
       <w:pPr>
@@ -2172,6 +3282,7 @@
           <w:tab w:val="right" w:leader="dot" w:pos="9112"/>
         </w:tabs>
         <w:rPr>
+          <w:ins w:id="65" w:author="Diego Muñoz" w:date="2026-07-03T11:17:00Z" w16du:dateUtc="2026-07-03T15:17:00Z"/>
           <w:rFonts w:asciiTheme="minorHAnsi" w:hAnsiTheme="minorHAnsi"/>
           <w:noProof/>
           <w:kern w:val="2"/>
@@ -2180,7 +3291,47 @@
           <w14:ligatures w14:val="standardContextual"/>
         </w:rPr>
       </w:pPr>
-      <w:hyperlink w:anchor="_Toc233882632" w:history="1">
+      <w:ins w:id="66" w:author="Diego Muñoz" w:date="2026-07-03T11:17:00Z" w16du:dateUtc="2026-07-03T15:17:00Z">
+        <w:r>
+          <w:rPr>
+            <w:rStyle w:val="Hipervnculo"/>
+            <w:noProof/>
+          </w:rPr>
+          <w:fldChar w:fldCharType="begin"/>
+        </w:r>
+        <w:r>
+          <w:rPr>
+            <w:rStyle w:val="Hipervnculo"/>
+            <w:noProof/>
+          </w:rPr>
+          <w:instrText xml:space="preserve"> </w:instrText>
+        </w:r>
+        <w:r>
+          <w:rPr>
+            <w:noProof/>
+          </w:rPr>
+          <w:instrText>HYPERLINK \l "_Toc233969900"</w:instrText>
+        </w:r>
+        <w:r>
+          <w:rPr>
+            <w:rStyle w:val="Hipervnculo"/>
+            <w:noProof/>
+          </w:rPr>
+          <w:instrText xml:space="preserve"> </w:instrText>
+        </w:r>
+        <w:r>
+          <w:rPr>
+            <w:rStyle w:val="Hipervnculo"/>
+            <w:noProof/>
+          </w:rPr>
+        </w:r>
+        <w:r>
+          <w:rPr>
+            <w:rStyle w:val="Hipervnculo"/>
+            <w:noProof/>
+          </w:rPr>
+          <w:fldChar w:fldCharType="separate"/>
+        </w:r>
         <w:r>
           <w:rPr>
             <w:rStyle w:val="Hipervnculo"/>
@@ -2208,7 +3359,7 @@
             <w:noProof/>
             <w:webHidden/>
           </w:rPr>
-          <w:instrText xml:space="preserve"> PAGEREF _Toc233882632 \h </w:instrText>
+          <w:instrText xml:space="preserve"> PAGEREF _Toc233969900 \h </w:instrText>
         </w:r>
         <w:r>
           <w:rPr>
@@ -2237,7 +3388,14 @@
           </w:rPr>
           <w:fldChar w:fldCharType="end"/>
         </w:r>
-      </w:hyperlink>
+        <w:r>
+          <w:rPr>
+            <w:rStyle w:val="Hipervnculo"/>
+            <w:noProof/>
+          </w:rPr>
+          <w:fldChar w:fldCharType="end"/>
+        </w:r>
+      </w:ins>
     </w:p>
     <w:p>
       <w:pPr>
@@ -2246,6 +3404,7 @@
           <w:tab w:val="right" w:leader="dot" w:pos="9112"/>
         </w:tabs>
         <w:rPr>
+          <w:ins w:id="67" w:author="Diego Muñoz" w:date="2026-07-03T11:17:00Z" w16du:dateUtc="2026-07-03T15:17:00Z"/>
           <w:rFonts w:asciiTheme="minorHAnsi" w:hAnsiTheme="minorHAnsi"/>
           <w:noProof/>
           <w:kern w:val="2"/>
@@ -2254,7 +3413,48 @@
           <w14:ligatures w14:val="standardContextual"/>
         </w:rPr>
       </w:pPr>
-      <w:hyperlink w:anchor="_Toc233882633" w:history="1">
+      <w:ins w:id="68" w:author="Diego Muñoz" w:date="2026-07-03T11:17:00Z" w16du:dateUtc="2026-07-03T15:17:00Z">
+        <w:r>
+          <w:rPr>
+            <w:rStyle w:val="Hipervnculo"/>
+            <w:noProof/>
+          </w:rPr>
+          <w:lastRenderedPageBreak/>
+          <w:fldChar w:fldCharType="begin"/>
+        </w:r>
+        <w:r>
+          <w:rPr>
+            <w:rStyle w:val="Hipervnculo"/>
+            <w:noProof/>
+          </w:rPr>
+          <w:instrText xml:space="preserve"> </w:instrText>
+        </w:r>
+        <w:r>
+          <w:rPr>
+            <w:noProof/>
+          </w:rPr>
+          <w:instrText>HYPERLINK \l "_Toc233969901"</w:instrText>
+        </w:r>
+        <w:r>
+          <w:rPr>
+            <w:rStyle w:val="Hipervnculo"/>
+            <w:noProof/>
+          </w:rPr>
+          <w:instrText xml:space="preserve"> </w:instrText>
+        </w:r>
+        <w:r>
+          <w:rPr>
+            <w:rStyle w:val="Hipervnculo"/>
+            <w:noProof/>
+          </w:rPr>
+        </w:r>
+        <w:r>
+          <w:rPr>
+            <w:rStyle w:val="Hipervnculo"/>
+            <w:noProof/>
+          </w:rPr>
+          <w:fldChar w:fldCharType="separate"/>
+        </w:r>
         <w:r>
           <w:rPr>
             <w:rStyle w:val="Hipervnculo"/>
@@ -2282,7 +3482,7 @@
             <w:noProof/>
             <w:webHidden/>
           </w:rPr>
-          <w:instrText xml:space="preserve"> PAGEREF _Toc233882633 \h </w:instrText>
+          <w:instrText xml:space="preserve"> PAGEREF _Toc233969901 \h </w:instrText>
         </w:r>
         <w:r>
           <w:rPr>
@@ -2311,7 +3511,14 @@
           </w:rPr>
           <w:fldChar w:fldCharType="end"/>
         </w:r>
-      </w:hyperlink>
+        <w:r>
+          <w:rPr>
+            <w:rStyle w:val="Hipervnculo"/>
+            <w:noProof/>
+          </w:rPr>
+          <w:fldChar w:fldCharType="end"/>
+        </w:r>
+      </w:ins>
     </w:p>
     <w:p>
       <w:pPr>
@@ -2320,6 +3527,7 @@
           <w:tab w:val="right" w:leader="dot" w:pos="9112"/>
         </w:tabs>
         <w:rPr>
+          <w:ins w:id="69" w:author="Diego Muñoz" w:date="2026-07-03T11:17:00Z" w16du:dateUtc="2026-07-03T15:17:00Z"/>
           <w:rFonts w:asciiTheme="minorHAnsi" w:hAnsiTheme="minorHAnsi"/>
           <w:noProof/>
           <w:kern w:val="2"/>
@@ -2328,7 +3536,47 @@
           <w14:ligatures w14:val="standardContextual"/>
         </w:rPr>
       </w:pPr>
-      <w:hyperlink w:anchor="_Toc233882634" w:history="1">
+      <w:ins w:id="70" w:author="Diego Muñoz" w:date="2026-07-03T11:17:00Z" w16du:dateUtc="2026-07-03T15:17:00Z">
+        <w:r>
+          <w:rPr>
+            <w:rStyle w:val="Hipervnculo"/>
+            <w:noProof/>
+          </w:rPr>
+          <w:fldChar w:fldCharType="begin"/>
+        </w:r>
+        <w:r>
+          <w:rPr>
+            <w:rStyle w:val="Hipervnculo"/>
+            <w:noProof/>
+          </w:rPr>
+          <w:instrText xml:space="preserve"> </w:instrText>
+        </w:r>
+        <w:r>
+          <w:rPr>
+            <w:noProof/>
+          </w:rPr>
+          <w:instrText>HYPERLINK \l "_Toc233969902"</w:instrText>
+        </w:r>
+        <w:r>
+          <w:rPr>
+            <w:rStyle w:val="Hipervnculo"/>
+            <w:noProof/>
+          </w:rPr>
+          <w:instrText xml:space="preserve"> </w:instrText>
+        </w:r>
+        <w:r>
+          <w:rPr>
+            <w:rStyle w:val="Hipervnculo"/>
+            <w:noProof/>
+          </w:rPr>
+        </w:r>
+        <w:r>
+          <w:rPr>
+            <w:rStyle w:val="Hipervnculo"/>
+            <w:noProof/>
+          </w:rPr>
+          <w:fldChar w:fldCharType="separate"/>
+        </w:r>
         <w:r>
           <w:rPr>
             <w:rStyle w:val="Hipervnculo"/>
@@ -2356,7 +3604,7 @@
             <w:noProof/>
             <w:webHidden/>
           </w:rPr>
-          <w:instrText xml:space="preserve"> PAGEREF _Toc233882634 \h </w:instrText>
+          <w:instrText xml:space="preserve"> PAGEREF _Toc233969902 \h </w:instrText>
         </w:r>
         <w:r>
           <w:rPr>
@@ -2385,7 +3633,14 @@
           </w:rPr>
           <w:fldChar w:fldCharType="end"/>
         </w:r>
-      </w:hyperlink>
+        <w:r>
+          <w:rPr>
+            <w:rStyle w:val="Hipervnculo"/>
+            <w:noProof/>
+          </w:rPr>
+          <w:fldChar w:fldCharType="end"/>
+        </w:r>
+      </w:ins>
     </w:p>
     <w:p>
       <w:pPr>
@@ -2394,6 +3649,7 @@
           <w:tab w:val="right" w:leader="dot" w:pos="9112"/>
         </w:tabs>
         <w:rPr>
+          <w:ins w:id="71" w:author="Diego Muñoz" w:date="2026-07-03T11:17:00Z" w16du:dateUtc="2026-07-03T15:17:00Z"/>
           <w:rFonts w:asciiTheme="minorHAnsi" w:hAnsiTheme="minorHAnsi"/>
           <w:noProof/>
           <w:kern w:val="2"/>
@@ -2402,7 +3658,47 @@
           <w14:ligatures w14:val="standardContextual"/>
         </w:rPr>
       </w:pPr>
-      <w:hyperlink w:anchor="_Toc233882635" w:history="1">
+      <w:ins w:id="72" w:author="Diego Muñoz" w:date="2026-07-03T11:17:00Z" w16du:dateUtc="2026-07-03T15:17:00Z">
+        <w:r>
+          <w:rPr>
+            <w:rStyle w:val="Hipervnculo"/>
+            <w:noProof/>
+          </w:rPr>
+          <w:fldChar w:fldCharType="begin"/>
+        </w:r>
+        <w:r>
+          <w:rPr>
+            <w:rStyle w:val="Hipervnculo"/>
+            <w:noProof/>
+          </w:rPr>
+          <w:instrText xml:space="preserve"> </w:instrText>
+        </w:r>
+        <w:r>
+          <w:rPr>
+            <w:noProof/>
+          </w:rPr>
+          <w:instrText>HYPERLINK \l "_Toc233969903"</w:instrText>
+        </w:r>
+        <w:r>
+          <w:rPr>
+            <w:rStyle w:val="Hipervnculo"/>
+            <w:noProof/>
+          </w:rPr>
+          <w:instrText xml:space="preserve"> </w:instrText>
+        </w:r>
+        <w:r>
+          <w:rPr>
+            <w:rStyle w:val="Hipervnculo"/>
+            <w:noProof/>
+          </w:rPr>
+        </w:r>
+        <w:r>
+          <w:rPr>
+            <w:rStyle w:val="Hipervnculo"/>
+            <w:noProof/>
+          </w:rPr>
+          <w:fldChar w:fldCharType="separate"/>
+        </w:r>
         <w:r>
           <w:rPr>
             <w:rStyle w:val="Hipervnculo"/>
@@ -2430,7 +3726,7 @@
             <w:noProof/>
             <w:webHidden/>
           </w:rPr>
-          <w:instrText xml:space="preserve"> PAGEREF _Toc233882635 \h </w:instrText>
+          <w:instrText xml:space="preserve"> PAGEREF _Toc233969903 \h </w:instrText>
         </w:r>
         <w:r>
           <w:rPr>
@@ -2459,7 +3755,14 @@
           </w:rPr>
           <w:fldChar w:fldCharType="end"/>
         </w:r>
-      </w:hyperlink>
+        <w:r>
+          <w:rPr>
+            <w:rStyle w:val="Hipervnculo"/>
+            <w:noProof/>
+          </w:rPr>
+          <w:fldChar w:fldCharType="end"/>
+        </w:r>
+      </w:ins>
     </w:p>
     <w:p>
       <w:pPr>
@@ -2468,6 +3771,7 @@
           <w:tab w:val="right" w:leader="dot" w:pos="9112"/>
         </w:tabs>
         <w:rPr>
+          <w:ins w:id="73" w:author="Diego Muñoz" w:date="2026-07-03T11:17:00Z" w16du:dateUtc="2026-07-03T15:17:00Z"/>
           <w:rFonts w:asciiTheme="minorHAnsi" w:hAnsiTheme="minorHAnsi"/>
           <w:noProof/>
           <w:kern w:val="2"/>
@@ -2476,7 +3780,47 @@
           <w14:ligatures w14:val="standardContextual"/>
         </w:rPr>
       </w:pPr>
-      <w:hyperlink w:anchor="_Toc233882636" w:history="1">
+      <w:ins w:id="74" w:author="Diego Muñoz" w:date="2026-07-03T11:17:00Z" w16du:dateUtc="2026-07-03T15:17:00Z">
+        <w:r>
+          <w:rPr>
+            <w:rStyle w:val="Hipervnculo"/>
+            <w:noProof/>
+          </w:rPr>
+          <w:fldChar w:fldCharType="begin"/>
+        </w:r>
+        <w:r>
+          <w:rPr>
+            <w:rStyle w:val="Hipervnculo"/>
+            <w:noProof/>
+          </w:rPr>
+          <w:instrText xml:space="preserve"> </w:instrText>
+        </w:r>
+        <w:r>
+          <w:rPr>
+            <w:noProof/>
+          </w:rPr>
+          <w:instrText>HYPERLINK \l "_Toc233969904"</w:instrText>
+        </w:r>
+        <w:r>
+          <w:rPr>
+            <w:rStyle w:val="Hipervnculo"/>
+            <w:noProof/>
+          </w:rPr>
+          <w:instrText xml:space="preserve"> </w:instrText>
+        </w:r>
+        <w:r>
+          <w:rPr>
+            <w:rStyle w:val="Hipervnculo"/>
+            <w:noProof/>
+          </w:rPr>
+        </w:r>
+        <w:r>
+          <w:rPr>
+            <w:rStyle w:val="Hipervnculo"/>
+            <w:noProof/>
+          </w:rPr>
+          <w:fldChar w:fldCharType="separate"/>
+        </w:r>
         <w:r>
           <w:rPr>
             <w:rStyle w:val="Hipervnculo"/>
@@ -2504,7 +3848,7 @@
             <w:noProof/>
             <w:webHidden/>
           </w:rPr>
-          <w:instrText xml:space="preserve"> PAGEREF _Toc233882636 \h </w:instrText>
+          <w:instrText xml:space="preserve"> PAGEREF _Toc233969904 \h </w:instrText>
         </w:r>
         <w:r>
           <w:rPr>
@@ -2533,7 +3877,14 @@
           </w:rPr>
           <w:fldChar w:fldCharType="end"/>
         </w:r>
-      </w:hyperlink>
+        <w:r>
+          <w:rPr>
+            <w:rStyle w:val="Hipervnculo"/>
+            <w:noProof/>
+          </w:rPr>
+          <w:fldChar w:fldCharType="end"/>
+        </w:r>
+      </w:ins>
     </w:p>
     <w:p>
       <w:pPr>
@@ -2542,6 +3893,7 @@
           <w:tab w:val="right" w:leader="dot" w:pos="9112"/>
         </w:tabs>
         <w:rPr>
+          <w:ins w:id="75" w:author="Diego Muñoz" w:date="2026-07-03T11:17:00Z" w16du:dateUtc="2026-07-03T15:17:00Z"/>
           <w:rFonts w:asciiTheme="minorHAnsi" w:hAnsiTheme="minorHAnsi"/>
           <w:noProof/>
           <w:kern w:val="2"/>
@@ -2550,7 +3902,47 @@
           <w14:ligatures w14:val="standardContextual"/>
         </w:rPr>
       </w:pPr>
-      <w:hyperlink w:anchor="_Toc233882637" w:history="1">
+      <w:ins w:id="76" w:author="Diego Muñoz" w:date="2026-07-03T11:17:00Z" w16du:dateUtc="2026-07-03T15:17:00Z">
+        <w:r>
+          <w:rPr>
+            <w:rStyle w:val="Hipervnculo"/>
+            <w:noProof/>
+          </w:rPr>
+          <w:fldChar w:fldCharType="begin"/>
+        </w:r>
+        <w:r>
+          <w:rPr>
+            <w:rStyle w:val="Hipervnculo"/>
+            <w:noProof/>
+          </w:rPr>
+          <w:instrText xml:space="preserve"> </w:instrText>
+        </w:r>
+        <w:r>
+          <w:rPr>
+            <w:noProof/>
+          </w:rPr>
+          <w:instrText>HYPERLINK \l "_Toc233969905"</w:instrText>
+        </w:r>
+        <w:r>
+          <w:rPr>
+            <w:rStyle w:val="Hipervnculo"/>
+            <w:noProof/>
+          </w:rPr>
+          <w:instrText xml:space="preserve"> </w:instrText>
+        </w:r>
+        <w:r>
+          <w:rPr>
+            <w:rStyle w:val="Hipervnculo"/>
+            <w:noProof/>
+          </w:rPr>
+        </w:r>
+        <w:r>
+          <w:rPr>
+            <w:rStyle w:val="Hipervnculo"/>
+            <w:noProof/>
+          </w:rPr>
+          <w:fldChar w:fldCharType="separate"/>
+        </w:r>
         <w:r>
           <w:rPr>
             <w:rStyle w:val="Hipervnculo"/>
@@ -2578,7 +3970,7 @@
             <w:noProof/>
             <w:webHidden/>
           </w:rPr>
-          <w:instrText xml:space="preserve"> PAGEREF _Toc233882637 \h </w:instrText>
+          <w:instrText xml:space="preserve"> PAGEREF _Toc233969905 \h </w:instrText>
         </w:r>
         <w:r>
           <w:rPr>
@@ -2607,7 +3999,14 @@
           </w:rPr>
           <w:fldChar w:fldCharType="end"/>
         </w:r>
-      </w:hyperlink>
+        <w:r>
+          <w:rPr>
+            <w:rStyle w:val="Hipervnculo"/>
+            <w:noProof/>
+          </w:rPr>
+          <w:fldChar w:fldCharType="end"/>
+        </w:r>
+      </w:ins>
     </w:p>
     <w:p>
       <w:pPr>
@@ -2616,6 +4015,7 @@
           <w:tab w:val="right" w:leader="dot" w:pos="9112"/>
         </w:tabs>
         <w:rPr>
+          <w:ins w:id="77" w:author="Diego Muñoz" w:date="2026-07-03T11:17:00Z" w16du:dateUtc="2026-07-03T15:17:00Z"/>
           <w:rFonts w:asciiTheme="minorHAnsi" w:hAnsiTheme="minorHAnsi"/>
           <w:noProof/>
           <w:kern w:val="2"/>
@@ -2624,7 +4024,47 @@
           <w14:ligatures w14:val="standardContextual"/>
         </w:rPr>
       </w:pPr>
-      <w:hyperlink w:anchor="_Toc233882638" w:history="1">
+      <w:ins w:id="78" w:author="Diego Muñoz" w:date="2026-07-03T11:17:00Z" w16du:dateUtc="2026-07-03T15:17:00Z">
+        <w:r>
+          <w:rPr>
+            <w:rStyle w:val="Hipervnculo"/>
+            <w:noProof/>
+          </w:rPr>
+          <w:fldChar w:fldCharType="begin"/>
+        </w:r>
+        <w:r>
+          <w:rPr>
+            <w:rStyle w:val="Hipervnculo"/>
+            <w:noProof/>
+          </w:rPr>
+          <w:instrText xml:space="preserve"> </w:instrText>
+        </w:r>
+        <w:r>
+          <w:rPr>
+            <w:noProof/>
+          </w:rPr>
+          <w:instrText>HYPERLINK \l "_Toc233969906"</w:instrText>
+        </w:r>
+        <w:r>
+          <w:rPr>
+            <w:rStyle w:val="Hipervnculo"/>
+            <w:noProof/>
+          </w:rPr>
+          <w:instrText xml:space="preserve"> </w:instrText>
+        </w:r>
+        <w:r>
+          <w:rPr>
+            <w:rStyle w:val="Hipervnculo"/>
+            <w:noProof/>
+          </w:rPr>
+        </w:r>
+        <w:r>
+          <w:rPr>
+            <w:rStyle w:val="Hipervnculo"/>
+            <w:noProof/>
+          </w:rPr>
+          <w:fldChar w:fldCharType="separate"/>
+        </w:r>
         <w:r>
           <w:rPr>
             <w:rStyle w:val="Hipervnculo"/>
@@ -2652,7 +4092,7 @@
             <w:noProof/>
             <w:webHidden/>
           </w:rPr>
-          <w:instrText xml:space="preserve"> PAGEREF _Toc233882638 \h </w:instrText>
+          <w:instrText xml:space="preserve"> PAGEREF _Toc233969906 \h </w:instrText>
         </w:r>
         <w:r>
           <w:rPr>
@@ -2681,7 +4121,14 @@
           </w:rPr>
           <w:fldChar w:fldCharType="end"/>
         </w:r>
-      </w:hyperlink>
+        <w:r>
+          <w:rPr>
+            <w:rStyle w:val="Hipervnculo"/>
+            <w:noProof/>
+          </w:rPr>
+          <w:fldChar w:fldCharType="end"/>
+        </w:r>
+      </w:ins>
     </w:p>
     <w:p>
       <w:pPr>
@@ -2690,6 +4137,7 @@
           <w:tab w:val="right" w:leader="dot" w:pos="9112"/>
         </w:tabs>
         <w:rPr>
+          <w:ins w:id="79" w:author="Diego Muñoz" w:date="2026-07-03T11:17:00Z" w16du:dateUtc="2026-07-03T15:17:00Z"/>
           <w:rFonts w:asciiTheme="minorHAnsi" w:hAnsiTheme="minorHAnsi"/>
           <w:noProof/>
           <w:kern w:val="2"/>
@@ -2698,7 +4146,47 @@
           <w14:ligatures w14:val="standardContextual"/>
         </w:rPr>
       </w:pPr>
-      <w:hyperlink w:anchor="_Toc233882639" w:history="1">
+      <w:ins w:id="80" w:author="Diego Muñoz" w:date="2026-07-03T11:17:00Z" w16du:dateUtc="2026-07-03T15:17:00Z">
+        <w:r>
+          <w:rPr>
+            <w:rStyle w:val="Hipervnculo"/>
+            <w:noProof/>
+          </w:rPr>
+          <w:fldChar w:fldCharType="begin"/>
+        </w:r>
+        <w:r>
+          <w:rPr>
+            <w:rStyle w:val="Hipervnculo"/>
+            <w:noProof/>
+          </w:rPr>
+          <w:instrText xml:space="preserve"> </w:instrText>
+        </w:r>
+        <w:r>
+          <w:rPr>
+            <w:noProof/>
+          </w:rPr>
+          <w:instrText>HYPERLINK \l "_Toc233969907"</w:instrText>
+        </w:r>
+        <w:r>
+          <w:rPr>
+            <w:rStyle w:val="Hipervnculo"/>
+            <w:noProof/>
+          </w:rPr>
+          <w:instrText xml:space="preserve"> </w:instrText>
+        </w:r>
+        <w:r>
+          <w:rPr>
+            <w:rStyle w:val="Hipervnculo"/>
+            <w:noProof/>
+          </w:rPr>
+        </w:r>
+        <w:r>
+          <w:rPr>
+            <w:rStyle w:val="Hipervnculo"/>
+            <w:noProof/>
+          </w:rPr>
+          <w:fldChar w:fldCharType="separate"/>
+        </w:r>
         <w:r>
           <w:rPr>
             <w:rStyle w:val="Hipervnculo"/>
@@ -2726,7 +4214,7 @@
             <w:noProof/>
             <w:webHidden/>
           </w:rPr>
-          <w:instrText xml:space="preserve"> PAGEREF _Toc233882639 \h </w:instrText>
+          <w:instrText xml:space="preserve"> PAGEREF _Toc233969907 \h </w:instrText>
         </w:r>
         <w:r>
           <w:rPr>
@@ -2755,7 +4243,14 @@
           </w:rPr>
           <w:fldChar w:fldCharType="end"/>
         </w:r>
-      </w:hyperlink>
+        <w:r>
+          <w:rPr>
+            <w:rStyle w:val="Hipervnculo"/>
+            <w:noProof/>
+          </w:rPr>
+          <w:fldChar w:fldCharType="end"/>
+        </w:r>
+      </w:ins>
     </w:p>
     <w:p>
       <w:pPr>
@@ -2764,6 +4259,7 @@
           <w:tab w:val="right" w:leader="dot" w:pos="9112"/>
         </w:tabs>
         <w:rPr>
+          <w:ins w:id="81" w:author="Diego Muñoz" w:date="2026-07-03T11:17:00Z" w16du:dateUtc="2026-07-03T15:17:00Z"/>
           <w:rFonts w:asciiTheme="minorHAnsi" w:hAnsiTheme="minorHAnsi"/>
           <w:noProof/>
           <w:kern w:val="2"/>
@@ -2772,7 +4268,47 @@
           <w14:ligatures w14:val="standardContextual"/>
         </w:rPr>
       </w:pPr>
-      <w:hyperlink w:anchor="_Toc233882640" w:history="1">
+      <w:ins w:id="82" w:author="Diego Muñoz" w:date="2026-07-03T11:17:00Z" w16du:dateUtc="2026-07-03T15:17:00Z">
+        <w:r>
+          <w:rPr>
+            <w:rStyle w:val="Hipervnculo"/>
+            <w:noProof/>
+          </w:rPr>
+          <w:fldChar w:fldCharType="begin"/>
+        </w:r>
+        <w:r>
+          <w:rPr>
+            <w:rStyle w:val="Hipervnculo"/>
+            <w:noProof/>
+          </w:rPr>
+          <w:instrText xml:space="preserve"> </w:instrText>
+        </w:r>
+        <w:r>
+          <w:rPr>
+            <w:noProof/>
+          </w:rPr>
+          <w:instrText>HYPERLINK \l "_Toc233969908"</w:instrText>
+        </w:r>
+        <w:r>
+          <w:rPr>
+            <w:rStyle w:val="Hipervnculo"/>
+            <w:noProof/>
+          </w:rPr>
+          <w:instrText xml:space="preserve"> </w:instrText>
+        </w:r>
+        <w:r>
+          <w:rPr>
+            <w:rStyle w:val="Hipervnculo"/>
+            <w:noProof/>
+          </w:rPr>
+        </w:r>
+        <w:r>
+          <w:rPr>
+            <w:rStyle w:val="Hipervnculo"/>
+            <w:noProof/>
+          </w:rPr>
+          <w:fldChar w:fldCharType="separate"/>
+        </w:r>
         <w:r>
           <w:rPr>
             <w:rStyle w:val="Hipervnculo"/>
@@ -2800,7 +4336,7 @@
             <w:noProof/>
             <w:webHidden/>
           </w:rPr>
-          <w:instrText xml:space="preserve"> PAGEREF _Toc233882640 \h </w:instrText>
+          <w:instrText xml:space="preserve"> PAGEREF _Toc233969908 \h </w:instrText>
         </w:r>
         <w:r>
           <w:rPr>
@@ -2829,7 +4365,14 @@
           </w:rPr>
           <w:fldChar w:fldCharType="end"/>
         </w:r>
-      </w:hyperlink>
+        <w:r>
+          <w:rPr>
+            <w:rStyle w:val="Hipervnculo"/>
+            <w:noProof/>
+          </w:rPr>
+          <w:fldChar w:fldCharType="end"/>
+        </w:r>
+      </w:ins>
     </w:p>
     <w:p>
       <w:pPr>
@@ -2838,6 +4381,7 @@
           <w:tab w:val="right" w:leader="dot" w:pos="9112"/>
         </w:tabs>
         <w:rPr>
+          <w:ins w:id="83" w:author="Diego Muñoz" w:date="2026-07-03T11:17:00Z" w16du:dateUtc="2026-07-03T15:17:00Z"/>
           <w:rFonts w:asciiTheme="minorHAnsi" w:hAnsiTheme="minorHAnsi"/>
           <w:noProof/>
           <w:kern w:val="2"/>
@@ -2846,7 +4390,47 @@
           <w14:ligatures w14:val="standardContextual"/>
         </w:rPr>
       </w:pPr>
-      <w:hyperlink w:anchor="_Toc233882641" w:history="1">
+      <w:ins w:id="84" w:author="Diego Muñoz" w:date="2026-07-03T11:17:00Z" w16du:dateUtc="2026-07-03T15:17:00Z">
+        <w:r>
+          <w:rPr>
+            <w:rStyle w:val="Hipervnculo"/>
+            <w:noProof/>
+          </w:rPr>
+          <w:fldChar w:fldCharType="begin"/>
+        </w:r>
+        <w:r>
+          <w:rPr>
+            <w:rStyle w:val="Hipervnculo"/>
+            <w:noProof/>
+          </w:rPr>
+          <w:instrText xml:space="preserve"> </w:instrText>
+        </w:r>
+        <w:r>
+          <w:rPr>
+            <w:noProof/>
+          </w:rPr>
+          <w:instrText>HYPERLINK \l "_Toc233969909"</w:instrText>
+        </w:r>
+        <w:r>
+          <w:rPr>
+            <w:rStyle w:val="Hipervnculo"/>
+            <w:noProof/>
+          </w:rPr>
+          <w:instrText xml:space="preserve"> </w:instrText>
+        </w:r>
+        <w:r>
+          <w:rPr>
+            <w:rStyle w:val="Hipervnculo"/>
+            <w:noProof/>
+          </w:rPr>
+        </w:r>
+        <w:r>
+          <w:rPr>
+            <w:rStyle w:val="Hipervnculo"/>
+            <w:noProof/>
+          </w:rPr>
+          <w:fldChar w:fldCharType="separate"/>
+        </w:r>
         <w:r>
           <w:rPr>
             <w:rStyle w:val="Hipervnculo"/>
@@ -2874,7 +4458,7 @@
             <w:noProof/>
             <w:webHidden/>
           </w:rPr>
-          <w:instrText xml:space="preserve"> PAGEREF _Toc233882641 \h </w:instrText>
+          <w:instrText xml:space="preserve"> PAGEREF _Toc233969909 \h </w:instrText>
         </w:r>
         <w:r>
           <w:rPr>
@@ -2903,7 +4487,14 @@
           </w:rPr>
           <w:fldChar w:fldCharType="end"/>
         </w:r>
-      </w:hyperlink>
+        <w:r>
+          <w:rPr>
+            <w:rStyle w:val="Hipervnculo"/>
+            <w:noProof/>
+          </w:rPr>
+          <w:fldChar w:fldCharType="end"/>
+        </w:r>
+      </w:ins>
     </w:p>
     <w:p>
       <w:pPr>
@@ -2912,6 +4503,7 @@
           <w:tab w:val="right" w:leader="dot" w:pos="9112"/>
         </w:tabs>
         <w:rPr>
+          <w:ins w:id="85" w:author="Diego Muñoz" w:date="2026-07-03T11:17:00Z" w16du:dateUtc="2026-07-03T15:17:00Z"/>
           <w:rFonts w:asciiTheme="minorHAnsi" w:hAnsiTheme="minorHAnsi"/>
           <w:noProof/>
           <w:kern w:val="2"/>
@@ -2920,7 +4512,47 @@
           <w14:ligatures w14:val="standardContextual"/>
         </w:rPr>
       </w:pPr>
-      <w:hyperlink w:anchor="_Toc233882642" w:history="1">
+      <w:ins w:id="86" w:author="Diego Muñoz" w:date="2026-07-03T11:17:00Z" w16du:dateUtc="2026-07-03T15:17:00Z">
+        <w:r>
+          <w:rPr>
+            <w:rStyle w:val="Hipervnculo"/>
+            <w:noProof/>
+          </w:rPr>
+          <w:fldChar w:fldCharType="begin"/>
+        </w:r>
+        <w:r>
+          <w:rPr>
+            <w:rStyle w:val="Hipervnculo"/>
+            <w:noProof/>
+          </w:rPr>
+          <w:instrText xml:space="preserve"> </w:instrText>
+        </w:r>
+        <w:r>
+          <w:rPr>
+            <w:noProof/>
+          </w:rPr>
+          <w:instrText>HYPERLINK \l "_Toc233969910"</w:instrText>
+        </w:r>
+        <w:r>
+          <w:rPr>
+            <w:rStyle w:val="Hipervnculo"/>
+            <w:noProof/>
+          </w:rPr>
+          <w:instrText xml:space="preserve"> </w:instrText>
+        </w:r>
+        <w:r>
+          <w:rPr>
+            <w:rStyle w:val="Hipervnculo"/>
+            <w:noProof/>
+          </w:rPr>
+        </w:r>
+        <w:r>
+          <w:rPr>
+            <w:rStyle w:val="Hipervnculo"/>
+            <w:noProof/>
+          </w:rPr>
+          <w:fldChar w:fldCharType="separate"/>
+        </w:r>
         <w:r>
           <w:rPr>
             <w:rStyle w:val="Hipervnculo"/>
@@ -2948,7 +4580,7 @@
             <w:noProof/>
             <w:webHidden/>
           </w:rPr>
-          <w:instrText xml:space="preserve"> PAGEREF _Toc233882642 \h </w:instrText>
+          <w:instrText xml:space="preserve"> PAGEREF _Toc233969910 \h </w:instrText>
         </w:r>
         <w:r>
           <w:rPr>
@@ -2977,7 +4609,14 @@
           </w:rPr>
           <w:fldChar w:fldCharType="end"/>
         </w:r>
-      </w:hyperlink>
+        <w:r>
+          <w:rPr>
+            <w:rStyle w:val="Hipervnculo"/>
+            <w:noProof/>
+          </w:rPr>
+          <w:fldChar w:fldCharType="end"/>
+        </w:r>
+      </w:ins>
     </w:p>
     <w:p>
       <w:pPr>
@@ -2986,6 +4625,7 @@
           <w:tab w:val="right" w:leader="dot" w:pos="9112"/>
         </w:tabs>
         <w:rPr>
+          <w:ins w:id="87" w:author="Diego Muñoz" w:date="2026-07-03T11:17:00Z" w16du:dateUtc="2026-07-03T15:17:00Z"/>
           <w:rFonts w:asciiTheme="minorHAnsi" w:hAnsiTheme="minorHAnsi"/>
           <w:noProof/>
           <w:kern w:val="2"/>
@@ -2994,7 +4634,47 @@
           <w14:ligatures w14:val="standardContextual"/>
         </w:rPr>
       </w:pPr>
-      <w:hyperlink w:anchor="_Toc233882643" w:history="1">
+      <w:ins w:id="88" w:author="Diego Muñoz" w:date="2026-07-03T11:17:00Z" w16du:dateUtc="2026-07-03T15:17:00Z">
+        <w:r>
+          <w:rPr>
+            <w:rStyle w:val="Hipervnculo"/>
+            <w:noProof/>
+          </w:rPr>
+          <w:fldChar w:fldCharType="begin"/>
+        </w:r>
+        <w:r>
+          <w:rPr>
+            <w:rStyle w:val="Hipervnculo"/>
+            <w:noProof/>
+          </w:rPr>
+          <w:instrText xml:space="preserve"> </w:instrText>
+        </w:r>
+        <w:r>
+          <w:rPr>
+            <w:noProof/>
+          </w:rPr>
+          <w:instrText>HYPERLINK \l "_Toc233969911"</w:instrText>
+        </w:r>
+        <w:r>
+          <w:rPr>
+            <w:rStyle w:val="Hipervnculo"/>
+            <w:noProof/>
+          </w:rPr>
+          <w:instrText xml:space="preserve"> </w:instrText>
+        </w:r>
+        <w:r>
+          <w:rPr>
+            <w:rStyle w:val="Hipervnculo"/>
+            <w:noProof/>
+          </w:rPr>
+        </w:r>
+        <w:r>
+          <w:rPr>
+            <w:rStyle w:val="Hipervnculo"/>
+            <w:noProof/>
+          </w:rPr>
+          <w:fldChar w:fldCharType="separate"/>
+        </w:r>
         <w:r>
           <w:rPr>
             <w:rStyle w:val="Hipervnculo"/>
@@ -3022,7 +4702,7 @@
             <w:noProof/>
             <w:webHidden/>
           </w:rPr>
-          <w:instrText xml:space="preserve"> PAGEREF _Toc233882643 \h </w:instrText>
+          <w:instrText xml:space="preserve"> PAGEREF _Toc233969911 \h </w:instrText>
         </w:r>
         <w:r>
           <w:rPr>
@@ -3051,7 +4731,14 @@
           </w:rPr>
           <w:fldChar w:fldCharType="end"/>
         </w:r>
-      </w:hyperlink>
+        <w:r>
+          <w:rPr>
+            <w:rStyle w:val="Hipervnculo"/>
+            <w:noProof/>
+          </w:rPr>
+          <w:fldChar w:fldCharType="end"/>
+        </w:r>
+      </w:ins>
     </w:p>
     <w:p>
       <w:pPr>
@@ -3060,6 +4747,7 @@
           <w:tab w:val="right" w:leader="dot" w:pos="9112"/>
         </w:tabs>
         <w:rPr>
+          <w:ins w:id="89" w:author="Diego Muñoz" w:date="2026-07-03T11:17:00Z" w16du:dateUtc="2026-07-03T15:17:00Z"/>
           <w:rFonts w:asciiTheme="minorHAnsi" w:hAnsiTheme="minorHAnsi"/>
           <w:noProof/>
           <w:kern w:val="2"/>
@@ -3068,7 +4756,47 @@
           <w14:ligatures w14:val="standardContextual"/>
         </w:rPr>
       </w:pPr>
-      <w:hyperlink w:anchor="_Toc233882644" w:history="1">
+      <w:ins w:id="90" w:author="Diego Muñoz" w:date="2026-07-03T11:17:00Z" w16du:dateUtc="2026-07-03T15:17:00Z">
+        <w:r>
+          <w:rPr>
+            <w:rStyle w:val="Hipervnculo"/>
+            <w:noProof/>
+          </w:rPr>
+          <w:fldChar w:fldCharType="begin"/>
+        </w:r>
+        <w:r>
+          <w:rPr>
+            <w:rStyle w:val="Hipervnculo"/>
+            <w:noProof/>
+          </w:rPr>
+          <w:instrText xml:space="preserve"> </w:instrText>
+        </w:r>
+        <w:r>
+          <w:rPr>
+            <w:noProof/>
+          </w:rPr>
+          <w:instrText>HYPERLINK \l "_Toc233969912"</w:instrText>
+        </w:r>
+        <w:r>
+          <w:rPr>
+            <w:rStyle w:val="Hipervnculo"/>
+            <w:noProof/>
+          </w:rPr>
+          <w:instrText xml:space="preserve"> </w:instrText>
+        </w:r>
+        <w:r>
+          <w:rPr>
+            <w:rStyle w:val="Hipervnculo"/>
+            <w:noProof/>
+          </w:rPr>
+        </w:r>
+        <w:r>
+          <w:rPr>
+            <w:rStyle w:val="Hipervnculo"/>
+            <w:noProof/>
+          </w:rPr>
+          <w:fldChar w:fldCharType="separate"/>
+        </w:r>
         <w:r>
           <w:rPr>
             <w:rStyle w:val="Hipervnculo"/>
@@ -3096,7 +4824,7 @@
             <w:noProof/>
             <w:webHidden/>
           </w:rPr>
-          <w:instrText xml:space="preserve"> PAGEREF _Toc233882644 \h </w:instrText>
+          <w:instrText xml:space="preserve"> PAGEREF _Toc233969912 \h </w:instrText>
         </w:r>
         <w:r>
           <w:rPr>
@@ -3125,7 +4853,14 @@
           </w:rPr>
           <w:fldChar w:fldCharType="end"/>
         </w:r>
-      </w:hyperlink>
+        <w:r>
+          <w:rPr>
+            <w:rStyle w:val="Hipervnculo"/>
+            <w:noProof/>
+          </w:rPr>
+          <w:fldChar w:fldCharType="end"/>
+        </w:r>
+      </w:ins>
     </w:p>
     <w:p>
       <w:pPr>
@@ -3134,6 +4869,7 @@
           <w:tab w:val="right" w:leader="dot" w:pos="9112"/>
         </w:tabs>
         <w:rPr>
+          <w:ins w:id="91" w:author="Diego Muñoz" w:date="2026-07-03T11:17:00Z" w16du:dateUtc="2026-07-03T15:17:00Z"/>
           <w:rFonts w:asciiTheme="minorHAnsi" w:hAnsiTheme="minorHAnsi"/>
           <w:noProof/>
           <w:kern w:val="2"/>
@@ -3142,7 +4878,47 @@
           <w14:ligatures w14:val="standardContextual"/>
         </w:rPr>
       </w:pPr>
-      <w:hyperlink w:anchor="_Toc233882645" w:history="1">
+      <w:ins w:id="92" w:author="Diego Muñoz" w:date="2026-07-03T11:17:00Z" w16du:dateUtc="2026-07-03T15:17:00Z">
+        <w:r>
+          <w:rPr>
+            <w:rStyle w:val="Hipervnculo"/>
+            <w:noProof/>
+          </w:rPr>
+          <w:fldChar w:fldCharType="begin"/>
+        </w:r>
+        <w:r>
+          <w:rPr>
+            <w:rStyle w:val="Hipervnculo"/>
+            <w:noProof/>
+          </w:rPr>
+          <w:instrText xml:space="preserve"> </w:instrText>
+        </w:r>
+        <w:r>
+          <w:rPr>
+            <w:noProof/>
+          </w:rPr>
+          <w:instrText>HYPERLINK \l "_Toc233969913"</w:instrText>
+        </w:r>
+        <w:r>
+          <w:rPr>
+            <w:rStyle w:val="Hipervnculo"/>
+            <w:noProof/>
+          </w:rPr>
+          <w:instrText xml:space="preserve"> </w:instrText>
+        </w:r>
+        <w:r>
+          <w:rPr>
+            <w:rStyle w:val="Hipervnculo"/>
+            <w:noProof/>
+          </w:rPr>
+        </w:r>
+        <w:r>
+          <w:rPr>
+            <w:rStyle w:val="Hipervnculo"/>
+            <w:noProof/>
+          </w:rPr>
+          <w:fldChar w:fldCharType="separate"/>
+        </w:r>
         <w:r>
           <w:rPr>
             <w:rStyle w:val="Hipervnculo"/>
@@ -3170,7 +4946,7 @@
             <w:noProof/>
             <w:webHidden/>
           </w:rPr>
-          <w:instrText xml:space="preserve"> PAGEREF _Toc233882645 \h </w:instrText>
+          <w:instrText xml:space="preserve"> PAGEREF _Toc233969913 \h </w:instrText>
         </w:r>
         <w:r>
           <w:rPr>
@@ -3199,7 +4975,14 @@
           </w:rPr>
           <w:fldChar w:fldCharType="end"/>
         </w:r>
-      </w:hyperlink>
+        <w:r>
+          <w:rPr>
+            <w:rStyle w:val="Hipervnculo"/>
+            <w:noProof/>
+          </w:rPr>
+          <w:fldChar w:fldCharType="end"/>
+        </w:r>
+      </w:ins>
     </w:p>
     <w:p>
       <w:pPr>
@@ -3208,6 +4991,7 @@
           <w:tab w:val="right" w:leader="dot" w:pos="9112"/>
         </w:tabs>
         <w:rPr>
+          <w:ins w:id="93" w:author="Diego Muñoz" w:date="2026-07-03T11:17:00Z" w16du:dateUtc="2026-07-03T15:17:00Z"/>
           <w:rFonts w:asciiTheme="minorHAnsi" w:hAnsiTheme="minorHAnsi"/>
           <w:noProof/>
           <w:kern w:val="2"/>
@@ -3216,7 +5000,47 @@
           <w14:ligatures w14:val="standardContextual"/>
         </w:rPr>
       </w:pPr>
-      <w:hyperlink w:anchor="_Toc233882646" w:history="1">
+      <w:ins w:id="94" w:author="Diego Muñoz" w:date="2026-07-03T11:17:00Z" w16du:dateUtc="2026-07-03T15:17:00Z">
+        <w:r>
+          <w:rPr>
+            <w:rStyle w:val="Hipervnculo"/>
+            <w:noProof/>
+          </w:rPr>
+          <w:fldChar w:fldCharType="begin"/>
+        </w:r>
+        <w:r>
+          <w:rPr>
+            <w:rStyle w:val="Hipervnculo"/>
+            <w:noProof/>
+          </w:rPr>
+          <w:instrText xml:space="preserve"> </w:instrText>
+        </w:r>
+        <w:r>
+          <w:rPr>
+            <w:noProof/>
+          </w:rPr>
+          <w:instrText>HYPERLINK \l "_Toc233969914"</w:instrText>
+        </w:r>
+        <w:r>
+          <w:rPr>
+            <w:rStyle w:val="Hipervnculo"/>
+            <w:noProof/>
+          </w:rPr>
+          <w:instrText xml:space="preserve"> </w:instrText>
+        </w:r>
+        <w:r>
+          <w:rPr>
+            <w:rStyle w:val="Hipervnculo"/>
+            <w:noProof/>
+          </w:rPr>
+        </w:r>
+        <w:r>
+          <w:rPr>
+            <w:rStyle w:val="Hipervnculo"/>
+            <w:noProof/>
+          </w:rPr>
+          <w:fldChar w:fldCharType="separate"/>
+        </w:r>
         <w:r>
           <w:rPr>
             <w:rStyle w:val="Hipervnculo"/>
@@ -3244,7 +5068,7 @@
             <w:noProof/>
             <w:webHidden/>
           </w:rPr>
-          <w:instrText xml:space="preserve"> PAGEREF _Toc233882646 \h </w:instrText>
+          <w:instrText xml:space="preserve"> PAGEREF _Toc233969914 \h </w:instrText>
         </w:r>
         <w:r>
           <w:rPr>
@@ -3273,7 +5097,14 @@
           </w:rPr>
           <w:fldChar w:fldCharType="end"/>
         </w:r>
-      </w:hyperlink>
+        <w:r>
+          <w:rPr>
+            <w:rStyle w:val="Hipervnculo"/>
+            <w:noProof/>
+          </w:rPr>
+          <w:fldChar w:fldCharType="end"/>
+        </w:r>
+      </w:ins>
     </w:p>
     <w:p>
       <w:pPr>
@@ -3282,6 +5113,7 @@
           <w:tab w:val="right" w:leader="dot" w:pos="9112"/>
         </w:tabs>
         <w:rPr>
+          <w:ins w:id="95" w:author="Diego Muñoz" w:date="2026-07-03T11:17:00Z" w16du:dateUtc="2026-07-03T15:17:00Z"/>
           <w:rFonts w:asciiTheme="minorHAnsi" w:hAnsiTheme="minorHAnsi"/>
           <w:noProof/>
           <w:kern w:val="2"/>
@@ -3290,7 +5122,47 @@
           <w14:ligatures w14:val="standardContextual"/>
         </w:rPr>
       </w:pPr>
-      <w:hyperlink w:anchor="_Toc233882647" w:history="1">
+      <w:ins w:id="96" w:author="Diego Muñoz" w:date="2026-07-03T11:17:00Z" w16du:dateUtc="2026-07-03T15:17:00Z">
+        <w:r>
+          <w:rPr>
+            <w:rStyle w:val="Hipervnculo"/>
+            <w:noProof/>
+          </w:rPr>
+          <w:fldChar w:fldCharType="begin"/>
+        </w:r>
+        <w:r>
+          <w:rPr>
+            <w:rStyle w:val="Hipervnculo"/>
+            <w:noProof/>
+          </w:rPr>
+          <w:instrText xml:space="preserve"> </w:instrText>
+        </w:r>
+        <w:r>
+          <w:rPr>
+            <w:noProof/>
+          </w:rPr>
+          <w:instrText>HYPERLINK \l "_Toc233969915"</w:instrText>
+        </w:r>
+        <w:r>
+          <w:rPr>
+            <w:rStyle w:val="Hipervnculo"/>
+            <w:noProof/>
+          </w:rPr>
+          <w:instrText xml:space="preserve"> </w:instrText>
+        </w:r>
+        <w:r>
+          <w:rPr>
+            <w:rStyle w:val="Hipervnculo"/>
+            <w:noProof/>
+          </w:rPr>
+        </w:r>
+        <w:r>
+          <w:rPr>
+            <w:rStyle w:val="Hipervnculo"/>
+            <w:noProof/>
+          </w:rPr>
+          <w:fldChar w:fldCharType="separate"/>
+        </w:r>
         <w:r>
           <w:rPr>
             <w:rStyle w:val="Hipervnculo"/>
@@ -3318,7 +5190,7 @@
             <w:noProof/>
             <w:webHidden/>
           </w:rPr>
-          <w:instrText xml:space="preserve"> PAGEREF _Toc233882647 \h </w:instrText>
+          <w:instrText xml:space="preserve"> PAGEREF _Toc233969915 \h </w:instrText>
         </w:r>
         <w:r>
           <w:rPr>
@@ -3338,7 +5210,7 @@
             <w:noProof/>
             <w:webHidden/>
           </w:rPr>
-          <w:t>30</w:t>
+          <w:t>31</w:t>
         </w:r>
         <w:r>
           <w:rPr>
@@ -3347,7 +5219,14 @@
           </w:rPr>
           <w:fldChar w:fldCharType="end"/>
         </w:r>
-      </w:hyperlink>
+        <w:r>
+          <w:rPr>
+            <w:rStyle w:val="Hipervnculo"/>
+            <w:noProof/>
+          </w:rPr>
+          <w:fldChar w:fldCharType="end"/>
+        </w:r>
+      </w:ins>
     </w:p>
     <w:p>
       <w:pPr>
@@ -3356,6 +5235,7 @@
           <w:tab w:val="right" w:leader="dot" w:pos="9112"/>
         </w:tabs>
         <w:rPr>
+          <w:ins w:id="97" w:author="Diego Muñoz" w:date="2026-07-03T11:17:00Z" w16du:dateUtc="2026-07-03T15:17:00Z"/>
           <w:rFonts w:asciiTheme="minorHAnsi" w:hAnsiTheme="minorHAnsi"/>
           <w:noProof/>
           <w:kern w:val="2"/>
@@ -3364,7 +5244,47 @@
           <w14:ligatures w14:val="standardContextual"/>
         </w:rPr>
       </w:pPr>
-      <w:hyperlink w:anchor="_Toc233882648" w:history="1">
+      <w:ins w:id="98" w:author="Diego Muñoz" w:date="2026-07-03T11:17:00Z" w16du:dateUtc="2026-07-03T15:17:00Z">
+        <w:r>
+          <w:rPr>
+            <w:rStyle w:val="Hipervnculo"/>
+            <w:noProof/>
+          </w:rPr>
+          <w:fldChar w:fldCharType="begin"/>
+        </w:r>
+        <w:r>
+          <w:rPr>
+            <w:rStyle w:val="Hipervnculo"/>
+            <w:noProof/>
+          </w:rPr>
+          <w:instrText xml:space="preserve"> </w:instrText>
+        </w:r>
+        <w:r>
+          <w:rPr>
+            <w:noProof/>
+          </w:rPr>
+          <w:instrText>HYPERLINK \l "_Toc233969916"</w:instrText>
+        </w:r>
+        <w:r>
+          <w:rPr>
+            <w:rStyle w:val="Hipervnculo"/>
+            <w:noProof/>
+          </w:rPr>
+          <w:instrText xml:space="preserve"> </w:instrText>
+        </w:r>
+        <w:r>
+          <w:rPr>
+            <w:rStyle w:val="Hipervnculo"/>
+            <w:noProof/>
+          </w:rPr>
+        </w:r>
+        <w:r>
+          <w:rPr>
+            <w:rStyle w:val="Hipervnculo"/>
+            <w:noProof/>
+          </w:rPr>
+          <w:fldChar w:fldCharType="separate"/>
+        </w:r>
         <w:r>
           <w:rPr>
             <w:rStyle w:val="Hipervnculo"/>
@@ -3392,7 +5312,7 @@
             <w:noProof/>
             <w:webHidden/>
           </w:rPr>
-          <w:instrText xml:space="preserve"> PAGEREF _Toc233882648 \h </w:instrText>
+          <w:instrText xml:space="preserve"> PAGEREF _Toc233969916 \h </w:instrText>
         </w:r>
         <w:r>
           <w:rPr>
@@ -3412,7 +5332,7 @@
             <w:noProof/>
             <w:webHidden/>
           </w:rPr>
-          <w:t>30</w:t>
+          <w:t>31</w:t>
         </w:r>
         <w:r>
           <w:rPr>
@@ -3421,7 +5341,14 @@
           </w:rPr>
           <w:fldChar w:fldCharType="end"/>
         </w:r>
-      </w:hyperlink>
+        <w:r>
+          <w:rPr>
+            <w:rStyle w:val="Hipervnculo"/>
+            <w:noProof/>
+          </w:rPr>
+          <w:fldChar w:fldCharType="end"/>
+        </w:r>
+      </w:ins>
     </w:p>
     <w:p>
       <w:pPr>
@@ -3430,6 +5357,7 @@
           <w:tab w:val="right" w:leader="dot" w:pos="9112"/>
         </w:tabs>
         <w:rPr>
+          <w:ins w:id="99" w:author="Diego Muñoz" w:date="2026-07-03T11:17:00Z" w16du:dateUtc="2026-07-03T15:17:00Z"/>
           <w:rFonts w:asciiTheme="minorHAnsi" w:hAnsiTheme="minorHAnsi"/>
           <w:noProof/>
           <w:kern w:val="2"/>
@@ -3438,7 +5366,47 @@
           <w14:ligatures w14:val="standardContextual"/>
         </w:rPr>
       </w:pPr>
-      <w:hyperlink w:anchor="_Toc233882649" w:history="1">
+      <w:ins w:id="100" w:author="Diego Muñoz" w:date="2026-07-03T11:17:00Z" w16du:dateUtc="2026-07-03T15:17:00Z">
+        <w:r>
+          <w:rPr>
+            <w:rStyle w:val="Hipervnculo"/>
+            <w:noProof/>
+          </w:rPr>
+          <w:fldChar w:fldCharType="begin"/>
+        </w:r>
+        <w:r>
+          <w:rPr>
+            <w:rStyle w:val="Hipervnculo"/>
+            <w:noProof/>
+          </w:rPr>
+          <w:instrText xml:space="preserve"> </w:instrText>
+        </w:r>
+        <w:r>
+          <w:rPr>
+            <w:noProof/>
+          </w:rPr>
+          <w:instrText>HYPERLINK \l "_Toc233969917"</w:instrText>
+        </w:r>
+        <w:r>
+          <w:rPr>
+            <w:rStyle w:val="Hipervnculo"/>
+            <w:noProof/>
+          </w:rPr>
+          <w:instrText xml:space="preserve"> </w:instrText>
+        </w:r>
+        <w:r>
+          <w:rPr>
+            <w:rStyle w:val="Hipervnculo"/>
+            <w:noProof/>
+          </w:rPr>
+        </w:r>
+        <w:r>
+          <w:rPr>
+            <w:rStyle w:val="Hipervnculo"/>
+            <w:noProof/>
+          </w:rPr>
+          <w:fldChar w:fldCharType="separate"/>
+        </w:r>
         <w:r>
           <w:rPr>
             <w:rStyle w:val="Hipervnculo"/>
@@ -3466,7 +5434,7 @@
             <w:noProof/>
             <w:webHidden/>
           </w:rPr>
-          <w:instrText xml:space="preserve"> PAGEREF _Toc233882649 \h </w:instrText>
+          <w:instrText xml:space="preserve"> PAGEREF _Toc233969917 \h </w:instrText>
         </w:r>
         <w:r>
           <w:rPr>
@@ -3486,7 +5454,7 @@
             <w:noProof/>
             <w:webHidden/>
           </w:rPr>
-          <w:t>30</w:t>
+          <w:t>32</w:t>
         </w:r>
         <w:r>
           <w:rPr>
@@ -3495,7 +5463,14 @@
           </w:rPr>
           <w:fldChar w:fldCharType="end"/>
         </w:r>
-      </w:hyperlink>
+        <w:r>
+          <w:rPr>
+            <w:rStyle w:val="Hipervnculo"/>
+            <w:noProof/>
+          </w:rPr>
+          <w:fldChar w:fldCharType="end"/>
+        </w:r>
+      </w:ins>
     </w:p>
     <w:p>
       <w:pPr>
@@ -3504,6 +5479,7 @@
           <w:tab w:val="right" w:leader="dot" w:pos="9112"/>
         </w:tabs>
         <w:rPr>
+          <w:ins w:id="101" w:author="Diego Muñoz" w:date="2026-07-03T11:17:00Z" w16du:dateUtc="2026-07-03T15:17:00Z"/>
           <w:rFonts w:asciiTheme="minorHAnsi" w:hAnsiTheme="minorHAnsi"/>
           <w:noProof/>
           <w:kern w:val="2"/>
@@ -3512,7 +5488,47 @@
           <w14:ligatures w14:val="standardContextual"/>
         </w:rPr>
       </w:pPr>
-      <w:hyperlink w:anchor="_Toc233882650" w:history="1">
+      <w:ins w:id="102" w:author="Diego Muñoz" w:date="2026-07-03T11:17:00Z" w16du:dateUtc="2026-07-03T15:17:00Z">
+        <w:r>
+          <w:rPr>
+            <w:rStyle w:val="Hipervnculo"/>
+            <w:noProof/>
+          </w:rPr>
+          <w:fldChar w:fldCharType="begin"/>
+        </w:r>
+        <w:r>
+          <w:rPr>
+            <w:rStyle w:val="Hipervnculo"/>
+            <w:noProof/>
+          </w:rPr>
+          <w:instrText xml:space="preserve"> </w:instrText>
+        </w:r>
+        <w:r>
+          <w:rPr>
+            <w:noProof/>
+          </w:rPr>
+          <w:instrText>HYPERLINK \l "_Toc233969918"</w:instrText>
+        </w:r>
+        <w:r>
+          <w:rPr>
+            <w:rStyle w:val="Hipervnculo"/>
+            <w:noProof/>
+          </w:rPr>
+          <w:instrText xml:space="preserve"> </w:instrText>
+        </w:r>
+        <w:r>
+          <w:rPr>
+            <w:rStyle w:val="Hipervnculo"/>
+            <w:noProof/>
+          </w:rPr>
+        </w:r>
+        <w:r>
+          <w:rPr>
+            <w:rStyle w:val="Hipervnculo"/>
+            <w:noProof/>
+          </w:rPr>
+          <w:fldChar w:fldCharType="separate"/>
+        </w:r>
         <w:r>
           <w:rPr>
             <w:rStyle w:val="Hipervnculo"/>
@@ -3540,7 +5556,7 @@
             <w:noProof/>
             <w:webHidden/>
           </w:rPr>
-          <w:instrText xml:space="preserve"> PAGEREF _Toc233882650 \h </w:instrText>
+          <w:instrText xml:space="preserve"> PAGEREF _Toc233969918 \h </w:instrText>
         </w:r>
         <w:r>
           <w:rPr>
@@ -3560,7 +5576,7 @@
             <w:noProof/>
             <w:webHidden/>
           </w:rPr>
-          <w:t>31</w:t>
+          <w:t>32</w:t>
         </w:r>
         <w:r>
           <w:rPr>
@@ -3569,7 +5585,14 @@
           </w:rPr>
           <w:fldChar w:fldCharType="end"/>
         </w:r>
-      </w:hyperlink>
+        <w:r>
+          <w:rPr>
+            <w:rStyle w:val="Hipervnculo"/>
+            <w:noProof/>
+          </w:rPr>
+          <w:fldChar w:fldCharType="end"/>
+        </w:r>
+      </w:ins>
     </w:p>
     <w:p>
       <w:pPr>
@@ -3578,6 +5601,7 @@
           <w:tab w:val="right" w:leader="dot" w:pos="9112"/>
         </w:tabs>
         <w:rPr>
+          <w:ins w:id="103" w:author="Diego Muñoz" w:date="2026-07-03T11:17:00Z" w16du:dateUtc="2026-07-03T15:17:00Z"/>
           <w:rFonts w:asciiTheme="minorHAnsi" w:hAnsiTheme="minorHAnsi"/>
           <w:noProof/>
           <w:kern w:val="2"/>
@@ -3586,7 +5610,47 @@
           <w14:ligatures w14:val="standardContextual"/>
         </w:rPr>
       </w:pPr>
-      <w:hyperlink w:anchor="_Toc233882651" w:history="1">
+      <w:ins w:id="104" w:author="Diego Muñoz" w:date="2026-07-03T11:17:00Z" w16du:dateUtc="2026-07-03T15:17:00Z">
+        <w:r>
+          <w:rPr>
+            <w:rStyle w:val="Hipervnculo"/>
+            <w:noProof/>
+          </w:rPr>
+          <w:fldChar w:fldCharType="begin"/>
+        </w:r>
+        <w:r>
+          <w:rPr>
+            <w:rStyle w:val="Hipervnculo"/>
+            <w:noProof/>
+          </w:rPr>
+          <w:instrText xml:space="preserve"> </w:instrText>
+        </w:r>
+        <w:r>
+          <w:rPr>
+            <w:noProof/>
+          </w:rPr>
+          <w:instrText>HYPERLINK \l "_Toc233969919"</w:instrText>
+        </w:r>
+        <w:r>
+          <w:rPr>
+            <w:rStyle w:val="Hipervnculo"/>
+            <w:noProof/>
+          </w:rPr>
+          <w:instrText xml:space="preserve"> </w:instrText>
+        </w:r>
+        <w:r>
+          <w:rPr>
+            <w:rStyle w:val="Hipervnculo"/>
+            <w:noProof/>
+          </w:rPr>
+        </w:r>
+        <w:r>
+          <w:rPr>
+            <w:rStyle w:val="Hipervnculo"/>
+            <w:noProof/>
+          </w:rPr>
+          <w:fldChar w:fldCharType="separate"/>
+        </w:r>
         <w:r>
           <w:rPr>
             <w:rStyle w:val="Hipervnculo"/>
@@ -3614,7 +5678,7 @@
             <w:noProof/>
             <w:webHidden/>
           </w:rPr>
-          <w:instrText xml:space="preserve"> PAGEREF _Toc233882651 \h </w:instrText>
+          <w:instrText xml:space="preserve"> PAGEREF _Toc233969919 \h </w:instrText>
         </w:r>
         <w:r>
           <w:rPr>
@@ -3634,7 +5698,7 @@
             <w:noProof/>
             <w:webHidden/>
           </w:rPr>
-          <w:t>32</w:t>
+          <w:t>34</w:t>
         </w:r>
         <w:r>
           <w:rPr>
@@ -3643,7 +5707,2008 @@
           </w:rPr>
           <w:fldChar w:fldCharType="end"/>
         </w:r>
-      </w:hyperlink>
+        <w:r>
+          <w:rPr>
+            <w:rStyle w:val="Hipervnculo"/>
+            <w:noProof/>
+          </w:rPr>
+          <w:fldChar w:fldCharType="end"/>
+        </w:r>
+      </w:ins>
+    </w:p>
+    <w:p>
+      <w:pPr>
+        <w:rPr>
+          <w:del w:id="105" w:author="Diego Muñoz" w:date="2026-07-03T11:17:00Z" w16du:dateUtc="2026-07-03T15:17:00Z"/>
+          <w:noProof/>
+        </w:rPr>
+      </w:pPr>
+    </w:p>
+    <w:p>
+      <w:pPr>
+        <w:rPr>
+          <w:del w:id="106" w:author="Diego Muñoz" w:date="2026-07-03T11:17:00Z" w16du:dateUtc="2026-07-03T15:17:00Z"/>
+          <w:b/>
+          <w:bCs/>
+          <w:noProof/>
+          <w:sz w:val="32"/>
+          <w:szCs w:val="32"/>
+        </w:rPr>
+      </w:pPr>
+    </w:p>
+    <w:p>
+      <w:pPr>
+        <w:pStyle w:val="TDC1"/>
+        <w:tabs>
+          <w:tab w:val="right" w:leader="dot" w:pos="9112"/>
+        </w:tabs>
+        <w:rPr>
+          <w:del w:id="107" w:author="Diego Muñoz" w:date="2026-07-03T11:17:00Z" w16du:dateUtc="2026-07-03T15:17:00Z"/>
+          <w:rFonts w:asciiTheme="minorHAnsi" w:hAnsiTheme="minorHAnsi"/>
+          <w:noProof/>
+          <w:kern w:val="2"/>
+          <w:szCs w:val="24"/>
+          <w:lang w:val="es-CL" w:eastAsia="es-CL"/>
+          <w14:ligatures w14:val="standardContextual"/>
+        </w:rPr>
+      </w:pPr>
+      <w:del w:id="108" w:author="Diego Muñoz" w:date="2026-07-03T11:17:00Z" w16du:dateUtc="2026-07-03T15:17:00Z">
+        <w:r>
+          <w:rPr>
+            <w:rFonts w:cs="Times New Roman"/>
+            <w:noProof/>
+            <w:rPrChange w:id="109" w:author="Diego Muñoz" w:date="2026-07-03T11:17:00Z" w16du:dateUtc="2026-07-03T15:17:00Z">
+              <w:rPr>
+                <w:rStyle w:val="Hipervnculo"/>
+                <w:rFonts w:cs="Times New Roman"/>
+                <w:noProof/>
+              </w:rPr>
+            </w:rPrChange>
+          </w:rPr>
+          <w:delText>1. Introducción</w:delText>
+        </w:r>
+        <w:r>
+          <w:rPr>
+            <w:noProof/>
+            <w:webHidden/>
+          </w:rPr>
+          <w:tab/>
+        </w:r>
+        <w:r>
+          <w:rPr>
+            <w:noProof/>
+            <w:webHidden/>
+          </w:rPr>
+          <w:delText>4</w:delText>
+        </w:r>
+      </w:del>
+    </w:p>
+    <w:p>
+      <w:pPr>
+        <w:pStyle w:val="TDC2"/>
+        <w:tabs>
+          <w:tab w:val="right" w:leader="dot" w:pos="9112"/>
+        </w:tabs>
+        <w:rPr>
+          <w:del w:id="110" w:author="Diego Muñoz" w:date="2026-07-03T11:17:00Z" w16du:dateUtc="2026-07-03T15:17:00Z"/>
+          <w:rFonts w:asciiTheme="minorHAnsi" w:hAnsiTheme="minorHAnsi"/>
+          <w:noProof/>
+          <w:kern w:val="2"/>
+          <w:szCs w:val="24"/>
+          <w:lang w:val="es-CL" w:eastAsia="es-CL"/>
+          <w14:ligatures w14:val="standardContextual"/>
+        </w:rPr>
+      </w:pPr>
+      <w:del w:id="111" w:author="Diego Muñoz" w:date="2026-07-03T11:17:00Z" w16du:dateUtc="2026-07-03T15:17:00Z">
+        <w:r>
+          <w:rPr>
+            <w:rFonts w:cs="Times New Roman"/>
+            <w:noProof/>
+            <w:rPrChange w:id="112" w:author="Diego Muñoz" w:date="2026-07-03T11:17:00Z" w16du:dateUtc="2026-07-03T15:17:00Z">
+              <w:rPr>
+                <w:rStyle w:val="Hipervnculo"/>
+                <w:rFonts w:cs="Times New Roman"/>
+                <w:noProof/>
+              </w:rPr>
+            </w:rPrChange>
+          </w:rPr>
+          <w:delText>2.1. Trabajos relacionados</w:delText>
+        </w:r>
+        <w:r>
+          <w:rPr>
+            <w:noProof/>
+            <w:webHidden/>
+          </w:rPr>
+          <w:tab/>
+        </w:r>
+        <w:r>
+          <w:rPr>
+            <w:noProof/>
+            <w:webHidden/>
+          </w:rPr>
+          <w:delText>5</w:delText>
+        </w:r>
+      </w:del>
+    </w:p>
+    <w:p>
+      <w:pPr>
+        <w:pStyle w:val="TDC3"/>
+        <w:tabs>
+          <w:tab w:val="right" w:leader="dot" w:pos="9112"/>
+        </w:tabs>
+        <w:rPr>
+          <w:del w:id="113" w:author="Diego Muñoz" w:date="2026-07-03T11:17:00Z" w16du:dateUtc="2026-07-03T15:17:00Z"/>
+          <w:rFonts w:asciiTheme="minorHAnsi" w:hAnsiTheme="minorHAnsi"/>
+          <w:noProof/>
+          <w:kern w:val="2"/>
+          <w:szCs w:val="24"/>
+          <w:lang w:val="es-CL" w:eastAsia="es-CL"/>
+          <w14:ligatures w14:val="standardContextual"/>
+        </w:rPr>
+      </w:pPr>
+      <w:del w:id="114" w:author="Diego Muñoz" w:date="2026-07-03T11:17:00Z" w16du:dateUtc="2026-07-03T15:17:00Z">
+        <w:r>
+          <w:rPr>
+            <w:rFonts w:cs="Times New Roman"/>
+            <w:noProof/>
+            <w:rPrChange w:id="115" w:author="Diego Muñoz" w:date="2026-07-03T11:17:00Z" w16du:dateUtc="2026-07-03T15:17:00Z">
+              <w:rPr>
+                <w:rStyle w:val="Hipervnculo"/>
+                <w:rFonts w:cs="Times New Roman"/>
+                <w:noProof/>
+              </w:rPr>
+            </w:rPrChange>
+          </w:rPr>
+          <w:delText>2.1.1. Medisafe</w:delText>
+        </w:r>
+        <w:r>
+          <w:rPr>
+            <w:noProof/>
+            <w:webHidden/>
+          </w:rPr>
+          <w:tab/>
+        </w:r>
+        <w:r>
+          <w:rPr>
+            <w:noProof/>
+            <w:webHidden/>
+          </w:rPr>
+          <w:delText>5</w:delText>
+        </w:r>
+      </w:del>
+    </w:p>
+    <w:p>
+      <w:pPr>
+        <w:pStyle w:val="TDC3"/>
+        <w:tabs>
+          <w:tab w:val="right" w:leader="dot" w:pos="9112"/>
+        </w:tabs>
+        <w:rPr>
+          <w:del w:id="116" w:author="Diego Muñoz" w:date="2026-07-03T11:17:00Z" w16du:dateUtc="2026-07-03T15:17:00Z"/>
+          <w:rFonts w:asciiTheme="minorHAnsi" w:hAnsiTheme="minorHAnsi"/>
+          <w:noProof/>
+          <w:kern w:val="2"/>
+          <w:szCs w:val="24"/>
+          <w:lang w:val="es-CL" w:eastAsia="es-CL"/>
+          <w14:ligatures w14:val="standardContextual"/>
+        </w:rPr>
+      </w:pPr>
+      <w:del w:id="117" w:author="Diego Muñoz" w:date="2026-07-03T11:17:00Z" w16du:dateUtc="2026-07-03T15:17:00Z">
+        <w:r>
+          <w:rPr>
+            <w:rFonts w:cs="Times New Roman"/>
+            <w:noProof/>
+            <w:rPrChange w:id="118" w:author="Diego Muñoz" w:date="2026-07-03T11:17:00Z" w16du:dateUtc="2026-07-03T15:17:00Z">
+              <w:rPr>
+                <w:rStyle w:val="Hipervnculo"/>
+                <w:rFonts w:cs="Times New Roman"/>
+                <w:noProof/>
+              </w:rPr>
+            </w:rPrChange>
+          </w:rPr>
+          <w:delText>2.1.2. MyTherapy</w:delText>
+        </w:r>
+        <w:r>
+          <w:rPr>
+            <w:noProof/>
+            <w:webHidden/>
+          </w:rPr>
+          <w:tab/>
+        </w:r>
+        <w:r>
+          <w:rPr>
+            <w:noProof/>
+            <w:webHidden/>
+          </w:rPr>
+          <w:delText>6</w:delText>
+        </w:r>
+      </w:del>
+    </w:p>
+    <w:p>
+      <w:pPr>
+        <w:pStyle w:val="TDC3"/>
+        <w:tabs>
+          <w:tab w:val="right" w:leader="dot" w:pos="9112"/>
+        </w:tabs>
+        <w:rPr>
+          <w:del w:id="119" w:author="Diego Muñoz" w:date="2026-07-03T11:17:00Z" w16du:dateUtc="2026-07-03T15:17:00Z"/>
+          <w:rFonts w:asciiTheme="minorHAnsi" w:hAnsiTheme="minorHAnsi"/>
+          <w:noProof/>
+          <w:kern w:val="2"/>
+          <w:szCs w:val="24"/>
+          <w:lang w:val="es-CL" w:eastAsia="es-CL"/>
+          <w14:ligatures w14:val="standardContextual"/>
+        </w:rPr>
+      </w:pPr>
+      <w:del w:id="120" w:author="Diego Muñoz" w:date="2026-07-03T11:17:00Z" w16du:dateUtc="2026-07-03T15:17:00Z">
+        <w:r>
+          <w:rPr>
+            <w:rFonts w:cs="Times New Roman"/>
+            <w:noProof/>
+            <w:rPrChange w:id="121" w:author="Diego Muñoz" w:date="2026-07-03T11:17:00Z" w16du:dateUtc="2026-07-03T15:17:00Z">
+              <w:rPr>
+                <w:rStyle w:val="Hipervnculo"/>
+                <w:rFonts w:cs="Times New Roman"/>
+                <w:noProof/>
+              </w:rPr>
+            </w:rPrChange>
+          </w:rPr>
+          <w:delText>2.1.3. CogniFit</w:delText>
+        </w:r>
+        <w:r>
+          <w:rPr>
+            <w:noProof/>
+            <w:webHidden/>
+          </w:rPr>
+          <w:tab/>
+        </w:r>
+        <w:r>
+          <w:rPr>
+            <w:noProof/>
+            <w:webHidden/>
+          </w:rPr>
+          <w:delText>6</w:delText>
+        </w:r>
+      </w:del>
+    </w:p>
+    <w:p>
+      <w:pPr>
+        <w:pStyle w:val="TDC3"/>
+        <w:tabs>
+          <w:tab w:val="right" w:leader="dot" w:pos="9112"/>
+        </w:tabs>
+        <w:rPr>
+          <w:del w:id="122" w:author="Diego Muñoz" w:date="2026-07-03T11:17:00Z" w16du:dateUtc="2026-07-03T15:17:00Z"/>
+          <w:rFonts w:asciiTheme="minorHAnsi" w:hAnsiTheme="minorHAnsi"/>
+          <w:noProof/>
+          <w:kern w:val="2"/>
+          <w:szCs w:val="24"/>
+          <w:lang w:val="es-CL" w:eastAsia="es-CL"/>
+          <w14:ligatures w14:val="standardContextual"/>
+        </w:rPr>
+      </w:pPr>
+      <w:del w:id="123" w:author="Diego Muñoz" w:date="2026-07-03T11:17:00Z" w16du:dateUtc="2026-07-03T15:17:00Z">
+        <w:r>
+          <w:rPr>
+            <w:rFonts w:cs="Times New Roman"/>
+            <w:noProof/>
+            <w:rPrChange w:id="124" w:author="Diego Muñoz" w:date="2026-07-03T11:17:00Z" w16du:dateUtc="2026-07-03T15:17:00Z">
+              <w:rPr>
+                <w:rStyle w:val="Hipervnculo"/>
+                <w:rFonts w:cs="Times New Roman"/>
+                <w:noProof/>
+              </w:rPr>
+            </w:rPrChange>
+          </w:rPr>
+          <w:delText>2.1.4. Kwido (Mementia)</w:delText>
+        </w:r>
+        <w:r>
+          <w:rPr>
+            <w:noProof/>
+            <w:webHidden/>
+          </w:rPr>
+          <w:tab/>
+        </w:r>
+        <w:r>
+          <w:rPr>
+            <w:noProof/>
+            <w:webHidden/>
+          </w:rPr>
+          <w:delText>7</w:delText>
+        </w:r>
+      </w:del>
+    </w:p>
+    <w:p>
+      <w:pPr>
+        <w:pStyle w:val="TDC3"/>
+        <w:tabs>
+          <w:tab w:val="right" w:leader="dot" w:pos="9112"/>
+        </w:tabs>
+        <w:rPr>
+          <w:del w:id="125" w:author="Diego Muñoz" w:date="2026-07-03T11:17:00Z" w16du:dateUtc="2026-07-03T15:17:00Z"/>
+          <w:rFonts w:asciiTheme="minorHAnsi" w:hAnsiTheme="minorHAnsi"/>
+          <w:noProof/>
+          <w:kern w:val="2"/>
+          <w:szCs w:val="24"/>
+          <w:lang w:val="es-CL" w:eastAsia="es-CL"/>
+          <w14:ligatures w14:val="standardContextual"/>
+        </w:rPr>
+      </w:pPr>
+      <w:del w:id="126" w:author="Diego Muñoz" w:date="2026-07-03T11:17:00Z" w16du:dateUtc="2026-07-03T15:17:00Z">
+        <w:r>
+          <w:rPr>
+            <w:rFonts w:cs="Times New Roman"/>
+            <w:noProof/>
+            <w:rPrChange w:id="127" w:author="Diego Muñoz" w:date="2026-07-03T11:17:00Z" w16du:dateUtc="2026-07-03T15:17:00Z">
+              <w:rPr>
+                <w:rStyle w:val="Hipervnculo"/>
+                <w:rFonts w:cs="Times New Roman"/>
+                <w:noProof/>
+              </w:rPr>
+            </w:rPrChange>
+          </w:rPr>
+          <w:delText>2.1.5. Análisis crítico y diferenciación de la propuesta</w:delText>
+        </w:r>
+        <w:r>
+          <w:rPr>
+            <w:noProof/>
+            <w:webHidden/>
+          </w:rPr>
+          <w:tab/>
+        </w:r>
+        <w:r>
+          <w:rPr>
+            <w:noProof/>
+            <w:webHidden/>
+          </w:rPr>
+          <w:delText>7</w:delText>
+        </w:r>
+      </w:del>
+    </w:p>
+    <w:p>
+      <w:pPr>
+        <w:pStyle w:val="TDC2"/>
+        <w:tabs>
+          <w:tab w:val="right" w:leader="dot" w:pos="9112"/>
+        </w:tabs>
+        <w:rPr>
+          <w:del w:id="128" w:author="Diego Muñoz" w:date="2026-07-03T11:17:00Z" w16du:dateUtc="2026-07-03T15:17:00Z"/>
+          <w:rFonts w:asciiTheme="minorHAnsi" w:hAnsiTheme="minorHAnsi"/>
+          <w:noProof/>
+          <w:kern w:val="2"/>
+          <w:szCs w:val="24"/>
+          <w:lang w:val="es-CL" w:eastAsia="es-CL"/>
+          <w14:ligatures w14:val="standardContextual"/>
+        </w:rPr>
+      </w:pPr>
+      <w:del w:id="129" w:author="Diego Muñoz" w:date="2026-07-03T11:17:00Z" w16du:dateUtc="2026-07-03T15:17:00Z">
+        <w:r>
+          <w:rPr>
+            <w:rFonts w:cs="Times New Roman"/>
+            <w:noProof/>
+            <w:rPrChange w:id="130" w:author="Diego Muñoz" w:date="2026-07-03T11:17:00Z" w16du:dateUtc="2026-07-03T15:17:00Z">
+              <w:rPr>
+                <w:rStyle w:val="Hipervnculo"/>
+                <w:rFonts w:cs="Times New Roman"/>
+                <w:noProof/>
+              </w:rPr>
+            </w:rPrChange>
+          </w:rPr>
+          <w:delText>3.1. Envejecimiento y deterioro cognitivo</w:delText>
+        </w:r>
+        <w:r>
+          <w:rPr>
+            <w:noProof/>
+            <w:webHidden/>
+          </w:rPr>
+          <w:tab/>
+        </w:r>
+        <w:r>
+          <w:rPr>
+            <w:noProof/>
+            <w:webHidden/>
+          </w:rPr>
+          <w:delText>8</w:delText>
+        </w:r>
+      </w:del>
+    </w:p>
+    <w:p>
+      <w:pPr>
+        <w:pStyle w:val="TDC2"/>
+        <w:tabs>
+          <w:tab w:val="right" w:leader="dot" w:pos="9112"/>
+        </w:tabs>
+        <w:rPr>
+          <w:del w:id="131" w:author="Diego Muñoz" w:date="2026-07-03T11:17:00Z" w16du:dateUtc="2026-07-03T15:17:00Z"/>
+          <w:rFonts w:asciiTheme="minorHAnsi" w:hAnsiTheme="minorHAnsi"/>
+          <w:noProof/>
+          <w:kern w:val="2"/>
+          <w:szCs w:val="24"/>
+          <w:lang w:val="es-CL" w:eastAsia="es-CL"/>
+          <w14:ligatures w14:val="standardContextual"/>
+        </w:rPr>
+      </w:pPr>
+      <w:del w:id="132" w:author="Diego Muñoz" w:date="2026-07-03T11:17:00Z" w16du:dateUtc="2026-07-03T15:17:00Z">
+        <w:r>
+          <w:rPr>
+            <w:rFonts w:cs="Times New Roman"/>
+            <w:noProof/>
+            <w:rPrChange w:id="133" w:author="Diego Muñoz" w:date="2026-07-03T11:17:00Z" w16du:dateUtc="2026-07-03T15:17:00Z">
+              <w:rPr>
+                <w:rStyle w:val="Hipervnculo"/>
+                <w:rFonts w:cs="Times New Roman"/>
+                <w:noProof/>
+              </w:rPr>
+            </w:rPrChange>
+          </w:rPr>
+          <w:delText>3.2. El cuidado del adulto mayor y la red de apoyo</w:delText>
+        </w:r>
+        <w:r>
+          <w:rPr>
+            <w:noProof/>
+            <w:webHidden/>
+          </w:rPr>
+          <w:tab/>
+        </w:r>
+        <w:r>
+          <w:rPr>
+            <w:noProof/>
+            <w:webHidden/>
+          </w:rPr>
+          <w:delText>9</w:delText>
+        </w:r>
+      </w:del>
+    </w:p>
+    <w:p>
+      <w:pPr>
+        <w:pStyle w:val="TDC2"/>
+        <w:tabs>
+          <w:tab w:val="right" w:leader="dot" w:pos="9112"/>
+        </w:tabs>
+        <w:rPr>
+          <w:del w:id="134" w:author="Diego Muñoz" w:date="2026-07-03T11:17:00Z" w16du:dateUtc="2026-07-03T15:17:00Z"/>
+          <w:rFonts w:asciiTheme="minorHAnsi" w:hAnsiTheme="minorHAnsi"/>
+          <w:noProof/>
+          <w:kern w:val="2"/>
+          <w:szCs w:val="24"/>
+          <w:lang w:val="es-CL" w:eastAsia="es-CL"/>
+          <w14:ligatures w14:val="standardContextual"/>
+        </w:rPr>
+      </w:pPr>
+      <w:del w:id="135" w:author="Diego Muñoz" w:date="2026-07-03T11:17:00Z" w16du:dateUtc="2026-07-03T15:17:00Z">
+        <w:r>
+          <w:rPr>
+            <w:rFonts w:cs="Times New Roman"/>
+            <w:noProof/>
+            <w:rPrChange w:id="136" w:author="Diego Muñoz" w:date="2026-07-03T11:17:00Z" w16du:dateUtc="2026-07-03T15:17:00Z">
+              <w:rPr>
+                <w:rStyle w:val="Hipervnculo"/>
+                <w:rFonts w:cs="Times New Roman"/>
+                <w:noProof/>
+              </w:rPr>
+            </w:rPrChange>
+          </w:rPr>
+          <w:delText>3.3. Accesibilidad y diseño centrado en el usuario mayor</w:delText>
+        </w:r>
+        <w:r>
+          <w:rPr>
+            <w:noProof/>
+            <w:webHidden/>
+          </w:rPr>
+          <w:tab/>
+        </w:r>
+        <w:r>
+          <w:rPr>
+            <w:noProof/>
+            <w:webHidden/>
+          </w:rPr>
+          <w:delText>9</w:delText>
+        </w:r>
+      </w:del>
+    </w:p>
+    <w:p>
+      <w:pPr>
+        <w:pStyle w:val="TDC2"/>
+        <w:tabs>
+          <w:tab w:val="right" w:leader="dot" w:pos="9112"/>
+        </w:tabs>
+        <w:rPr>
+          <w:del w:id="137" w:author="Diego Muñoz" w:date="2026-07-03T11:17:00Z" w16du:dateUtc="2026-07-03T15:17:00Z"/>
+          <w:rFonts w:asciiTheme="minorHAnsi" w:hAnsiTheme="minorHAnsi"/>
+          <w:noProof/>
+          <w:kern w:val="2"/>
+          <w:szCs w:val="24"/>
+          <w:lang w:val="es-CL" w:eastAsia="es-CL"/>
+          <w14:ligatures w14:val="standardContextual"/>
+        </w:rPr>
+      </w:pPr>
+      <w:del w:id="138" w:author="Diego Muñoz" w:date="2026-07-03T11:17:00Z" w16du:dateUtc="2026-07-03T15:17:00Z">
+        <w:r>
+          <w:rPr>
+            <w:rFonts w:cs="Times New Roman"/>
+            <w:noProof/>
+            <w:rPrChange w:id="139" w:author="Diego Muñoz" w:date="2026-07-03T11:17:00Z" w16du:dateUtc="2026-07-03T15:17:00Z">
+              <w:rPr>
+                <w:rStyle w:val="Hipervnculo"/>
+                <w:rFonts w:cs="Times New Roman"/>
+                <w:noProof/>
+              </w:rPr>
+            </w:rPrChange>
+          </w:rPr>
+          <w:delText>3.4. Estimulación cognitiva mediante juegos</w:delText>
+        </w:r>
+        <w:r>
+          <w:rPr>
+            <w:noProof/>
+            <w:webHidden/>
+          </w:rPr>
+          <w:tab/>
+        </w:r>
+        <w:r>
+          <w:rPr>
+            <w:noProof/>
+            <w:webHidden/>
+          </w:rPr>
+          <w:delText>10</w:delText>
+        </w:r>
+      </w:del>
+    </w:p>
+    <w:p>
+      <w:pPr>
+        <w:pStyle w:val="TDC2"/>
+        <w:tabs>
+          <w:tab w:val="right" w:leader="dot" w:pos="9112"/>
+        </w:tabs>
+        <w:rPr>
+          <w:del w:id="140" w:author="Diego Muñoz" w:date="2026-07-03T11:17:00Z" w16du:dateUtc="2026-07-03T15:17:00Z"/>
+          <w:rFonts w:asciiTheme="minorHAnsi" w:hAnsiTheme="minorHAnsi"/>
+          <w:noProof/>
+          <w:kern w:val="2"/>
+          <w:szCs w:val="24"/>
+          <w:lang w:val="es-CL" w:eastAsia="es-CL"/>
+          <w14:ligatures w14:val="standardContextual"/>
+        </w:rPr>
+      </w:pPr>
+      <w:del w:id="141" w:author="Diego Muñoz" w:date="2026-07-03T11:17:00Z" w16du:dateUtc="2026-07-03T15:17:00Z">
+        <w:r>
+          <w:rPr>
+            <w:rFonts w:cs="Times New Roman"/>
+            <w:noProof/>
+            <w:rPrChange w:id="142" w:author="Diego Muñoz" w:date="2026-07-03T11:17:00Z" w16du:dateUtc="2026-07-03T15:17:00Z">
+              <w:rPr>
+                <w:rStyle w:val="Hipervnculo"/>
+                <w:rFonts w:cs="Times New Roman"/>
+                <w:noProof/>
+              </w:rPr>
+            </w:rPrChange>
+          </w:rPr>
+          <w:delText>3.5. Tecnologías de desarrollo</w:delText>
+        </w:r>
+        <w:r>
+          <w:rPr>
+            <w:noProof/>
+            <w:webHidden/>
+          </w:rPr>
+          <w:tab/>
+        </w:r>
+        <w:r>
+          <w:rPr>
+            <w:noProof/>
+            <w:webHidden/>
+          </w:rPr>
+          <w:delText>10</w:delText>
+        </w:r>
+      </w:del>
+    </w:p>
+    <w:p>
+      <w:pPr>
+        <w:pStyle w:val="TDC1"/>
+        <w:tabs>
+          <w:tab w:val="right" w:leader="dot" w:pos="9112"/>
+        </w:tabs>
+        <w:rPr>
+          <w:del w:id="143" w:author="Diego Muñoz" w:date="2026-07-03T11:17:00Z" w16du:dateUtc="2026-07-03T15:17:00Z"/>
+          <w:rFonts w:asciiTheme="minorHAnsi" w:hAnsiTheme="minorHAnsi"/>
+          <w:noProof/>
+          <w:kern w:val="2"/>
+          <w:szCs w:val="24"/>
+          <w:lang w:val="es-CL" w:eastAsia="es-CL"/>
+          <w14:ligatures w14:val="standardContextual"/>
+        </w:rPr>
+      </w:pPr>
+      <w:del w:id="144" w:author="Diego Muñoz" w:date="2026-07-03T11:17:00Z" w16du:dateUtc="2026-07-03T15:17:00Z">
+        <w:r>
+          <w:rPr>
+            <w:rFonts w:cs="Times New Roman"/>
+            <w:noProof/>
+            <w:rPrChange w:id="145" w:author="Diego Muñoz" w:date="2026-07-03T11:17:00Z" w16du:dateUtc="2026-07-03T15:17:00Z">
+              <w:rPr>
+                <w:rStyle w:val="Hipervnculo"/>
+                <w:rFonts w:cs="Times New Roman"/>
+                <w:noProof/>
+              </w:rPr>
+            </w:rPrChange>
+          </w:rPr>
+          <w:delText>4. Marco Metodológico</w:delText>
+        </w:r>
+        <w:r>
+          <w:rPr>
+            <w:noProof/>
+            <w:webHidden/>
+          </w:rPr>
+          <w:tab/>
+        </w:r>
+        <w:r>
+          <w:rPr>
+            <w:noProof/>
+            <w:webHidden/>
+          </w:rPr>
+          <w:delText>11</w:delText>
+        </w:r>
+      </w:del>
+    </w:p>
+    <w:p>
+      <w:pPr>
+        <w:pStyle w:val="TDC2"/>
+        <w:tabs>
+          <w:tab w:val="right" w:leader="dot" w:pos="9112"/>
+        </w:tabs>
+        <w:rPr>
+          <w:del w:id="146" w:author="Diego Muñoz" w:date="2026-07-03T11:17:00Z" w16du:dateUtc="2026-07-03T15:17:00Z"/>
+          <w:rFonts w:asciiTheme="minorHAnsi" w:hAnsiTheme="minorHAnsi"/>
+          <w:noProof/>
+          <w:kern w:val="2"/>
+          <w:szCs w:val="24"/>
+          <w:lang w:val="es-CL" w:eastAsia="es-CL"/>
+          <w14:ligatures w14:val="standardContextual"/>
+        </w:rPr>
+      </w:pPr>
+      <w:del w:id="147" w:author="Diego Muñoz" w:date="2026-07-03T11:17:00Z" w16du:dateUtc="2026-07-03T15:17:00Z">
+        <w:r>
+          <w:rPr>
+            <w:rFonts w:cs="Times New Roman"/>
+            <w:noProof/>
+            <w:rPrChange w:id="148" w:author="Diego Muñoz" w:date="2026-07-03T11:17:00Z" w16du:dateUtc="2026-07-03T15:17:00Z">
+              <w:rPr>
+                <w:rStyle w:val="Hipervnculo"/>
+                <w:rFonts w:cs="Times New Roman"/>
+                <w:noProof/>
+              </w:rPr>
+            </w:rPrChange>
+          </w:rPr>
+          <w:delText>4.1. Enfoque de desarrollo: incremental e iterativo</w:delText>
+        </w:r>
+        <w:r>
+          <w:rPr>
+            <w:noProof/>
+            <w:webHidden/>
+          </w:rPr>
+          <w:tab/>
+        </w:r>
+        <w:r>
+          <w:rPr>
+            <w:noProof/>
+            <w:webHidden/>
+          </w:rPr>
+          <w:delText>11</w:delText>
+        </w:r>
+      </w:del>
+    </w:p>
+    <w:p>
+      <w:pPr>
+        <w:pStyle w:val="TDC2"/>
+        <w:tabs>
+          <w:tab w:val="right" w:leader="dot" w:pos="9112"/>
+        </w:tabs>
+        <w:rPr>
+          <w:del w:id="149" w:author="Diego Muñoz" w:date="2026-07-03T11:17:00Z" w16du:dateUtc="2026-07-03T15:17:00Z"/>
+          <w:rFonts w:asciiTheme="minorHAnsi" w:hAnsiTheme="minorHAnsi"/>
+          <w:noProof/>
+          <w:kern w:val="2"/>
+          <w:szCs w:val="24"/>
+          <w:lang w:val="es-CL" w:eastAsia="es-CL"/>
+          <w14:ligatures w14:val="standardContextual"/>
+        </w:rPr>
+      </w:pPr>
+      <w:del w:id="150" w:author="Diego Muñoz" w:date="2026-07-03T11:17:00Z" w16du:dateUtc="2026-07-03T15:17:00Z">
+        <w:r>
+          <w:rPr>
+            <w:rFonts w:cs="Times New Roman"/>
+            <w:noProof/>
+            <w:rPrChange w:id="151" w:author="Diego Muñoz" w:date="2026-07-03T11:17:00Z" w16du:dateUtc="2026-07-03T15:17:00Z">
+              <w:rPr>
+                <w:rStyle w:val="Hipervnculo"/>
+                <w:rFonts w:cs="Times New Roman"/>
+                <w:noProof/>
+              </w:rPr>
+            </w:rPrChange>
+          </w:rPr>
+          <w:delText>4.2. Modelo de vistas arquitectónicas 4+1</w:delText>
+        </w:r>
+        <w:r>
+          <w:rPr>
+            <w:noProof/>
+            <w:webHidden/>
+          </w:rPr>
+          <w:tab/>
+        </w:r>
+        <w:r>
+          <w:rPr>
+            <w:noProof/>
+            <w:webHidden/>
+          </w:rPr>
+          <w:delText>11</w:delText>
+        </w:r>
+      </w:del>
+    </w:p>
+    <w:p>
+      <w:pPr>
+        <w:pStyle w:val="TDC2"/>
+        <w:tabs>
+          <w:tab w:val="right" w:leader="dot" w:pos="9112"/>
+        </w:tabs>
+        <w:rPr>
+          <w:del w:id="152" w:author="Diego Muñoz" w:date="2026-07-03T11:17:00Z" w16du:dateUtc="2026-07-03T15:17:00Z"/>
+          <w:rFonts w:asciiTheme="minorHAnsi" w:hAnsiTheme="minorHAnsi"/>
+          <w:noProof/>
+          <w:kern w:val="2"/>
+          <w:szCs w:val="24"/>
+          <w:lang w:val="es-CL" w:eastAsia="es-CL"/>
+          <w14:ligatures w14:val="standardContextual"/>
+        </w:rPr>
+      </w:pPr>
+      <w:del w:id="153" w:author="Diego Muñoz" w:date="2026-07-03T11:17:00Z" w16du:dateUtc="2026-07-03T15:17:00Z">
+        <w:r>
+          <w:rPr>
+            <w:rFonts w:cs="Times New Roman"/>
+            <w:noProof/>
+            <w:rPrChange w:id="154" w:author="Diego Muñoz" w:date="2026-07-03T11:17:00Z" w16du:dateUtc="2026-07-03T15:17:00Z">
+              <w:rPr>
+                <w:rStyle w:val="Hipervnculo"/>
+                <w:rFonts w:cs="Times New Roman"/>
+                <w:noProof/>
+              </w:rPr>
+            </w:rPrChange>
+          </w:rPr>
+          <w:delText>4.4. Herramientas y entorno de trabajo</w:delText>
+        </w:r>
+        <w:r>
+          <w:rPr>
+            <w:noProof/>
+            <w:webHidden/>
+          </w:rPr>
+          <w:tab/>
+        </w:r>
+        <w:r>
+          <w:rPr>
+            <w:noProof/>
+            <w:webHidden/>
+          </w:rPr>
+          <w:delText>12</w:delText>
+        </w:r>
+      </w:del>
+    </w:p>
+    <w:p>
+      <w:pPr>
+        <w:pStyle w:val="TDC2"/>
+        <w:tabs>
+          <w:tab w:val="right" w:leader="dot" w:pos="9112"/>
+        </w:tabs>
+        <w:rPr>
+          <w:del w:id="155" w:author="Diego Muñoz" w:date="2026-07-03T11:17:00Z" w16du:dateUtc="2026-07-03T15:17:00Z"/>
+          <w:rFonts w:asciiTheme="minorHAnsi" w:hAnsiTheme="minorHAnsi"/>
+          <w:noProof/>
+          <w:kern w:val="2"/>
+          <w:szCs w:val="24"/>
+          <w:lang w:val="es-CL" w:eastAsia="es-CL"/>
+          <w14:ligatures w14:val="standardContextual"/>
+        </w:rPr>
+      </w:pPr>
+      <w:del w:id="156" w:author="Diego Muñoz" w:date="2026-07-03T11:17:00Z" w16du:dateUtc="2026-07-03T15:17:00Z">
+        <w:r>
+          <w:rPr>
+            <w:rFonts w:cs="Times New Roman"/>
+            <w:noProof/>
+            <w:rPrChange w:id="157" w:author="Diego Muñoz" w:date="2026-07-03T11:17:00Z" w16du:dateUtc="2026-07-03T15:17:00Z">
+              <w:rPr>
+                <w:rStyle w:val="Hipervnculo"/>
+                <w:rFonts w:cs="Times New Roman"/>
+                <w:noProof/>
+              </w:rPr>
+            </w:rPrChange>
+          </w:rPr>
+          <w:delText>5.1. Levantamiento de procesos</w:delText>
+        </w:r>
+        <w:r>
+          <w:rPr>
+            <w:noProof/>
+            <w:webHidden/>
+          </w:rPr>
+          <w:tab/>
+        </w:r>
+        <w:r>
+          <w:rPr>
+            <w:noProof/>
+            <w:webHidden/>
+          </w:rPr>
+          <w:delText>12</w:delText>
+        </w:r>
+      </w:del>
+    </w:p>
+    <w:p>
+      <w:pPr>
+        <w:pStyle w:val="TDC2"/>
+        <w:tabs>
+          <w:tab w:val="right" w:leader="dot" w:pos="9112"/>
+        </w:tabs>
+        <w:rPr>
+          <w:del w:id="158" w:author="Diego Muñoz" w:date="2026-07-03T11:17:00Z" w16du:dateUtc="2026-07-03T15:17:00Z"/>
+          <w:rFonts w:asciiTheme="minorHAnsi" w:hAnsiTheme="minorHAnsi"/>
+          <w:noProof/>
+          <w:kern w:val="2"/>
+          <w:szCs w:val="24"/>
+          <w:lang w:val="es-CL" w:eastAsia="es-CL"/>
+          <w14:ligatures w14:val="standardContextual"/>
+        </w:rPr>
+      </w:pPr>
+      <w:del w:id="159" w:author="Diego Muñoz" w:date="2026-07-03T11:17:00Z" w16du:dateUtc="2026-07-03T15:17:00Z">
+        <w:r>
+          <w:rPr>
+            <w:rFonts w:cs="Times New Roman"/>
+            <w:noProof/>
+            <w:rPrChange w:id="160" w:author="Diego Muñoz" w:date="2026-07-03T11:17:00Z" w16du:dateUtc="2026-07-03T15:17:00Z">
+              <w:rPr>
+                <w:rStyle w:val="Hipervnculo"/>
+                <w:rFonts w:cs="Times New Roman"/>
+                <w:noProof/>
+              </w:rPr>
+            </w:rPrChange>
+          </w:rPr>
+          <w:delText>5.2. Requisitos del sistema</w:delText>
+        </w:r>
+        <w:r>
+          <w:rPr>
+            <w:noProof/>
+            <w:webHidden/>
+          </w:rPr>
+          <w:tab/>
+        </w:r>
+        <w:r>
+          <w:rPr>
+            <w:noProof/>
+            <w:webHidden/>
+          </w:rPr>
+          <w:delText>13</w:delText>
+        </w:r>
+      </w:del>
+    </w:p>
+    <w:p>
+      <w:pPr>
+        <w:pStyle w:val="TDC3"/>
+        <w:tabs>
+          <w:tab w:val="right" w:leader="dot" w:pos="9112"/>
+        </w:tabs>
+        <w:rPr>
+          <w:del w:id="161" w:author="Diego Muñoz" w:date="2026-07-03T11:17:00Z" w16du:dateUtc="2026-07-03T15:17:00Z"/>
+          <w:rFonts w:asciiTheme="minorHAnsi" w:hAnsiTheme="minorHAnsi"/>
+          <w:noProof/>
+          <w:kern w:val="2"/>
+          <w:szCs w:val="24"/>
+          <w:lang w:val="es-CL" w:eastAsia="es-CL"/>
+          <w14:ligatures w14:val="standardContextual"/>
+        </w:rPr>
+      </w:pPr>
+      <w:del w:id="162" w:author="Diego Muñoz" w:date="2026-07-03T11:17:00Z" w16du:dateUtc="2026-07-03T15:17:00Z">
+        <w:r>
+          <w:rPr>
+            <w:rFonts w:cs="Times New Roman"/>
+            <w:noProof/>
+            <w:rPrChange w:id="163" w:author="Diego Muñoz" w:date="2026-07-03T11:17:00Z" w16du:dateUtc="2026-07-03T15:17:00Z">
+              <w:rPr>
+                <w:rStyle w:val="Hipervnculo"/>
+                <w:rFonts w:cs="Times New Roman"/>
+                <w:noProof/>
+              </w:rPr>
+            </w:rPrChange>
+          </w:rPr>
+          <w:delText>5.2.1. Requisitos funcionales</w:delText>
+        </w:r>
+        <w:r>
+          <w:rPr>
+            <w:noProof/>
+            <w:webHidden/>
+          </w:rPr>
+          <w:tab/>
+        </w:r>
+        <w:r>
+          <w:rPr>
+            <w:noProof/>
+            <w:webHidden/>
+          </w:rPr>
+          <w:delText>13</w:delText>
+        </w:r>
+      </w:del>
+    </w:p>
+    <w:p>
+      <w:pPr>
+        <w:pStyle w:val="TDC3"/>
+        <w:tabs>
+          <w:tab w:val="right" w:leader="dot" w:pos="9112"/>
+        </w:tabs>
+        <w:rPr>
+          <w:del w:id="164" w:author="Diego Muñoz" w:date="2026-07-03T11:17:00Z" w16du:dateUtc="2026-07-03T15:17:00Z"/>
+          <w:rFonts w:asciiTheme="minorHAnsi" w:hAnsiTheme="minorHAnsi"/>
+          <w:noProof/>
+          <w:kern w:val="2"/>
+          <w:szCs w:val="24"/>
+          <w:lang w:val="es-CL" w:eastAsia="es-CL"/>
+          <w14:ligatures w14:val="standardContextual"/>
+        </w:rPr>
+      </w:pPr>
+      <w:del w:id="165" w:author="Diego Muñoz" w:date="2026-07-03T11:17:00Z" w16du:dateUtc="2026-07-03T15:17:00Z">
+        <w:r>
+          <w:rPr>
+            <w:rFonts w:cs="Times New Roman"/>
+            <w:noProof/>
+            <w:rPrChange w:id="166" w:author="Diego Muñoz" w:date="2026-07-03T11:17:00Z" w16du:dateUtc="2026-07-03T15:17:00Z">
+              <w:rPr>
+                <w:rStyle w:val="Hipervnculo"/>
+                <w:rFonts w:cs="Times New Roman"/>
+                <w:noProof/>
+              </w:rPr>
+            </w:rPrChange>
+          </w:rPr>
+          <w:delText>5.2.2. Requisitos no funcionales</w:delText>
+        </w:r>
+        <w:r>
+          <w:rPr>
+            <w:noProof/>
+            <w:webHidden/>
+          </w:rPr>
+          <w:tab/>
+        </w:r>
+        <w:r>
+          <w:rPr>
+            <w:noProof/>
+            <w:webHidden/>
+          </w:rPr>
+          <w:delText>14</w:delText>
+        </w:r>
+      </w:del>
+    </w:p>
+    <w:p>
+      <w:pPr>
+        <w:pStyle w:val="TDC2"/>
+        <w:tabs>
+          <w:tab w:val="right" w:leader="dot" w:pos="9112"/>
+        </w:tabs>
+        <w:rPr>
+          <w:del w:id="167" w:author="Diego Muñoz" w:date="2026-07-03T11:17:00Z" w16du:dateUtc="2026-07-03T15:17:00Z"/>
+          <w:rFonts w:asciiTheme="minorHAnsi" w:hAnsiTheme="minorHAnsi"/>
+          <w:noProof/>
+          <w:kern w:val="2"/>
+          <w:szCs w:val="24"/>
+          <w:lang w:val="es-CL" w:eastAsia="es-CL"/>
+          <w14:ligatures w14:val="standardContextual"/>
+        </w:rPr>
+      </w:pPr>
+      <w:del w:id="168" w:author="Diego Muñoz" w:date="2026-07-03T11:17:00Z" w16du:dateUtc="2026-07-03T15:17:00Z">
+        <w:r>
+          <w:rPr>
+            <w:rFonts w:cs="Times New Roman"/>
+            <w:noProof/>
+            <w:rPrChange w:id="169" w:author="Diego Muñoz" w:date="2026-07-03T11:17:00Z" w16du:dateUtc="2026-07-03T15:17:00Z">
+              <w:rPr>
+                <w:rStyle w:val="Hipervnculo"/>
+                <w:rFonts w:cs="Times New Roman"/>
+                <w:noProof/>
+              </w:rPr>
+            </w:rPrChange>
+          </w:rPr>
+          <w:delText>5.3. Casos de uso</w:delText>
+        </w:r>
+        <w:r>
+          <w:rPr>
+            <w:noProof/>
+            <w:webHidden/>
+          </w:rPr>
+          <w:tab/>
+        </w:r>
+        <w:r>
+          <w:rPr>
+            <w:noProof/>
+            <w:webHidden/>
+          </w:rPr>
+          <w:delText>15</w:delText>
+        </w:r>
+      </w:del>
+    </w:p>
+    <w:p>
+      <w:pPr>
+        <w:pStyle w:val="TDC3"/>
+        <w:tabs>
+          <w:tab w:val="right" w:leader="dot" w:pos="9112"/>
+        </w:tabs>
+        <w:rPr>
+          <w:del w:id="170" w:author="Diego Muñoz" w:date="2026-07-03T11:17:00Z" w16du:dateUtc="2026-07-03T15:17:00Z"/>
+          <w:rFonts w:asciiTheme="minorHAnsi" w:hAnsiTheme="minorHAnsi"/>
+          <w:noProof/>
+          <w:kern w:val="2"/>
+          <w:szCs w:val="24"/>
+          <w:lang w:val="es-CL" w:eastAsia="es-CL"/>
+          <w14:ligatures w14:val="standardContextual"/>
+        </w:rPr>
+      </w:pPr>
+      <w:del w:id="171" w:author="Diego Muñoz" w:date="2026-07-03T11:17:00Z" w16du:dateUtc="2026-07-03T15:17:00Z">
+        <w:r>
+          <w:rPr>
+            <w:rFonts w:cs="Times New Roman"/>
+            <w:noProof/>
+            <w:rPrChange w:id="172" w:author="Diego Muñoz" w:date="2026-07-03T11:17:00Z" w16du:dateUtc="2026-07-03T15:17:00Z">
+              <w:rPr>
+                <w:rStyle w:val="Hipervnculo"/>
+                <w:rFonts w:cs="Times New Roman"/>
+                <w:noProof/>
+              </w:rPr>
+            </w:rPrChange>
+          </w:rPr>
+          <w:delText>5.3.1. Caso de uso extendido: emitir alerta SOS</w:delText>
+        </w:r>
+        <w:r>
+          <w:rPr>
+            <w:noProof/>
+            <w:webHidden/>
+          </w:rPr>
+          <w:tab/>
+        </w:r>
+        <w:r>
+          <w:rPr>
+            <w:noProof/>
+            <w:webHidden/>
+          </w:rPr>
+          <w:delText>15</w:delText>
+        </w:r>
+      </w:del>
+    </w:p>
+    <w:p>
+      <w:pPr>
+        <w:pStyle w:val="TDC2"/>
+        <w:tabs>
+          <w:tab w:val="right" w:leader="dot" w:pos="9112"/>
+        </w:tabs>
+        <w:rPr>
+          <w:del w:id="173" w:author="Diego Muñoz" w:date="2026-07-03T11:17:00Z" w16du:dateUtc="2026-07-03T15:17:00Z"/>
+          <w:rFonts w:asciiTheme="minorHAnsi" w:hAnsiTheme="minorHAnsi"/>
+          <w:noProof/>
+          <w:kern w:val="2"/>
+          <w:szCs w:val="24"/>
+          <w:lang w:val="es-CL" w:eastAsia="es-CL"/>
+          <w14:ligatures w14:val="standardContextual"/>
+        </w:rPr>
+      </w:pPr>
+      <w:del w:id="174" w:author="Diego Muñoz" w:date="2026-07-03T11:17:00Z" w16du:dateUtc="2026-07-03T15:17:00Z">
+        <w:r>
+          <w:rPr>
+            <w:rFonts w:cs="Times New Roman"/>
+            <w:noProof/>
+            <w:rPrChange w:id="175" w:author="Diego Muñoz" w:date="2026-07-03T11:17:00Z" w16du:dateUtc="2026-07-03T15:17:00Z">
+              <w:rPr>
+                <w:rStyle w:val="Hipervnculo"/>
+                <w:rFonts w:cs="Times New Roman"/>
+                <w:noProof/>
+              </w:rPr>
+            </w:rPrChange>
+          </w:rPr>
+          <w:delText>5.4. Objetivos</w:delText>
+        </w:r>
+        <w:r>
+          <w:rPr>
+            <w:noProof/>
+            <w:webHidden/>
+          </w:rPr>
+          <w:tab/>
+        </w:r>
+        <w:r>
+          <w:rPr>
+            <w:noProof/>
+            <w:webHidden/>
+          </w:rPr>
+          <w:delText>16</w:delText>
+        </w:r>
+      </w:del>
+    </w:p>
+    <w:p>
+      <w:pPr>
+        <w:pStyle w:val="TDC3"/>
+        <w:tabs>
+          <w:tab w:val="right" w:leader="dot" w:pos="9112"/>
+        </w:tabs>
+        <w:rPr>
+          <w:del w:id="176" w:author="Diego Muñoz" w:date="2026-07-03T11:17:00Z" w16du:dateUtc="2026-07-03T15:17:00Z"/>
+          <w:rFonts w:asciiTheme="minorHAnsi" w:hAnsiTheme="minorHAnsi"/>
+          <w:noProof/>
+          <w:kern w:val="2"/>
+          <w:szCs w:val="24"/>
+          <w:lang w:val="es-CL" w:eastAsia="es-CL"/>
+          <w14:ligatures w14:val="standardContextual"/>
+        </w:rPr>
+      </w:pPr>
+      <w:del w:id="177" w:author="Diego Muñoz" w:date="2026-07-03T11:17:00Z" w16du:dateUtc="2026-07-03T15:17:00Z">
+        <w:r>
+          <w:rPr>
+            <w:rFonts w:cs="Times New Roman"/>
+            <w:noProof/>
+            <w:rPrChange w:id="178" w:author="Diego Muñoz" w:date="2026-07-03T11:17:00Z" w16du:dateUtc="2026-07-03T15:17:00Z">
+              <w:rPr>
+                <w:rStyle w:val="Hipervnculo"/>
+                <w:rFonts w:cs="Times New Roman"/>
+                <w:noProof/>
+              </w:rPr>
+            </w:rPrChange>
+          </w:rPr>
+          <w:delText>5.4.1. Objetivo general</w:delText>
+        </w:r>
+        <w:r>
+          <w:rPr>
+            <w:noProof/>
+            <w:webHidden/>
+          </w:rPr>
+          <w:tab/>
+        </w:r>
+        <w:r>
+          <w:rPr>
+            <w:noProof/>
+            <w:webHidden/>
+          </w:rPr>
+          <w:delText>16</w:delText>
+        </w:r>
+      </w:del>
+    </w:p>
+    <w:p>
+      <w:pPr>
+        <w:pStyle w:val="TDC3"/>
+        <w:tabs>
+          <w:tab w:val="right" w:leader="dot" w:pos="9112"/>
+        </w:tabs>
+        <w:rPr>
+          <w:del w:id="179" w:author="Diego Muñoz" w:date="2026-07-03T11:17:00Z" w16du:dateUtc="2026-07-03T15:17:00Z"/>
+          <w:rFonts w:asciiTheme="minorHAnsi" w:hAnsiTheme="minorHAnsi"/>
+          <w:noProof/>
+          <w:kern w:val="2"/>
+          <w:szCs w:val="24"/>
+          <w:lang w:val="es-CL" w:eastAsia="es-CL"/>
+          <w14:ligatures w14:val="standardContextual"/>
+        </w:rPr>
+      </w:pPr>
+      <w:del w:id="180" w:author="Diego Muñoz" w:date="2026-07-03T11:17:00Z" w16du:dateUtc="2026-07-03T15:17:00Z">
+        <w:r>
+          <w:rPr>
+            <w:rFonts w:cs="Times New Roman"/>
+            <w:noProof/>
+            <w:rPrChange w:id="181" w:author="Diego Muñoz" w:date="2026-07-03T11:17:00Z" w16du:dateUtc="2026-07-03T15:17:00Z">
+              <w:rPr>
+                <w:rStyle w:val="Hipervnculo"/>
+                <w:rFonts w:cs="Times New Roman"/>
+                <w:noProof/>
+              </w:rPr>
+            </w:rPrChange>
+          </w:rPr>
+          <w:delText>5.4.2. Objetivos específicos</w:delText>
+        </w:r>
+        <w:r>
+          <w:rPr>
+            <w:noProof/>
+            <w:webHidden/>
+          </w:rPr>
+          <w:tab/>
+        </w:r>
+        <w:r>
+          <w:rPr>
+            <w:noProof/>
+            <w:webHidden/>
+          </w:rPr>
+          <w:delText>16</w:delText>
+        </w:r>
+      </w:del>
+    </w:p>
+    <w:p>
+      <w:pPr>
+        <w:pStyle w:val="TDC2"/>
+        <w:tabs>
+          <w:tab w:val="right" w:leader="dot" w:pos="9112"/>
+        </w:tabs>
+        <w:rPr>
+          <w:del w:id="182" w:author="Diego Muñoz" w:date="2026-07-03T11:17:00Z" w16du:dateUtc="2026-07-03T15:17:00Z"/>
+          <w:rFonts w:asciiTheme="minorHAnsi" w:hAnsiTheme="minorHAnsi"/>
+          <w:noProof/>
+          <w:kern w:val="2"/>
+          <w:szCs w:val="24"/>
+          <w:lang w:val="es-CL" w:eastAsia="es-CL"/>
+          <w14:ligatures w14:val="standardContextual"/>
+        </w:rPr>
+      </w:pPr>
+      <w:del w:id="183" w:author="Diego Muñoz" w:date="2026-07-03T11:17:00Z" w16du:dateUtc="2026-07-03T15:17:00Z">
+        <w:r>
+          <w:rPr>
+            <w:rFonts w:cs="Times New Roman"/>
+            <w:noProof/>
+            <w:rPrChange w:id="184" w:author="Diego Muñoz" w:date="2026-07-03T11:17:00Z" w16du:dateUtc="2026-07-03T15:17:00Z">
+              <w:rPr>
+                <w:rStyle w:val="Hipervnculo"/>
+                <w:rFonts w:cs="Times New Roman"/>
+                <w:noProof/>
+              </w:rPr>
+            </w:rPrChange>
+          </w:rPr>
+          <w:delText>6.1. Vista lógica</w:delText>
+        </w:r>
+        <w:r>
+          <w:rPr>
+            <w:noProof/>
+            <w:webHidden/>
+          </w:rPr>
+          <w:tab/>
+        </w:r>
+        <w:r>
+          <w:rPr>
+            <w:noProof/>
+            <w:webHidden/>
+          </w:rPr>
+          <w:delText>17</w:delText>
+        </w:r>
+      </w:del>
+    </w:p>
+    <w:p>
+      <w:pPr>
+        <w:pStyle w:val="TDC2"/>
+        <w:tabs>
+          <w:tab w:val="right" w:leader="dot" w:pos="9112"/>
+        </w:tabs>
+        <w:rPr>
+          <w:del w:id="185" w:author="Diego Muñoz" w:date="2026-07-03T11:17:00Z" w16du:dateUtc="2026-07-03T15:17:00Z"/>
+          <w:rFonts w:asciiTheme="minorHAnsi" w:hAnsiTheme="minorHAnsi"/>
+          <w:noProof/>
+          <w:kern w:val="2"/>
+          <w:szCs w:val="24"/>
+          <w:lang w:val="es-CL" w:eastAsia="es-CL"/>
+          <w14:ligatures w14:val="standardContextual"/>
+        </w:rPr>
+      </w:pPr>
+      <w:del w:id="186" w:author="Diego Muñoz" w:date="2026-07-03T11:17:00Z" w16du:dateUtc="2026-07-03T15:17:00Z">
+        <w:r>
+          <w:rPr>
+            <w:rFonts w:cs="Times New Roman"/>
+            <w:noProof/>
+            <w:rPrChange w:id="187" w:author="Diego Muñoz" w:date="2026-07-03T11:17:00Z" w16du:dateUtc="2026-07-03T15:17:00Z">
+              <w:rPr>
+                <w:rStyle w:val="Hipervnculo"/>
+                <w:rFonts w:cs="Times New Roman"/>
+                <w:noProof/>
+              </w:rPr>
+            </w:rPrChange>
+          </w:rPr>
+          <w:delText>6.2. Vista de proceso</w:delText>
+        </w:r>
+        <w:r>
+          <w:rPr>
+            <w:noProof/>
+            <w:webHidden/>
+          </w:rPr>
+          <w:tab/>
+        </w:r>
+        <w:r>
+          <w:rPr>
+            <w:noProof/>
+            <w:webHidden/>
+          </w:rPr>
+          <w:delText>18</w:delText>
+        </w:r>
+      </w:del>
+    </w:p>
+    <w:p>
+      <w:pPr>
+        <w:pStyle w:val="TDC3"/>
+        <w:tabs>
+          <w:tab w:val="right" w:leader="dot" w:pos="9112"/>
+        </w:tabs>
+        <w:rPr>
+          <w:del w:id="188" w:author="Diego Muñoz" w:date="2026-07-03T11:17:00Z" w16du:dateUtc="2026-07-03T15:17:00Z"/>
+          <w:rFonts w:asciiTheme="minorHAnsi" w:hAnsiTheme="minorHAnsi"/>
+          <w:noProof/>
+          <w:kern w:val="2"/>
+          <w:szCs w:val="24"/>
+          <w:lang w:val="es-CL" w:eastAsia="es-CL"/>
+          <w14:ligatures w14:val="standardContextual"/>
+        </w:rPr>
+      </w:pPr>
+      <w:del w:id="189" w:author="Diego Muñoz" w:date="2026-07-03T11:17:00Z" w16du:dateUtc="2026-07-03T15:17:00Z">
+        <w:r>
+          <w:rPr>
+            <w:rFonts w:cs="Times New Roman"/>
+            <w:noProof/>
+            <w:rPrChange w:id="190" w:author="Diego Muñoz" w:date="2026-07-03T11:17:00Z" w16du:dateUtc="2026-07-03T15:17:00Z">
+              <w:rPr>
+                <w:rStyle w:val="Hipervnculo"/>
+                <w:rFonts w:cs="Times New Roman"/>
+                <w:noProof/>
+              </w:rPr>
+            </w:rPrChange>
+          </w:rPr>
+          <w:delText>6.2.1. Inicio de sesión</w:delText>
+        </w:r>
+        <w:r>
+          <w:rPr>
+            <w:noProof/>
+            <w:webHidden/>
+          </w:rPr>
+          <w:tab/>
+        </w:r>
+        <w:r>
+          <w:rPr>
+            <w:noProof/>
+            <w:webHidden/>
+          </w:rPr>
+          <w:delText>18</w:delText>
+        </w:r>
+      </w:del>
+    </w:p>
+    <w:p>
+      <w:pPr>
+        <w:pStyle w:val="TDC3"/>
+        <w:tabs>
+          <w:tab w:val="right" w:leader="dot" w:pos="9112"/>
+        </w:tabs>
+        <w:rPr>
+          <w:del w:id="191" w:author="Diego Muñoz" w:date="2026-07-03T11:17:00Z" w16du:dateUtc="2026-07-03T15:17:00Z"/>
+          <w:rFonts w:asciiTheme="minorHAnsi" w:hAnsiTheme="minorHAnsi"/>
+          <w:noProof/>
+          <w:kern w:val="2"/>
+          <w:szCs w:val="24"/>
+          <w:lang w:val="es-CL" w:eastAsia="es-CL"/>
+          <w14:ligatures w14:val="standardContextual"/>
+        </w:rPr>
+      </w:pPr>
+      <w:del w:id="192" w:author="Diego Muñoz" w:date="2026-07-03T11:17:00Z" w16du:dateUtc="2026-07-03T15:17:00Z">
+        <w:r>
+          <w:rPr>
+            <w:rFonts w:cs="Times New Roman"/>
+            <w:noProof/>
+            <w:rPrChange w:id="193" w:author="Diego Muñoz" w:date="2026-07-03T11:17:00Z" w16du:dateUtc="2026-07-03T15:17:00Z">
+              <w:rPr>
+                <w:rStyle w:val="Hipervnculo"/>
+                <w:rFonts w:cs="Times New Roman"/>
+                <w:noProof/>
+              </w:rPr>
+            </w:rPrChange>
+          </w:rPr>
+          <w:delText>6.2.2. Alerta SOS</w:delText>
+        </w:r>
+        <w:r>
+          <w:rPr>
+            <w:noProof/>
+            <w:webHidden/>
+          </w:rPr>
+          <w:tab/>
+        </w:r>
+        <w:r>
+          <w:rPr>
+            <w:noProof/>
+            <w:webHidden/>
+          </w:rPr>
+          <w:delText>18</w:delText>
+        </w:r>
+      </w:del>
+    </w:p>
+    <w:p>
+      <w:pPr>
+        <w:pStyle w:val="TDC3"/>
+        <w:tabs>
+          <w:tab w:val="right" w:leader="dot" w:pos="9112"/>
+        </w:tabs>
+        <w:rPr>
+          <w:del w:id="194" w:author="Diego Muñoz" w:date="2026-07-03T11:17:00Z" w16du:dateUtc="2026-07-03T15:17:00Z"/>
+          <w:rFonts w:asciiTheme="minorHAnsi" w:hAnsiTheme="minorHAnsi"/>
+          <w:noProof/>
+          <w:kern w:val="2"/>
+          <w:szCs w:val="24"/>
+          <w:lang w:val="es-CL" w:eastAsia="es-CL"/>
+          <w14:ligatures w14:val="standardContextual"/>
+        </w:rPr>
+      </w:pPr>
+      <w:del w:id="195" w:author="Diego Muñoz" w:date="2026-07-03T11:17:00Z" w16du:dateUtc="2026-07-03T15:17:00Z">
+        <w:r>
+          <w:rPr>
+            <w:rFonts w:cs="Times New Roman"/>
+            <w:noProof/>
+            <w:rPrChange w:id="196" w:author="Diego Muñoz" w:date="2026-07-03T11:17:00Z" w16du:dateUtc="2026-07-03T15:17:00Z">
+              <w:rPr>
+                <w:rStyle w:val="Hipervnculo"/>
+                <w:rFonts w:cs="Times New Roman"/>
+                <w:noProof/>
+              </w:rPr>
+            </w:rPrChange>
+          </w:rPr>
+          <w:delText>6.2.3. Partida de Memorice y seguimiento</w:delText>
+        </w:r>
+        <w:r>
+          <w:rPr>
+            <w:noProof/>
+            <w:webHidden/>
+          </w:rPr>
+          <w:tab/>
+        </w:r>
+        <w:r>
+          <w:rPr>
+            <w:noProof/>
+            <w:webHidden/>
+          </w:rPr>
+          <w:delText>19</w:delText>
+        </w:r>
+      </w:del>
+    </w:p>
+    <w:p>
+      <w:pPr>
+        <w:pStyle w:val="TDC3"/>
+        <w:tabs>
+          <w:tab w:val="right" w:leader="dot" w:pos="9112"/>
+        </w:tabs>
+        <w:rPr>
+          <w:del w:id="197" w:author="Diego Muñoz" w:date="2026-07-03T11:17:00Z" w16du:dateUtc="2026-07-03T15:17:00Z"/>
+          <w:rFonts w:asciiTheme="minorHAnsi" w:hAnsiTheme="minorHAnsi"/>
+          <w:noProof/>
+          <w:kern w:val="2"/>
+          <w:szCs w:val="24"/>
+          <w:lang w:val="es-CL" w:eastAsia="es-CL"/>
+          <w14:ligatures w14:val="standardContextual"/>
+        </w:rPr>
+      </w:pPr>
+      <w:del w:id="198" w:author="Diego Muñoz" w:date="2026-07-03T11:17:00Z" w16du:dateUtc="2026-07-03T15:17:00Z">
+        <w:r>
+          <w:rPr>
+            <w:rFonts w:cs="Times New Roman"/>
+            <w:noProof/>
+            <w:rPrChange w:id="199" w:author="Diego Muñoz" w:date="2026-07-03T11:17:00Z" w16du:dateUtc="2026-07-03T15:17:00Z">
+              <w:rPr>
+                <w:rStyle w:val="Hipervnculo"/>
+                <w:rFonts w:cs="Times New Roman"/>
+                <w:noProof/>
+              </w:rPr>
+            </w:rPrChange>
+          </w:rPr>
+          <w:delText>6.2.4. Recordatorio de toma olvidada</w:delText>
+        </w:r>
+        <w:r>
+          <w:rPr>
+            <w:noProof/>
+            <w:webHidden/>
+          </w:rPr>
+          <w:tab/>
+        </w:r>
+        <w:r>
+          <w:rPr>
+            <w:noProof/>
+            <w:webHidden/>
+          </w:rPr>
+          <w:delText>19</w:delText>
+        </w:r>
+      </w:del>
+    </w:p>
+    <w:p>
+      <w:pPr>
+        <w:pStyle w:val="TDC2"/>
+        <w:tabs>
+          <w:tab w:val="right" w:leader="dot" w:pos="9112"/>
+        </w:tabs>
+        <w:rPr>
+          <w:del w:id="200" w:author="Diego Muñoz" w:date="2026-07-03T11:17:00Z" w16du:dateUtc="2026-07-03T15:17:00Z"/>
+          <w:rFonts w:asciiTheme="minorHAnsi" w:hAnsiTheme="minorHAnsi"/>
+          <w:noProof/>
+          <w:kern w:val="2"/>
+          <w:szCs w:val="24"/>
+          <w:lang w:val="es-CL" w:eastAsia="es-CL"/>
+          <w14:ligatures w14:val="standardContextual"/>
+        </w:rPr>
+      </w:pPr>
+      <w:del w:id="201" w:author="Diego Muñoz" w:date="2026-07-03T11:17:00Z" w16du:dateUtc="2026-07-03T15:17:00Z">
+        <w:r>
+          <w:rPr>
+            <w:rFonts w:cs="Times New Roman"/>
+            <w:noProof/>
+            <w:rPrChange w:id="202" w:author="Diego Muñoz" w:date="2026-07-03T11:17:00Z" w16du:dateUtc="2026-07-03T15:17:00Z">
+              <w:rPr>
+                <w:rStyle w:val="Hipervnculo"/>
+                <w:rFonts w:cs="Times New Roman"/>
+                <w:noProof/>
+              </w:rPr>
+            </w:rPrChange>
+          </w:rPr>
+          <w:delText>6.3. Vista de desarrollo</w:delText>
+        </w:r>
+        <w:r>
+          <w:rPr>
+            <w:noProof/>
+            <w:webHidden/>
+          </w:rPr>
+          <w:tab/>
+        </w:r>
+        <w:r>
+          <w:rPr>
+            <w:noProof/>
+            <w:webHidden/>
+          </w:rPr>
+          <w:delText>19</w:delText>
+        </w:r>
+      </w:del>
+    </w:p>
+    <w:p>
+      <w:pPr>
+        <w:pStyle w:val="TDC2"/>
+        <w:tabs>
+          <w:tab w:val="right" w:leader="dot" w:pos="9112"/>
+        </w:tabs>
+        <w:rPr>
+          <w:del w:id="203" w:author="Diego Muñoz" w:date="2026-07-03T11:17:00Z" w16du:dateUtc="2026-07-03T15:17:00Z"/>
+          <w:rFonts w:asciiTheme="minorHAnsi" w:hAnsiTheme="minorHAnsi"/>
+          <w:noProof/>
+          <w:kern w:val="2"/>
+          <w:szCs w:val="24"/>
+          <w:lang w:val="es-CL" w:eastAsia="es-CL"/>
+          <w14:ligatures w14:val="standardContextual"/>
+        </w:rPr>
+      </w:pPr>
+      <w:del w:id="204" w:author="Diego Muñoz" w:date="2026-07-03T11:17:00Z" w16du:dateUtc="2026-07-03T15:17:00Z">
+        <w:r>
+          <w:rPr>
+            <w:rFonts w:cs="Times New Roman"/>
+            <w:noProof/>
+            <w:rPrChange w:id="205" w:author="Diego Muñoz" w:date="2026-07-03T11:17:00Z" w16du:dateUtc="2026-07-03T15:17:00Z">
+              <w:rPr>
+                <w:rStyle w:val="Hipervnculo"/>
+                <w:rFonts w:cs="Times New Roman"/>
+                <w:noProof/>
+              </w:rPr>
+            </w:rPrChange>
+          </w:rPr>
+          <w:delText>6.4. Vista física</w:delText>
+        </w:r>
+        <w:r>
+          <w:rPr>
+            <w:noProof/>
+            <w:webHidden/>
+          </w:rPr>
+          <w:tab/>
+        </w:r>
+        <w:r>
+          <w:rPr>
+            <w:noProof/>
+            <w:webHidden/>
+          </w:rPr>
+          <w:delText>20</w:delText>
+        </w:r>
+      </w:del>
+    </w:p>
+    <w:p>
+      <w:pPr>
+        <w:pStyle w:val="TDC2"/>
+        <w:tabs>
+          <w:tab w:val="right" w:leader="dot" w:pos="9112"/>
+        </w:tabs>
+        <w:rPr>
+          <w:del w:id="206" w:author="Diego Muñoz" w:date="2026-07-03T11:17:00Z" w16du:dateUtc="2026-07-03T15:17:00Z"/>
+          <w:rFonts w:asciiTheme="minorHAnsi" w:hAnsiTheme="minorHAnsi"/>
+          <w:noProof/>
+          <w:kern w:val="2"/>
+          <w:szCs w:val="24"/>
+          <w:lang w:val="es-CL" w:eastAsia="es-CL"/>
+          <w14:ligatures w14:val="standardContextual"/>
+        </w:rPr>
+      </w:pPr>
+      <w:del w:id="207" w:author="Diego Muñoz" w:date="2026-07-03T11:17:00Z" w16du:dateUtc="2026-07-03T15:17:00Z">
+        <w:r>
+          <w:rPr>
+            <w:rFonts w:cs="Times New Roman"/>
+            <w:noProof/>
+            <w:rPrChange w:id="208" w:author="Diego Muñoz" w:date="2026-07-03T11:17:00Z" w16du:dateUtc="2026-07-03T15:17:00Z">
+              <w:rPr>
+                <w:rStyle w:val="Hipervnculo"/>
+                <w:rFonts w:cs="Times New Roman"/>
+                <w:noProof/>
+              </w:rPr>
+            </w:rPrChange>
+          </w:rPr>
+          <w:delText>6.5. Árbol de navegación</w:delText>
+        </w:r>
+        <w:r>
+          <w:rPr>
+            <w:noProof/>
+            <w:webHidden/>
+          </w:rPr>
+          <w:tab/>
+        </w:r>
+        <w:r>
+          <w:rPr>
+            <w:noProof/>
+            <w:webHidden/>
+          </w:rPr>
+          <w:delText>21</w:delText>
+        </w:r>
+      </w:del>
+    </w:p>
+    <w:p>
+      <w:pPr>
+        <w:pStyle w:val="TDC2"/>
+        <w:tabs>
+          <w:tab w:val="right" w:leader="dot" w:pos="9112"/>
+        </w:tabs>
+        <w:rPr>
+          <w:del w:id="209" w:author="Diego Muñoz" w:date="2026-07-03T11:17:00Z" w16du:dateUtc="2026-07-03T15:17:00Z"/>
+          <w:rFonts w:asciiTheme="minorHAnsi" w:hAnsiTheme="minorHAnsi"/>
+          <w:noProof/>
+          <w:kern w:val="2"/>
+          <w:szCs w:val="24"/>
+          <w:lang w:val="es-CL" w:eastAsia="es-CL"/>
+          <w14:ligatures w14:val="standardContextual"/>
+        </w:rPr>
+      </w:pPr>
+      <w:del w:id="210" w:author="Diego Muñoz" w:date="2026-07-03T11:17:00Z" w16du:dateUtc="2026-07-03T15:17:00Z">
+        <w:r>
+          <w:rPr>
+            <w:rFonts w:cs="Times New Roman"/>
+            <w:noProof/>
+            <w:rPrChange w:id="211" w:author="Diego Muñoz" w:date="2026-07-03T11:17:00Z" w16du:dateUtc="2026-07-03T15:17:00Z">
+              <w:rPr>
+                <w:rStyle w:val="Hipervnculo"/>
+                <w:rFonts w:cs="Times New Roman"/>
+                <w:noProof/>
+              </w:rPr>
+            </w:rPrChange>
+          </w:rPr>
+          <w:delText>6.6. Vistas de la aplicación</w:delText>
+        </w:r>
+        <w:r>
+          <w:rPr>
+            <w:noProof/>
+            <w:webHidden/>
+          </w:rPr>
+          <w:tab/>
+        </w:r>
+        <w:r>
+          <w:rPr>
+            <w:noProof/>
+            <w:webHidden/>
+          </w:rPr>
+          <w:delText>22</w:delText>
+        </w:r>
+      </w:del>
+    </w:p>
+    <w:p>
+      <w:pPr>
+        <w:pStyle w:val="TDC2"/>
+        <w:tabs>
+          <w:tab w:val="right" w:leader="dot" w:pos="9112"/>
+        </w:tabs>
+        <w:rPr>
+          <w:del w:id="212" w:author="Diego Muñoz" w:date="2026-07-03T11:17:00Z" w16du:dateUtc="2026-07-03T15:17:00Z"/>
+          <w:rFonts w:asciiTheme="minorHAnsi" w:hAnsiTheme="minorHAnsi"/>
+          <w:noProof/>
+          <w:kern w:val="2"/>
+          <w:szCs w:val="24"/>
+          <w:lang w:val="es-CL" w:eastAsia="es-CL"/>
+          <w14:ligatures w14:val="standardContextual"/>
+        </w:rPr>
+      </w:pPr>
+      <w:del w:id="213" w:author="Diego Muñoz" w:date="2026-07-03T11:17:00Z" w16du:dateUtc="2026-07-03T15:17:00Z">
+        <w:r>
+          <w:rPr>
+            <w:rFonts w:cs="Times New Roman"/>
+            <w:noProof/>
+            <w:rPrChange w:id="214" w:author="Diego Muñoz" w:date="2026-07-03T11:17:00Z" w16du:dateUtc="2026-07-03T15:17:00Z">
+              <w:rPr>
+                <w:rStyle w:val="Hipervnculo"/>
+                <w:rFonts w:cs="Times New Roman"/>
+                <w:noProof/>
+              </w:rPr>
+            </w:rPrChange>
+          </w:rPr>
+          <w:delText>7.1. Estrategia de pruebas</w:delText>
+        </w:r>
+        <w:r>
+          <w:rPr>
+            <w:noProof/>
+            <w:webHidden/>
+          </w:rPr>
+          <w:tab/>
+        </w:r>
+        <w:r>
+          <w:rPr>
+            <w:noProof/>
+            <w:webHidden/>
+          </w:rPr>
+          <w:delText>29</w:delText>
+        </w:r>
+      </w:del>
+    </w:p>
+    <w:p>
+      <w:pPr>
+        <w:pStyle w:val="TDC2"/>
+        <w:tabs>
+          <w:tab w:val="right" w:leader="dot" w:pos="9112"/>
+        </w:tabs>
+        <w:rPr>
+          <w:del w:id="215" w:author="Diego Muñoz" w:date="2026-07-03T11:17:00Z" w16du:dateUtc="2026-07-03T15:17:00Z"/>
+          <w:rFonts w:asciiTheme="minorHAnsi" w:hAnsiTheme="minorHAnsi"/>
+          <w:noProof/>
+          <w:kern w:val="2"/>
+          <w:szCs w:val="24"/>
+          <w:lang w:val="es-CL" w:eastAsia="es-CL"/>
+          <w14:ligatures w14:val="standardContextual"/>
+        </w:rPr>
+      </w:pPr>
+      <w:del w:id="216" w:author="Diego Muñoz" w:date="2026-07-03T11:17:00Z" w16du:dateUtc="2026-07-03T15:17:00Z">
+        <w:r>
+          <w:rPr>
+            <w:rFonts w:cs="Times New Roman"/>
+            <w:noProof/>
+            <w:rPrChange w:id="217" w:author="Diego Muñoz" w:date="2026-07-03T11:17:00Z" w16du:dateUtc="2026-07-03T15:17:00Z">
+              <w:rPr>
+                <w:rStyle w:val="Hipervnculo"/>
+                <w:rFonts w:cs="Times New Roman"/>
+                <w:noProof/>
+              </w:rPr>
+            </w:rPrChange>
+          </w:rPr>
+          <w:delText>7.2. Casos de prueba (caja negra)</w:delText>
+        </w:r>
+        <w:r>
+          <w:rPr>
+            <w:noProof/>
+            <w:webHidden/>
+          </w:rPr>
+          <w:tab/>
+        </w:r>
+        <w:r>
+          <w:rPr>
+            <w:noProof/>
+            <w:webHidden/>
+          </w:rPr>
+          <w:delText>29</w:delText>
+        </w:r>
+      </w:del>
+    </w:p>
+    <w:p>
+      <w:pPr>
+        <w:pStyle w:val="TDC1"/>
+        <w:tabs>
+          <w:tab w:val="right" w:leader="dot" w:pos="9112"/>
+        </w:tabs>
+        <w:rPr>
+          <w:del w:id="218" w:author="Diego Muñoz" w:date="2026-07-03T11:17:00Z" w16du:dateUtc="2026-07-03T15:17:00Z"/>
+          <w:rFonts w:asciiTheme="minorHAnsi" w:hAnsiTheme="minorHAnsi"/>
+          <w:noProof/>
+          <w:kern w:val="2"/>
+          <w:szCs w:val="24"/>
+          <w:lang w:val="es-CL" w:eastAsia="es-CL"/>
+          <w14:ligatures w14:val="standardContextual"/>
+        </w:rPr>
+      </w:pPr>
+      <w:del w:id="219" w:author="Diego Muñoz" w:date="2026-07-03T11:17:00Z" w16du:dateUtc="2026-07-03T15:17:00Z">
+        <w:r>
+          <w:rPr>
+            <w:rFonts w:cs="Times New Roman"/>
+            <w:noProof/>
+            <w:rPrChange w:id="220" w:author="Diego Muñoz" w:date="2026-07-03T11:17:00Z" w16du:dateUtc="2026-07-03T15:17:00Z">
+              <w:rPr>
+                <w:rStyle w:val="Hipervnculo"/>
+                <w:rFonts w:cs="Times New Roman"/>
+                <w:noProof/>
+              </w:rPr>
+            </w:rPrChange>
+          </w:rPr>
+          <w:delText>8. Planificación y avance por incrementos</w:delText>
+        </w:r>
+        <w:r>
+          <w:rPr>
+            <w:noProof/>
+            <w:webHidden/>
+          </w:rPr>
+          <w:tab/>
+        </w:r>
+        <w:r>
+          <w:rPr>
+            <w:noProof/>
+            <w:webHidden/>
+          </w:rPr>
+          <w:delText>30</w:delText>
+        </w:r>
+      </w:del>
+    </w:p>
+    <w:p>
+      <w:pPr>
+        <w:pStyle w:val="TDC2"/>
+        <w:tabs>
+          <w:tab w:val="right" w:leader="dot" w:pos="9112"/>
+        </w:tabs>
+        <w:rPr>
+          <w:del w:id="221" w:author="Diego Muñoz" w:date="2026-07-03T11:17:00Z" w16du:dateUtc="2026-07-03T15:17:00Z"/>
+          <w:rFonts w:asciiTheme="minorHAnsi" w:hAnsiTheme="minorHAnsi"/>
+          <w:noProof/>
+          <w:kern w:val="2"/>
+          <w:szCs w:val="24"/>
+          <w:lang w:val="es-CL" w:eastAsia="es-CL"/>
+          <w14:ligatures w14:val="standardContextual"/>
+        </w:rPr>
+      </w:pPr>
+      <w:del w:id="222" w:author="Diego Muñoz" w:date="2026-07-03T11:17:00Z" w16du:dateUtc="2026-07-03T15:17:00Z">
+        <w:r>
+          <w:rPr>
+            <w:rFonts w:cs="Times New Roman"/>
+            <w:noProof/>
+            <w:rPrChange w:id="223" w:author="Diego Muñoz" w:date="2026-07-03T11:17:00Z" w16du:dateUtc="2026-07-03T15:17:00Z">
+              <w:rPr>
+                <w:rStyle w:val="Hipervnculo"/>
+                <w:rFonts w:cs="Times New Roman"/>
+                <w:noProof/>
+              </w:rPr>
+            </w:rPrChange>
+          </w:rPr>
+          <w:delText>8.1. Resumen de incrementos</w:delText>
+        </w:r>
+        <w:r>
+          <w:rPr>
+            <w:noProof/>
+            <w:webHidden/>
+          </w:rPr>
+          <w:tab/>
+        </w:r>
+        <w:r>
+          <w:rPr>
+            <w:noProof/>
+            <w:webHidden/>
+          </w:rPr>
+          <w:delText>30</w:delText>
+        </w:r>
+      </w:del>
+    </w:p>
+    <w:p>
+      <w:pPr>
+        <w:pStyle w:val="TDC2"/>
+        <w:tabs>
+          <w:tab w:val="right" w:leader="dot" w:pos="9112"/>
+        </w:tabs>
+        <w:rPr>
+          <w:del w:id="224" w:author="Diego Muñoz" w:date="2026-07-03T11:17:00Z" w16du:dateUtc="2026-07-03T15:17:00Z"/>
+          <w:rFonts w:asciiTheme="minorHAnsi" w:hAnsiTheme="minorHAnsi"/>
+          <w:noProof/>
+          <w:kern w:val="2"/>
+          <w:szCs w:val="24"/>
+          <w:lang w:val="es-CL" w:eastAsia="es-CL"/>
+          <w14:ligatures w14:val="standardContextual"/>
+        </w:rPr>
+      </w:pPr>
+      <w:del w:id="225" w:author="Diego Muñoz" w:date="2026-07-03T11:17:00Z" w16du:dateUtc="2026-07-03T15:17:00Z">
+        <w:r>
+          <w:rPr>
+            <w:rFonts w:cs="Times New Roman"/>
+            <w:noProof/>
+            <w:rPrChange w:id="226" w:author="Diego Muñoz" w:date="2026-07-03T11:17:00Z" w16du:dateUtc="2026-07-03T15:17:00Z">
+              <w:rPr>
+                <w:rStyle w:val="Hipervnculo"/>
+                <w:rFonts w:cs="Times New Roman"/>
+                <w:noProof/>
+              </w:rPr>
+            </w:rPrChange>
+          </w:rPr>
+          <w:delText>8.2. Estado actual del avance</w:delText>
+        </w:r>
+        <w:r>
+          <w:rPr>
+            <w:noProof/>
+            <w:webHidden/>
+          </w:rPr>
+          <w:tab/>
+        </w:r>
+        <w:r>
+          <w:rPr>
+            <w:noProof/>
+            <w:webHidden/>
+          </w:rPr>
+          <w:delText>30</w:delText>
+        </w:r>
+      </w:del>
+    </w:p>
+    <w:p>
+      <w:pPr>
+        <w:pStyle w:val="TDC2"/>
+        <w:tabs>
+          <w:tab w:val="right" w:leader="dot" w:pos="9112"/>
+        </w:tabs>
+        <w:rPr>
+          <w:del w:id="227" w:author="Diego Muñoz" w:date="2026-07-03T11:17:00Z" w16du:dateUtc="2026-07-03T15:17:00Z"/>
+          <w:rFonts w:asciiTheme="minorHAnsi" w:hAnsiTheme="minorHAnsi"/>
+          <w:noProof/>
+          <w:kern w:val="2"/>
+          <w:szCs w:val="24"/>
+          <w:lang w:val="es-CL" w:eastAsia="es-CL"/>
+          <w14:ligatures w14:val="standardContextual"/>
+        </w:rPr>
+      </w:pPr>
+      <w:del w:id="228" w:author="Diego Muñoz" w:date="2026-07-03T11:17:00Z" w16du:dateUtc="2026-07-03T15:17:00Z">
+        <w:r>
+          <w:rPr>
+            <w:rFonts w:cs="Times New Roman"/>
+            <w:noProof/>
+            <w:rPrChange w:id="229" w:author="Diego Muñoz" w:date="2026-07-03T11:17:00Z" w16du:dateUtc="2026-07-03T15:17:00Z">
+              <w:rPr>
+                <w:rStyle w:val="Hipervnculo"/>
+                <w:rFonts w:cs="Times New Roman"/>
+                <w:noProof/>
+              </w:rPr>
+            </w:rPrChange>
+          </w:rPr>
+          <w:delText>8.3. Retrospectiva</w:delText>
+        </w:r>
+        <w:r>
+          <w:rPr>
+            <w:noProof/>
+            <w:webHidden/>
+          </w:rPr>
+          <w:tab/>
+        </w:r>
+        <w:r>
+          <w:rPr>
+            <w:noProof/>
+            <w:webHidden/>
+          </w:rPr>
+          <w:delText>31</w:delText>
+        </w:r>
+      </w:del>
+    </w:p>
+    <w:p>
+      <w:pPr>
+        <w:pStyle w:val="TDC1"/>
+        <w:tabs>
+          <w:tab w:val="right" w:leader="dot" w:pos="9112"/>
+        </w:tabs>
+        <w:rPr>
+          <w:del w:id="230" w:author="Diego Muñoz" w:date="2026-07-03T11:17:00Z" w16du:dateUtc="2026-07-03T15:17:00Z"/>
+          <w:rFonts w:asciiTheme="minorHAnsi" w:hAnsiTheme="minorHAnsi"/>
+          <w:noProof/>
+          <w:kern w:val="2"/>
+          <w:szCs w:val="24"/>
+          <w:lang w:val="es-CL" w:eastAsia="es-CL"/>
+          <w14:ligatures w14:val="standardContextual"/>
+        </w:rPr>
+      </w:pPr>
+      <w:del w:id="231" w:author="Diego Muñoz" w:date="2026-07-03T11:17:00Z" w16du:dateUtc="2026-07-03T15:17:00Z">
+        <w:r>
+          <w:rPr>
+            <w:rFonts w:cs="Times New Roman"/>
+            <w:noProof/>
+            <w:rPrChange w:id="232" w:author="Diego Muñoz" w:date="2026-07-03T11:17:00Z" w16du:dateUtc="2026-07-03T15:17:00Z">
+              <w:rPr>
+                <w:rStyle w:val="Hipervnculo"/>
+                <w:rFonts w:cs="Times New Roman"/>
+                <w:noProof/>
+              </w:rPr>
+            </w:rPrChange>
+          </w:rPr>
+          <w:delText>10. Referencias</w:delText>
+        </w:r>
+        <w:r>
+          <w:rPr>
+            <w:noProof/>
+            <w:webHidden/>
+          </w:rPr>
+          <w:tab/>
+        </w:r>
+        <w:r>
+          <w:rPr>
+            <w:noProof/>
+            <w:webHidden/>
+          </w:rPr>
+          <w:delText>32</w:delText>
+        </w:r>
+      </w:del>
     </w:p>
     <w:p>
       <w:pPr>
@@ -3666,60 +7731,53 @@
           <w:color w:val="000000" w:themeColor="text1"/>
         </w:rPr>
       </w:pPr>
-      <w:bookmarkStart w:id="13" w:name="_Toc233934042"/>
-      <w:bookmarkStart w:id="14" w:name="_Toc233882610"/>
+      <w:bookmarkStart w:id="233" w:name="_Toc233934042"/>
+      <w:bookmarkStart w:id="234" w:name="_Toc233969878"/>
       <w:r>
         <w:rPr>
           <w:rFonts w:ascii="Times New Roman" w:hAnsi="Times New Roman" w:cs="Times New Roman"/>
           <w:color w:val="000000" w:themeColor="text1"/>
         </w:rPr>
         <w:lastRenderedPageBreak/>
-        <w:t xml:space="preserve">Link del </w:t>
-      </w:r>
-      <w:proofErr w:type="gramStart"/>
+        <w:t>Link del Repositorio</w:t>
+      </w:r>
+      <w:bookmarkEnd w:id="233"/>
+      <w:bookmarkEnd w:id="234"/>
       <w:r>
         <w:rPr>
           <w:rFonts w:ascii="Times New Roman" w:hAnsi="Times New Roman" w:cs="Times New Roman"/>
           <w:color w:val="000000" w:themeColor="text1"/>
         </w:rPr>
-        <w:t>Repositorio</w:t>
-      </w:r>
-      <w:bookmarkEnd w:id="13"/>
-      <w:proofErr w:type="gramEnd"/>
-      <w:r>
+        <w:t xml:space="preserve"> </w:t>
+      </w:r>
+    </w:p>
+    <w:p>
+      <w:hyperlink r:id="rId8" w:history="1">
+        <w:r>
+          <w:rPr>
+            <w:rStyle w:val="Hipervnculo"/>
+          </w:rPr>
+          <w:t>https://github.com/Dmunoz0099/Proyecto_Titulo.git</w:t>
+        </w:r>
+      </w:hyperlink>
+    </w:p>
+    <w:p>
+      <w:pPr>
+        <w:pStyle w:val="Ttulo1"/>
         <w:rPr>
           <w:rFonts w:ascii="Times New Roman" w:hAnsi="Times New Roman" w:cs="Times New Roman"/>
           <w:color w:val="000000" w:themeColor="text1"/>
         </w:rPr>
-        <w:t xml:space="preserve"> </w:t>
-      </w:r>
-    </w:p>
-    <w:p>
-      <w:hyperlink r:id="rId8" w:history="1">
-        <w:r>
-          <w:rPr>
-            <w:rStyle w:val="Hipervnculo"/>
-          </w:rPr>
-          <w:t>https://github.com/Dmunoz0099/Proyecto_Titulo.git</w:t>
-        </w:r>
-      </w:hyperlink>
-    </w:p>
-    <w:p>
-      <w:pPr>
-        <w:pStyle w:val="Ttulo1"/>
+      </w:pPr>
+      <w:bookmarkStart w:id="235" w:name="_Toc233969879"/>
+      <w:r>
         <w:rPr>
           <w:rFonts w:ascii="Times New Roman" w:hAnsi="Times New Roman" w:cs="Times New Roman"/>
           <w:color w:val="000000" w:themeColor="text1"/>
         </w:rPr>
-      </w:pPr>
-      <w:r>
-        <w:rPr>
-          <w:rFonts w:ascii="Times New Roman" w:hAnsi="Times New Roman" w:cs="Times New Roman"/>
-          <w:color w:val="000000" w:themeColor="text1"/>
-        </w:rPr>
         <w:t>1. Introducción</w:t>
       </w:r>
-      <w:bookmarkEnd w:id="14"/>
+      <w:bookmarkEnd w:id="235"/>
     </w:p>
     <w:p>
       <w:r>
@@ -3733,15 +7791,7 @@
     </w:p>
     <w:p>
       <w:r>
-        <w:t xml:space="preserve">El presente proyecto de título aborda esta problemática mediante el desarrollo de CuidaMayor, una plataforma web full-stack pensada desde la accesibilidad para apoyar el cuidado de adultos mayores con deterioro cognitivo. La plataforma permite gestionar los medicamentos y el registro de sus tomas, organizar la agenda diaria de actividades, emitir y atender alertas de auxilio (botón SOS «Necesito ayuda»), ejercitar la memoria mediante juegos de estimulación cognitiva con seguimiento del progreso, y notificar recordatorios al paciente. Todo el diseño se organiza en torno a </w:t>
-      </w:r>
-      <w:proofErr w:type="gramStart"/>
-      <w:r>
-        <w:t>tres roles</w:t>
-      </w:r>
-      <w:proofErr w:type="gramEnd"/>
-      <w:r>
-        <w:t xml:space="preserve"> con acciones propias —paciente, cuidador y familiar—, de modo que cada usuario interactúa solo con lo que le corresponde.</w:t>
+        <w:t>El presente proyecto de título aborda esta problemática mediante el desarrollo de CuidaMayor, una plataforma web full-stack pensada desde la accesibilidad para apoyar el cuidado de adultos mayores con deterioro cognitivo. La plataforma permite gestionar los medicamentos y el registro de sus tomas, organizar la agenda diaria de actividades, emitir y atender alertas de auxilio (botón SOS «Necesito ayuda»), ejercitar la memoria mediante juegos de estimulación cognitiva con seguimiento del progreso, y notificar recordatorios al paciente. Todo el diseño se organiza en torno a tres roles con acciones propias —paciente, cuidador y familiar—, de modo que cada usuario interactúa solo con lo que le corresponde.</w:t>
       </w:r>
     </w:p>
     <w:p>
@@ -3792,7 +7842,7 @@
           <w:color w:val="000000" w:themeColor="text1"/>
         </w:rPr>
       </w:pPr>
-      <w:bookmarkStart w:id="15" w:name="_Toc233882611"/>
+      <w:bookmarkStart w:id="236" w:name="_Toc233969880"/>
       <w:r>
         <w:rPr>
           <w:rFonts w:ascii="Times New Roman" w:hAnsi="Times New Roman" w:cs="Times New Roman"/>
@@ -3800,7 +7850,7 @@
         </w:rPr>
         <w:t>2.1. Trabajos relacionados</w:t>
       </w:r>
-      <w:bookmarkEnd w:id="15"/>
+      <w:bookmarkEnd w:id="236"/>
     </w:p>
     <w:p>
       <w:r>
@@ -3815,7 +7865,7 @@
           <w:color w:val="000000" w:themeColor="text1"/>
         </w:rPr>
       </w:pPr>
-      <w:bookmarkStart w:id="16" w:name="_Toc233882612"/>
+      <w:bookmarkStart w:id="237" w:name="_Toc233969881"/>
       <w:r>
         <w:rPr>
           <w:rFonts w:cs="Times New Roman"/>
@@ -3823,7 +7873,7 @@
         </w:rPr>
         <w:t>2.1.1. Medisafe</w:t>
       </w:r>
-      <w:bookmarkEnd w:id="16"/>
+      <w:bookmarkEnd w:id="237"/>
     </w:p>
     <w:p>
       <w:r>
@@ -3856,7 +7906,7 @@
           <w:color w:val="000000" w:themeColor="text1"/>
         </w:rPr>
       </w:pPr>
-      <w:bookmarkStart w:id="17" w:name="_Toc233882613"/>
+      <w:bookmarkStart w:id="238" w:name="_Toc233969882"/>
       <w:r>
         <w:rPr>
           <w:rFonts w:cs="Times New Roman"/>
@@ -3864,7 +7914,7 @@
         </w:rPr>
         <w:t>2.1.2. MyTherapy</w:t>
       </w:r>
-      <w:bookmarkEnd w:id="17"/>
+      <w:bookmarkEnd w:id="238"/>
     </w:p>
     <w:p>
       <w:pPr>
@@ -3921,7 +7971,7 @@
           <w:color w:val="000000" w:themeColor="text1"/>
         </w:rPr>
       </w:pPr>
-      <w:bookmarkStart w:id="18" w:name="_Toc233882614"/>
+      <w:bookmarkStart w:id="239" w:name="_Toc233969883"/>
       <w:r>
         <w:rPr>
           <w:rFonts w:cs="Times New Roman"/>
@@ -3929,7 +7979,7 @@
         </w:rPr>
         <w:t>2.1.3. CogniFit</w:t>
       </w:r>
-      <w:bookmarkEnd w:id="18"/>
+      <w:bookmarkEnd w:id="239"/>
     </w:p>
     <w:p>
       <w:pPr>
@@ -3994,7 +8044,7 @@
           <w:color w:val="000000" w:themeColor="text1"/>
         </w:rPr>
       </w:pPr>
-      <w:bookmarkStart w:id="19" w:name="_Toc233882615"/>
+      <w:bookmarkStart w:id="240" w:name="_Toc233969884"/>
       <w:r>
         <w:rPr>
           <w:rFonts w:cs="Times New Roman"/>
@@ -4002,7 +8052,7 @@
         </w:rPr>
         <w:t>2.1.4. Kwido (Mementia)</w:t>
       </w:r>
-      <w:bookmarkEnd w:id="19"/>
+      <w:bookmarkEnd w:id="240"/>
     </w:p>
     <w:p>
       <w:pPr>
@@ -4059,7 +8109,7 @@
           <w:color w:val="000000" w:themeColor="text1"/>
         </w:rPr>
       </w:pPr>
-      <w:bookmarkStart w:id="20" w:name="_Toc233882616"/>
+      <w:bookmarkStart w:id="241" w:name="_Toc233969885"/>
       <w:r>
         <w:rPr>
           <w:rFonts w:cs="Times New Roman"/>
@@ -4067,37 +8117,21 @@
         </w:rPr>
         <w:t>2.1.5. Análisis crítico y diferenciación de la propuesta</w:t>
       </w:r>
-      <w:bookmarkEnd w:id="20"/>
-    </w:p>
-    <w:p>
-      <w:pPr>
-        <w:rPr>
-          <w:rFonts w:cs="Times New Roman"/>
-          <w:color w:val="000000" w:themeColor="text1"/>
-        </w:rPr>
-      </w:pPr>
-      <w:r>
-        <w:rPr>
-          <w:rFonts w:cs="Times New Roman"/>
-          <w:color w:val="000000" w:themeColor="text1"/>
-        </w:rPr>
-        <w:t xml:space="preserve">El análisis anterior muestra que las soluciones existentes tienden a resolver parcelas aisladas del problema: Medisafe y MyTherapy abordan la medicación; CogniFit, la estimulación cognitiva; y Kwido, un cuidado integral pero de escala profesional e institucional. Ninguna de ellas reúne, en una sola herramienta web accesible y de uso doméstico, la gestión de medicamentos, la agenda diaria, las alertas de auxilio (botón SOS) y la estimulación cognitiva con seguimiento, articuladas en torno a </w:t>
-      </w:r>
-      <w:proofErr w:type="gramStart"/>
-      <w:r>
-        <w:rPr>
-          <w:rFonts w:cs="Times New Roman"/>
-          <w:color w:val="000000" w:themeColor="text1"/>
-        </w:rPr>
-        <w:t>tres roles</w:t>
-      </w:r>
-      <w:proofErr w:type="gramEnd"/>
-      <w:r>
-        <w:rPr>
-          <w:rFonts w:cs="Times New Roman"/>
-          <w:color w:val="000000" w:themeColor="text1"/>
-        </w:rPr>
-        <w:t xml:space="preserve"> diferenciados paciente, cuidador y familiar. Es precisamente en esa integración donde se sitúa el aporte de CuidaMayor: ofrecer una plataforma full-stack, accesible según las pautas WCAG y pensada desde el inicio para el adulto mayor con deterioro cognitivo y su entorno de apoyo más inmediato.</w:t>
+      <w:bookmarkEnd w:id="241"/>
+    </w:p>
+    <w:p>
+      <w:pPr>
+        <w:rPr>
+          <w:rFonts w:cs="Times New Roman"/>
+          <w:color w:val="000000" w:themeColor="text1"/>
+        </w:rPr>
+      </w:pPr>
+      <w:r>
+        <w:rPr>
+          <w:rFonts w:cs="Times New Roman"/>
+          <w:color w:val="000000" w:themeColor="text1"/>
+        </w:rPr>
+        <w:t>El análisis anterior muestra que las soluciones existentes tienden a resolver parcelas aisladas del problema: Medisafe y MyTherapy abordan la medicación; CogniFit, la estimulación cognitiva; y Kwido, un cuidado integral pero de escala profesional e institucional. Ninguna de ellas reúne, en una sola herramienta web accesible y de uso doméstico, la gestión de medicamentos, la agenda diaria, las alertas de auxilio (botón SOS) y la estimulación cognitiva con seguimiento, articuladas en torno a tres roles diferenciados paciente, cuidador y familiar. Es precisamente en esa integración donde se sitúa el aporte de CuidaMayor: ofrecer una plataforma full-stack, accesible según las pautas WCAG y pensada desde el inicio para el adulto mayor con deterioro cognitivo y su entorno de apoyo más inmediato.</w:t>
       </w:r>
     </w:p>
     <w:p>
@@ -5449,7 +9483,7 @@
           <w:color w:val="000000" w:themeColor="text1"/>
         </w:rPr>
       </w:pPr>
-      <w:bookmarkStart w:id="21" w:name="_Toc233882617"/>
+      <w:bookmarkStart w:id="242" w:name="_Toc233969886"/>
       <w:r>
         <w:rPr>
           <w:rFonts w:ascii="Times New Roman" w:hAnsi="Times New Roman" w:cs="Times New Roman"/>
@@ -5457,53 +9491,21 @@
         </w:rPr>
         <w:t>3.1. Envejecimiento y deterioro cognitivo</w:t>
       </w:r>
-      <w:bookmarkEnd w:id="21"/>
-    </w:p>
-    <w:p>
-      <w:pPr>
-        <w:rPr>
-          <w:rFonts w:cs="Times New Roman"/>
-          <w:color w:val="000000" w:themeColor="text1"/>
-        </w:rPr>
-      </w:pPr>
-      <w:r>
-        <w:rPr>
-          <w:rFonts w:cs="Times New Roman"/>
-          <w:color w:val="000000" w:themeColor="text1"/>
-        </w:rPr>
-        <w:t xml:space="preserve">Según la Organización Mundial de la Salud (OMS, 2023), entre 2020 y 2050 la proporción de la población mundial mayor de </w:t>
-      </w:r>
-      <w:proofErr w:type="gramStart"/>
-      <w:r>
-        <w:rPr>
-          <w:rFonts w:cs="Times New Roman"/>
-          <w:color w:val="000000" w:themeColor="text1"/>
-        </w:rPr>
-        <w:t>60</w:t>
-      </w:r>
-      <w:proofErr w:type="gramEnd"/>
-      <w:r>
-        <w:rPr>
-          <w:rFonts w:cs="Times New Roman"/>
-          <w:color w:val="000000" w:themeColor="text1"/>
-        </w:rPr>
-        <w:t xml:space="preserve"> años casi se duplicará, pasando del 12 % al 22 %. Este envejecimiento poblacional viene acompañado de un aumento de las condiciones crónicas y neurodegenerativas. La demencia, cuyo principal factor de riesgo es la edad, afecta a más de </w:t>
-      </w:r>
-      <w:proofErr w:type="gramStart"/>
-      <w:r>
-        <w:rPr>
-          <w:rFonts w:cs="Times New Roman"/>
-          <w:color w:val="000000" w:themeColor="text1"/>
-        </w:rPr>
-        <w:t>55</w:t>
-      </w:r>
-      <w:proofErr w:type="gramEnd"/>
-      <w:r>
-        <w:rPr>
-          <w:rFonts w:cs="Times New Roman"/>
-          <w:color w:val="000000" w:themeColor="text1"/>
-        </w:rPr>
-        <w:t xml:space="preserve"> millones de personas en el mundo y se registran cerca de diez millones de casos nuevos cada año (OMS, 2023).</w:t>
+      <w:bookmarkEnd w:id="242"/>
+    </w:p>
+    <w:p>
+      <w:pPr>
+        <w:rPr>
+          <w:rFonts w:cs="Times New Roman"/>
+          <w:color w:val="000000" w:themeColor="text1"/>
+        </w:rPr>
+      </w:pPr>
+      <w:r>
+        <w:rPr>
+          <w:rFonts w:cs="Times New Roman"/>
+          <w:color w:val="000000" w:themeColor="text1"/>
+        </w:rPr>
+        <w:t>Según la Organización Mundial de la Salud (OMS, 2023), entre 2020 y 2050 la proporción de la población mundial mayor de 60 años casi se duplicará, pasando del 12 % al 22 %. Este envejecimiento poblacional viene acompañado de un aumento de las condiciones crónicas y neurodegenerativas. La demencia, cuyo principal factor de riesgo es la edad, afecta a más de 55 millones de personas en el mundo y se registran cerca de diez millones de casos nuevos cada año (OMS, 2023).</w:t>
       </w:r>
     </w:p>
     <w:p>
@@ -5537,7 +9539,7 @@
           <w:color w:val="000000" w:themeColor="text1"/>
         </w:rPr>
       </w:pPr>
-      <w:bookmarkStart w:id="22" w:name="_Toc233882618"/>
+      <w:bookmarkStart w:id="243" w:name="_Toc233969887"/>
       <w:r>
         <w:rPr>
           <w:rFonts w:ascii="Times New Roman" w:hAnsi="Times New Roman" w:cs="Times New Roman"/>
@@ -5545,7 +9547,7 @@
         </w:rPr>
         <w:t>3.2. El cuidado del adulto mayor y la red de apoyo</w:t>
       </w:r>
-      <w:bookmarkEnd w:id="22"/>
+      <w:bookmarkEnd w:id="243"/>
     </w:p>
     <w:p>
       <w:pPr>
@@ -5578,7 +9580,7 @@
           <w:color w:val="000000" w:themeColor="text1"/>
         </w:rPr>
       </w:pPr>
-      <w:bookmarkStart w:id="23" w:name="_Toc233882619"/>
+      <w:bookmarkStart w:id="244" w:name="_Toc233969888"/>
       <w:r>
         <w:rPr>
           <w:rFonts w:ascii="Times New Roman" w:hAnsi="Times New Roman" w:cs="Times New Roman"/>
@@ -5586,7 +9588,7 @@
         </w:rPr>
         <w:t>3.3. Accesibilidad y diseño centrado en el usuario mayor</w:t>
       </w:r>
-      <w:bookmarkEnd w:id="23"/>
+      <w:bookmarkEnd w:id="244"/>
     </w:p>
     <w:p>
       <w:pPr>
@@ -5626,7 +9628,7 @@
           <w:color w:val="000000" w:themeColor="text1"/>
         </w:rPr>
       </w:pPr>
-      <w:bookmarkStart w:id="24" w:name="_Toc233882620"/>
+      <w:bookmarkStart w:id="245" w:name="_Toc233969889"/>
       <w:r>
         <w:rPr>
           <w:rFonts w:ascii="Times New Roman" w:hAnsi="Times New Roman" w:cs="Times New Roman"/>
@@ -5635,7 +9637,7 @@
         <w:lastRenderedPageBreak/>
         <w:t>3.4. Estimulación cognitiva mediante juegos</w:t>
       </w:r>
-      <w:bookmarkEnd w:id="24"/>
+      <w:bookmarkEnd w:id="245"/>
     </w:p>
     <w:p>
       <w:pPr>
@@ -5683,7 +9685,7 @@
           <w:color w:val="000000" w:themeColor="text1"/>
         </w:rPr>
       </w:pPr>
-      <w:bookmarkStart w:id="25" w:name="_Toc233882621"/>
+      <w:bookmarkStart w:id="246" w:name="_Toc233969890"/>
       <w:r>
         <w:rPr>
           <w:rFonts w:ascii="Times New Roman" w:hAnsi="Times New Roman" w:cs="Times New Roman"/>
@@ -5691,7 +9693,7 @@
         </w:rPr>
         <w:t>3.5. Tecnologías de desarrollo</w:t>
       </w:r>
-      <w:bookmarkEnd w:id="25"/>
+      <w:bookmarkEnd w:id="246"/>
     </w:p>
     <w:p>
       <w:pPr>
@@ -5820,7 +9822,6 @@
           <w:szCs w:val="32"/>
         </w:rPr>
       </w:pPr>
-      <w:bookmarkStart w:id="26" w:name="_Toc233882622"/>
       <w:r>
         <w:rPr>
           <w:rFonts w:cs="Times New Roman"/>
@@ -5832,7 +9833,6 @@
         </w:rPr>
         <w:t>4. Marco Metodológico</w:t>
       </w:r>
-      <w:bookmarkEnd w:id="26"/>
     </w:p>
     <w:p>
       <w:pPr>
@@ -5857,7 +9857,7 @@
           <w:color w:val="000000" w:themeColor="text1"/>
         </w:rPr>
       </w:pPr>
-      <w:bookmarkStart w:id="27" w:name="_Toc233882623"/>
+      <w:bookmarkStart w:id="247" w:name="_Toc233969891"/>
       <w:r>
         <w:rPr>
           <w:rFonts w:ascii="Times New Roman" w:hAnsi="Times New Roman" w:cs="Times New Roman"/>
@@ -5865,7 +9865,7 @@
         </w:rPr>
         <w:t>4.1. Enfoque de desarrollo: incremental e iterativo</w:t>
       </w:r>
-      <w:bookmarkEnd w:id="27"/>
+      <w:bookmarkEnd w:id="247"/>
     </w:p>
     <w:p>
       <w:pPr>
@@ -5905,7 +9905,7 @@
           <w:color w:val="000000" w:themeColor="text1"/>
         </w:rPr>
       </w:pPr>
-      <w:bookmarkStart w:id="28" w:name="_Toc233882624"/>
+      <w:bookmarkStart w:id="248" w:name="_Toc233969892"/>
       <w:r>
         <w:rPr>
           <w:rFonts w:ascii="Times New Roman" w:hAnsi="Times New Roman" w:cs="Times New Roman"/>
@@ -5913,7 +9913,7 @@
         </w:rPr>
         <w:t>4.2. Modelo de vistas arquitectónicas 4+1</w:t>
       </w:r>
-      <w:bookmarkEnd w:id="28"/>
+      <w:bookmarkEnd w:id="248"/>
     </w:p>
     <w:p>
       <w:pPr>
@@ -5947,33 +9947,8 @@
           <w:rFonts w:cs="Times New Roman"/>
           <w:color w:val="000000" w:themeColor="text1"/>
         </w:rPr>
-        <w:t xml:space="preserve">Vista lógica: la estructura de la información y las entidades del dominio (modelo de datos y de clases). </w:t>
-      </w:r>
-      <w:proofErr w:type="gramStart"/>
-      <w:r>
-        <w:rPr>
-          <w:rFonts w:cs="Times New Roman"/>
-          <w:color w:val="000000" w:themeColor="text1"/>
-        </w:rPr>
-        <w:t>Responde a «</w:t>
-      </w:r>
-      <w:proofErr w:type="gramEnd"/>
-      <w:r>
-        <w:rPr>
-          <w:rFonts w:cs="Times New Roman"/>
-          <w:color w:val="000000" w:themeColor="text1"/>
-        </w:rPr>
-        <w:t xml:space="preserve">qué datos maneja el </w:t>
-      </w:r>
-      <w:proofErr w:type="gramStart"/>
-      <w:r>
-        <w:rPr>
-          <w:rFonts w:cs="Times New Roman"/>
-          <w:color w:val="000000" w:themeColor="text1"/>
-        </w:rPr>
-        <w:t>sistema».</w:t>
-      </w:r>
-      <w:proofErr w:type="gramEnd"/>
+        <w:t>Vista lógica: la estructura de la información y las entidades del dominio (modelo de datos y de clases). Responde a «qué datos maneja el sistema».</w:t>
+      </w:r>
     </w:p>
     <w:p>
       <w:pPr>
@@ -6080,7 +10055,7 @@
           <w:color w:val="000000" w:themeColor="text1"/>
         </w:rPr>
       </w:pPr>
-      <w:bookmarkStart w:id="29" w:name="_Toc233882625"/>
+      <w:bookmarkStart w:id="249" w:name="_Toc233969893"/>
       <w:r>
         <w:rPr>
           <w:rFonts w:ascii="Times New Roman" w:hAnsi="Times New Roman" w:cs="Times New Roman"/>
@@ -6088,7 +10063,7 @@
         </w:rPr>
         <w:t>4.4. Herramientas y entorno de trabajo</w:t>
       </w:r>
-      <w:bookmarkEnd w:id="29"/>
+      <w:bookmarkEnd w:id="249"/>
     </w:p>
     <w:p>
       <w:pPr>
@@ -6826,7 +10801,7 @@
           <w:color w:val="000000" w:themeColor="text1"/>
         </w:rPr>
       </w:pPr>
-      <w:bookmarkStart w:id="30" w:name="_Toc233882626"/>
+      <w:bookmarkStart w:id="250" w:name="_Toc233969894"/>
       <w:r>
         <w:rPr>
           <w:rFonts w:ascii="Times New Roman" w:hAnsi="Times New Roman" w:cs="Times New Roman"/>
@@ -6834,7 +10809,7 @@
         </w:rPr>
         <w:t>5.1. Levantamiento de procesos</w:t>
       </w:r>
-      <w:bookmarkEnd w:id="30"/>
+      <w:bookmarkEnd w:id="250"/>
     </w:p>
     <w:p>
       <w:pPr>
@@ -6885,7 +10860,6 @@
           <w:sz w:val="22"/>
         </w:rPr>
       </w:pPr>
-      <w:proofErr w:type="gramStart"/>
       <w:r>
         <w:rPr>
           <w:rFonts w:cs="Times New Roman"/>
@@ -6893,17 +10867,7 @@
           <w:color w:val="000000" w:themeColor="text1"/>
           <w:sz w:val="22"/>
         </w:rPr>
-        <w:t>[ Figura</w:t>
-      </w:r>
-      <w:proofErr w:type="gramEnd"/>
-      <w:r>
-        <w:rPr>
-          <w:rFonts w:cs="Times New Roman"/>
-          <w:i/>
-          <w:color w:val="000000" w:themeColor="text1"/>
-          <w:sz w:val="22"/>
-        </w:rPr>
-        <w:t xml:space="preserve"> </w:t>
+        <w:t xml:space="preserve">[ Figura </w:t>
       </w:r>
       <w:r>
         <w:rPr>
@@ -7066,7 +11030,7 @@
           <w:color w:val="000000" w:themeColor="text1"/>
         </w:rPr>
       </w:pPr>
-      <w:bookmarkStart w:id="31" w:name="_Toc233882627"/>
+      <w:bookmarkStart w:id="251" w:name="_Toc233969895"/>
       <w:r>
         <w:rPr>
           <w:rFonts w:ascii="Times New Roman" w:hAnsi="Times New Roman" w:cs="Times New Roman"/>
@@ -7074,7 +11038,7 @@
         </w:rPr>
         <w:t>5.2. Requisitos del sistema</w:t>
       </w:r>
-      <w:bookmarkEnd w:id="31"/>
+      <w:bookmarkEnd w:id="251"/>
     </w:p>
     <w:p>
       <w:pPr>
@@ -7084,7 +11048,7 @@
           <w:color w:val="000000" w:themeColor="text1"/>
         </w:rPr>
       </w:pPr>
-      <w:bookmarkStart w:id="32" w:name="_Toc233882628"/>
+      <w:bookmarkStart w:id="252" w:name="_Toc233969896"/>
       <w:r>
         <w:rPr>
           <w:rFonts w:cs="Times New Roman"/>
@@ -7092,7 +11056,7 @@
         </w:rPr>
         <w:t>5.2.1. Requisitos funcionales</w:t>
       </w:r>
-      <w:bookmarkEnd w:id="32"/>
+      <w:bookmarkEnd w:id="252"/>
     </w:p>
     <w:p>
       <w:pPr>
@@ -7961,7 +11925,7 @@
           <w:color w:val="000000" w:themeColor="text1"/>
         </w:rPr>
       </w:pPr>
-      <w:bookmarkStart w:id="33" w:name="_Toc233882629"/>
+      <w:bookmarkStart w:id="253" w:name="_Toc233969897"/>
       <w:r>
         <w:rPr>
           <w:rFonts w:cs="Times New Roman"/>
@@ -7969,7 +11933,7 @@
         </w:rPr>
         <w:t>5.2.2. Requisitos no funcionales</w:t>
       </w:r>
-      <w:bookmarkEnd w:id="33"/>
+      <w:bookmarkEnd w:id="253"/>
     </w:p>
     <w:p>
       <w:pPr>
@@ -8695,7 +12659,7 @@
           <w:color w:val="000000" w:themeColor="text1"/>
         </w:rPr>
       </w:pPr>
-      <w:bookmarkStart w:id="34" w:name="_Toc233882630"/>
+      <w:bookmarkStart w:id="254" w:name="_Toc233969898"/>
       <w:r>
         <w:rPr>
           <w:rFonts w:ascii="Times New Roman" w:hAnsi="Times New Roman" w:cs="Times New Roman"/>
@@ -8704,7 +12668,7 @@
         <w:lastRenderedPageBreak/>
         <w:t>5.3. Casos de uso</w:t>
       </w:r>
-      <w:bookmarkEnd w:id="34"/>
+      <w:bookmarkEnd w:id="254"/>
     </w:p>
     <w:p>
       <w:pPr>
@@ -9060,7 +13024,7 @@
           <w:color w:val="000000" w:themeColor="text1"/>
         </w:rPr>
       </w:pPr>
-      <w:bookmarkStart w:id="35" w:name="_Toc233882631"/>
+      <w:bookmarkStart w:id="255" w:name="_Toc233969899"/>
       <w:r>
         <w:rPr>
           <w:rFonts w:cs="Times New Roman"/>
@@ -9068,7 +13032,7 @@
         </w:rPr>
         <w:t>5.3.1. Caso de uso extendido: emitir alerta SOS</w:t>
       </w:r>
-      <w:bookmarkEnd w:id="35"/>
+      <w:bookmarkEnd w:id="255"/>
     </w:p>
     <w:p>
       <w:pPr>
@@ -9087,19 +13051,8 @@
           <w:color w:val="000000" w:themeColor="text1"/>
           <w:szCs w:val="24"/>
         </w:rPr>
-        <w:t xml:space="preserve">Tabla 6: Caso de uso extendido «Emitir alerta </w:t>
-      </w:r>
-      <w:proofErr w:type="gramStart"/>
-      <w:r>
-        <w:rPr>
-          <w:rFonts w:cs="Times New Roman"/>
-          <w:i/>
-          <w:color w:val="000000" w:themeColor="text1"/>
-          <w:szCs w:val="24"/>
-        </w:rPr>
-        <w:t>SOS».</w:t>
-      </w:r>
-      <w:proofErr w:type="gramEnd"/>
+        <w:t>Tabla 6: Caso de uso extendido «Emitir alerta SOS».</w:t>
+      </w:r>
     </w:p>
     <w:tbl>
       <w:tblPr>
@@ -9509,7 +13462,7 @@
           <w:color w:val="000000" w:themeColor="text1"/>
         </w:rPr>
       </w:pPr>
-      <w:bookmarkStart w:id="36" w:name="_Toc233882632"/>
+      <w:bookmarkStart w:id="256" w:name="_Toc233969900"/>
       <w:r>
         <w:rPr>
           <w:rFonts w:ascii="Times New Roman" w:hAnsi="Times New Roman" w:cs="Times New Roman"/>
@@ -9518,7 +13471,7 @@
         <w:lastRenderedPageBreak/>
         <w:t>5.4. Objetivos</w:t>
       </w:r>
-      <w:bookmarkEnd w:id="36"/>
+      <w:bookmarkEnd w:id="256"/>
     </w:p>
     <w:p>
       <w:pPr>
@@ -9528,7 +13481,7 @@
           <w:color w:val="000000" w:themeColor="text1"/>
         </w:rPr>
       </w:pPr>
-      <w:bookmarkStart w:id="37" w:name="_Toc233882633"/>
+      <w:bookmarkStart w:id="257" w:name="_Toc233969901"/>
       <w:r>
         <w:rPr>
           <w:rFonts w:cs="Times New Roman"/>
@@ -9536,7 +13489,7 @@
         </w:rPr>
         <w:t>5.4.1. Objetivo general</w:t>
       </w:r>
-      <w:bookmarkEnd w:id="37"/>
+      <w:bookmarkEnd w:id="257"/>
     </w:p>
     <w:p>
       <w:pPr>
@@ -9561,7 +13514,7 @@
           <w:color w:val="000000" w:themeColor="text1"/>
         </w:rPr>
       </w:pPr>
-      <w:bookmarkStart w:id="38" w:name="_Toc233882634"/>
+      <w:bookmarkStart w:id="258" w:name="_Toc233969902"/>
       <w:r>
         <w:rPr>
           <w:rFonts w:cs="Times New Roman"/>
@@ -9569,7 +13522,7 @@
         </w:rPr>
         <w:t>5.4.2. Objetivos específicos</w:t>
       </w:r>
-      <w:bookmarkEnd w:id="38"/>
+      <w:bookmarkEnd w:id="258"/>
     </w:p>
     <w:p>
       <w:pPr>
@@ -9807,23 +13760,7 @@
           <w:rFonts w:cs="Times New Roman"/>
           <w:color w:val="000000" w:themeColor="text1"/>
         </w:rPr>
-        <w:t xml:space="preserve">Esta sección describe la solución construida hasta el momento siguiendo el modelo de vistas 4+1. Cada vista se presenta una sola vez, consolidando el estado actual del sistema; los escenarios (casos de uso) que la validan se detallaron en la sección </w:t>
-      </w:r>
-      <w:proofErr w:type="gramStart"/>
-      <w:r>
-        <w:rPr>
-          <w:rFonts w:cs="Times New Roman"/>
-          <w:color w:val="000000" w:themeColor="text1"/>
-        </w:rPr>
-        <w:t>5</w:t>
-      </w:r>
-      <w:proofErr w:type="gramEnd"/>
-      <w:r>
-        <w:rPr>
-          <w:rFonts w:cs="Times New Roman"/>
-          <w:color w:val="000000" w:themeColor="text1"/>
-        </w:rPr>
-        <w:t>.</w:t>
+        <w:t>Esta sección describe la solución construida hasta el momento siguiendo el modelo de vistas 4+1. Cada vista se presenta una sola vez, consolidando el estado actual del sistema; los escenarios (casos de uso) que la validan se detallaron en la sección 5.</w:t>
       </w:r>
     </w:p>
     <w:p>
@@ -9834,7 +13771,7 @@
           <w:color w:val="000000" w:themeColor="text1"/>
         </w:rPr>
       </w:pPr>
-      <w:bookmarkStart w:id="39" w:name="_Toc233882635"/>
+      <w:bookmarkStart w:id="259" w:name="_Toc233969903"/>
       <w:r>
         <w:rPr>
           <w:rFonts w:ascii="Times New Roman" w:hAnsi="Times New Roman" w:cs="Times New Roman"/>
@@ -9842,37 +13779,21 @@
         </w:rPr>
         <w:t>6.1. Vista lógica</w:t>
       </w:r>
-      <w:bookmarkEnd w:id="39"/>
-    </w:p>
-    <w:p>
-      <w:pPr>
-        <w:rPr>
-          <w:rFonts w:cs="Times New Roman"/>
-          <w:color w:val="000000" w:themeColor="text1"/>
-        </w:rPr>
-      </w:pPr>
-      <w:r>
-        <w:rPr>
-          <w:rFonts w:cs="Times New Roman"/>
-          <w:color w:val="000000" w:themeColor="text1"/>
-        </w:rPr>
-        <w:t xml:space="preserve">El modelo de datos gira en torno a la entidad AdultoMayor: todos los datos (medicamentos, registros de tomas, eventos de agenda, alertas, sesiones de juego y familiares) cuelgan de la persona cuidada, </w:t>
-      </w:r>
-      <w:proofErr w:type="gramStart"/>
-      <w:r>
-        <w:rPr>
-          <w:rFonts w:cs="Times New Roman"/>
-          <w:color w:val="000000" w:themeColor="text1"/>
-        </w:rPr>
-        <w:t>no</w:t>
-      </w:r>
-      <w:proofErr w:type="gramEnd"/>
-      <w:r>
-        <w:rPr>
-          <w:rFonts w:cs="Times New Roman"/>
-          <w:color w:val="000000" w:themeColor="text1"/>
-        </w:rPr>
-        <w:t xml:space="preserve"> del usuario. Cada Usuario tiene un vínculo opcional con el adulto mayor que cuida, monitorea o representa. Esta es la regla de aislamiento de datos más importante del sistema: toda operación resuelve primero a qué adulto mayor pertenece el usuario y solo opera sobre sus datos.</w:t>
+      <w:bookmarkEnd w:id="259"/>
+    </w:p>
+    <w:p>
+      <w:pPr>
+        <w:rPr>
+          <w:rFonts w:cs="Times New Roman"/>
+          <w:color w:val="000000" w:themeColor="text1"/>
+        </w:rPr>
+      </w:pPr>
+      <w:r>
+        <w:rPr>
+          <w:rFonts w:cs="Times New Roman"/>
+          <w:color w:val="000000" w:themeColor="text1"/>
+        </w:rPr>
+        <w:t>El modelo de datos gira en torno a la entidad AdultoMayor: todos los datos (medicamentos, registros de tomas, eventos de agenda, alertas, sesiones de juego y familiares) cuelgan de la persona cuidada, no del usuario. Cada Usuario tiene un vínculo opcional con el adulto mayor que cuida, monitorea o representa. Esta es la regla de aislamiento de datos más importante del sistema: toda operación resuelve primero a qué adulto mayor pertenece el usuario y solo opera sobre sus datos.</w:t>
       </w:r>
     </w:p>
     <w:p>
@@ -10199,25 +14120,7 @@
                 <w:color w:val="000000" w:themeColor="text1"/>
                 <w:sz w:val="20"/>
               </w:rPr>
-              <w:t xml:space="preserve">nombre, </w:t>
-            </w:r>
-            <w:proofErr w:type="gramStart"/>
-            <w:r>
-              <w:rPr>
-                <w:rFonts w:cs="Times New Roman"/>
-                <w:color w:val="000000" w:themeColor="text1"/>
-                <w:sz w:val="20"/>
-              </w:rPr>
-              <w:t>fechaNacimiento?,</w:t>
-            </w:r>
-            <w:proofErr w:type="gramEnd"/>
-            <w:r>
-              <w:rPr>
-                <w:rFonts w:cs="Times New Roman"/>
-                <w:color w:val="000000" w:themeColor="text1"/>
-                <w:sz w:val="20"/>
-              </w:rPr>
-              <w:t xml:space="preserve"> notas?</w:t>
+              <w:t>nombre, fechaNacimiento?, notas?</w:t>
             </w:r>
           </w:p>
         </w:tc>
@@ -10515,59 +14418,13 @@
                 <w:color w:val="000000" w:themeColor="text1"/>
               </w:rPr>
             </w:pPr>
-            <w:proofErr w:type="gramStart"/>
             <w:r>
               <w:rPr>
                 <w:rFonts w:cs="Times New Roman"/>
                 <w:color w:val="000000" w:themeColor="text1"/>
                 <w:sz w:val="20"/>
               </w:rPr>
-              <w:t>mensaje?,</w:t>
-            </w:r>
-            <w:proofErr w:type="gramEnd"/>
-            <w:r>
-              <w:rPr>
-                <w:rFonts w:cs="Times New Roman"/>
-                <w:color w:val="000000" w:themeColor="text1"/>
-                <w:sz w:val="20"/>
-              </w:rPr>
-              <w:t xml:space="preserve"> atendida, </w:t>
-            </w:r>
-            <w:proofErr w:type="gramStart"/>
-            <w:r>
-              <w:rPr>
-                <w:rFonts w:cs="Times New Roman"/>
-                <w:color w:val="000000" w:themeColor="text1"/>
-                <w:sz w:val="20"/>
-              </w:rPr>
-              <w:t>atendidaEn?,</w:t>
-            </w:r>
-            <w:proofErr w:type="gramEnd"/>
-            <w:r>
-              <w:rPr>
-                <w:rFonts w:cs="Times New Roman"/>
-                <w:color w:val="000000" w:themeColor="text1"/>
-                <w:sz w:val="20"/>
-              </w:rPr>
-              <w:t xml:space="preserve"> </w:t>
-            </w:r>
-            <w:proofErr w:type="gramStart"/>
-            <w:r>
-              <w:rPr>
-                <w:rFonts w:cs="Times New Roman"/>
-                <w:color w:val="000000" w:themeColor="text1"/>
-                <w:sz w:val="20"/>
-              </w:rPr>
-              <w:t>creadaPorId?,</w:t>
-            </w:r>
-            <w:proofErr w:type="gramEnd"/>
-            <w:r>
-              <w:rPr>
-                <w:rFonts w:cs="Times New Roman"/>
-                <w:color w:val="000000" w:themeColor="text1"/>
-                <w:sz w:val="20"/>
-              </w:rPr>
-              <w:t xml:space="preserve"> atendidaPorId?</w:t>
+              <w:t>mensaje?, atendida, atendidaEn?, creadaPorId?, atendidaPorId?</w:t>
             </w:r>
           </w:p>
         </w:tc>
@@ -10789,25 +14646,7 @@
                 <w:color w:val="000000" w:themeColor="text1"/>
                 <w:sz w:val="20"/>
               </w:rPr>
-              <w:t xml:space="preserve">fecha, animo, </w:t>
-            </w:r>
-            <w:proofErr w:type="gramStart"/>
-            <w:r>
-              <w:rPr>
-                <w:rFonts w:cs="Times New Roman"/>
-                <w:color w:val="000000" w:themeColor="text1"/>
-                <w:sz w:val="20"/>
-              </w:rPr>
-              <w:t>comidas?,</w:t>
-            </w:r>
-            <w:proofErr w:type="gramEnd"/>
-            <w:r>
-              <w:rPr>
-                <w:rFonts w:cs="Times New Roman"/>
-                <w:color w:val="000000" w:themeColor="text1"/>
-                <w:sz w:val="20"/>
-              </w:rPr>
-              <w:t xml:space="preserve"> notas?</w:t>
+              <w:t>fecha, animo, comidas?, notas?</w:t>
             </w:r>
           </w:p>
         </w:tc>
@@ -10936,7 +14775,7 @@
           <w:color w:val="000000" w:themeColor="text1"/>
         </w:rPr>
       </w:pPr>
-      <w:bookmarkStart w:id="40" w:name="_Toc233882636"/>
+      <w:bookmarkStart w:id="260" w:name="_Toc233969904"/>
       <w:r>
         <w:rPr>
           <w:rFonts w:ascii="Times New Roman" w:hAnsi="Times New Roman" w:cs="Times New Roman"/>
@@ -10944,7 +14783,7 @@
         </w:rPr>
         <w:t>6.2. Vista de proceso</w:t>
       </w:r>
-      <w:bookmarkEnd w:id="40"/>
+      <w:bookmarkEnd w:id="260"/>
     </w:p>
     <w:p>
       <w:pPr>
@@ -10970,7 +14809,7 @@
           <w:color w:val="000000" w:themeColor="text1"/>
         </w:rPr>
       </w:pPr>
-      <w:bookmarkStart w:id="41" w:name="_Toc233882637"/>
+      <w:bookmarkStart w:id="261" w:name="_Toc233969905"/>
       <w:r>
         <w:rPr>
           <w:rFonts w:cs="Times New Roman"/>
@@ -10978,7 +14817,7 @@
         </w:rPr>
         <w:t>6.2.1. Inicio de sesión</w:t>
       </w:r>
-      <w:bookmarkEnd w:id="41"/>
+      <w:bookmarkEnd w:id="261"/>
     </w:p>
     <w:p>
       <w:pPr>
@@ -11057,39 +14896,7 @@
           <w:rFonts w:cs="Times New Roman"/>
           <w:color w:val="000000" w:themeColor="text1"/>
         </w:rPr>
-        <w:t xml:space="preserve">Si las credenciales son válidas, emite un JWT con </w:t>
-      </w:r>
-      <w:proofErr w:type="gramStart"/>
-      <w:r>
-        <w:rPr>
-          <w:rFonts w:cs="Times New Roman"/>
-          <w:color w:val="000000" w:themeColor="text1"/>
-        </w:rPr>
-        <w:t>{ id</w:t>
-      </w:r>
-      <w:proofErr w:type="gramEnd"/>
-      <w:r>
-        <w:rPr>
-          <w:rFonts w:cs="Times New Roman"/>
-          <w:color w:val="000000" w:themeColor="text1"/>
-        </w:rPr>
-        <w:t xml:space="preserve">, </w:t>
-      </w:r>
-      <w:proofErr w:type="gramStart"/>
-      <w:r>
-        <w:rPr>
-          <w:rFonts w:cs="Times New Roman"/>
-          <w:color w:val="000000" w:themeColor="text1"/>
-        </w:rPr>
-        <w:t>rol }</w:t>
-      </w:r>
-      <w:proofErr w:type="gramEnd"/>
-      <w:r>
-        <w:rPr>
-          <w:rFonts w:cs="Times New Roman"/>
-          <w:color w:val="000000" w:themeColor="text1"/>
-        </w:rPr>
-        <w:t xml:space="preserve"> y devuelve el usuario.</w:t>
+        <w:t>Si las credenciales son válidas, emite un JWT con { id, rol } y devuelve el usuario.</w:t>
       </w:r>
     </w:p>
     <w:p>
@@ -11120,7 +14927,7 @@
           <w:color w:val="000000" w:themeColor="text1"/>
         </w:rPr>
       </w:pPr>
-      <w:bookmarkStart w:id="42" w:name="_Toc233882638"/>
+      <w:bookmarkStart w:id="262" w:name="_Toc233969906"/>
       <w:r>
         <w:rPr>
           <w:rFonts w:cs="Times New Roman"/>
@@ -11128,7 +14935,7 @@
         </w:rPr>
         <w:t>6.2.2. Alerta SOS</w:t>
       </w:r>
-      <w:bookmarkEnd w:id="42"/>
+      <w:bookmarkEnd w:id="262"/>
     </w:p>
     <w:p>
       <w:pPr>
@@ -11218,7 +15025,7 @@
           <w:color w:val="000000" w:themeColor="text1"/>
         </w:rPr>
       </w:pPr>
-      <w:bookmarkStart w:id="43" w:name="_Toc233882639"/>
+      <w:bookmarkStart w:id="263" w:name="_Toc233969907"/>
       <w:r>
         <w:rPr>
           <w:rFonts w:cs="Times New Roman"/>
@@ -11227,7 +15034,7 @@
         <w:lastRenderedPageBreak/>
         <w:t>6.2.3. Partida de Memorice y seguimiento</w:t>
       </w:r>
-      <w:bookmarkEnd w:id="43"/>
+      <w:bookmarkEnd w:id="263"/>
     </w:p>
     <w:p>
       <w:pPr>
@@ -11317,7 +15124,7 @@
           <w:color w:val="000000" w:themeColor="text1"/>
         </w:rPr>
       </w:pPr>
-      <w:bookmarkStart w:id="44" w:name="_Toc233882640"/>
+      <w:bookmarkStart w:id="264" w:name="_Toc233969908"/>
       <w:r>
         <w:rPr>
           <w:rFonts w:cs="Times New Roman"/>
@@ -11325,7 +15132,7 @@
         </w:rPr>
         <w:t>6.2.4. Recordatorio de toma olvidada</w:t>
       </w:r>
-      <w:bookmarkEnd w:id="44"/>
+      <w:bookmarkEnd w:id="264"/>
     </w:p>
     <w:p>
       <w:pPr>
@@ -11395,7 +15202,7 @@
           <w:color w:val="000000" w:themeColor="text1"/>
         </w:rPr>
       </w:pPr>
-      <w:bookmarkStart w:id="45" w:name="_Toc233882641"/>
+      <w:bookmarkStart w:id="265" w:name="_Toc233969909"/>
       <w:r>
         <w:rPr>
           <w:rFonts w:ascii="Times New Roman" w:hAnsi="Times New Roman" w:cs="Times New Roman"/>
@@ -11403,21 +15210,21 @@
         </w:rPr>
         <w:t>6.3. Vista de desarrollo</w:t>
       </w:r>
-      <w:bookmarkEnd w:id="45"/>
-    </w:p>
-    <w:p>
-      <w:pPr>
-        <w:rPr>
-          <w:rFonts w:cs="Times New Roman"/>
-          <w:color w:val="000000" w:themeColor="text1"/>
-        </w:rPr>
-      </w:pPr>
-      <w:r>
-        <w:rPr>
-          <w:rFonts w:cs="Times New Roman"/>
-          <w:color w:val="000000" w:themeColor="text1"/>
-        </w:rPr>
-        <w:t xml:space="preserve">El sistema se organiza como un monorepo </w:t>
+      <w:bookmarkEnd w:id="265"/>
+    </w:p>
+    <w:p>
+      <w:pPr>
+        <w:rPr>
+          <w:rFonts w:cs="Times New Roman"/>
+          <w:color w:val="000000" w:themeColor="text1"/>
+        </w:rPr>
+      </w:pPr>
+      <w:r>
+        <w:rPr>
+          <w:rFonts w:cs="Times New Roman"/>
+          <w:color w:val="000000" w:themeColor="text1"/>
+        </w:rPr>
+        <w:t xml:space="preserve">El sistema se organiza </w:t>
       </w:r>
       <w:proofErr w:type="spellStart"/>
       <w:r>
@@ -11425,6 +15232,38 @@
           <w:rFonts w:cs="Times New Roman"/>
           <w:color w:val="000000" w:themeColor="text1"/>
         </w:rPr>
+        <w:t>como</w:t>
+      </w:r>
+      <w:proofErr w:type="spellEnd"/>
+      <w:r>
+        <w:rPr>
+          <w:rFonts w:cs="Times New Roman"/>
+          <w:color w:val="000000" w:themeColor="text1"/>
+        </w:rPr>
+        <w:t xml:space="preserve"> un </w:t>
+      </w:r>
+      <w:proofErr w:type="spellStart"/>
+      <w:r>
+        <w:rPr>
+          <w:rFonts w:cs="Times New Roman"/>
+          <w:color w:val="000000" w:themeColor="text1"/>
+        </w:rPr>
+        <w:t>monorepo</w:t>
+      </w:r>
+      <w:proofErr w:type="spellEnd"/>
+      <w:r>
+        <w:rPr>
+          <w:rFonts w:cs="Times New Roman"/>
+          <w:color w:val="000000" w:themeColor="text1"/>
+        </w:rPr>
+        <w:t xml:space="preserve"> </w:t>
+      </w:r>
+      <w:proofErr w:type="spellStart"/>
+      <w:r>
+        <w:rPr>
+          <w:rFonts w:cs="Times New Roman"/>
+          <w:color w:val="000000" w:themeColor="text1"/>
+        </w:rPr>
         <w:t>con dos</w:t>
       </w:r>
       <w:proofErr w:type="spellEnd"/>
@@ -11433,7 +15272,39 @@
           <w:rFonts w:cs="Times New Roman"/>
           <w:color w:val="000000" w:themeColor="text1"/>
         </w:rPr>
-        <w:t xml:space="preserve"> aplicaciones independientes: el frontend (client/) y el backend (server/). El backend sigue una arquitectura en capas estricta, de modo que una petición HTTP atraviesa siempre el mismo camino</w:t>
+        <w:t xml:space="preserve"> </w:t>
+      </w:r>
+      <w:proofErr w:type="spellStart"/>
+      <w:r>
+        <w:rPr>
+          <w:rFonts w:cs="Times New Roman"/>
+          <w:color w:val="000000" w:themeColor="text1"/>
+        </w:rPr>
+        <w:t>aplicaciones</w:t>
+      </w:r>
+      <w:proofErr w:type="spellEnd"/>
+      <w:r>
+        <w:rPr>
+          <w:rFonts w:cs="Times New Roman"/>
+          <w:color w:val="000000" w:themeColor="text1"/>
+        </w:rPr>
+        <w:t xml:space="preserve"> </w:t>
+      </w:r>
+      <w:proofErr w:type="spellStart"/>
+      <w:r>
+        <w:rPr>
+          <w:rFonts w:cs="Times New Roman"/>
+          <w:color w:val="000000" w:themeColor="text1"/>
+        </w:rPr>
+        <w:t>independientes</w:t>
+      </w:r>
+      <w:proofErr w:type="spellEnd"/>
+      <w:r>
+        <w:rPr>
+          <w:rFonts w:cs="Times New Roman"/>
+          <w:color w:val="000000" w:themeColor="text1"/>
+        </w:rPr>
+        <w:t>: el frontend (client/) y el backend (server/). El backend sigue una arquitectura en capas estricta, de modo que una petición HTTP atraviesa siempre el mismo camino</w:t>
       </w:r>
     </w:p>
     <w:p>
@@ -11605,7 +15476,7 @@
           <w:color w:val="000000" w:themeColor="text1"/>
         </w:rPr>
       </w:pPr>
-      <w:bookmarkStart w:id="46" w:name="_Toc233882642"/>
+      <w:bookmarkStart w:id="266" w:name="_Toc233969910"/>
       <w:r>
         <w:rPr>
           <w:rFonts w:ascii="Times New Roman" w:hAnsi="Times New Roman" w:cs="Times New Roman"/>
@@ -11613,37 +15484,21 @@
         </w:rPr>
         <w:t>6.4. Vista física</w:t>
       </w:r>
-      <w:bookmarkEnd w:id="46"/>
-    </w:p>
-    <w:p>
-      <w:pPr>
-        <w:rPr>
-          <w:rFonts w:cs="Times New Roman"/>
-          <w:color w:val="000000" w:themeColor="text1"/>
-        </w:rPr>
-      </w:pPr>
-      <w:r>
-        <w:rPr>
-          <w:rFonts w:cs="Times New Roman"/>
-          <w:color w:val="000000" w:themeColor="text1"/>
-        </w:rPr>
-        <w:t xml:space="preserve">En el entorno de desarrollo, el frontend se sirve con Vite (puerto 8099) y reenvía mediante su proxy las peticiones /api al backend Express (puerto </w:t>
-      </w:r>
-      <w:proofErr w:type="gramStart"/>
-      <w:r>
-        <w:rPr>
-          <w:rFonts w:cs="Times New Roman"/>
-          <w:color w:val="000000" w:themeColor="text1"/>
-        </w:rPr>
-        <w:t>4000</w:t>
-      </w:r>
-      <w:proofErr w:type="gramEnd"/>
-      <w:r>
-        <w:rPr>
-          <w:rFonts w:cs="Times New Roman"/>
-          <w:color w:val="000000" w:themeColor="text1"/>
-        </w:rPr>
-        <w:t>), evitando problemas de CORS. El backend se comunica con la base de datos PostgreSQL alojada en Supabase a través del ORM Prisma. En un despliegue productivo, el frontend se compila a estáticos servidos por un proveedor web, el backend se ejecuta como servicio Node y la base de datos permanece en Supabase.</w:t>
+      <w:bookmarkEnd w:id="266"/>
+    </w:p>
+    <w:p>
+      <w:pPr>
+        <w:rPr>
+          <w:rFonts w:cs="Times New Roman"/>
+          <w:color w:val="000000" w:themeColor="text1"/>
+        </w:rPr>
+      </w:pPr>
+      <w:r>
+        <w:rPr>
+          <w:rFonts w:cs="Times New Roman"/>
+          <w:color w:val="000000" w:themeColor="text1"/>
+        </w:rPr>
+        <w:t>En el entorno de desarrollo, el frontend se sirve con Vite (puerto 8099) y reenvía mediante su proxy las peticiones /api al backend Express (puerto 4000), evitando problemas de CORS. El backend se comunica con la base de datos PostgreSQL alojada en Supabase a través del ORM Prisma. En un despliegue productivo, el frontend se compila a estáticos servidos por un proveedor web, el backend se ejecuta como servicio Node y la base de datos permanece en Supabase.</w:t>
       </w:r>
     </w:p>
     <w:p>
@@ -11799,7 +15654,7 @@
           <w:color w:val="000000" w:themeColor="text1"/>
         </w:rPr>
       </w:pPr>
-      <w:bookmarkStart w:id="47" w:name="_Toc233882643"/>
+      <w:bookmarkStart w:id="267" w:name="_Toc233969911"/>
       <w:r>
         <w:rPr>
           <w:rFonts w:ascii="Times New Roman" w:hAnsi="Times New Roman" w:cs="Times New Roman"/>
@@ -11808,7 +15663,7 @@
         <w:lastRenderedPageBreak/>
         <w:t>6.5. Árbol de navegación</w:t>
       </w:r>
-      <w:bookmarkEnd w:id="47"/>
+      <w:bookmarkEnd w:id="267"/>
     </w:p>
     <w:p>
       <w:pPr>
@@ -12030,7 +15885,7 @@
           <w:color w:val="000000" w:themeColor="text1"/>
         </w:rPr>
       </w:pPr>
-      <w:bookmarkStart w:id="48" w:name="_Toc233882644"/>
+      <w:bookmarkStart w:id="268" w:name="_Toc233969912"/>
       <w:r>
         <w:rPr>
           <w:rFonts w:ascii="Times New Roman" w:hAnsi="Times New Roman" w:cs="Times New Roman"/>
@@ -12039,7 +15894,7 @@
         <w:lastRenderedPageBreak/>
         <w:t>6.6. Vistas de la aplicación</w:t>
       </w:r>
-      <w:bookmarkEnd w:id="48"/>
+      <w:bookmarkEnd w:id="268"/>
     </w:p>
     <w:p>
       <w:pPr>
@@ -12223,19 +16078,8 @@
           <w:color w:val="000000" w:themeColor="text1"/>
           <w:szCs w:val="24"/>
         </w:rPr>
-        <w:t xml:space="preserve">: Captura — Pantalla de inicio de </w:t>
-      </w:r>
-      <w:proofErr w:type="gramStart"/>
-      <w:r>
-        <w:rPr>
-          <w:rFonts w:cs="Times New Roman"/>
-          <w:i/>
-          <w:color w:val="000000" w:themeColor="text1"/>
-          <w:szCs w:val="24"/>
-        </w:rPr>
-        <w:t>sesión ]</w:t>
-      </w:r>
-      <w:proofErr w:type="gramEnd"/>
+        <w:t>: Captura — Pantalla de inicio de sesión ]</w:t>
+      </w:r>
       <w:r>
         <w:rPr>
           <w:rFonts w:cs="Times New Roman"/>
@@ -12572,7 +16416,6 @@
           <w:sz w:val="22"/>
         </w:rPr>
       </w:pPr>
-      <w:proofErr w:type="gramStart"/>
       <w:r>
         <w:rPr>
           <w:rFonts w:cs="Times New Roman"/>
@@ -12580,17 +16423,7 @@
           <w:color w:val="000000" w:themeColor="text1"/>
           <w:sz w:val="22"/>
         </w:rPr>
-        <w:t>[ Figura</w:t>
-      </w:r>
-      <w:proofErr w:type="gramEnd"/>
-      <w:r>
-        <w:rPr>
-          <w:rFonts w:cs="Times New Roman"/>
-          <w:i/>
-          <w:color w:val="000000" w:themeColor="text1"/>
-          <w:sz w:val="22"/>
-        </w:rPr>
-        <w:t xml:space="preserve"> </w:t>
+        <w:t xml:space="preserve">[ Figura </w:t>
       </w:r>
       <w:r>
         <w:rPr>
@@ -12934,7 +16767,6 @@
           <w:sz w:val="22"/>
         </w:rPr>
       </w:pPr>
-      <w:proofErr w:type="gramStart"/>
       <w:r>
         <w:rPr>
           <w:rFonts w:cs="Times New Roman"/>
@@ -12942,17 +16774,7 @@
           <w:color w:val="000000" w:themeColor="text1"/>
           <w:sz w:val="22"/>
         </w:rPr>
-        <w:t>[ Figura</w:t>
-      </w:r>
-      <w:proofErr w:type="gramEnd"/>
-      <w:r>
-        <w:rPr>
-          <w:rFonts w:cs="Times New Roman"/>
-          <w:i/>
-          <w:color w:val="000000" w:themeColor="text1"/>
-          <w:sz w:val="22"/>
-        </w:rPr>
-        <w:t xml:space="preserve"> </w:t>
+        <w:t xml:space="preserve">[ Figura </w:t>
       </w:r>
       <w:r>
         <w:rPr>
@@ -13177,7 +16999,6 @@
           <w:color w:val="000000" w:themeColor="text1"/>
         </w:rPr>
       </w:pPr>
-      <w:proofErr w:type="gramStart"/>
       <w:r>
         <w:rPr>
           <w:rFonts w:cs="Times New Roman"/>
@@ -13186,17 +17007,7 @@
           <w:sz w:val="22"/>
         </w:rPr>
         <w:lastRenderedPageBreak/>
-        <w:t>[ Figura</w:t>
-      </w:r>
-      <w:proofErr w:type="gramEnd"/>
-      <w:r>
-        <w:rPr>
-          <w:rFonts w:cs="Times New Roman"/>
-          <w:i/>
-          <w:color w:val="000000" w:themeColor="text1"/>
-          <w:sz w:val="22"/>
-        </w:rPr>
-        <w:t xml:space="preserve"> </w:t>
+        <w:t xml:space="preserve">[ Figura </w:t>
       </w:r>
       <w:r>
         <w:rPr>
@@ -13390,7 +17201,6 @@
           <w:color w:val="000000" w:themeColor="text1"/>
         </w:rPr>
       </w:pPr>
-      <w:proofErr w:type="gramStart"/>
       <w:r>
         <w:rPr>
           <w:rFonts w:cs="Times New Roman"/>
@@ -13398,17 +17208,7 @@
           <w:color w:val="000000" w:themeColor="text1"/>
           <w:sz w:val="22"/>
         </w:rPr>
-        <w:t>[ Figura</w:t>
-      </w:r>
-      <w:proofErr w:type="gramEnd"/>
-      <w:r>
-        <w:rPr>
-          <w:rFonts w:cs="Times New Roman"/>
-          <w:i/>
-          <w:color w:val="000000" w:themeColor="text1"/>
-          <w:sz w:val="22"/>
-        </w:rPr>
-        <w:t xml:space="preserve"> </w:t>
+        <w:t xml:space="preserve">[ Figura </w:t>
       </w:r>
       <w:r>
         <w:rPr>
@@ -13700,9 +17500,8 @@
           <w:color w:val="000000" w:themeColor="text1"/>
           <w:sz w:val="22"/>
         </w:rPr>
-        <w:t xml:space="preserve">Vista </w:t>
-      </w:r>
-      <w:proofErr w:type="gramStart"/>
+        <w:t>Vista Paciente</w:t>
+      </w:r>
       <w:r>
         <w:rPr>
           <w:rFonts w:cs="Times New Roman"/>
@@ -13710,18 +17509,8 @@
           <w:color w:val="000000" w:themeColor="text1"/>
           <w:sz w:val="22"/>
         </w:rPr>
-        <w:t>Paciente</w:t>
-      </w:r>
-      <w:r>
-        <w:rPr>
-          <w:rFonts w:cs="Times New Roman"/>
-          <w:i/>
-          <w:color w:val="000000" w:themeColor="text1"/>
-          <w:sz w:val="22"/>
-        </w:rPr>
         <w:t xml:space="preserve"> ]</w:t>
       </w:r>
-      <w:proofErr w:type="gramEnd"/>
     </w:p>
     <w:p>
       <w:pPr>
@@ -14295,7 +18084,6 @@
           <w:sz w:val="22"/>
         </w:rPr>
       </w:pPr>
-      <w:proofErr w:type="gramStart"/>
       <w:r>
         <w:rPr>
           <w:rFonts w:cs="Times New Roman"/>
@@ -14303,17 +18091,7 @@
           <w:color w:val="000000" w:themeColor="text1"/>
           <w:sz w:val="22"/>
         </w:rPr>
-        <w:t>[ Figura</w:t>
-      </w:r>
-      <w:proofErr w:type="gramEnd"/>
-      <w:r>
-        <w:rPr>
-          <w:rFonts w:cs="Times New Roman"/>
-          <w:i/>
-          <w:color w:val="000000" w:themeColor="text1"/>
-          <w:sz w:val="22"/>
-        </w:rPr>
-        <w:t xml:space="preserve"> </w:t>
+        <w:t xml:space="preserve">[ Figura </w:t>
       </w:r>
       <w:r>
         <w:rPr>
@@ -14477,7 +18255,6 @@
           <w:sz w:val="22"/>
         </w:rPr>
       </w:pPr>
-      <w:proofErr w:type="gramStart"/>
       <w:r>
         <w:rPr>
           <w:rFonts w:cs="Times New Roman"/>
@@ -14486,17 +18263,7 @@
           <w:sz w:val="22"/>
         </w:rPr>
         <w:lastRenderedPageBreak/>
-        <w:t>[ Figura</w:t>
-      </w:r>
-      <w:proofErr w:type="gramEnd"/>
-      <w:r>
-        <w:rPr>
-          <w:rFonts w:cs="Times New Roman"/>
-          <w:i/>
-          <w:color w:val="000000" w:themeColor="text1"/>
-          <w:sz w:val="22"/>
-        </w:rPr>
-        <w:t xml:space="preserve"> 1</w:t>
+        <w:t>[ Figura 1</w:t>
       </w:r>
       <w:r>
         <w:rPr>
@@ -14689,7 +18456,6 @@
           <w:sz w:val="22"/>
         </w:rPr>
       </w:pPr>
-      <w:proofErr w:type="gramStart"/>
       <w:r>
         <w:rPr>
           <w:rFonts w:cs="Times New Roman"/>
@@ -14697,17 +18463,7 @@
           <w:color w:val="000000" w:themeColor="text1"/>
           <w:sz w:val="22"/>
         </w:rPr>
-        <w:t>[ Figura</w:t>
-      </w:r>
-      <w:proofErr w:type="gramEnd"/>
-      <w:r>
-        <w:rPr>
-          <w:rFonts w:cs="Times New Roman"/>
-          <w:i/>
-          <w:color w:val="000000" w:themeColor="text1"/>
-          <w:sz w:val="22"/>
-        </w:rPr>
-        <w:t xml:space="preserve"> 1</w:t>
+        <w:t>[ Figura 1</w:t>
       </w:r>
       <w:r>
         <w:rPr>
@@ -14925,7 +18681,7 @@
           <w:color w:val="000000" w:themeColor="text1"/>
         </w:rPr>
       </w:pPr>
-      <w:bookmarkStart w:id="49" w:name="_Toc233882645"/>
+      <w:bookmarkStart w:id="269" w:name="_Toc233969913"/>
       <w:r>
         <w:rPr>
           <w:rFonts w:ascii="Times New Roman" w:hAnsi="Times New Roman" w:cs="Times New Roman"/>
@@ -14933,7 +18689,7 @@
         </w:rPr>
         <w:t>7.1. Estrategia de pruebas</w:t>
       </w:r>
-      <w:bookmarkEnd w:id="49"/>
+      <w:bookmarkEnd w:id="269"/>
     </w:p>
     <w:p>
       <w:pPr>
@@ -14958,7 +18714,7 @@
           <w:color w:val="000000" w:themeColor="text1"/>
         </w:rPr>
       </w:pPr>
-      <w:bookmarkStart w:id="50" w:name="_Toc233882646"/>
+      <w:bookmarkStart w:id="270" w:name="_Toc233969914"/>
       <w:r>
         <w:rPr>
           <w:rFonts w:ascii="Times New Roman" w:hAnsi="Times New Roman" w:cs="Times New Roman"/>
@@ -14966,7 +18722,7 @@
         </w:rPr>
         <w:t>7.2. Casos de prueba (caja negra)</w:t>
       </w:r>
-      <w:bookmarkEnd w:id="50"/>
+      <w:bookmarkEnd w:id="270"/>
     </w:p>
     <w:p>
       <w:pPr>
@@ -15667,21 +19423,7 @@
               <w:rPr>
                 <w:sz w:val="18"/>
               </w:rPr>
-              <w:t>Se rechaza (</w:t>
-            </w:r>
-            <w:proofErr w:type="gramStart"/>
-            <w:r>
-              <w:rPr>
-                <w:sz w:val="18"/>
-              </w:rPr>
-              <w:t>400</w:t>
-            </w:r>
-            <w:proofErr w:type="gramEnd"/>
-            <w:r>
-              <w:rPr>
-                <w:sz w:val="18"/>
-              </w:rPr>
-              <w:t>): solo letras, números, punto, guion o guion bajo.</w:t>
+              <w:t>Se rechaza (400): solo letras, números, punto, guion o guion bajo.</w:t>
             </w:r>
           </w:p>
         </w:tc>
@@ -15726,21 +19468,7 @@
               <w:rPr>
                 <w:sz w:val="18"/>
               </w:rPr>
-              <w:t xml:space="preserve">Nombre de usuario de </w:t>
-            </w:r>
-            <w:proofErr w:type="gramStart"/>
-            <w:r>
-              <w:rPr>
-                <w:sz w:val="18"/>
-              </w:rPr>
-              <w:t>2</w:t>
-            </w:r>
-            <w:proofErr w:type="gramEnd"/>
-            <w:r>
-              <w:rPr>
-                <w:sz w:val="18"/>
-              </w:rPr>
-              <w:t xml:space="preserve"> caracteres</w:t>
+              <w:t>Nombre de usuario de 2 caracteres</w:t>
             </w:r>
           </w:p>
         </w:tc>
@@ -15753,35 +19481,7 @@
               <w:rPr>
                 <w:sz w:val="18"/>
               </w:rPr>
-              <w:t>Se rechaza (</w:t>
-            </w:r>
-            <w:proofErr w:type="gramStart"/>
-            <w:r>
-              <w:rPr>
-                <w:sz w:val="18"/>
-              </w:rPr>
-              <w:t>400</w:t>
-            </w:r>
-            <w:proofErr w:type="gramEnd"/>
-            <w:r>
-              <w:rPr>
-                <w:sz w:val="18"/>
-              </w:rPr>
-              <w:t xml:space="preserve">): mínimo </w:t>
-            </w:r>
-            <w:proofErr w:type="gramStart"/>
-            <w:r>
-              <w:rPr>
-                <w:sz w:val="18"/>
-              </w:rPr>
-              <w:t>3</w:t>
-            </w:r>
-            <w:proofErr w:type="gramEnd"/>
-            <w:r>
-              <w:rPr>
-                <w:sz w:val="18"/>
-              </w:rPr>
-              <w:t xml:space="preserve"> caracteres.</w:t>
+              <w:t>Se rechaza (400): mínimo 3 caracteres.</w:t>
             </w:r>
           </w:p>
         </w:tc>
@@ -15888,21 +19588,7 @@
               <w:rPr>
                 <w:sz w:val="18"/>
               </w:rPr>
-              <w:t xml:space="preserve">Contraseña de menos de </w:t>
-            </w:r>
-            <w:proofErr w:type="gramStart"/>
-            <w:r>
-              <w:rPr>
-                <w:sz w:val="18"/>
-              </w:rPr>
-              <w:t>6</w:t>
-            </w:r>
-            <w:proofErr w:type="gramEnd"/>
-            <w:r>
-              <w:rPr>
-                <w:sz w:val="18"/>
-              </w:rPr>
-              <w:t xml:space="preserve"> caracteres</w:t>
+              <w:t>Contraseña de menos de 6 caracteres</w:t>
             </w:r>
           </w:p>
         </w:tc>
@@ -15915,35 +19601,7 @@
               <w:rPr>
                 <w:sz w:val="18"/>
               </w:rPr>
-              <w:t>Se rechaza (</w:t>
-            </w:r>
-            <w:proofErr w:type="gramStart"/>
-            <w:r>
-              <w:rPr>
-                <w:sz w:val="18"/>
-              </w:rPr>
-              <w:t>400</w:t>
-            </w:r>
-            <w:proofErr w:type="gramEnd"/>
-            <w:r>
-              <w:rPr>
-                <w:sz w:val="18"/>
-              </w:rPr>
-              <w:t xml:space="preserve">): mínimo </w:t>
-            </w:r>
-            <w:proofErr w:type="gramStart"/>
-            <w:r>
-              <w:rPr>
-                <w:sz w:val="18"/>
-              </w:rPr>
-              <w:t>6</w:t>
-            </w:r>
-            <w:proofErr w:type="gramEnd"/>
-            <w:r>
-              <w:rPr>
-                <w:sz w:val="18"/>
-              </w:rPr>
-              <w:t xml:space="preserve"> caracteres.</w:t>
+              <w:t>Se rechaza (400): mínimo 6 caracteres.</w:t>
             </w:r>
           </w:p>
         </w:tc>
@@ -16050,21 +19708,7 @@
               <w:rPr>
                 <w:sz w:val="18"/>
               </w:rPr>
-              <w:t>Email con formato incorrecto (ej. "</w:t>
-            </w:r>
-            <w:proofErr w:type="gramStart"/>
-            <w:r>
-              <w:rPr>
-                <w:sz w:val="18"/>
-              </w:rPr>
-              <w:t>rosa@"</w:t>
-            </w:r>
-            <w:proofErr w:type="gramEnd"/>
-            <w:r>
-              <w:rPr>
-                <w:sz w:val="18"/>
-              </w:rPr>
-              <w:t>)</w:t>
+              <w:t>Email con formato incorrecto (ej. "rosa@")</w:t>
             </w:r>
           </w:p>
         </w:tc>
@@ -16077,21 +19721,7 @@
               <w:rPr>
                 <w:sz w:val="18"/>
               </w:rPr>
-              <w:t>Se rechaza (</w:t>
-            </w:r>
-            <w:proofErr w:type="gramStart"/>
-            <w:r>
-              <w:rPr>
-                <w:sz w:val="18"/>
-              </w:rPr>
-              <w:t>400</w:t>
-            </w:r>
-            <w:proofErr w:type="gramEnd"/>
-            <w:r>
-              <w:rPr>
-                <w:sz w:val="18"/>
-              </w:rPr>
-              <w:t>): el email no es válido.</w:t>
+              <w:t>Se rechaza (400): el email no es válido.</w:t>
             </w:r>
           </w:p>
         </w:tc>
@@ -16153,21 +19783,7 @@
               <w:rPr>
                 <w:sz w:val="18"/>
               </w:rPr>
-              <w:t>Se rechaza (</w:t>
-            </w:r>
-            <w:proofErr w:type="gramStart"/>
-            <w:r>
-              <w:rPr>
-                <w:sz w:val="18"/>
-              </w:rPr>
-              <w:t>400</w:t>
-            </w:r>
-            <w:proofErr w:type="gramEnd"/>
-            <w:r>
-              <w:rPr>
-                <w:sz w:val="18"/>
-              </w:rPr>
-              <w:t>): rol no válido.</w:t>
+              <w:t>Se rechaza (400): rol no válido.</w:t>
             </w:r>
           </w:p>
         </w:tc>
@@ -16407,21 +20023,7 @@
               <w:rPr>
                 <w:sz w:val="18"/>
               </w:rPr>
-              <w:t>Se rechaza (</w:t>
-            </w:r>
-            <w:proofErr w:type="gramStart"/>
-            <w:r>
-              <w:rPr>
-                <w:sz w:val="18"/>
-              </w:rPr>
-              <w:t>400</w:t>
-            </w:r>
-            <w:proofErr w:type="gramEnd"/>
-            <w:r>
-              <w:rPr>
-                <w:sz w:val="18"/>
-              </w:rPr>
-              <w:t>): campos obligatorios.</w:t>
+              <w:t>Se rechaza (400): campos obligatorios.</w:t>
             </w:r>
           </w:p>
         </w:tc>
@@ -16647,35 +20249,7 @@
               <w:rPr>
                 <w:sz w:val="18"/>
               </w:rPr>
-              <w:t>Hora fuera de formato (</w:t>
-            </w:r>
-            <w:proofErr w:type="gramStart"/>
-            <w:r>
-              <w:rPr>
-                <w:sz w:val="18"/>
-              </w:rPr>
-              <w:t>ej</w:t>
-            </w:r>
-            <w:proofErr w:type="gramEnd"/>
-            <w:r>
-              <w:rPr>
-                <w:sz w:val="18"/>
-              </w:rPr>
-              <w:t xml:space="preserve">. "25:00" </w:t>
-            </w:r>
-            <w:proofErr w:type="gramStart"/>
-            <w:r>
-              <w:rPr>
-                <w:sz w:val="18"/>
-              </w:rPr>
-              <w:t>o "</w:t>
-            </w:r>
-            <w:proofErr w:type="gramEnd"/>
-            <w:r>
-              <w:rPr>
-                <w:sz w:val="18"/>
-              </w:rPr>
-              <w:t>8:5")</w:t>
+              <w:t>Hora fuera de formato (ej. "25:00" o "8:5")</w:t>
             </w:r>
           </w:p>
         </w:tc>
@@ -16689,21 +20263,7 @@
               <w:rPr>
                 <w:sz w:val="18"/>
               </w:rPr>
-              <w:t>Se rechaza (</w:t>
-            </w:r>
-            <w:proofErr w:type="gramStart"/>
-            <w:r>
-              <w:rPr>
-                <w:sz w:val="18"/>
-              </w:rPr>
-              <w:t>400</w:t>
-            </w:r>
-            <w:proofErr w:type="gramEnd"/>
-            <w:r>
-              <w:rPr>
-                <w:sz w:val="18"/>
-              </w:rPr>
-              <w:t>): la hora debe tener formato HH:MM (24 horas).</w:t>
+              <w:t>Se rechaza (400): la hora debe tener formato HH:MM (24 horas).</w:t>
             </w:r>
           </w:p>
         </w:tc>
@@ -17179,7 +20739,7 @@
           <w:color w:val="000000" w:themeColor="text1"/>
         </w:rPr>
       </w:pPr>
-      <w:bookmarkStart w:id="51" w:name="_Toc233882647"/>
+      <w:bookmarkStart w:id="271" w:name="_Toc233969915"/>
       <w:r>
         <w:rPr>
           <w:rFonts w:ascii="Times New Roman" w:hAnsi="Times New Roman" w:cs="Times New Roman"/>
@@ -17187,7 +20747,7 @@
         </w:rPr>
         <w:t>8. Planificación y avance por incrementos</w:t>
       </w:r>
-      <w:bookmarkEnd w:id="51"/>
+      <w:bookmarkEnd w:id="271"/>
     </w:p>
     <w:p>
       <w:pPr>
@@ -17197,7 +20757,7 @@
           <w:color w:val="000000" w:themeColor="text1"/>
         </w:rPr>
       </w:pPr>
-      <w:bookmarkStart w:id="52" w:name="_Toc233882648"/>
+      <w:bookmarkStart w:id="272" w:name="_Toc233969916"/>
       <w:r>
         <w:rPr>
           <w:rFonts w:ascii="Times New Roman" w:hAnsi="Times New Roman" w:cs="Times New Roman"/>
@@ -17205,7 +20765,7 @@
         </w:rPr>
         <w:t>8.1. Resumen de incrementos</w:t>
       </w:r>
-      <w:bookmarkEnd w:id="52"/>
+      <w:bookmarkEnd w:id="272"/>
     </w:p>
     <w:p>
       <w:pPr>
@@ -17562,7 +21122,7 @@
           <w:color w:val="000000" w:themeColor="text1"/>
         </w:rPr>
       </w:pPr>
-      <w:bookmarkStart w:id="53" w:name="_Toc233882649"/>
+      <w:bookmarkStart w:id="273" w:name="_Toc233969917"/>
       <w:r>
         <w:rPr>
           <w:rFonts w:ascii="Times New Roman" w:hAnsi="Times New Roman" w:cs="Times New Roman"/>
@@ -17570,7 +21130,7 @@
         </w:rPr>
         <w:t>8.2. Estado actual del avance</w:t>
       </w:r>
-      <w:bookmarkEnd w:id="53"/>
+      <w:bookmarkEnd w:id="273"/>
     </w:p>
     <w:p>
       <w:pPr>
@@ -17671,7 +21231,7 @@
           <w:color w:val="000000" w:themeColor="text1"/>
         </w:rPr>
       </w:pPr>
-      <w:bookmarkStart w:id="54" w:name="_Toc233882650"/>
+      <w:bookmarkStart w:id="274" w:name="_Toc233969918"/>
       <w:r>
         <w:rPr>
           <w:rFonts w:ascii="Times New Roman" w:hAnsi="Times New Roman" w:cs="Times New Roman"/>
@@ -17679,7 +21239,7 @@
         </w:rPr>
         <w:t>8.3. Retrospectiva</w:t>
       </w:r>
-      <w:bookmarkEnd w:id="54"/>
+      <w:bookmarkEnd w:id="274"/>
     </w:p>
     <w:p>
       <w:pPr>
@@ -17954,7 +21514,7 @@
           <w:color w:val="000000" w:themeColor="text1"/>
         </w:rPr>
       </w:pPr>
-      <w:bookmarkStart w:id="55" w:name="_Toc233882651"/>
+      <w:bookmarkStart w:id="275" w:name="_Toc233969919"/>
       <w:r>
         <w:rPr>
           <w:rFonts w:ascii="Times New Roman" w:hAnsi="Times New Roman" w:cs="Times New Roman"/>
@@ -17963,7 +21523,7 @@
         <w:lastRenderedPageBreak/>
         <w:t>10. Referencias</w:t>
       </w:r>
-      <w:bookmarkEnd w:id="55"/>
+      <w:bookmarkEnd w:id="275"/>
     </w:p>
     <w:p>
       <w:pPr>
@@ -19902,6 +23462,7 @@
   <w:style w:type="character" w:default="1" w:styleId="Fuentedeprrafopredeter">
     <w:name w:val="Default Paragraph Font"/>
     <w:uiPriority w:val="1"/>
+    <w:semiHidden/>
     <w:unhideWhenUsed/>
   </w:style>
   <w:style w:type="table" w:default="1" w:styleId="Tablanormal">
@@ -31253,6 +34814,23 @@
       <w:shd w:val="clear" w:color="auto" w:fill="E1DFDD"/>
     </w:rPr>
   </w:style>
+  <w:style w:type="paragraph" w:styleId="Revisin">
+    <w:name w:val="Revision"/>
+    <w:hidden/>
+    <w:uiPriority w:val="99"/>
+    <w:semiHidden/>
+    <w:rsid w:val="008E5884"/>
+    <w:pPr>
+      <w:spacing w:after="0" w:line="240" w:lineRule="auto"/>
+    </w:pPr>
+    <w:rPr>
+      <w:rFonts w:ascii="Times New Roman" w:eastAsiaTheme="minorEastAsia" w:hAnsi="Times New Roman"/>
+      <w:kern w:val="0"/>
+      <w:sz w:val="24"/>
+      <w:lang w:val="en-US"/>
+      <w14:ligatures w14:val="none"/>
+    </w:rPr>
+  </w:style>
 </w:styles>
 </file>
 

--- a/Proyecto_Titulo_FInal.docx
+++ b/Proyecto_Titulo_FInal.docx
@@ -281,27 +281,18 @@
         <w:jc w:val="center"/>
         <w:rPr>
           <w:rFonts w:ascii="Times New Roman" w:hAnsi="Times New Roman" w:cs="Times New Roman"/>
-          <w:rPrChange w:id="0" w:author="Diego Muñoz" w:date="2026-06-25T11:17:00Z" w16du:dateUtc="2026-06-25T15:17:00Z">
-            <w:rPr/>
-          </w:rPrChange>
-        </w:rPr>
-      </w:pPr>
-      <w:bookmarkStart w:id="1" w:name="_Toc233367124"/>
-      <w:bookmarkStart w:id="2" w:name="_Toc233834089"/>
-      <w:bookmarkStart w:id="3" w:name="_Toc233882607"/>
-      <w:bookmarkStart w:id="4" w:name="_Toc233969876"/>
+        </w:rPr>
+      </w:pPr>
+      <w:bookmarkStart w:id="0" w:name="_Toc233367124"/>
+      <w:bookmarkStart w:id="1" w:name="_Toc233834089"/>
+      <w:bookmarkStart w:id="2" w:name="_Toc233882607"/>
+      <w:bookmarkStart w:id="3" w:name="_Toc233969876"/>
       <w:proofErr w:type="spellStart"/>
       <w:r>
         <w:rPr>
           <w:rFonts w:ascii="Times New Roman" w:hAnsi="Times New Roman" w:cs="Times New Roman"/>
           <w:color w:val="0D0D0D"/>
           <w:spacing w:val="-4"/>
-          <w:rPrChange w:id="5" w:author="Diego Muñoz" w:date="2026-06-25T11:17:00Z" w16du:dateUtc="2026-06-25T15:17:00Z">
-            <w:rPr>
-              <w:color w:val="0D0D0D"/>
-              <w:spacing w:val="-4"/>
-            </w:rPr>
-          </w:rPrChange>
         </w:rPr>
         <w:t>Profesor</w:t>
       </w:r>
@@ -311,12 +302,6 @@
           <w:rFonts w:ascii="Times New Roman" w:hAnsi="Times New Roman" w:cs="Times New Roman"/>
           <w:color w:val="0D0D0D"/>
           <w:spacing w:val="-9"/>
-          <w:rPrChange w:id="6" w:author="Diego Muñoz" w:date="2026-06-25T11:17:00Z" w16du:dateUtc="2026-06-25T15:17:00Z">
-            <w:rPr>
-              <w:color w:val="0D0D0D"/>
-              <w:spacing w:val="-9"/>
-            </w:rPr>
-          </w:rPrChange>
         </w:rPr>
         <w:t xml:space="preserve"> </w:t>
       </w:r>
@@ -325,19 +310,13 @@
           <w:rFonts w:ascii="Times New Roman" w:hAnsi="Times New Roman" w:cs="Times New Roman"/>
           <w:color w:val="0D0D0D"/>
           <w:spacing w:val="-2"/>
-          <w:rPrChange w:id="7" w:author="Diego Muñoz" w:date="2026-06-25T11:17:00Z" w16du:dateUtc="2026-06-25T15:17:00Z">
-            <w:rPr>
-              <w:color w:val="0D0D0D"/>
-              <w:spacing w:val="-2"/>
-            </w:rPr>
-          </w:rPrChange>
         </w:rPr>
         <w:t>Tutor:</w:t>
       </w:r>
+      <w:bookmarkEnd w:id="0"/>
       <w:bookmarkEnd w:id="1"/>
       <w:bookmarkEnd w:id="2"/>
       <w:bookmarkEnd w:id="3"/>
-      <w:bookmarkEnd w:id="4"/>
     </w:p>
     <w:p>
       <w:pPr>
@@ -391,27 +370,18 @@
         <w:jc w:val="center"/>
         <w:rPr>
           <w:rFonts w:ascii="Times New Roman" w:hAnsi="Times New Roman" w:cs="Times New Roman"/>
-          <w:rPrChange w:id="8" w:author="Diego Muñoz" w:date="2026-07-03T11:16:00Z" w16du:dateUtc="2026-07-03T15:16:00Z">
-            <w:rPr/>
-          </w:rPrChange>
-        </w:rPr>
-      </w:pPr>
-      <w:bookmarkStart w:id="9" w:name="_Toc233367125"/>
-      <w:bookmarkStart w:id="10" w:name="_Toc233834090"/>
-      <w:bookmarkStart w:id="11" w:name="_Toc233882608"/>
-      <w:bookmarkStart w:id="12" w:name="_Toc233969877"/>
+        </w:rPr>
+      </w:pPr>
+      <w:bookmarkStart w:id="4" w:name="_Toc233367125"/>
+      <w:bookmarkStart w:id="5" w:name="_Toc233834090"/>
+      <w:bookmarkStart w:id="6" w:name="_Toc233882608"/>
+      <w:bookmarkStart w:id="7" w:name="_Toc233969877"/>
       <w:proofErr w:type="spellStart"/>
       <w:r>
         <w:rPr>
           <w:rFonts w:ascii="Times New Roman" w:hAnsi="Times New Roman" w:cs="Times New Roman"/>
           <w:color w:val="0D0D0D"/>
           <w:spacing w:val="-2"/>
-          <w:rPrChange w:id="13" w:author="Diego Muñoz" w:date="2026-07-03T11:16:00Z" w16du:dateUtc="2026-07-03T15:16:00Z">
-            <w:rPr>
-              <w:color w:val="0D0D0D"/>
-              <w:spacing w:val="-2"/>
-            </w:rPr>
-          </w:rPrChange>
         </w:rPr>
         <w:t>Fecha</w:t>
       </w:r>
@@ -421,19 +391,13 @@
           <w:rFonts w:ascii="Times New Roman" w:hAnsi="Times New Roman" w:cs="Times New Roman"/>
           <w:color w:val="0D0D0D"/>
           <w:spacing w:val="-2"/>
-          <w:rPrChange w:id="14" w:author="Diego Muñoz" w:date="2026-07-03T11:16:00Z" w16du:dateUtc="2026-07-03T15:16:00Z">
-            <w:rPr>
-              <w:color w:val="0D0D0D"/>
-              <w:spacing w:val="-2"/>
-            </w:rPr>
-          </w:rPrChange>
         </w:rPr>
         <w:t>:</w:t>
       </w:r>
-      <w:bookmarkEnd w:id="9"/>
-      <w:bookmarkEnd w:id="10"/>
-      <w:bookmarkEnd w:id="11"/>
-      <w:bookmarkEnd w:id="12"/>
+      <w:bookmarkEnd w:id="4"/>
+      <w:bookmarkEnd w:id="5"/>
+      <w:bookmarkEnd w:id="6"/>
+      <w:bookmarkEnd w:id="7"/>
     </w:p>
     <w:p>
       <w:pPr>
@@ -516,32 +480,20 @@
           <w:tab w:val="right" w:leader="dot" w:pos="9112"/>
         </w:tabs>
         <w:rPr>
-          <w:ins w:id="15" w:author="Diego Muñoz" w:date="2026-07-03T11:17:00Z" w16du:dateUtc="2026-07-03T15:17:00Z"/>
           <w:rFonts w:cs="Times New Roman"/>
           <w:b/>
           <w:bCs/>
           <w:color w:val="000000" w:themeColor="text1"/>
           <w:sz w:val="32"/>
           <w:szCs w:val="32"/>
-          <w:rPrChange w:id="16" w:author="Diego Muñoz" w:date="2026-07-03T11:17:00Z" w16du:dateUtc="2026-07-03T15:17:00Z">
-            <w:rPr>
-              <w:ins w:id="17" w:author="Diego Muñoz" w:date="2026-07-03T11:17:00Z" w16du:dateUtc="2026-07-03T15:17:00Z"/>
-              <w:rFonts w:asciiTheme="minorHAnsi" w:hAnsiTheme="minorHAnsi"/>
-              <w:noProof/>
-              <w:kern w:val="2"/>
-              <w:szCs w:val="24"/>
-              <w:lang w:val="es-CL" w:eastAsia="es-CL"/>
-              <w14:ligatures w14:val="standardContextual"/>
-            </w:rPr>
-          </w:rPrChange>
         </w:rPr>
       </w:pPr>
       <w:r>
         <w:br w:type="page"/>
       </w:r>
-      <w:bookmarkStart w:id="18" w:name="_Toc233367126"/>
-      <w:bookmarkStart w:id="19" w:name="_Toc233834091"/>
-      <w:bookmarkStart w:id="20" w:name="_Toc233882609"/>
+      <w:bookmarkStart w:id="8" w:name="_Toc233367126"/>
+      <w:bookmarkStart w:id="9" w:name="_Toc233834091"/>
+      <w:bookmarkStart w:id="10" w:name="_Toc233882609"/>
       <w:proofErr w:type="spellStart"/>
       <w:r>
         <w:rPr>
@@ -555,9 +507,9 @@
         <w:lastRenderedPageBreak/>
         <w:t>Índice</w:t>
       </w:r>
-      <w:bookmarkEnd w:id="18"/>
-      <w:bookmarkEnd w:id="19"/>
-      <w:bookmarkEnd w:id="20"/>
+      <w:bookmarkEnd w:id="8"/>
+      <w:bookmarkEnd w:id="9"/>
+      <w:bookmarkEnd w:id="10"/>
       <w:proofErr w:type="spellEnd"/>
       <w:r>
         <w:rPr>
@@ -598,7 +550,6 @@
           <w:tab w:val="right" w:leader="dot" w:pos="9112"/>
         </w:tabs>
         <w:rPr>
-          <w:ins w:id="21" w:author="Diego Muñoz" w:date="2026-07-03T11:17:00Z" w16du:dateUtc="2026-07-03T15:17:00Z"/>
           <w:rFonts w:asciiTheme="minorHAnsi" w:hAnsiTheme="minorHAnsi"/>
           <w:noProof/>
           <w:kern w:val="2"/>
@@ -607,47 +558,7 @@
           <w14:ligatures w14:val="standardContextual"/>
         </w:rPr>
       </w:pPr>
-      <w:ins w:id="22" w:author="Diego Muñoz" w:date="2026-07-03T11:17:00Z" w16du:dateUtc="2026-07-03T15:17:00Z">
-        <w:r>
-          <w:rPr>
-            <w:rStyle w:val="Hipervnculo"/>
-            <w:noProof/>
-          </w:rPr>
-          <w:fldChar w:fldCharType="begin"/>
-        </w:r>
-        <w:r>
-          <w:rPr>
-            <w:rStyle w:val="Hipervnculo"/>
-            <w:noProof/>
-          </w:rPr>
-          <w:instrText xml:space="preserve"> </w:instrText>
-        </w:r>
-        <w:r>
-          <w:rPr>
-            <w:noProof/>
-          </w:rPr>
-          <w:instrText>HYPERLINK \l "_Toc233969878"</w:instrText>
-        </w:r>
-        <w:r>
-          <w:rPr>
-            <w:rStyle w:val="Hipervnculo"/>
-            <w:noProof/>
-          </w:rPr>
-          <w:instrText xml:space="preserve"> </w:instrText>
-        </w:r>
-        <w:r>
-          <w:rPr>
-            <w:rStyle w:val="Hipervnculo"/>
-            <w:noProof/>
-          </w:rPr>
-        </w:r>
-        <w:r>
-          <w:rPr>
-            <w:rStyle w:val="Hipervnculo"/>
-            <w:noProof/>
-          </w:rPr>
-          <w:fldChar w:fldCharType="separate"/>
-        </w:r>
+      <w:hyperlink w:anchor="_Toc233969878" w:history="1">
         <w:r>
           <w:rPr>
             <w:rStyle w:val="Hipervnculo"/>
@@ -704,14 +615,7 @@
           </w:rPr>
           <w:fldChar w:fldCharType="end"/>
         </w:r>
-        <w:r>
-          <w:rPr>
-            <w:rStyle w:val="Hipervnculo"/>
-            <w:noProof/>
-          </w:rPr>
-          <w:fldChar w:fldCharType="end"/>
-        </w:r>
-      </w:ins>
+      </w:hyperlink>
     </w:p>
     <w:p>
       <w:pPr>
@@ -720,7 +624,6 @@
           <w:tab w:val="right" w:leader="dot" w:pos="9112"/>
         </w:tabs>
         <w:rPr>
-          <w:ins w:id="23" w:author="Diego Muñoz" w:date="2026-07-03T11:17:00Z" w16du:dateUtc="2026-07-03T15:17:00Z"/>
           <w:rFonts w:asciiTheme="minorHAnsi" w:hAnsiTheme="minorHAnsi"/>
           <w:noProof/>
           <w:kern w:val="2"/>
@@ -729,47 +632,7 @@
           <w14:ligatures w14:val="standardContextual"/>
         </w:rPr>
       </w:pPr>
-      <w:ins w:id="24" w:author="Diego Muñoz" w:date="2026-07-03T11:17:00Z" w16du:dateUtc="2026-07-03T15:17:00Z">
-        <w:r>
-          <w:rPr>
-            <w:rStyle w:val="Hipervnculo"/>
-            <w:noProof/>
-          </w:rPr>
-          <w:fldChar w:fldCharType="begin"/>
-        </w:r>
-        <w:r>
-          <w:rPr>
-            <w:rStyle w:val="Hipervnculo"/>
-            <w:noProof/>
-          </w:rPr>
-          <w:instrText xml:space="preserve"> </w:instrText>
-        </w:r>
-        <w:r>
-          <w:rPr>
-            <w:noProof/>
-          </w:rPr>
-          <w:instrText>HYPERLINK \l "_Toc233969879"</w:instrText>
-        </w:r>
-        <w:r>
-          <w:rPr>
-            <w:rStyle w:val="Hipervnculo"/>
-            <w:noProof/>
-          </w:rPr>
-          <w:instrText xml:space="preserve"> </w:instrText>
-        </w:r>
-        <w:r>
-          <w:rPr>
-            <w:rStyle w:val="Hipervnculo"/>
-            <w:noProof/>
-          </w:rPr>
-        </w:r>
-        <w:r>
-          <w:rPr>
-            <w:rStyle w:val="Hipervnculo"/>
-            <w:noProof/>
-          </w:rPr>
-          <w:fldChar w:fldCharType="separate"/>
-        </w:r>
+      <w:hyperlink w:anchor="_Toc233969879" w:history="1">
         <w:r>
           <w:rPr>
             <w:rStyle w:val="Hipervnculo"/>
@@ -826,14 +689,7 @@
           </w:rPr>
           <w:fldChar w:fldCharType="end"/>
         </w:r>
-        <w:r>
-          <w:rPr>
-            <w:rStyle w:val="Hipervnculo"/>
-            <w:noProof/>
-          </w:rPr>
-          <w:fldChar w:fldCharType="end"/>
-        </w:r>
-      </w:ins>
+      </w:hyperlink>
     </w:p>
     <w:p>
       <w:pPr>
@@ -842,7 +698,6 @@
           <w:tab w:val="right" w:leader="dot" w:pos="9112"/>
         </w:tabs>
         <w:rPr>
-          <w:ins w:id="25" w:author="Diego Muñoz" w:date="2026-07-03T11:17:00Z" w16du:dateUtc="2026-07-03T15:17:00Z"/>
           <w:rFonts w:asciiTheme="minorHAnsi" w:hAnsiTheme="minorHAnsi"/>
           <w:noProof/>
           <w:kern w:val="2"/>
@@ -851,47 +706,7 @@
           <w14:ligatures w14:val="standardContextual"/>
         </w:rPr>
       </w:pPr>
-      <w:ins w:id="26" w:author="Diego Muñoz" w:date="2026-07-03T11:17:00Z" w16du:dateUtc="2026-07-03T15:17:00Z">
-        <w:r>
-          <w:rPr>
-            <w:rStyle w:val="Hipervnculo"/>
-            <w:noProof/>
-          </w:rPr>
-          <w:fldChar w:fldCharType="begin"/>
-        </w:r>
-        <w:r>
-          <w:rPr>
-            <w:rStyle w:val="Hipervnculo"/>
-            <w:noProof/>
-          </w:rPr>
-          <w:instrText xml:space="preserve"> </w:instrText>
-        </w:r>
-        <w:r>
-          <w:rPr>
-            <w:noProof/>
-          </w:rPr>
-          <w:instrText>HYPERLINK \l "_Toc233969880"</w:instrText>
-        </w:r>
-        <w:r>
-          <w:rPr>
-            <w:rStyle w:val="Hipervnculo"/>
-            <w:noProof/>
-          </w:rPr>
-          <w:instrText xml:space="preserve"> </w:instrText>
-        </w:r>
-        <w:r>
-          <w:rPr>
-            <w:rStyle w:val="Hipervnculo"/>
-            <w:noProof/>
-          </w:rPr>
-        </w:r>
-        <w:r>
-          <w:rPr>
-            <w:rStyle w:val="Hipervnculo"/>
-            <w:noProof/>
-          </w:rPr>
-          <w:fldChar w:fldCharType="separate"/>
-        </w:r>
+      <w:hyperlink w:anchor="_Toc233969880" w:history="1">
         <w:r>
           <w:rPr>
             <w:rStyle w:val="Hipervnculo"/>
@@ -948,14 +763,7 @@
           </w:rPr>
           <w:fldChar w:fldCharType="end"/>
         </w:r>
-        <w:r>
-          <w:rPr>
-            <w:rStyle w:val="Hipervnculo"/>
-            <w:noProof/>
-          </w:rPr>
-          <w:fldChar w:fldCharType="end"/>
-        </w:r>
-      </w:ins>
+      </w:hyperlink>
     </w:p>
     <w:p>
       <w:pPr>
@@ -964,7 +772,6 @@
           <w:tab w:val="right" w:leader="dot" w:pos="9112"/>
         </w:tabs>
         <w:rPr>
-          <w:ins w:id="27" w:author="Diego Muñoz" w:date="2026-07-03T11:17:00Z" w16du:dateUtc="2026-07-03T15:17:00Z"/>
           <w:rFonts w:asciiTheme="minorHAnsi" w:hAnsiTheme="minorHAnsi"/>
           <w:noProof/>
           <w:kern w:val="2"/>
@@ -973,47 +780,7 @@
           <w14:ligatures w14:val="standardContextual"/>
         </w:rPr>
       </w:pPr>
-      <w:ins w:id="28" w:author="Diego Muñoz" w:date="2026-07-03T11:17:00Z" w16du:dateUtc="2026-07-03T15:17:00Z">
-        <w:r>
-          <w:rPr>
-            <w:rStyle w:val="Hipervnculo"/>
-            <w:noProof/>
-          </w:rPr>
-          <w:fldChar w:fldCharType="begin"/>
-        </w:r>
-        <w:r>
-          <w:rPr>
-            <w:rStyle w:val="Hipervnculo"/>
-            <w:noProof/>
-          </w:rPr>
-          <w:instrText xml:space="preserve"> </w:instrText>
-        </w:r>
-        <w:r>
-          <w:rPr>
-            <w:noProof/>
-          </w:rPr>
-          <w:instrText>HYPERLINK \l "_Toc233969881"</w:instrText>
-        </w:r>
-        <w:r>
-          <w:rPr>
-            <w:rStyle w:val="Hipervnculo"/>
-            <w:noProof/>
-          </w:rPr>
-          <w:instrText xml:space="preserve"> </w:instrText>
-        </w:r>
-        <w:r>
-          <w:rPr>
-            <w:rStyle w:val="Hipervnculo"/>
-            <w:noProof/>
-          </w:rPr>
-        </w:r>
-        <w:r>
-          <w:rPr>
-            <w:rStyle w:val="Hipervnculo"/>
-            <w:noProof/>
-          </w:rPr>
-          <w:fldChar w:fldCharType="separate"/>
-        </w:r>
+      <w:hyperlink w:anchor="_Toc233969881" w:history="1">
         <w:r>
           <w:rPr>
             <w:rStyle w:val="Hipervnculo"/>
@@ -1070,14 +837,7 @@
           </w:rPr>
           <w:fldChar w:fldCharType="end"/>
         </w:r>
-        <w:r>
-          <w:rPr>
-            <w:rStyle w:val="Hipervnculo"/>
-            <w:noProof/>
-          </w:rPr>
-          <w:fldChar w:fldCharType="end"/>
-        </w:r>
-      </w:ins>
+      </w:hyperlink>
     </w:p>
     <w:p>
       <w:pPr>
@@ -1086,7 +846,6 @@
           <w:tab w:val="right" w:leader="dot" w:pos="9112"/>
         </w:tabs>
         <w:rPr>
-          <w:ins w:id="29" w:author="Diego Muñoz" w:date="2026-07-03T11:17:00Z" w16du:dateUtc="2026-07-03T15:17:00Z"/>
           <w:rFonts w:asciiTheme="minorHAnsi" w:hAnsiTheme="minorHAnsi"/>
           <w:noProof/>
           <w:kern w:val="2"/>
@@ -1095,47 +854,7 @@
           <w14:ligatures w14:val="standardContextual"/>
         </w:rPr>
       </w:pPr>
-      <w:ins w:id="30" w:author="Diego Muñoz" w:date="2026-07-03T11:17:00Z" w16du:dateUtc="2026-07-03T15:17:00Z">
-        <w:r>
-          <w:rPr>
-            <w:rStyle w:val="Hipervnculo"/>
-            <w:noProof/>
-          </w:rPr>
-          <w:fldChar w:fldCharType="begin"/>
-        </w:r>
-        <w:r>
-          <w:rPr>
-            <w:rStyle w:val="Hipervnculo"/>
-            <w:noProof/>
-          </w:rPr>
-          <w:instrText xml:space="preserve"> </w:instrText>
-        </w:r>
-        <w:r>
-          <w:rPr>
-            <w:noProof/>
-          </w:rPr>
-          <w:instrText>HYPERLINK \l "_Toc233969882"</w:instrText>
-        </w:r>
-        <w:r>
-          <w:rPr>
-            <w:rStyle w:val="Hipervnculo"/>
-            <w:noProof/>
-          </w:rPr>
-          <w:instrText xml:space="preserve"> </w:instrText>
-        </w:r>
-        <w:r>
-          <w:rPr>
-            <w:rStyle w:val="Hipervnculo"/>
-            <w:noProof/>
-          </w:rPr>
-        </w:r>
-        <w:r>
-          <w:rPr>
-            <w:rStyle w:val="Hipervnculo"/>
-            <w:noProof/>
-          </w:rPr>
-          <w:fldChar w:fldCharType="separate"/>
-        </w:r>
+      <w:hyperlink w:anchor="_Toc233969882" w:history="1">
         <w:r>
           <w:rPr>
             <w:rStyle w:val="Hipervnculo"/>
@@ -1192,14 +911,7 @@
           </w:rPr>
           <w:fldChar w:fldCharType="end"/>
         </w:r>
-        <w:r>
-          <w:rPr>
-            <w:rStyle w:val="Hipervnculo"/>
-            <w:noProof/>
-          </w:rPr>
-          <w:fldChar w:fldCharType="end"/>
-        </w:r>
-      </w:ins>
+      </w:hyperlink>
     </w:p>
     <w:p>
       <w:pPr>
@@ -1208,7 +920,6 @@
           <w:tab w:val="right" w:leader="dot" w:pos="9112"/>
         </w:tabs>
         <w:rPr>
-          <w:ins w:id="31" w:author="Diego Muñoz" w:date="2026-07-03T11:17:00Z" w16du:dateUtc="2026-07-03T15:17:00Z"/>
           <w:rFonts w:asciiTheme="minorHAnsi" w:hAnsiTheme="minorHAnsi"/>
           <w:noProof/>
           <w:kern w:val="2"/>
@@ -1217,47 +928,7 @@
           <w14:ligatures w14:val="standardContextual"/>
         </w:rPr>
       </w:pPr>
-      <w:ins w:id="32" w:author="Diego Muñoz" w:date="2026-07-03T11:17:00Z" w16du:dateUtc="2026-07-03T15:17:00Z">
-        <w:r>
-          <w:rPr>
-            <w:rStyle w:val="Hipervnculo"/>
-            <w:noProof/>
-          </w:rPr>
-          <w:fldChar w:fldCharType="begin"/>
-        </w:r>
-        <w:r>
-          <w:rPr>
-            <w:rStyle w:val="Hipervnculo"/>
-            <w:noProof/>
-          </w:rPr>
-          <w:instrText xml:space="preserve"> </w:instrText>
-        </w:r>
-        <w:r>
-          <w:rPr>
-            <w:noProof/>
-          </w:rPr>
-          <w:instrText>HYPERLINK \l "_Toc233969883"</w:instrText>
-        </w:r>
-        <w:r>
-          <w:rPr>
-            <w:rStyle w:val="Hipervnculo"/>
-            <w:noProof/>
-          </w:rPr>
-          <w:instrText xml:space="preserve"> </w:instrText>
-        </w:r>
-        <w:r>
-          <w:rPr>
-            <w:rStyle w:val="Hipervnculo"/>
-            <w:noProof/>
-          </w:rPr>
-        </w:r>
-        <w:r>
-          <w:rPr>
-            <w:rStyle w:val="Hipervnculo"/>
-            <w:noProof/>
-          </w:rPr>
-          <w:fldChar w:fldCharType="separate"/>
-        </w:r>
+      <w:hyperlink w:anchor="_Toc233969883" w:history="1">
         <w:r>
           <w:rPr>
             <w:rStyle w:val="Hipervnculo"/>
@@ -1314,14 +985,7 @@
           </w:rPr>
           <w:fldChar w:fldCharType="end"/>
         </w:r>
-        <w:r>
-          <w:rPr>
-            <w:rStyle w:val="Hipervnculo"/>
-            <w:noProof/>
-          </w:rPr>
-          <w:fldChar w:fldCharType="end"/>
-        </w:r>
-      </w:ins>
+      </w:hyperlink>
     </w:p>
     <w:p>
       <w:pPr>
@@ -1330,7 +994,6 @@
           <w:tab w:val="right" w:leader="dot" w:pos="9112"/>
         </w:tabs>
         <w:rPr>
-          <w:ins w:id="33" w:author="Diego Muñoz" w:date="2026-07-03T11:17:00Z" w16du:dateUtc="2026-07-03T15:17:00Z"/>
           <w:rFonts w:asciiTheme="minorHAnsi" w:hAnsiTheme="minorHAnsi"/>
           <w:noProof/>
           <w:kern w:val="2"/>
@@ -1339,47 +1002,7 @@
           <w14:ligatures w14:val="standardContextual"/>
         </w:rPr>
       </w:pPr>
-      <w:ins w:id="34" w:author="Diego Muñoz" w:date="2026-07-03T11:17:00Z" w16du:dateUtc="2026-07-03T15:17:00Z">
-        <w:r>
-          <w:rPr>
-            <w:rStyle w:val="Hipervnculo"/>
-            <w:noProof/>
-          </w:rPr>
-          <w:fldChar w:fldCharType="begin"/>
-        </w:r>
-        <w:r>
-          <w:rPr>
-            <w:rStyle w:val="Hipervnculo"/>
-            <w:noProof/>
-          </w:rPr>
-          <w:instrText xml:space="preserve"> </w:instrText>
-        </w:r>
-        <w:r>
-          <w:rPr>
-            <w:noProof/>
-          </w:rPr>
-          <w:instrText>HYPERLINK \l "_Toc233969884"</w:instrText>
-        </w:r>
-        <w:r>
-          <w:rPr>
-            <w:rStyle w:val="Hipervnculo"/>
-            <w:noProof/>
-          </w:rPr>
-          <w:instrText xml:space="preserve"> </w:instrText>
-        </w:r>
-        <w:r>
-          <w:rPr>
-            <w:rStyle w:val="Hipervnculo"/>
-            <w:noProof/>
-          </w:rPr>
-        </w:r>
-        <w:r>
-          <w:rPr>
-            <w:rStyle w:val="Hipervnculo"/>
-            <w:noProof/>
-          </w:rPr>
-          <w:fldChar w:fldCharType="separate"/>
-        </w:r>
+      <w:hyperlink w:anchor="_Toc233969884" w:history="1">
         <w:r>
           <w:rPr>
             <w:rStyle w:val="Hipervnculo"/>
@@ -1436,14 +1059,7 @@
           </w:rPr>
           <w:fldChar w:fldCharType="end"/>
         </w:r>
-        <w:r>
-          <w:rPr>
-            <w:rStyle w:val="Hipervnculo"/>
-            <w:noProof/>
-          </w:rPr>
-          <w:fldChar w:fldCharType="end"/>
-        </w:r>
-      </w:ins>
+      </w:hyperlink>
     </w:p>
     <w:p>
       <w:pPr>
@@ -1452,7 +1068,6 @@
           <w:tab w:val="right" w:leader="dot" w:pos="9112"/>
         </w:tabs>
         <w:rPr>
-          <w:ins w:id="35" w:author="Diego Muñoz" w:date="2026-07-03T11:17:00Z" w16du:dateUtc="2026-07-03T15:17:00Z"/>
           <w:rFonts w:asciiTheme="minorHAnsi" w:hAnsiTheme="minorHAnsi"/>
           <w:noProof/>
           <w:kern w:val="2"/>
@@ -1461,47 +1076,7 @@
           <w14:ligatures w14:val="standardContextual"/>
         </w:rPr>
       </w:pPr>
-      <w:ins w:id="36" w:author="Diego Muñoz" w:date="2026-07-03T11:17:00Z" w16du:dateUtc="2026-07-03T15:17:00Z">
-        <w:r>
-          <w:rPr>
-            <w:rStyle w:val="Hipervnculo"/>
-            <w:noProof/>
-          </w:rPr>
-          <w:fldChar w:fldCharType="begin"/>
-        </w:r>
-        <w:r>
-          <w:rPr>
-            <w:rStyle w:val="Hipervnculo"/>
-            <w:noProof/>
-          </w:rPr>
-          <w:instrText xml:space="preserve"> </w:instrText>
-        </w:r>
-        <w:r>
-          <w:rPr>
-            <w:noProof/>
-          </w:rPr>
-          <w:instrText>HYPERLINK \l "_Toc233969885"</w:instrText>
-        </w:r>
-        <w:r>
-          <w:rPr>
-            <w:rStyle w:val="Hipervnculo"/>
-            <w:noProof/>
-          </w:rPr>
-          <w:instrText xml:space="preserve"> </w:instrText>
-        </w:r>
-        <w:r>
-          <w:rPr>
-            <w:rStyle w:val="Hipervnculo"/>
-            <w:noProof/>
-          </w:rPr>
-        </w:r>
-        <w:r>
-          <w:rPr>
-            <w:rStyle w:val="Hipervnculo"/>
-            <w:noProof/>
-          </w:rPr>
-          <w:fldChar w:fldCharType="separate"/>
-        </w:r>
+      <w:hyperlink w:anchor="_Toc233969885" w:history="1">
         <w:r>
           <w:rPr>
             <w:rStyle w:val="Hipervnculo"/>
@@ -1558,14 +1133,7 @@
           </w:rPr>
           <w:fldChar w:fldCharType="end"/>
         </w:r>
-        <w:r>
-          <w:rPr>
-            <w:rStyle w:val="Hipervnculo"/>
-            <w:noProof/>
-          </w:rPr>
-          <w:fldChar w:fldCharType="end"/>
-        </w:r>
-      </w:ins>
+      </w:hyperlink>
     </w:p>
     <w:p>
       <w:pPr>
@@ -1574,7 +1142,6 @@
           <w:tab w:val="right" w:leader="dot" w:pos="9112"/>
         </w:tabs>
         <w:rPr>
-          <w:ins w:id="37" w:author="Diego Muñoz" w:date="2026-07-03T11:17:00Z" w16du:dateUtc="2026-07-03T15:17:00Z"/>
           <w:rFonts w:asciiTheme="minorHAnsi" w:hAnsiTheme="minorHAnsi"/>
           <w:noProof/>
           <w:kern w:val="2"/>
@@ -1583,47 +1150,7 @@
           <w14:ligatures w14:val="standardContextual"/>
         </w:rPr>
       </w:pPr>
-      <w:ins w:id="38" w:author="Diego Muñoz" w:date="2026-07-03T11:17:00Z" w16du:dateUtc="2026-07-03T15:17:00Z">
-        <w:r>
-          <w:rPr>
-            <w:rStyle w:val="Hipervnculo"/>
-            <w:noProof/>
-          </w:rPr>
-          <w:fldChar w:fldCharType="begin"/>
-        </w:r>
-        <w:r>
-          <w:rPr>
-            <w:rStyle w:val="Hipervnculo"/>
-            <w:noProof/>
-          </w:rPr>
-          <w:instrText xml:space="preserve"> </w:instrText>
-        </w:r>
-        <w:r>
-          <w:rPr>
-            <w:noProof/>
-          </w:rPr>
-          <w:instrText>HYPERLINK \l "_Toc233969886"</w:instrText>
-        </w:r>
-        <w:r>
-          <w:rPr>
-            <w:rStyle w:val="Hipervnculo"/>
-            <w:noProof/>
-          </w:rPr>
-          <w:instrText xml:space="preserve"> </w:instrText>
-        </w:r>
-        <w:r>
-          <w:rPr>
-            <w:rStyle w:val="Hipervnculo"/>
-            <w:noProof/>
-          </w:rPr>
-        </w:r>
-        <w:r>
-          <w:rPr>
-            <w:rStyle w:val="Hipervnculo"/>
-            <w:noProof/>
-          </w:rPr>
-          <w:fldChar w:fldCharType="separate"/>
-        </w:r>
+      <w:hyperlink w:anchor="_Toc233969886" w:history="1">
         <w:r>
           <w:rPr>
             <w:rStyle w:val="Hipervnculo"/>
@@ -1680,14 +1207,7 @@
           </w:rPr>
           <w:fldChar w:fldCharType="end"/>
         </w:r>
-        <w:r>
-          <w:rPr>
-            <w:rStyle w:val="Hipervnculo"/>
-            <w:noProof/>
-          </w:rPr>
-          <w:fldChar w:fldCharType="end"/>
-        </w:r>
-      </w:ins>
+      </w:hyperlink>
     </w:p>
     <w:p>
       <w:pPr>
@@ -1696,7 +1216,6 @@
           <w:tab w:val="right" w:leader="dot" w:pos="9112"/>
         </w:tabs>
         <w:rPr>
-          <w:ins w:id="39" w:author="Diego Muñoz" w:date="2026-07-03T11:17:00Z" w16du:dateUtc="2026-07-03T15:17:00Z"/>
           <w:rFonts w:asciiTheme="minorHAnsi" w:hAnsiTheme="minorHAnsi"/>
           <w:noProof/>
           <w:kern w:val="2"/>
@@ -1705,47 +1224,7 @@
           <w14:ligatures w14:val="standardContextual"/>
         </w:rPr>
       </w:pPr>
-      <w:ins w:id="40" w:author="Diego Muñoz" w:date="2026-07-03T11:17:00Z" w16du:dateUtc="2026-07-03T15:17:00Z">
-        <w:r>
-          <w:rPr>
-            <w:rStyle w:val="Hipervnculo"/>
-            <w:noProof/>
-          </w:rPr>
-          <w:fldChar w:fldCharType="begin"/>
-        </w:r>
-        <w:r>
-          <w:rPr>
-            <w:rStyle w:val="Hipervnculo"/>
-            <w:noProof/>
-          </w:rPr>
-          <w:instrText xml:space="preserve"> </w:instrText>
-        </w:r>
-        <w:r>
-          <w:rPr>
-            <w:noProof/>
-          </w:rPr>
-          <w:instrText>HYPERLINK \l "_Toc233969887"</w:instrText>
-        </w:r>
-        <w:r>
-          <w:rPr>
-            <w:rStyle w:val="Hipervnculo"/>
-            <w:noProof/>
-          </w:rPr>
-          <w:instrText xml:space="preserve"> </w:instrText>
-        </w:r>
-        <w:r>
-          <w:rPr>
-            <w:rStyle w:val="Hipervnculo"/>
-            <w:noProof/>
-          </w:rPr>
-        </w:r>
-        <w:r>
-          <w:rPr>
-            <w:rStyle w:val="Hipervnculo"/>
-            <w:noProof/>
-          </w:rPr>
-          <w:fldChar w:fldCharType="separate"/>
-        </w:r>
+      <w:hyperlink w:anchor="_Toc233969887" w:history="1">
         <w:r>
           <w:rPr>
             <w:rStyle w:val="Hipervnculo"/>
@@ -1802,14 +1281,7 @@
           </w:rPr>
           <w:fldChar w:fldCharType="end"/>
         </w:r>
-        <w:r>
-          <w:rPr>
-            <w:rStyle w:val="Hipervnculo"/>
-            <w:noProof/>
-          </w:rPr>
-          <w:fldChar w:fldCharType="end"/>
-        </w:r>
-      </w:ins>
+      </w:hyperlink>
     </w:p>
     <w:p>
       <w:pPr>
@@ -1818,7 +1290,6 @@
           <w:tab w:val="right" w:leader="dot" w:pos="9112"/>
         </w:tabs>
         <w:rPr>
-          <w:ins w:id="41" w:author="Diego Muñoz" w:date="2026-07-03T11:17:00Z" w16du:dateUtc="2026-07-03T15:17:00Z"/>
           <w:rFonts w:asciiTheme="minorHAnsi" w:hAnsiTheme="minorHAnsi"/>
           <w:noProof/>
           <w:kern w:val="2"/>
@@ -1827,47 +1298,7 @@
           <w14:ligatures w14:val="standardContextual"/>
         </w:rPr>
       </w:pPr>
-      <w:ins w:id="42" w:author="Diego Muñoz" w:date="2026-07-03T11:17:00Z" w16du:dateUtc="2026-07-03T15:17:00Z">
-        <w:r>
-          <w:rPr>
-            <w:rStyle w:val="Hipervnculo"/>
-            <w:noProof/>
-          </w:rPr>
-          <w:fldChar w:fldCharType="begin"/>
-        </w:r>
-        <w:r>
-          <w:rPr>
-            <w:rStyle w:val="Hipervnculo"/>
-            <w:noProof/>
-          </w:rPr>
-          <w:instrText xml:space="preserve"> </w:instrText>
-        </w:r>
-        <w:r>
-          <w:rPr>
-            <w:noProof/>
-          </w:rPr>
-          <w:instrText>HYPERLINK \l "_Toc233969888"</w:instrText>
-        </w:r>
-        <w:r>
-          <w:rPr>
-            <w:rStyle w:val="Hipervnculo"/>
-            <w:noProof/>
-          </w:rPr>
-          <w:instrText xml:space="preserve"> </w:instrText>
-        </w:r>
-        <w:r>
-          <w:rPr>
-            <w:rStyle w:val="Hipervnculo"/>
-            <w:noProof/>
-          </w:rPr>
-        </w:r>
-        <w:r>
-          <w:rPr>
-            <w:rStyle w:val="Hipervnculo"/>
-            <w:noProof/>
-          </w:rPr>
-          <w:fldChar w:fldCharType="separate"/>
-        </w:r>
+      <w:hyperlink w:anchor="_Toc233969888" w:history="1">
         <w:r>
           <w:rPr>
             <w:rStyle w:val="Hipervnculo"/>
@@ -1924,14 +1355,7 @@
           </w:rPr>
           <w:fldChar w:fldCharType="end"/>
         </w:r>
-        <w:r>
-          <w:rPr>
-            <w:rStyle w:val="Hipervnculo"/>
-            <w:noProof/>
-          </w:rPr>
-          <w:fldChar w:fldCharType="end"/>
-        </w:r>
-      </w:ins>
+      </w:hyperlink>
     </w:p>
     <w:p>
       <w:pPr>
@@ -1940,7 +1364,6 @@
           <w:tab w:val="right" w:leader="dot" w:pos="9112"/>
         </w:tabs>
         <w:rPr>
-          <w:ins w:id="43" w:author="Diego Muñoz" w:date="2026-07-03T11:17:00Z" w16du:dateUtc="2026-07-03T15:17:00Z"/>
           <w:rFonts w:asciiTheme="minorHAnsi" w:hAnsiTheme="minorHAnsi"/>
           <w:noProof/>
           <w:kern w:val="2"/>
@@ -1949,47 +1372,7 @@
           <w14:ligatures w14:val="standardContextual"/>
         </w:rPr>
       </w:pPr>
-      <w:ins w:id="44" w:author="Diego Muñoz" w:date="2026-07-03T11:17:00Z" w16du:dateUtc="2026-07-03T15:17:00Z">
-        <w:r>
-          <w:rPr>
-            <w:rStyle w:val="Hipervnculo"/>
-            <w:noProof/>
-          </w:rPr>
-          <w:fldChar w:fldCharType="begin"/>
-        </w:r>
-        <w:r>
-          <w:rPr>
-            <w:rStyle w:val="Hipervnculo"/>
-            <w:noProof/>
-          </w:rPr>
-          <w:instrText xml:space="preserve"> </w:instrText>
-        </w:r>
-        <w:r>
-          <w:rPr>
-            <w:noProof/>
-          </w:rPr>
-          <w:instrText>HYPERLINK \l "_Toc233969889"</w:instrText>
-        </w:r>
-        <w:r>
-          <w:rPr>
-            <w:rStyle w:val="Hipervnculo"/>
-            <w:noProof/>
-          </w:rPr>
-          <w:instrText xml:space="preserve"> </w:instrText>
-        </w:r>
-        <w:r>
-          <w:rPr>
-            <w:rStyle w:val="Hipervnculo"/>
-            <w:noProof/>
-          </w:rPr>
-        </w:r>
-        <w:r>
-          <w:rPr>
-            <w:rStyle w:val="Hipervnculo"/>
-            <w:noProof/>
-          </w:rPr>
-          <w:fldChar w:fldCharType="separate"/>
-        </w:r>
+      <w:hyperlink w:anchor="_Toc233969889" w:history="1">
         <w:r>
           <w:rPr>
             <w:rStyle w:val="Hipervnculo"/>
@@ -2046,14 +1429,7 @@
           </w:rPr>
           <w:fldChar w:fldCharType="end"/>
         </w:r>
-        <w:r>
-          <w:rPr>
-            <w:rStyle w:val="Hipervnculo"/>
-            <w:noProof/>
-          </w:rPr>
-          <w:fldChar w:fldCharType="end"/>
-        </w:r>
-      </w:ins>
+      </w:hyperlink>
     </w:p>
     <w:p>
       <w:pPr>
@@ -2062,7 +1438,6 @@
           <w:tab w:val="right" w:leader="dot" w:pos="9112"/>
         </w:tabs>
         <w:rPr>
-          <w:ins w:id="45" w:author="Diego Muñoz" w:date="2026-07-03T11:17:00Z" w16du:dateUtc="2026-07-03T15:17:00Z"/>
           <w:rFonts w:asciiTheme="minorHAnsi" w:hAnsiTheme="minorHAnsi"/>
           <w:noProof/>
           <w:kern w:val="2"/>
@@ -2071,47 +1446,7 @@
           <w14:ligatures w14:val="standardContextual"/>
         </w:rPr>
       </w:pPr>
-      <w:ins w:id="46" w:author="Diego Muñoz" w:date="2026-07-03T11:17:00Z" w16du:dateUtc="2026-07-03T15:17:00Z">
-        <w:r>
-          <w:rPr>
-            <w:rStyle w:val="Hipervnculo"/>
-            <w:noProof/>
-          </w:rPr>
-          <w:fldChar w:fldCharType="begin"/>
-        </w:r>
-        <w:r>
-          <w:rPr>
-            <w:rStyle w:val="Hipervnculo"/>
-            <w:noProof/>
-          </w:rPr>
-          <w:instrText xml:space="preserve"> </w:instrText>
-        </w:r>
-        <w:r>
-          <w:rPr>
-            <w:noProof/>
-          </w:rPr>
-          <w:instrText>HYPERLINK \l "_Toc233969890"</w:instrText>
-        </w:r>
-        <w:r>
-          <w:rPr>
-            <w:rStyle w:val="Hipervnculo"/>
-            <w:noProof/>
-          </w:rPr>
-          <w:instrText xml:space="preserve"> </w:instrText>
-        </w:r>
-        <w:r>
-          <w:rPr>
-            <w:rStyle w:val="Hipervnculo"/>
-            <w:noProof/>
-          </w:rPr>
-        </w:r>
-        <w:r>
-          <w:rPr>
-            <w:rStyle w:val="Hipervnculo"/>
-            <w:noProof/>
-          </w:rPr>
-          <w:fldChar w:fldCharType="separate"/>
-        </w:r>
+      <w:hyperlink w:anchor="_Toc233969890" w:history="1">
         <w:r>
           <w:rPr>
             <w:rStyle w:val="Hipervnculo"/>
@@ -2168,14 +1503,7 @@
           </w:rPr>
           <w:fldChar w:fldCharType="end"/>
         </w:r>
-        <w:r>
-          <w:rPr>
-            <w:rStyle w:val="Hipervnculo"/>
-            <w:noProof/>
-          </w:rPr>
-          <w:fldChar w:fldCharType="end"/>
-        </w:r>
-      </w:ins>
+      </w:hyperlink>
     </w:p>
     <w:p>
       <w:pPr>
@@ -2184,7 +1512,6 @@
           <w:tab w:val="right" w:leader="dot" w:pos="9112"/>
         </w:tabs>
         <w:rPr>
-          <w:ins w:id="47" w:author="Diego Muñoz" w:date="2026-07-03T11:17:00Z" w16du:dateUtc="2026-07-03T15:17:00Z"/>
           <w:rFonts w:asciiTheme="minorHAnsi" w:hAnsiTheme="minorHAnsi"/>
           <w:noProof/>
           <w:kern w:val="2"/>
@@ -2193,47 +1520,7 @@
           <w14:ligatures w14:val="standardContextual"/>
         </w:rPr>
       </w:pPr>
-      <w:ins w:id="48" w:author="Diego Muñoz" w:date="2026-07-03T11:17:00Z" w16du:dateUtc="2026-07-03T15:17:00Z">
-        <w:r>
-          <w:rPr>
-            <w:rStyle w:val="Hipervnculo"/>
-            <w:noProof/>
-          </w:rPr>
-          <w:fldChar w:fldCharType="begin"/>
-        </w:r>
-        <w:r>
-          <w:rPr>
-            <w:rStyle w:val="Hipervnculo"/>
-            <w:noProof/>
-          </w:rPr>
-          <w:instrText xml:space="preserve"> </w:instrText>
-        </w:r>
-        <w:r>
-          <w:rPr>
-            <w:noProof/>
-          </w:rPr>
-          <w:instrText>HYPERLINK \l "_Toc233969891"</w:instrText>
-        </w:r>
-        <w:r>
-          <w:rPr>
-            <w:rStyle w:val="Hipervnculo"/>
-            <w:noProof/>
-          </w:rPr>
-          <w:instrText xml:space="preserve"> </w:instrText>
-        </w:r>
-        <w:r>
-          <w:rPr>
-            <w:rStyle w:val="Hipervnculo"/>
-            <w:noProof/>
-          </w:rPr>
-        </w:r>
-        <w:r>
-          <w:rPr>
-            <w:rStyle w:val="Hipervnculo"/>
-            <w:noProof/>
-          </w:rPr>
-          <w:fldChar w:fldCharType="separate"/>
-        </w:r>
+      <w:hyperlink w:anchor="_Toc233969891" w:history="1">
         <w:r>
           <w:rPr>
             <w:rStyle w:val="Hipervnculo"/>
@@ -2290,14 +1577,7 @@
           </w:rPr>
           <w:fldChar w:fldCharType="end"/>
         </w:r>
-        <w:r>
-          <w:rPr>
-            <w:rStyle w:val="Hipervnculo"/>
-            <w:noProof/>
-          </w:rPr>
-          <w:fldChar w:fldCharType="end"/>
-        </w:r>
-      </w:ins>
+      </w:hyperlink>
     </w:p>
     <w:p>
       <w:pPr>
@@ -2306,7 +1586,6 @@
           <w:tab w:val="right" w:leader="dot" w:pos="9112"/>
         </w:tabs>
         <w:rPr>
-          <w:ins w:id="49" w:author="Diego Muñoz" w:date="2026-07-03T11:17:00Z" w16du:dateUtc="2026-07-03T15:17:00Z"/>
           <w:rFonts w:asciiTheme="minorHAnsi" w:hAnsiTheme="minorHAnsi"/>
           <w:noProof/>
           <w:kern w:val="2"/>
@@ -2315,47 +1594,7 @@
           <w14:ligatures w14:val="standardContextual"/>
         </w:rPr>
       </w:pPr>
-      <w:ins w:id="50" w:author="Diego Muñoz" w:date="2026-07-03T11:17:00Z" w16du:dateUtc="2026-07-03T15:17:00Z">
-        <w:r>
-          <w:rPr>
-            <w:rStyle w:val="Hipervnculo"/>
-            <w:noProof/>
-          </w:rPr>
-          <w:fldChar w:fldCharType="begin"/>
-        </w:r>
-        <w:r>
-          <w:rPr>
-            <w:rStyle w:val="Hipervnculo"/>
-            <w:noProof/>
-          </w:rPr>
-          <w:instrText xml:space="preserve"> </w:instrText>
-        </w:r>
-        <w:r>
-          <w:rPr>
-            <w:noProof/>
-          </w:rPr>
-          <w:instrText>HYPERLINK \l "_Toc233969892"</w:instrText>
-        </w:r>
-        <w:r>
-          <w:rPr>
-            <w:rStyle w:val="Hipervnculo"/>
-            <w:noProof/>
-          </w:rPr>
-          <w:instrText xml:space="preserve"> </w:instrText>
-        </w:r>
-        <w:r>
-          <w:rPr>
-            <w:rStyle w:val="Hipervnculo"/>
-            <w:noProof/>
-          </w:rPr>
-        </w:r>
-        <w:r>
-          <w:rPr>
-            <w:rStyle w:val="Hipervnculo"/>
-            <w:noProof/>
-          </w:rPr>
-          <w:fldChar w:fldCharType="separate"/>
-        </w:r>
+      <w:hyperlink w:anchor="_Toc233969892" w:history="1">
         <w:r>
           <w:rPr>
             <w:rStyle w:val="Hipervnculo"/>
@@ -2412,14 +1651,7 @@
           </w:rPr>
           <w:fldChar w:fldCharType="end"/>
         </w:r>
-        <w:r>
-          <w:rPr>
-            <w:rStyle w:val="Hipervnculo"/>
-            <w:noProof/>
-          </w:rPr>
-          <w:fldChar w:fldCharType="end"/>
-        </w:r>
-      </w:ins>
+      </w:hyperlink>
     </w:p>
     <w:p>
       <w:pPr>
@@ -2428,7 +1660,6 @@
           <w:tab w:val="right" w:leader="dot" w:pos="9112"/>
         </w:tabs>
         <w:rPr>
-          <w:ins w:id="51" w:author="Diego Muñoz" w:date="2026-07-03T11:17:00Z" w16du:dateUtc="2026-07-03T15:17:00Z"/>
           <w:rFonts w:asciiTheme="minorHAnsi" w:hAnsiTheme="minorHAnsi"/>
           <w:noProof/>
           <w:kern w:val="2"/>
@@ -2437,47 +1668,7 @@
           <w14:ligatures w14:val="standardContextual"/>
         </w:rPr>
       </w:pPr>
-      <w:ins w:id="52" w:author="Diego Muñoz" w:date="2026-07-03T11:17:00Z" w16du:dateUtc="2026-07-03T15:17:00Z">
-        <w:r>
-          <w:rPr>
-            <w:rStyle w:val="Hipervnculo"/>
-            <w:noProof/>
-          </w:rPr>
-          <w:fldChar w:fldCharType="begin"/>
-        </w:r>
-        <w:r>
-          <w:rPr>
-            <w:rStyle w:val="Hipervnculo"/>
-            <w:noProof/>
-          </w:rPr>
-          <w:instrText xml:space="preserve"> </w:instrText>
-        </w:r>
-        <w:r>
-          <w:rPr>
-            <w:noProof/>
-          </w:rPr>
-          <w:instrText>HYPERLINK \l "_Toc233969893"</w:instrText>
-        </w:r>
-        <w:r>
-          <w:rPr>
-            <w:rStyle w:val="Hipervnculo"/>
-            <w:noProof/>
-          </w:rPr>
-          <w:instrText xml:space="preserve"> </w:instrText>
-        </w:r>
-        <w:r>
-          <w:rPr>
-            <w:rStyle w:val="Hipervnculo"/>
-            <w:noProof/>
-          </w:rPr>
-        </w:r>
-        <w:r>
-          <w:rPr>
-            <w:rStyle w:val="Hipervnculo"/>
-            <w:noProof/>
-          </w:rPr>
-          <w:fldChar w:fldCharType="separate"/>
-        </w:r>
+      <w:hyperlink w:anchor="_Toc233969893" w:history="1">
         <w:r>
           <w:rPr>
             <w:rStyle w:val="Hipervnculo"/>
@@ -2534,14 +1725,7 @@
           </w:rPr>
           <w:fldChar w:fldCharType="end"/>
         </w:r>
-        <w:r>
-          <w:rPr>
-            <w:rStyle w:val="Hipervnculo"/>
-            <w:noProof/>
-          </w:rPr>
-          <w:fldChar w:fldCharType="end"/>
-        </w:r>
-      </w:ins>
+      </w:hyperlink>
     </w:p>
     <w:p>
       <w:pPr>
@@ -2550,7 +1734,6 @@
           <w:tab w:val="right" w:leader="dot" w:pos="9112"/>
         </w:tabs>
         <w:rPr>
-          <w:ins w:id="53" w:author="Diego Muñoz" w:date="2026-07-03T11:17:00Z" w16du:dateUtc="2026-07-03T15:17:00Z"/>
           <w:rFonts w:asciiTheme="minorHAnsi" w:hAnsiTheme="minorHAnsi"/>
           <w:noProof/>
           <w:kern w:val="2"/>
@@ -2559,47 +1742,7 @@
           <w14:ligatures w14:val="standardContextual"/>
         </w:rPr>
       </w:pPr>
-      <w:ins w:id="54" w:author="Diego Muñoz" w:date="2026-07-03T11:17:00Z" w16du:dateUtc="2026-07-03T15:17:00Z">
-        <w:r>
-          <w:rPr>
-            <w:rStyle w:val="Hipervnculo"/>
-            <w:noProof/>
-          </w:rPr>
-          <w:fldChar w:fldCharType="begin"/>
-        </w:r>
-        <w:r>
-          <w:rPr>
-            <w:rStyle w:val="Hipervnculo"/>
-            <w:noProof/>
-          </w:rPr>
-          <w:instrText xml:space="preserve"> </w:instrText>
-        </w:r>
-        <w:r>
-          <w:rPr>
-            <w:noProof/>
-          </w:rPr>
-          <w:instrText>HYPERLINK \l "_Toc233969894"</w:instrText>
-        </w:r>
-        <w:r>
-          <w:rPr>
-            <w:rStyle w:val="Hipervnculo"/>
-            <w:noProof/>
-          </w:rPr>
-          <w:instrText xml:space="preserve"> </w:instrText>
-        </w:r>
-        <w:r>
-          <w:rPr>
-            <w:rStyle w:val="Hipervnculo"/>
-            <w:noProof/>
-          </w:rPr>
-        </w:r>
-        <w:r>
-          <w:rPr>
-            <w:rStyle w:val="Hipervnculo"/>
-            <w:noProof/>
-          </w:rPr>
-          <w:fldChar w:fldCharType="separate"/>
-        </w:r>
+      <w:hyperlink w:anchor="_Toc233969894" w:history="1">
         <w:r>
           <w:rPr>
             <w:rStyle w:val="Hipervnculo"/>
@@ -2656,14 +1799,7 @@
           </w:rPr>
           <w:fldChar w:fldCharType="end"/>
         </w:r>
-        <w:r>
-          <w:rPr>
-            <w:rStyle w:val="Hipervnculo"/>
-            <w:noProof/>
-          </w:rPr>
-          <w:fldChar w:fldCharType="end"/>
-        </w:r>
-      </w:ins>
+      </w:hyperlink>
     </w:p>
     <w:p>
       <w:pPr>
@@ -2672,7 +1808,6 @@
           <w:tab w:val="right" w:leader="dot" w:pos="9112"/>
         </w:tabs>
         <w:rPr>
-          <w:ins w:id="55" w:author="Diego Muñoz" w:date="2026-07-03T11:17:00Z" w16du:dateUtc="2026-07-03T15:17:00Z"/>
           <w:rFonts w:asciiTheme="minorHAnsi" w:hAnsiTheme="minorHAnsi"/>
           <w:noProof/>
           <w:kern w:val="2"/>
@@ -2681,47 +1816,7 @@
           <w14:ligatures w14:val="standardContextual"/>
         </w:rPr>
       </w:pPr>
-      <w:ins w:id="56" w:author="Diego Muñoz" w:date="2026-07-03T11:17:00Z" w16du:dateUtc="2026-07-03T15:17:00Z">
-        <w:r>
-          <w:rPr>
-            <w:rStyle w:val="Hipervnculo"/>
-            <w:noProof/>
-          </w:rPr>
-          <w:fldChar w:fldCharType="begin"/>
-        </w:r>
-        <w:r>
-          <w:rPr>
-            <w:rStyle w:val="Hipervnculo"/>
-            <w:noProof/>
-          </w:rPr>
-          <w:instrText xml:space="preserve"> </w:instrText>
-        </w:r>
-        <w:r>
-          <w:rPr>
-            <w:noProof/>
-          </w:rPr>
-          <w:instrText>HYPERLINK \l "_Toc233969895"</w:instrText>
-        </w:r>
-        <w:r>
-          <w:rPr>
-            <w:rStyle w:val="Hipervnculo"/>
-            <w:noProof/>
-          </w:rPr>
-          <w:instrText xml:space="preserve"> </w:instrText>
-        </w:r>
-        <w:r>
-          <w:rPr>
-            <w:rStyle w:val="Hipervnculo"/>
-            <w:noProof/>
-          </w:rPr>
-        </w:r>
-        <w:r>
-          <w:rPr>
-            <w:rStyle w:val="Hipervnculo"/>
-            <w:noProof/>
-          </w:rPr>
-          <w:fldChar w:fldCharType="separate"/>
-        </w:r>
+      <w:hyperlink w:anchor="_Toc233969895" w:history="1">
         <w:r>
           <w:rPr>
             <w:rStyle w:val="Hipervnculo"/>
@@ -2778,14 +1873,7 @@
           </w:rPr>
           <w:fldChar w:fldCharType="end"/>
         </w:r>
-        <w:r>
-          <w:rPr>
-            <w:rStyle w:val="Hipervnculo"/>
-            <w:noProof/>
-          </w:rPr>
-          <w:fldChar w:fldCharType="end"/>
-        </w:r>
-      </w:ins>
+      </w:hyperlink>
     </w:p>
     <w:p>
       <w:pPr>
@@ -2794,7 +1882,6 @@
           <w:tab w:val="right" w:leader="dot" w:pos="9112"/>
         </w:tabs>
         <w:rPr>
-          <w:ins w:id="57" w:author="Diego Muñoz" w:date="2026-07-03T11:17:00Z" w16du:dateUtc="2026-07-03T15:17:00Z"/>
           <w:rFonts w:asciiTheme="minorHAnsi" w:hAnsiTheme="minorHAnsi"/>
           <w:noProof/>
           <w:kern w:val="2"/>
@@ -2803,47 +1890,7 @@
           <w14:ligatures w14:val="standardContextual"/>
         </w:rPr>
       </w:pPr>
-      <w:ins w:id="58" w:author="Diego Muñoz" w:date="2026-07-03T11:17:00Z" w16du:dateUtc="2026-07-03T15:17:00Z">
-        <w:r>
-          <w:rPr>
-            <w:rStyle w:val="Hipervnculo"/>
-            <w:noProof/>
-          </w:rPr>
-          <w:fldChar w:fldCharType="begin"/>
-        </w:r>
-        <w:r>
-          <w:rPr>
-            <w:rStyle w:val="Hipervnculo"/>
-            <w:noProof/>
-          </w:rPr>
-          <w:instrText xml:space="preserve"> </w:instrText>
-        </w:r>
-        <w:r>
-          <w:rPr>
-            <w:noProof/>
-          </w:rPr>
-          <w:instrText>HYPERLINK \l "_Toc233969896"</w:instrText>
-        </w:r>
-        <w:r>
-          <w:rPr>
-            <w:rStyle w:val="Hipervnculo"/>
-            <w:noProof/>
-          </w:rPr>
-          <w:instrText xml:space="preserve"> </w:instrText>
-        </w:r>
-        <w:r>
-          <w:rPr>
-            <w:rStyle w:val="Hipervnculo"/>
-            <w:noProof/>
-          </w:rPr>
-        </w:r>
-        <w:r>
-          <w:rPr>
-            <w:rStyle w:val="Hipervnculo"/>
-            <w:noProof/>
-          </w:rPr>
-          <w:fldChar w:fldCharType="separate"/>
-        </w:r>
+      <w:hyperlink w:anchor="_Toc233969896" w:history="1">
         <w:r>
           <w:rPr>
             <w:rStyle w:val="Hipervnculo"/>
@@ -2900,14 +1947,7 @@
           </w:rPr>
           <w:fldChar w:fldCharType="end"/>
         </w:r>
-        <w:r>
-          <w:rPr>
-            <w:rStyle w:val="Hipervnculo"/>
-            <w:noProof/>
-          </w:rPr>
-          <w:fldChar w:fldCharType="end"/>
-        </w:r>
-      </w:ins>
+      </w:hyperlink>
     </w:p>
     <w:p>
       <w:pPr>
@@ -2916,7 +1956,6 @@
           <w:tab w:val="right" w:leader="dot" w:pos="9112"/>
         </w:tabs>
         <w:rPr>
-          <w:ins w:id="59" w:author="Diego Muñoz" w:date="2026-07-03T11:17:00Z" w16du:dateUtc="2026-07-03T15:17:00Z"/>
           <w:rFonts w:asciiTheme="minorHAnsi" w:hAnsiTheme="minorHAnsi"/>
           <w:noProof/>
           <w:kern w:val="2"/>
@@ -2925,47 +1964,7 @@
           <w14:ligatures w14:val="standardContextual"/>
         </w:rPr>
       </w:pPr>
-      <w:ins w:id="60" w:author="Diego Muñoz" w:date="2026-07-03T11:17:00Z" w16du:dateUtc="2026-07-03T15:17:00Z">
-        <w:r>
-          <w:rPr>
-            <w:rStyle w:val="Hipervnculo"/>
-            <w:noProof/>
-          </w:rPr>
-          <w:fldChar w:fldCharType="begin"/>
-        </w:r>
-        <w:r>
-          <w:rPr>
-            <w:rStyle w:val="Hipervnculo"/>
-            <w:noProof/>
-          </w:rPr>
-          <w:instrText xml:space="preserve"> </w:instrText>
-        </w:r>
-        <w:r>
-          <w:rPr>
-            <w:noProof/>
-          </w:rPr>
-          <w:instrText>HYPERLINK \l "_Toc233969897"</w:instrText>
-        </w:r>
-        <w:r>
-          <w:rPr>
-            <w:rStyle w:val="Hipervnculo"/>
-            <w:noProof/>
-          </w:rPr>
-          <w:instrText xml:space="preserve"> </w:instrText>
-        </w:r>
-        <w:r>
-          <w:rPr>
-            <w:rStyle w:val="Hipervnculo"/>
-            <w:noProof/>
-          </w:rPr>
-        </w:r>
-        <w:r>
-          <w:rPr>
-            <w:rStyle w:val="Hipervnculo"/>
-            <w:noProof/>
-          </w:rPr>
-          <w:fldChar w:fldCharType="separate"/>
-        </w:r>
+      <w:hyperlink w:anchor="_Toc233969897" w:history="1">
         <w:r>
           <w:rPr>
             <w:rStyle w:val="Hipervnculo"/>
@@ -3022,14 +2021,7 @@
           </w:rPr>
           <w:fldChar w:fldCharType="end"/>
         </w:r>
-        <w:r>
-          <w:rPr>
-            <w:rStyle w:val="Hipervnculo"/>
-            <w:noProof/>
-          </w:rPr>
-          <w:fldChar w:fldCharType="end"/>
-        </w:r>
-      </w:ins>
+      </w:hyperlink>
     </w:p>
     <w:p>
       <w:pPr>
@@ -3038,7 +2030,6 @@
           <w:tab w:val="right" w:leader="dot" w:pos="9112"/>
         </w:tabs>
         <w:rPr>
-          <w:ins w:id="61" w:author="Diego Muñoz" w:date="2026-07-03T11:17:00Z" w16du:dateUtc="2026-07-03T15:17:00Z"/>
           <w:rFonts w:asciiTheme="minorHAnsi" w:hAnsiTheme="minorHAnsi"/>
           <w:noProof/>
           <w:kern w:val="2"/>
@@ -3047,47 +2038,7 @@
           <w14:ligatures w14:val="standardContextual"/>
         </w:rPr>
       </w:pPr>
-      <w:ins w:id="62" w:author="Diego Muñoz" w:date="2026-07-03T11:17:00Z" w16du:dateUtc="2026-07-03T15:17:00Z">
-        <w:r>
-          <w:rPr>
-            <w:rStyle w:val="Hipervnculo"/>
-            <w:noProof/>
-          </w:rPr>
-          <w:fldChar w:fldCharType="begin"/>
-        </w:r>
-        <w:r>
-          <w:rPr>
-            <w:rStyle w:val="Hipervnculo"/>
-            <w:noProof/>
-          </w:rPr>
-          <w:instrText xml:space="preserve"> </w:instrText>
-        </w:r>
-        <w:r>
-          <w:rPr>
-            <w:noProof/>
-          </w:rPr>
-          <w:instrText>HYPERLINK \l "_Toc233969898"</w:instrText>
-        </w:r>
-        <w:r>
-          <w:rPr>
-            <w:rStyle w:val="Hipervnculo"/>
-            <w:noProof/>
-          </w:rPr>
-          <w:instrText xml:space="preserve"> </w:instrText>
-        </w:r>
-        <w:r>
-          <w:rPr>
-            <w:rStyle w:val="Hipervnculo"/>
-            <w:noProof/>
-          </w:rPr>
-        </w:r>
-        <w:r>
-          <w:rPr>
-            <w:rStyle w:val="Hipervnculo"/>
-            <w:noProof/>
-          </w:rPr>
-          <w:fldChar w:fldCharType="separate"/>
-        </w:r>
+      <w:hyperlink w:anchor="_Toc233969898" w:history="1">
         <w:r>
           <w:rPr>
             <w:rStyle w:val="Hipervnculo"/>
@@ -3144,14 +2095,7 @@
           </w:rPr>
           <w:fldChar w:fldCharType="end"/>
         </w:r>
-        <w:r>
-          <w:rPr>
-            <w:rStyle w:val="Hipervnculo"/>
-            <w:noProof/>
-          </w:rPr>
-          <w:fldChar w:fldCharType="end"/>
-        </w:r>
-      </w:ins>
+      </w:hyperlink>
     </w:p>
     <w:p>
       <w:pPr>
@@ -3160,7 +2104,6 @@
           <w:tab w:val="right" w:leader="dot" w:pos="9112"/>
         </w:tabs>
         <w:rPr>
-          <w:ins w:id="63" w:author="Diego Muñoz" w:date="2026-07-03T11:17:00Z" w16du:dateUtc="2026-07-03T15:17:00Z"/>
           <w:rFonts w:asciiTheme="minorHAnsi" w:hAnsiTheme="minorHAnsi"/>
           <w:noProof/>
           <w:kern w:val="2"/>
@@ -3169,47 +2112,7 @@
           <w14:ligatures w14:val="standardContextual"/>
         </w:rPr>
       </w:pPr>
-      <w:ins w:id="64" w:author="Diego Muñoz" w:date="2026-07-03T11:17:00Z" w16du:dateUtc="2026-07-03T15:17:00Z">
-        <w:r>
-          <w:rPr>
-            <w:rStyle w:val="Hipervnculo"/>
-            <w:noProof/>
-          </w:rPr>
-          <w:fldChar w:fldCharType="begin"/>
-        </w:r>
-        <w:r>
-          <w:rPr>
-            <w:rStyle w:val="Hipervnculo"/>
-            <w:noProof/>
-          </w:rPr>
-          <w:instrText xml:space="preserve"> </w:instrText>
-        </w:r>
-        <w:r>
-          <w:rPr>
-            <w:noProof/>
-          </w:rPr>
-          <w:instrText>HYPERLINK \l "_Toc233969899"</w:instrText>
-        </w:r>
-        <w:r>
-          <w:rPr>
-            <w:rStyle w:val="Hipervnculo"/>
-            <w:noProof/>
-          </w:rPr>
-          <w:instrText xml:space="preserve"> </w:instrText>
-        </w:r>
-        <w:r>
-          <w:rPr>
-            <w:rStyle w:val="Hipervnculo"/>
-            <w:noProof/>
-          </w:rPr>
-        </w:r>
-        <w:r>
-          <w:rPr>
-            <w:rStyle w:val="Hipervnculo"/>
-            <w:noProof/>
-          </w:rPr>
-          <w:fldChar w:fldCharType="separate"/>
-        </w:r>
+      <w:hyperlink w:anchor="_Toc233969899" w:history="1">
         <w:r>
           <w:rPr>
             <w:rStyle w:val="Hipervnculo"/>
@@ -3266,14 +2169,7 @@
           </w:rPr>
           <w:fldChar w:fldCharType="end"/>
         </w:r>
-        <w:r>
-          <w:rPr>
-            <w:rStyle w:val="Hipervnculo"/>
-            <w:noProof/>
-          </w:rPr>
-          <w:fldChar w:fldCharType="end"/>
-        </w:r>
-      </w:ins>
+      </w:hyperlink>
     </w:p>
     <w:p>
       <w:pPr>
@@ -3282,7 +2178,6 @@
           <w:tab w:val="right" w:leader="dot" w:pos="9112"/>
         </w:tabs>
         <w:rPr>
-          <w:ins w:id="65" w:author="Diego Muñoz" w:date="2026-07-03T11:17:00Z" w16du:dateUtc="2026-07-03T15:17:00Z"/>
           <w:rFonts w:asciiTheme="minorHAnsi" w:hAnsiTheme="minorHAnsi"/>
           <w:noProof/>
           <w:kern w:val="2"/>
@@ -3291,47 +2186,7 @@
           <w14:ligatures w14:val="standardContextual"/>
         </w:rPr>
       </w:pPr>
-      <w:ins w:id="66" w:author="Diego Muñoz" w:date="2026-07-03T11:17:00Z" w16du:dateUtc="2026-07-03T15:17:00Z">
-        <w:r>
-          <w:rPr>
-            <w:rStyle w:val="Hipervnculo"/>
-            <w:noProof/>
-          </w:rPr>
-          <w:fldChar w:fldCharType="begin"/>
-        </w:r>
-        <w:r>
-          <w:rPr>
-            <w:rStyle w:val="Hipervnculo"/>
-            <w:noProof/>
-          </w:rPr>
-          <w:instrText xml:space="preserve"> </w:instrText>
-        </w:r>
-        <w:r>
-          <w:rPr>
-            <w:noProof/>
-          </w:rPr>
-          <w:instrText>HYPERLINK \l "_Toc233969900"</w:instrText>
-        </w:r>
-        <w:r>
-          <w:rPr>
-            <w:rStyle w:val="Hipervnculo"/>
-            <w:noProof/>
-          </w:rPr>
-          <w:instrText xml:space="preserve"> </w:instrText>
-        </w:r>
-        <w:r>
-          <w:rPr>
-            <w:rStyle w:val="Hipervnculo"/>
-            <w:noProof/>
-          </w:rPr>
-        </w:r>
-        <w:r>
-          <w:rPr>
-            <w:rStyle w:val="Hipervnculo"/>
-            <w:noProof/>
-          </w:rPr>
-          <w:fldChar w:fldCharType="separate"/>
-        </w:r>
+      <w:hyperlink w:anchor="_Toc233969900" w:history="1">
         <w:r>
           <w:rPr>
             <w:rStyle w:val="Hipervnculo"/>
@@ -3388,14 +2243,7 @@
           </w:rPr>
           <w:fldChar w:fldCharType="end"/>
         </w:r>
-        <w:r>
-          <w:rPr>
-            <w:rStyle w:val="Hipervnculo"/>
-            <w:noProof/>
-          </w:rPr>
-          <w:fldChar w:fldCharType="end"/>
-        </w:r>
-      </w:ins>
+      </w:hyperlink>
     </w:p>
     <w:p>
       <w:pPr>
@@ -3404,7 +2252,6 @@
           <w:tab w:val="right" w:leader="dot" w:pos="9112"/>
         </w:tabs>
         <w:rPr>
-          <w:ins w:id="67" w:author="Diego Muñoz" w:date="2026-07-03T11:17:00Z" w16du:dateUtc="2026-07-03T15:17:00Z"/>
           <w:rFonts w:asciiTheme="minorHAnsi" w:hAnsiTheme="minorHAnsi"/>
           <w:noProof/>
           <w:kern w:val="2"/>
@@ -3413,48 +2260,7 @@
           <w14:ligatures w14:val="standardContextual"/>
         </w:rPr>
       </w:pPr>
-      <w:ins w:id="68" w:author="Diego Muñoz" w:date="2026-07-03T11:17:00Z" w16du:dateUtc="2026-07-03T15:17:00Z">
-        <w:r>
-          <w:rPr>
-            <w:rStyle w:val="Hipervnculo"/>
-            <w:noProof/>
-          </w:rPr>
-          <w:lastRenderedPageBreak/>
-          <w:fldChar w:fldCharType="begin"/>
-        </w:r>
-        <w:r>
-          <w:rPr>
-            <w:rStyle w:val="Hipervnculo"/>
-            <w:noProof/>
-          </w:rPr>
-          <w:instrText xml:space="preserve"> </w:instrText>
-        </w:r>
-        <w:r>
-          <w:rPr>
-            <w:noProof/>
-          </w:rPr>
-          <w:instrText>HYPERLINK \l "_Toc233969901"</w:instrText>
-        </w:r>
-        <w:r>
-          <w:rPr>
-            <w:rStyle w:val="Hipervnculo"/>
-            <w:noProof/>
-          </w:rPr>
-          <w:instrText xml:space="preserve"> </w:instrText>
-        </w:r>
-        <w:r>
-          <w:rPr>
-            <w:rStyle w:val="Hipervnculo"/>
-            <w:noProof/>
-          </w:rPr>
-        </w:r>
-        <w:r>
-          <w:rPr>
-            <w:rStyle w:val="Hipervnculo"/>
-            <w:noProof/>
-          </w:rPr>
-          <w:fldChar w:fldCharType="separate"/>
-        </w:r>
+      <w:hyperlink w:anchor="_Toc233969901" w:history="1">
         <w:r>
           <w:rPr>
             <w:rStyle w:val="Hipervnculo"/>
@@ -3511,14 +2317,7 @@
           </w:rPr>
           <w:fldChar w:fldCharType="end"/>
         </w:r>
-        <w:r>
-          <w:rPr>
-            <w:rStyle w:val="Hipervnculo"/>
-            <w:noProof/>
-          </w:rPr>
-          <w:fldChar w:fldCharType="end"/>
-        </w:r>
-      </w:ins>
+      </w:hyperlink>
     </w:p>
     <w:p>
       <w:pPr>
@@ -3527,7 +2326,6 @@
           <w:tab w:val="right" w:leader="dot" w:pos="9112"/>
         </w:tabs>
         <w:rPr>
-          <w:ins w:id="69" w:author="Diego Muñoz" w:date="2026-07-03T11:17:00Z" w16du:dateUtc="2026-07-03T15:17:00Z"/>
           <w:rFonts w:asciiTheme="minorHAnsi" w:hAnsiTheme="minorHAnsi"/>
           <w:noProof/>
           <w:kern w:val="2"/>
@@ -3536,47 +2334,7 @@
           <w14:ligatures w14:val="standardContextual"/>
         </w:rPr>
       </w:pPr>
-      <w:ins w:id="70" w:author="Diego Muñoz" w:date="2026-07-03T11:17:00Z" w16du:dateUtc="2026-07-03T15:17:00Z">
-        <w:r>
-          <w:rPr>
-            <w:rStyle w:val="Hipervnculo"/>
-            <w:noProof/>
-          </w:rPr>
-          <w:fldChar w:fldCharType="begin"/>
-        </w:r>
-        <w:r>
-          <w:rPr>
-            <w:rStyle w:val="Hipervnculo"/>
-            <w:noProof/>
-          </w:rPr>
-          <w:instrText xml:space="preserve"> </w:instrText>
-        </w:r>
-        <w:r>
-          <w:rPr>
-            <w:noProof/>
-          </w:rPr>
-          <w:instrText>HYPERLINK \l "_Toc233969902"</w:instrText>
-        </w:r>
-        <w:r>
-          <w:rPr>
-            <w:rStyle w:val="Hipervnculo"/>
-            <w:noProof/>
-          </w:rPr>
-          <w:instrText xml:space="preserve"> </w:instrText>
-        </w:r>
-        <w:r>
-          <w:rPr>
-            <w:rStyle w:val="Hipervnculo"/>
-            <w:noProof/>
-          </w:rPr>
-        </w:r>
-        <w:r>
-          <w:rPr>
-            <w:rStyle w:val="Hipervnculo"/>
-            <w:noProof/>
-          </w:rPr>
-          <w:fldChar w:fldCharType="separate"/>
-        </w:r>
+      <w:hyperlink w:anchor="_Toc233969902" w:history="1">
         <w:r>
           <w:rPr>
             <w:rStyle w:val="Hipervnculo"/>
@@ -3633,14 +2391,7 @@
           </w:rPr>
           <w:fldChar w:fldCharType="end"/>
         </w:r>
-        <w:r>
-          <w:rPr>
-            <w:rStyle w:val="Hipervnculo"/>
-            <w:noProof/>
-          </w:rPr>
-          <w:fldChar w:fldCharType="end"/>
-        </w:r>
-      </w:ins>
+      </w:hyperlink>
     </w:p>
     <w:p>
       <w:pPr>
@@ -3649,7 +2400,6 @@
           <w:tab w:val="right" w:leader="dot" w:pos="9112"/>
         </w:tabs>
         <w:rPr>
-          <w:ins w:id="71" w:author="Diego Muñoz" w:date="2026-07-03T11:17:00Z" w16du:dateUtc="2026-07-03T15:17:00Z"/>
           <w:rFonts w:asciiTheme="minorHAnsi" w:hAnsiTheme="minorHAnsi"/>
           <w:noProof/>
           <w:kern w:val="2"/>
@@ -3658,47 +2408,7 @@
           <w14:ligatures w14:val="standardContextual"/>
         </w:rPr>
       </w:pPr>
-      <w:ins w:id="72" w:author="Diego Muñoz" w:date="2026-07-03T11:17:00Z" w16du:dateUtc="2026-07-03T15:17:00Z">
-        <w:r>
-          <w:rPr>
-            <w:rStyle w:val="Hipervnculo"/>
-            <w:noProof/>
-          </w:rPr>
-          <w:fldChar w:fldCharType="begin"/>
-        </w:r>
-        <w:r>
-          <w:rPr>
-            <w:rStyle w:val="Hipervnculo"/>
-            <w:noProof/>
-          </w:rPr>
-          <w:instrText xml:space="preserve"> </w:instrText>
-        </w:r>
-        <w:r>
-          <w:rPr>
-            <w:noProof/>
-          </w:rPr>
-          <w:instrText>HYPERLINK \l "_Toc233969903"</w:instrText>
-        </w:r>
-        <w:r>
-          <w:rPr>
-            <w:rStyle w:val="Hipervnculo"/>
-            <w:noProof/>
-          </w:rPr>
-          <w:instrText xml:space="preserve"> </w:instrText>
-        </w:r>
-        <w:r>
-          <w:rPr>
-            <w:rStyle w:val="Hipervnculo"/>
-            <w:noProof/>
-          </w:rPr>
-        </w:r>
-        <w:r>
-          <w:rPr>
-            <w:rStyle w:val="Hipervnculo"/>
-            <w:noProof/>
-          </w:rPr>
-          <w:fldChar w:fldCharType="separate"/>
-        </w:r>
+      <w:hyperlink w:anchor="_Toc233969903" w:history="1">
         <w:r>
           <w:rPr>
             <w:rStyle w:val="Hipervnculo"/>
@@ -3755,14 +2465,7 @@
           </w:rPr>
           <w:fldChar w:fldCharType="end"/>
         </w:r>
-        <w:r>
-          <w:rPr>
-            <w:rStyle w:val="Hipervnculo"/>
-            <w:noProof/>
-          </w:rPr>
-          <w:fldChar w:fldCharType="end"/>
-        </w:r>
-      </w:ins>
+      </w:hyperlink>
     </w:p>
     <w:p>
       <w:pPr>
@@ -3771,7 +2474,6 @@
           <w:tab w:val="right" w:leader="dot" w:pos="9112"/>
         </w:tabs>
         <w:rPr>
-          <w:ins w:id="73" w:author="Diego Muñoz" w:date="2026-07-03T11:17:00Z" w16du:dateUtc="2026-07-03T15:17:00Z"/>
           <w:rFonts w:asciiTheme="minorHAnsi" w:hAnsiTheme="minorHAnsi"/>
           <w:noProof/>
           <w:kern w:val="2"/>
@@ -3780,47 +2482,7 @@
           <w14:ligatures w14:val="standardContextual"/>
         </w:rPr>
       </w:pPr>
-      <w:ins w:id="74" w:author="Diego Muñoz" w:date="2026-07-03T11:17:00Z" w16du:dateUtc="2026-07-03T15:17:00Z">
-        <w:r>
-          <w:rPr>
-            <w:rStyle w:val="Hipervnculo"/>
-            <w:noProof/>
-          </w:rPr>
-          <w:fldChar w:fldCharType="begin"/>
-        </w:r>
-        <w:r>
-          <w:rPr>
-            <w:rStyle w:val="Hipervnculo"/>
-            <w:noProof/>
-          </w:rPr>
-          <w:instrText xml:space="preserve"> </w:instrText>
-        </w:r>
-        <w:r>
-          <w:rPr>
-            <w:noProof/>
-          </w:rPr>
-          <w:instrText>HYPERLINK \l "_Toc233969904"</w:instrText>
-        </w:r>
-        <w:r>
-          <w:rPr>
-            <w:rStyle w:val="Hipervnculo"/>
-            <w:noProof/>
-          </w:rPr>
-          <w:instrText xml:space="preserve"> </w:instrText>
-        </w:r>
-        <w:r>
-          <w:rPr>
-            <w:rStyle w:val="Hipervnculo"/>
-            <w:noProof/>
-          </w:rPr>
-        </w:r>
-        <w:r>
-          <w:rPr>
-            <w:rStyle w:val="Hipervnculo"/>
-            <w:noProof/>
-          </w:rPr>
-          <w:fldChar w:fldCharType="separate"/>
-        </w:r>
+      <w:hyperlink w:anchor="_Toc233969904" w:history="1">
         <w:r>
           <w:rPr>
             <w:rStyle w:val="Hipervnculo"/>
@@ -3877,14 +2539,7 @@
           </w:rPr>
           <w:fldChar w:fldCharType="end"/>
         </w:r>
-        <w:r>
-          <w:rPr>
-            <w:rStyle w:val="Hipervnculo"/>
-            <w:noProof/>
-          </w:rPr>
-          <w:fldChar w:fldCharType="end"/>
-        </w:r>
-      </w:ins>
+      </w:hyperlink>
     </w:p>
     <w:p>
       <w:pPr>
@@ -3893,7 +2548,6 @@
           <w:tab w:val="right" w:leader="dot" w:pos="9112"/>
         </w:tabs>
         <w:rPr>
-          <w:ins w:id="75" w:author="Diego Muñoz" w:date="2026-07-03T11:17:00Z" w16du:dateUtc="2026-07-03T15:17:00Z"/>
           <w:rFonts w:asciiTheme="minorHAnsi" w:hAnsiTheme="minorHAnsi"/>
           <w:noProof/>
           <w:kern w:val="2"/>
@@ -3902,47 +2556,7 @@
           <w14:ligatures w14:val="standardContextual"/>
         </w:rPr>
       </w:pPr>
-      <w:ins w:id="76" w:author="Diego Muñoz" w:date="2026-07-03T11:17:00Z" w16du:dateUtc="2026-07-03T15:17:00Z">
-        <w:r>
-          <w:rPr>
-            <w:rStyle w:val="Hipervnculo"/>
-            <w:noProof/>
-          </w:rPr>
-          <w:fldChar w:fldCharType="begin"/>
-        </w:r>
-        <w:r>
-          <w:rPr>
-            <w:rStyle w:val="Hipervnculo"/>
-            <w:noProof/>
-          </w:rPr>
-          <w:instrText xml:space="preserve"> </w:instrText>
-        </w:r>
-        <w:r>
-          <w:rPr>
-            <w:noProof/>
-          </w:rPr>
-          <w:instrText>HYPERLINK \l "_Toc233969905"</w:instrText>
-        </w:r>
-        <w:r>
-          <w:rPr>
-            <w:rStyle w:val="Hipervnculo"/>
-            <w:noProof/>
-          </w:rPr>
-          <w:instrText xml:space="preserve"> </w:instrText>
-        </w:r>
-        <w:r>
-          <w:rPr>
-            <w:rStyle w:val="Hipervnculo"/>
-            <w:noProof/>
-          </w:rPr>
-        </w:r>
-        <w:r>
-          <w:rPr>
-            <w:rStyle w:val="Hipervnculo"/>
-            <w:noProof/>
-          </w:rPr>
-          <w:fldChar w:fldCharType="separate"/>
-        </w:r>
+      <w:hyperlink w:anchor="_Toc233969905" w:history="1">
         <w:r>
           <w:rPr>
             <w:rStyle w:val="Hipervnculo"/>
@@ -3999,14 +2613,7 @@
           </w:rPr>
           <w:fldChar w:fldCharType="end"/>
         </w:r>
-        <w:r>
-          <w:rPr>
-            <w:rStyle w:val="Hipervnculo"/>
-            <w:noProof/>
-          </w:rPr>
-          <w:fldChar w:fldCharType="end"/>
-        </w:r>
-      </w:ins>
+      </w:hyperlink>
     </w:p>
     <w:p>
       <w:pPr>
@@ -4015,7 +2622,6 @@
           <w:tab w:val="right" w:leader="dot" w:pos="9112"/>
         </w:tabs>
         <w:rPr>
-          <w:ins w:id="77" w:author="Diego Muñoz" w:date="2026-07-03T11:17:00Z" w16du:dateUtc="2026-07-03T15:17:00Z"/>
           <w:rFonts w:asciiTheme="minorHAnsi" w:hAnsiTheme="minorHAnsi"/>
           <w:noProof/>
           <w:kern w:val="2"/>
@@ -4024,47 +2630,7 @@
           <w14:ligatures w14:val="standardContextual"/>
         </w:rPr>
       </w:pPr>
-      <w:ins w:id="78" w:author="Diego Muñoz" w:date="2026-07-03T11:17:00Z" w16du:dateUtc="2026-07-03T15:17:00Z">
-        <w:r>
-          <w:rPr>
-            <w:rStyle w:val="Hipervnculo"/>
-            <w:noProof/>
-          </w:rPr>
-          <w:fldChar w:fldCharType="begin"/>
-        </w:r>
-        <w:r>
-          <w:rPr>
-            <w:rStyle w:val="Hipervnculo"/>
-            <w:noProof/>
-          </w:rPr>
-          <w:instrText xml:space="preserve"> </w:instrText>
-        </w:r>
-        <w:r>
-          <w:rPr>
-            <w:noProof/>
-          </w:rPr>
-          <w:instrText>HYPERLINK \l "_Toc233969906"</w:instrText>
-        </w:r>
-        <w:r>
-          <w:rPr>
-            <w:rStyle w:val="Hipervnculo"/>
-            <w:noProof/>
-          </w:rPr>
-          <w:instrText xml:space="preserve"> </w:instrText>
-        </w:r>
-        <w:r>
-          <w:rPr>
-            <w:rStyle w:val="Hipervnculo"/>
-            <w:noProof/>
-          </w:rPr>
-        </w:r>
-        <w:r>
-          <w:rPr>
-            <w:rStyle w:val="Hipervnculo"/>
-            <w:noProof/>
-          </w:rPr>
-          <w:fldChar w:fldCharType="separate"/>
-        </w:r>
+      <w:hyperlink w:anchor="_Toc233969906" w:history="1">
         <w:r>
           <w:rPr>
             <w:rStyle w:val="Hipervnculo"/>
@@ -4121,14 +2687,7 @@
           </w:rPr>
           <w:fldChar w:fldCharType="end"/>
         </w:r>
-        <w:r>
-          <w:rPr>
-            <w:rStyle w:val="Hipervnculo"/>
-            <w:noProof/>
-          </w:rPr>
-          <w:fldChar w:fldCharType="end"/>
-        </w:r>
-      </w:ins>
+      </w:hyperlink>
     </w:p>
     <w:p>
       <w:pPr>
@@ -4137,7 +2696,6 @@
           <w:tab w:val="right" w:leader="dot" w:pos="9112"/>
         </w:tabs>
         <w:rPr>
-          <w:ins w:id="79" w:author="Diego Muñoz" w:date="2026-07-03T11:17:00Z" w16du:dateUtc="2026-07-03T15:17:00Z"/>
           <w:rFonts w:asciiTheme="minorHAnsi" w:hAnsiTheme="minorHAnsi"/>
           <w:noProof/>
           <w:kern w:val="2"/>
@@ -4146,47 +2704,7 @@
           <w14:ligatures w14:val="standardContextual"/>
         </w:rPr>
       </w:pPr>
-      <w:ins w:id="80" w:author="Diego Muñoz" w:date="2026-07-03T11:17:00Z" w16du:dateUtc="2026-07-03T15:17:00Z">
-        <w:r>
-          <w:rPr>
-            <w:rStyle w:val="Hipervnculo"/>
-            <w:noProof/>
-          </w:rPr>
-          <w:fldChar w:fldCharType="begin"/>
-        </w:r>
-        <w:r>
-          <w:rPr>
-            <w:rStyle w:val="Hipervnculo"/>
-            <w:noProof/>
-          </w:rPr>
-          <w:instrText xml:space="preserve"> </w:instrText>
-        </w:r>
-        <w:r>
-          <w:rPr>
-            <w:noProof/>
-          </w:rPr>
-          <w:instrText>HYPERLINK \l "_Toc233969907"</w:instrText>
-        </w:r>
-        <w:r>
-          <w:rPr>
-            <w:rStyle w:val="Hipervnculo"/>
-            <w:noProof/>
-          </w:rPr>
-          <w:instrText xml:space="preserve"> </w:instrText>
-        </w:r>
-        <w:r>
-          <w:rPr>
-            <w:rStyle w:val="Hipervnculo"/>
-            <w:noProof/>
-          </w:rPr>
-        </w:r>
-        <w:r>
-          <w:rPr>
-            <w:rStyle w:val="Hipervnculo"/>
-            <w:noProof/>
-          </w:rPr>
-          <w:fldChar w:fldCharType="separate"/>
-        </w:r>
+      <w:hyperlink w:anchor="_Toc233969907" w:history="1">
         <w:r>
           <w:rPr>
             <w:rStyle w:val="Hipervnculo"/>
@@ -4243,14 +2761,7 @@
           </w:rPr>
           <w:fldChar w:fldCharType="end"/>
         </w:r>
-        <w:r>
-          <w:rPr>
-            <w:rStyle w:val="Hipervnculo"/>
-            <w:noProof/>
-          </w:rPr>
-          <w:fldChar w:fldCharType="end"/>
-        </w:r>
-      </w:ins>
+      </w:hyperlink>
     </w:p>
     <w:p>
       <w:pPr>
@@ -4259,7 +2770,6 @@
           <w:tab w:val="right" w:leader="dot" w:pos="9112"/>
         </w:tabs>
         <w:rPr>
-          <w:ins w:id="81" w:author="Diego Muñoz" w:date="2026-07-03T11:17:00Z" w16du:dateUtc="2026-07-03T15:17:00Z"/>
           <w:rFonts w:asciiTheme="minorHAnsi" w:hAnsiTheme="minorHAnsi"/>
           <w:noProof/>
           <w:kern w:val="2"/>
@@ -4268,47 +2778,7 @@
           <w14:ligatures w14:val="standardContextual"/>
         </w:rPr>
       </w:pPr>
-      <w:ins w:id="82" w:author="Diego Muñoz" w:date="2026-07-03T11:17:00Z" w16du:dateUtc="2026-07-03T15:17:00Z">
-        <w:r>
-          <w:rPr>
-            <w:rStyle w:val="Hipervnculo"/>
-            <w:noProof/>
-          </w:rPr>
-          <w:fldChar w:fldCharType="begin"/>
-        </w:r>
-        <w:r>
-          <w:rPr>
-            <w:rStyle w:val="Hipervnculo"/>
-            <w:noProof/>
-          </w:rPr>
-          <w:instrText xml:space="preserve"> </w:instrText>
-        </w:r>
-        <w:r>
-          <w:rPr>
-            <w:noProof/>
-          </w:rPr>
-          <w:instrText>HYPERLINK \l "_Toc233969908"</w:instrText>
-        </w:r>
-        <w:r>
-          <w:rPr>
-            <w:rStyle w:val="Hipervnculo"/>
-            <w:noProof/>
-          </w:rPr>
-          <w:instrText xml:space="preserve"> </w:instrText>
-        </w:r>
-        <w:r>
-          <w:rPr>
-            <w:rStyle w:val="Hipervnculo"/>
-            <w:noProof/>
-          </w:rPr>
-        </w:r>
-        <w:r>
-          <w:rPr>
-            <w:rStyle w:val="Hipervnculo"/>
-            <w:noProof/>
-          </w:rPr>
-          <w:fldChar w:fldCharType="separate"/>
-        </w:r>
+      <w:hyperlink w:anchor="_Toc233969908" w:history="1">
         <w:r>
           <w:rPr>
             <w:rStyle w:val="Hipervnculo"/>
@@ -4365,14 +2835,7 @@
           </w:rPr>
           <w:fldChar w:fldCharType="end"/>
         </w:r>
-        <w:r>
-          <w:rPr>
-            <w:rStyle w:val="Hipervnculo"/>
-            <w:noProof/>
-          </w:rPr>
-          <w:fldChar w:fldCharType="end"/>
-        </w:r>
-      </w:ins>
+      </w:hyperlink>
     </w:p>
     <w:p>
       <w:pPr>
@@ -4381,7 +2844,6 @@
           <w:tab w:val="right" w:leader="dot" w:pos="9112"/>
         </w:tabs>
         <w:rPr>
-          <w:ins w:id="83" w:author="Diego Muñoz" w:date="2026-07-03T11:17:00Z" w16du:dateUtc="2026-07-03T15:17:00Z"/>
           <w:rFonts w:asciiTheme="minorHAnsi" w:hAnsiTheme="minorHAnsi"/>
           <w:noProof/>
           <w:kern w:val="2"/>
@@ -4390,47 +2852,7 @@
           <w14:ligatures w14:val="standardContextual"/>
         </w:rPr>
       </w:pPr>
-      <w:ins w:id="84" w:author="Diego Muñoz" w:date="2026-07-03T11:17:00Z" w16du:dateUtc="2026-07-03T15:17:00Z">
-        <w:r>
-          <w:rPr>
-            <w:rStyle w:val="Hipervnculo"/>
-            <w:noProof/>
-          </w:rPr>
-          <w:fldChar w:fldCharType="begin"/>
-        </w:r>
-        <w:r>
-          <w:rPr>
-            <w:rStyle w:val="Hipervnculo"/>
-            <w:noProof/>
-          </w:rPr>
-          <w:instrText xml:space="preserve"> </w:instrText>
-        </w:r>
-        <w:r>
-          <w:rPr>
-            <w:noProof/>
-          </w:rPr>
-          <w:instrText>HYPERLINK \l "_Toc233969909"</w:instrText>
-        </w:r>
-        <w:r>
-          <w:rPr>
-            <w:rStyle w:val="Hipervnculo"/>
-            <w:noProof/>
-          </w:rPr>
-          <w:instrText xml:space="preserve"> </w:instrText>
-        </w:r>
-        <w:r>
-          <w:rPr>
-            <w:rStyle w:val="Hipervnculo"/>
-            <w:noProof/>
-          </w:rPr>
-        </w:r>
-        <w:r>
-          <w:rPr>
-            <w:rStyle w:val="Hipervnculo"/>
-            <w:noProof/>
-          </w:rPr>
-          <w:fldChar w:fldCharType="separate"/>
-        </w:r>
+      <w:hyperlink w:anchor="_Toc233969909" w:history="1">
         <w:r>
           <w:rPr>
             <w:rStyle w:val="Hipervnculo"/>
@@ -4487,14 +2909,7 @@
           </w:rPr>
           <w:fldChar w:fldCharType="end"/>
         </w:r>
-        <w:r>
-          <w:rPr>
-            <w:rStyle w:val="Hipervnculo"/>
-            <w:noProof/>
-          </w:rPr>
-          <w:fldChar w:fldCharType="end"/>
-        </w:r>
-      </w:ins>
+      </w:hyperlink>
     </w:p>
     <w:p>
       <w:pPr>
@@ -4503,7 +2918,6 @@
           <w:tab w:val="right" w:leader="dot" w:pos="9112"/>
         </w:tabs>
         <w:rPr>
-          <w:ins w:id="85" w:author="Diego Muñoz" w:date="2026-07-03T11:17:00Z" w16du:dateUtc="2026-07-03T15:17:00Z"/>
           <w:rFonts w:asciiTheme="minorHAnsi" w:hAnsiTheme="minorHAnsi"/>
           <w:noProof/>
           <w:kern w:val="2"/>
@@ -4512,47 +2926,7 @@
           <w14:ligatures w14:val="standardContextual"/>
         </w:rPr>
       </w:pPr>
-      <w:ins w:id="86" w:author="Diego Muñoz" w:date="2026-07-03T11:17:00Z" w16du:dateUtc="2026-07-03T15:17:00Z">
-        <w:r>
-          <w:rPr>
-            <w:rStyle w:val="Hipervnculo"/>
-            <w:noProof/>
-          </w:rPr>
-          <w:fldChar w:fldCharType="begin"/>
-        </w:r>
-        <w:r>
-          <w:rPr>
-            <w:rStyle w:val="Hipervnculo"/>
-            <w:noProof/>
-          </w:rPr>
-          <w:instrText xml:space="preserve"> </w:instrText>
-        </w:r>
-        <w:r>
-          <w:rPr>
-            <w:noProof/>
-          </w:rPr>
-          <w:instrText>HYPERLINK \l "_Toc233969910"</w:instrText>
-        </w:r>
-        <w:r>
-          <w:rPr>
-            <w:rStyle w:val="Hipervnculo"/>
-            <w:noProof/>
-          </w:rPr>
-          <w:instrText xml:space="preserve"> </w:instrText>
-        </w:r>
-        <w:r>
-          <w:rPr>
-            <w:rStyle w:val="Hipervnculo"/>
-            <w:noProof/>
-          </w:rPr>
-        </w:r>
-        <w:r>
-          <w:rPr>
-            <w:rStyle w:val="Hipervnculo"/>
-            <w:noProof/>
-          </w:rPr>
-          <w:fldChar w:fldCharType="separate"/>
-        </w:r>
+      <w:hyperlink w:anchor="_Toc233969910" w:history="1">
         <w:r>
           <w:rPr>
             <w:rStyle w:val="Hipervnculo"/>
@@ -4609,14 +2983,7 @@
           </w:rPr>
           <w:fldChar w:fldCharType="end"/>
         </w:r>
-        <w:r>
-          <w:rPr>
-            <w:rStyle w:val="Hipervnculo"/>
-            <w:noProof/>
-          </w:rPr>
-          <w:fldChar w:fldCharType="end"/>
-        </w:r>
-      </w:ins>
+      </w:hyperlink>
     </w:p>
     <w:p>
       <w:pPr>
@@ -4625,7 +2992,6 @@
           <w:tab w:val="right" w:leader="dot" w:pos="9112"/>
         </w:tabs>
         <w:rPr>
-          <w:ins w:id="87" w:author="Diego Muñoz" w:date="2026-07-03T11:17:00Z" w16du:dateUtc="2026-07-03T15:17:00Z"/>
           <w:rFonts w:asciiTheme="minorHAnsi" w:hAnsiTheme="minorHAnsi"/>
           <w:noProof/>
           <w:kern w:val="2"/>
@@ -4634,47 +3000,7 @@
           <w14:ligatures w14:val="standardContextual"/>
         </w:rPr>
       </w:pPr>
-      <w:ins w:id="88" w:author="Diego Muñoz" w:date="2026-07-03T11:17:00Z" w16du:dateUtc="2026-07-03T15:17:00Z">
-        <w:r>
-          <w:rPr>
-            <w:rStyle w:val="Hipervnculo"/>
-            <w:noProof/>
-          </w:rPr>
-          <w:fldChar w:fldCharType="begin"/>
-        </w:r>
-        <w:r>
-          <w:rPr>
-            <w:rStyle w:val="Hipervnculo"/>
-            <w:noProof/>
-          </w:rPr>
-          <w:instrText xml:space="preserve"> </w:instrText>
-        </w:r>
-        <w:r>
-          <w:rPr>
-            <w:noProof/>
-          </w:rPr>
-          <w:instrText>HYPERLINK \l "_Toc233969911"</w:instrText>
-        </w:r>
-        <w:r>
-          <w:rPr>
-            <w:rStyle w:val="Hipervnculo"/>
-            <w:noProof/>
-          </w:rPr>
-          <w:instrText xml:space="preserve"> </w:instrText>
-        </w:r>
-        <w:r>
-          <w:rPr>
-            <w:rStyle w:val="Hipervnculo"/>
-            <w:noProof/>
-          </w:rPr>
-        </w:r>
-        <w:r>
-          <w:rPr>
-            <w:rStyle w:val="Hipervnculo"/>
-            <w:noProof/>
-          </w:rPr>
-          <w:fldChar w:fldCharType="separate"/>
-        </w:r>
+      <w:hyperlink w:anchor="_Toc233969911" w:history="1">
         <w:r>
           <w:rPr>
             <w:rStyle w:val="Hipervnculo"/>
@@ -4731,14 +3057,7 @@
           </w:rPr>
           <w:fldChar w:fldCharType="end"/>
         </w:r>
-        <w:r>
-          <w:rPr>
-            <w:rStyle w:val="Hipervnculo"/>
-            <w:noProof/>
-          </w:rPr>
-          <w:fldChar w:fldCharType="end"/>
-        </w:r>
-      </w:ins>
+      </w:hyperlink>
     </w:p>
     <w:p>
       <w:pPr>
@@ -4747,7 +3066,6 @@
           <w:tab w:val="right" w:leader="dot" w:pos="9112"/>
         </w:tabs>
         <w:rPr>
-          <w:ins w:id="89" w:author="Diego Muñoz" w:date="2026-07-03T11:17:00Z" w16du:dateUtc="2026-07-03T15:17:00Z"/>
           <w:rFonts w:asciiTheme="minorHAnsi" w:hAnsiTheme="minorHAnsi"/>
           <w:noProof/>
           <w:kern w:val="2"/>
@@ -4756,47 +3074,7 @@
           <w14:ligatures w14:val="standardContextual"/>
         </w:rPr>
       </w:pPr>
-      <w:ins w:id="90" w:author="Diego Muñoz" w:date="2026-07-03T11:17:00Z" w16du:dateUtc="2026-07-03T15:17:00Z">
-        <w:r>
-          <w:rPr>
-            <w:rStyle w:val="Hipervnculo"/>
-            <w:noProof/>
-          </w:rPr>
-          <w:fldChar w:fldCharType="begin"/>
-        </w:r>
-        <w:r>
-          <w:rPr>
-            <w:rStyle w:val="Hipervnculo"/>
-            <w:noProof/>
-          </w:rPr>
-          <w:instrText xml:space="preserve"> </w:instrText>
-        </w:r>
-        <w:r>
-          <w:rPr>
-            <w:noProof/>
-          </w:rPr>
-          <w:instrText>HYPERLINK \l "_Toc233969912"</w:instrText>
-        </w:r>
-        <w:r>
-          <w:rPr>
-            <w:rStyle w:val="Hipervnculo"/>
-            <w:noProof/>
-          </w:rPr>
-          <w:instrText xml:space="preserve"> </w:instrText>
-        </w:r>
-        <w:r>
-          <w:rPr>
-            <w:rStyle w:val="Hipervnculo"/>
-            <w:noProof/>
-          </w:rPr>
-        </w:r>
-        <w:r>
-          <w:rPr>
-            <w:rStyle w:val="Hipervnculo"/>
-            <w:noProof/>
-          </w:rPr>
-          <w:fldChar w:fldCharType="separate"/>
-        </w:r>
+      <w:hyperlink w:anchor="_Toc233969912" w:history="1">
         <w:r>
           <w:rPr>
             <w:rStyle w:val="Hipervnculo"/>
@@ -4853,14 +3131,7 @@
           </w:rPr>
           <w:fldChar w:fldCharType="end"/>
         </w:r>
-        <w:r>
-          <w:rPr>
-            <w:rStyle w:val="Hipervnculo"/>
-            <w:noProof/>
-          </w:rPr>
-          <w:fldChar w:fldCharType="end"/>
-        </w:r>
-      </w:ins>
+      </w:hyperlink>
     </w:p>
     <w:p>
       <w:pPr>
@@ -4869,7 +3140,6 @@
           <w:tab w:val="right" w:leader="dot" w:pos="9112"/>
         </w:tabs>
         <w:rPr>
-          <w:ins w:id="91" w:author="Diego Muñoz" w:date="2026-07-03T11:17:00Z" w16du:dateUtc="2026-07-03T15:17:00Z"/>
           <w:rFonts w:asciiTheme="minorHAnsi" w:hAnsiTheme="minorHAnsi"/>
           <w:noProof/>
           <w:kern w:val="2"/>
@@ -4878,47 +3148,7 @@
           <w14:ligatures w14:val="standardContextual"/>
         </w:rPr>
       </w:pPr>
-      <w:ins w:id="92" w:author="Diego Muñoz" w:date="2026-07-03T11:17:00Z" w16du:dateUtc="2026-07-03T15:17:00Z">
-        <w:r>
-          <w:rPr>
-            <w:rStyle w:val="Hipervnculo"/>
-            <w:noProof/>
-          </w:rPr>
-          <w:fldChar w:fldCharType="begin"/>
-        </w:r>
-        <w:r>
-          <w:rPr>
-            <w:rStyle w:val="Hipervnculo"/>
-            <w:noProof/>
-          </w:rPr>
-          <w:instrText xml:space="preserve"> </w:instrText>
-        </w:r>
-        <w:r>
-          <w:rPr>
-            <w:noProof/>
-          </w:rPr>
-          <w:instrText>HYPERLINK \l "_Toc233969913"</w:instrText>
-        </w:r>
-        <w:r>
-          <w:rPr>
-            <w:rStyle w:val="Hipervnculo"/>
-            <w:noProof/>
-          </w:rPr>
-          <w:instrText xml:space="preserve"> </w:instrText>
-        </w:r>
-        <w:r>
-          <w:rPr>
-            <w:rStyle w:val="Hipervnculo"/>
-            <w:noProof/>
-          </w:rPr>
-        </w:r>
-        <w:r>
-          <w:rPr>
-            <w:rStyle w:val="Hipervnculo"/>
-            <w:noProof/>
-          </w:rPr>
-          <w:fldChar w:fldCharType="separate"/>
-        </w:r>
+      <w:hyperlink w:anchor="_Toc233969913" w:history="1">
         <w:r>
           <w:rPr>
             <w:rStyle w:val="Hipervnculo"/>
@@ -4975,14 +3205,7 @@
           </w:rPr>
           <w:fldChar w:fldCharType="end"/>
         </w:r>
-        <w:r>
-          <w:rPr>
-            <w:rStyle w:val="Hipervnculo"/>
-            <w:noProof/>
-          </w:rPr>
-          <w:fldChar w:fldCharType="end"/>
-        </w:r>
-      </w:ins>
+      </w:hyperlink>
     </w:p>
     <w:p>
       <w:pPr>
@@ -4991,7 +3214,6 @@
           <w:tab w:val="right" w:leader="dot" w:pos="9112"/>
         </w:tabs>
         <w:rPr>
-          <w:ins w:id="93" w:author="Diego Muñoz" w:date="2026-07-03T11:17:00Z" w16du:dateUtc="2026-07-03T15:17:00Z"/>
           <w:rFonts w:asciiTheme="minorHAnsi" w:hAnsiTheme="minorHAnsi"/>
           <w:noProof/>
           <w:kern w:val="2"/>
@@ -5000,47 +3222,7 @@
           <w14:ligatures w14:val="standardContextual"/>
         </w:rPr>
       </w:pPr>
-      <w:ins w:id="94" w:author="Diego Muñoz" w:date="2026-07-03T11:17:00Z" w16du:dateUtc="2026-07-03T15:17:00Z">
-        <w:r>
-          <w:rPr>
-            <w:rStyle w:val="Hipervnculo"/>
-            <w:noProof/>
-          </w:rPr>
-          <w:fldChar w:fldCharType="begin"/>
-        </w:r>
-        <w:r>
-          <w:rPr>
-            <w:rStyle w:val="Hipervnculo"/>
-            <w:noProof/>
-          </w:rPr>
-          <w:instrText xml:space="preserve"> </w:instrText>
-        </w:r>
-        <w:r>
-          <w:rPr>
-            <w:noProof/>
-          </w:rPr>
-          <w:instrText>HYPERLINK \l "_Toc233969914"</w:instrText>
-        </w:r>
-        <w:r>
-          <w:rPr>
-            <w:rStyle w:val="Hipervnculo"/>
-            <w:noProof/>
-          </w:rPr>
-          <w:instrText xml:space="preserve"> </w:instrText>
-        </w:r>
-        <w:r>
-          <w:rPr>
-            <w:rStyle w:val="Hipervnculo"/>
-            <w:noProof/>
-          </w:rPr>
-        </w:r>
-        <w:r>
-          <w:rPr>
-            <w:rStyle w:val="Hipervnculo"/>
-            <w:noProof/>
-          </w:rPr>
-          <w:fldChar w:fldCharType="separate"/>
-        </w:r>
+      <w:hyperlink w:anchor="_Toc233969914" w:history="1">
         <w:r>
           <w:rPr>
             <w:rStyle w:val="Hipervnculo"/>
@@ -5097,14 +3279,7 @@
           </w:rPr>
           <w:fldChar w:fldCharType="end"/>
         </w:r>
-        <w:r>
-          <w:rPr>
-            <w:rStyle w:val="Hipervnculo"/>
-            <w:noProof/>
-          </w:rPr>
-          <w:fldChar w:fldCharType="end"/>
-        </w:r>
-      </w:ins>
+      </w:hyperlink>
     </w:p>
     <w:p>
       <w:pPr>
@@ -5113,7 +3288,6 @@
           <w:tab w:val="right" w:leader="dot" w:pos="9112"/>
         </w:tabs>
         <w:rPr>
-          <w:ins w:id="95" w:author="Diego Muñoz" w:date="2026-07-03T11:17:00Z" w16du:dateUtc="2026-07-03T15:17:00Z"/>
           <w:rFonts w:asciiTheme="minorHAnsi" w:hAnsiTheme="minorHAnsi"/>
           <w:noProof/>
           <w:kern w:val="2"/>
@@ -5122,47 +3296,7 @@
           <w14:ligatures w14:val="standardContextual"/>
         </w:rPr>
       </w:pPr>
-      <w:ins w:id="96" w:author="Diego Muñoz" w:date="2026-07-03T11:17:00Z" w16du:dateUtc="2026-07-03T15:17:00Z">
-        <w:r>
-          <w:rPr>
-            <w:rStyle w:val="Hipervnculo"/>
-            <w:noProof/>
-          </w:rPr>
-          <w:fldChar w:fldCharType="begin"/>
-        </w:r>
-        <w:r>
-          <w:rPr>
-            <w:rStyle w:val="Hipervnculo"/>
-            <w:noProof/>
-          </w:rPr>
-          <w:instrText xml:space="preserve"> </w:instrText>
-        </w:r>
-        <w:r>
-          <w:rPr>
-            <w:noProof/>
-          </w:rPr>
-          <w:instrText>HYPERLINK \l "_Toc233969915"</w:instrText>
-        </w:r>
-        <w:r>
-          <w:rPr>
-            <w:rStyle w:val="Hipervnculo"/>
-            <w:noProof/>
-          </w:rPr>
-          <w:instrText xml:space="preserve"> </w:instrText>
-        </w:r>
-        <w:r>
-          <w:rPr>
-            <w:rStyle w:val="Hipervnculo"/>
-            <w:noProof/>
-          </w:rPr>
-        </w:r>
-        <w:r>
-          <w:rPr>
-            <w:rStyle w:val="Hipervnculo"/>
-            <w:noProof/>
-          </w:rPr>
-          <w:fldChar w:fldCharType="separate"/>
-        </w:r>
+      <w:hyperlink w:anchor="_Toc233969915" w:history="1">
         <w:r>
           <w:rPr>
             <w:rStyle w:val="Hipervnculo"/>
@@ -5219,14 +3353,7 @@
           </w:rPr>
           <w:fldChar w:fldCharType="end"/>
         </w:r>
-        <w:r>
-          <w:rPr>
-            <w:rStyle w:val="Hipervnculo"/>
-            <w:noProof/>
-          </w:rPr>
-          <w:fldChar w:fldCharType="end"/>
-        </w:r>
-      </w:ins>
+      </w:hyperlink>
     </w:p>
     <w:p>
       <w:pPr>
@@ -5235,7 +3362,6 @@
           <w:tab w:val="right" w:leader="dot" w:pos="9112"/>
         </w:tabs>
         <w:rPr>
-          <w:ins w:id="97" w:author="Diego Muñoz" w:date="2026-07-03T11:17:00Z" w16du:dateUtc="2026-07-03T15:17:00Z"/>
           <w:rFonts w:asciiTheme="minorHAnsi" w:hAnsiTheme="minorHAnsi"/>
           <w:noProof/>
           <w:kern w:val="2"/>
@@ -5244,47 +3370,7 @@
           <w14:ligatures w14:val="standardContextual"/>
         </w:rPr>
       </w:pPr>
-      <w:ins w:id="98" w:author="Diego Muñoz" w:date="2026-07-03T11:17:00Z" w16du:dateUtc="2026-07-03T15:17:00Z">
-        <w:r>
-          <w:rPr>
-            <w:rStyle w:val="Hipervnculo"/>
-            <w:noProof/>
-          </w:rPr>
-          <w:fldChar w:fldCharType="begin"/>
-        </w:r>
-        <w:r>
-          <w:rPr>
-            <w:rStyle w:val="Hipervnculo"/>
-            <w:noProof/>
-          </w:rPr>
-          <w:instrText xml:space="preserve"> </w:instrText>
-        </w:r>
-        <w:r>
-          <w:rPr>
-            <w:noProof/>
-          </w:rPr>
-          <w:instrText>HYPERLINK \l "_Toc233969916"</w:instrText>
-        </w:r>
-        <w:r>
-          <w:rPr>
-            <w:rStyle w:val="Hipervnculo"/>
-            <w:noProof/>
-          </w:rPr>
-          <w:instrText xml:space="preserve"> </w:instrText>
-        </w:r>
-        <w:r>
-          <w:rPr>
-            <w:rStyle w:val="Hipervnculo"/>
-            <w:noProof/>
-          </w:rPr>
-        </w:r>
-        <w:r>
-          <w:rPr>
-            <w:rStyle w:val="Hipervnculo"/>
-            <w:noProof/>
-          </w:rPr>
-          <w:fldChar w:fldCharType="separate"/>
-        </w:r>
+      <w:hyperlink w:anchor="_Toc233969916" w:history="1">
         <w:r>
           <w:rPr>
             <w:rStyle w:val="Hipervnculo"/>
@@ -5341,14 +3427,7 @@
           </w:rPr>
           <w:fldChar w:fldCharType="end"/>
         </w:r>
-        <w:r>
-          <w:rPr>
-            <w:rStyle w:val="Hipervnculo"/>
-            <w:noProof/>
-          </w:rPr>
-          <w:fldChar w:fldCharType="end"/>
-        </w:r>
-      </w:ins>
+      </w:hyperlink>
     </w:p>
     <w:p>
       <w:pPr>
@@ -5357,7 +3436,6 @@
           <w:tab w:val="right" w:leader="dot" w:pos="9112"/>
         </w:tabs>
         <w:rPr>
-          <w:ins w:id="99" w:author="Diego Muñoz" w:date="2026-07-03T11:17:00Z" w16du:dateUtc="2026-07-03T15:17:00Z"/>
           <w:rFonts w:asciiTheme="minorHAnsi" w:hAnsiTheme="minorHAnsi"/>
           <w:noProof/>
           <w:kern w:val="2"/>
@@ -5366,47 +3444,7 @@
           <w14:ligatures w14:val="standardContextual"/>
         </w:rPr>
       </w:pPr>
-      <w:ins w:id="100" w:author="Diego Muñoz" w:date="2026-07-03T11:17:00Z" w16du:dateUtc="2026-07-03T15:17:00Z">
-        <w:r>
-          <w:rPr>
-            <w:rStyle w:val="Hipervnculo"/>
-            <w:noProof/>
-          </w:rPr>
-          <w:fldChar w:fldCharType="begin"/>
-        </w:r>
-        <w:r>
-          <w:rPr>
-            <w:rStyle w:val="Hipervnculo"/>
-            <w:noProof/>
-          </w:rPr>
-          <w:instrText xml:space="preserve"> </w:instrText>
-        </w:r>
-        <w:r>
-          <w:rPr>
-            <w:noProof/>
-          </w:rPr>
-          <w:instrText>HYPERLINK \l "_Toc233969917"</w:instrText>
-        </w:r>
-        <w:r>
-          <w:rPr>
-            <w:rStyle w:val="Hipervnculo"/>
-            <w:noProof/>
-          </w:rPr>
-          <w:instrText xml:space="preserve"> </w:instrText>
-        </w:r>
-        <w:r>
-          <w:rPr>
-            <w:rStyle w:val="Hipervnculo"/>
-            <w:noProof/>
-          </w:rPr>
-        </w:r>
-        <w:r>
-          <w:rPr>
-            <w:rStyle w:val="Hipervnculo"/>
-            <w:noProof/>
-          </w:rPr>
-          <w:fldChar w:fldCharType="separate"/>
-        </w:r>
+      <w:hyperlink w:anchor="_Toc233969917" w:history="1">
         <w:r>
           <w:rPr>
             <w:rStyle w:val="Hipervnculo"/>
@@ -5463,14 +3501,7 @@
           </w:rPr>
           <w:fldChar w:fldCharType="end"/>
         </w:r>
-        <w:r>
-          <w:rPr>
-            <w:rStyle w:val="Hipervnculo"/>
-            <w:noProof/>
-          </w:rPr>
-          <w:fldChar w:fldCharType="end"/>
-        </w:r>
-      </w:ins>
+      </w:hyperlink>
     </w:p>
     <w:p>
       <w:pPr>
@@ -5479,7 +3510,6 @@
           <w:tab w:val="right" w:leader="dot" w:pos="9112"/>
         </w:tabs>
         <w:rPr>
-          <w:ins w:id="101" w:author="Diego Muñoz" w:date="2026-07-03T11:17:00Z" w16du:dateUtc="2026-07-03T15:17:00Z"/>
           <w:rFonts w:asciiTheme="minorHAnsi" w:hAnsiTheme="minorHAnsi"/>
           <w:noProof/>
           <w:kern w:val="2"/>
@@ -5488,47 +3518,7 @@
           <w14:ligatures w14:val="standardContextual"/>
         </w:rPr>
       </w:pPr>
-      <w:ins w:id="102" w:author="Diego Muñoz" w:date="2026-07-03T11:17:00Z" w16du:dateUtc="2026-07-03T15:17:00Z">
-        <w:r>
-          <w:rPr>
-            <w:rStyle w:val="Hipervnculo"/>
-            <w:noProof/>
-          </w:rPr>
-          <w:fldChar w:fldCharType="begin"/>
-        </w:r>
-        <w:r>
-          <w:rPr>
-            <w:rStyle w:val="Hipervnculo"/>
-            <w:noProof/>
-          </w:rPr>
-          <w:instrText xml:space="preserve"> </w:instrText>
-        </w:r>
-        <w:r>
-          <w:rPr>
-            <w:noProof/>
-          </w:rPr>
-          <w:instrText>HYPERLINK \l "_Toc233969918"</w:instrText>
-        </w:r>
-        <w:r>
-          <w:rPr>
-            <w:rStyle w:val="Hipervnculo"/>
-            <w:noProof/>
-          </w:rPr>
-          <w:instrText xml:space="preserve"> </w:instrText>
-        </w:r>
-        <w:r>
-          <w:rPr>
-            <w:rStyle w:val="Hipervnculo"/>
-            <w:noProof/>
-          </w:rPr>
-        </w:r>
-        <w:r>
-          <w:rPr>
-            <w:rStyle w:val="Hipervnculo"/>
-            <w:noProof/>
-          </w:rPr>
-          <w:fldChar w:fldCharType="separate"/>
-        </w:r>
+      <w:hyperlink w:anchor="_Toc233969918" w:history="1">
         <w:r>
           <w:rPr>
             <w:rStyle w:val="Hipervnculo"/>
@@ -5585,14 +3575,7 @@
           </w:rPr>
           <w:fldChar w:fldCharType="end"/>
         </w:r>
-        <w:r>
-          <w:rPr>
-            <w:rStyle w:val="Hipervnculo"/>
-            <w:noProof/>
-          </w:rPr>
-          <w:fldChar w:fldCharType="end"/>
-        </w:r>
-      </w:ins>
+      </w:hyperlink>
     </w:p>
     <w:p>
       <w:pPr>
@@ -5601,7 +3584,6 @@
           <w:tab w:val="right" w:leader="dot" w:pos="9112"/>
         </w:tabs>
         <w:rPr>
-          <w:ins w:id="103" w:author="Diego Muñoz" w:date="2026-07-03T11:17:00Z" w16du:dateUtc="2026-07-03T15:17:00Z"/>
           <w:rFonts w:asciiTheme="minorHAnsi" w:hAnsiTheme="minorHAnsi"/>
           <w:noProof/>
           <w:kern w:val="2"/>
@@ -5610,47 +3592,7 @@
           <w14:ligatures w14:val="standardContextual"/>
         </w:rPr>
       </w:pPr>
-      <w:ins w:id="104" w:author="Diego Muñoz" w:date="2026-07-03T11:17:00Z" w16du:dateUtc="2026-07-03T15:17:00Z">
-        <w:r>
-          <w:rPr>
-            <w:rStyle w:val="Hipervnculo"/>
-            <w:noProof/>
-          </w:rPr>
-          <w:fldChar w:fldCharType="begin"/>
-        </w:r>
-        <w:r>
-          <w:rPr>
-            <w:rStyle w:val="Hipervnculo"/>
-            <w:noProof/>
-          </w:rPr>
-          <w:instrText xml:space="preserve"> </w:instrText>
-        </w:r>
-        <w:r>
-          <w:rPr>
-            <w:noProof/>
-          </w:rPr>
-          <w:instrText>HYPERLINK \l "_Toc233969919"</w:instrText>
-        </w:r>
-        <w:r>
-          <w:rPr>
-            <w:rStyle w:val="Hipervnculo"/>
-            <w:noProof/>
-          </w:rPr>
-          <w:instrText xml:space="preserve"> </w:instrText>
-        </w:r>
-        <w:r>
-          <w:rPr>
-            <w:rStyle w:val="Hipervnculo"/>
-            <w:noProof/>
-          </w:rPr>
-        </w:r>
-        <w:r>
-          <w:rPr>
-            <w:rStyle w:val="Hipervnculo"/>
-            <w:noProof/>
-          </w:rPr>
-          <w:fldChar w:fldCharType="separate"/>
-        </w:r>
+      <w:hyperlink w:anchor="_Toc233969919" w:history="1">
         <w:r>
           <w:rPr>
             <w:rStyle w:val="Hipervnculo"/>
@@ -5707,2008 +3649,7 @@
           </w:rPr>
           <w:fldChar w:fldCharType="end"/>
         </w:r>
-        <w:r>
-          <w:rPr>
-            <w:rStyle w:val="Hipervnculo"/>
-            <w:noProof/>
-          </w:rPr>
-          <w:fldChar w:fldCharType="end"/>
-        </w:r>
-      </w:ins>
-    </w:p>
-    <w:p>
-      <w:pPr>
-        <w:rPr>
-          <w:del w:id="105" w:author="Diego Muñoz" w:date="2026-07-03T11:17:00Z" w16du:dateUtc="2026-07-03T15:17:00Z"/>
-          <w:noProof/>
-        </w:rPr>
-      </w:pPr>
-    </w:p>
-    <w:p>
-      <w:pPr>
-        <w:rPr>
-          <w:del w:id="106" w:author="Diego Muñoz" w:date="2026-07-03T11:17:00Z" w16du:dateUtc="2026-07-03T15:17:00Z"/>
-          <w:b/>
-          <w:bCs/>
-          <w:noProof/>
-          <w:sz w:val="32"/>
-          <w:szCs w:val="32"/>
-        </w:rPr>
-      </w:pPr>
-    </w:p>
-    <w:p>
-      <w:pPr>
-        <w:pStyle w:val="TDC1"/>
-        <w:tabs>
-          <w:tab w:val="right" w:leader="dot" w:pos="9112"/>
-        </w:tabs>
-        <w:rPr>
-          <w:del w:id="107" w:author="Diego Muñoz" w:date="2026-07-03T11:17:00Z" w16du:dateUtc="2026-07-03T15:17:00Z"/>
-          <w:rFonts w:asciiTheme="minorHAnsi" w:hAnsiTheme="minorHAnsi"/>
-          <w:noProof/>
-          <w:kern w:val="2"/>
-          <w:szCs w:val="24"/>
-          <w:lang w:val="es-CL" w:eastAsia="es-CL"/>
-          <w14:ligatures w14:val="standardContextual"/>
-        </w:rPr>
-      </w:pPr>
-      <w:del w:id="108" w:author="Diego Muñoz" w:date="2026-07-03T11:17:00Z" w16du:dateUtc="2026-07-03T15:17:00Z">
-        <w:r>
-          <w:rPr>
-            <w:rFonts w:cs="Times New Roman"/>
-            <w:noProof/>
-            <w:rPrChange w:id="109" w:author="Diego Muñoz" w:date="2026-07-03T11:17:00Z" w16du:dateUtc="2026-07-03T15:17:00Z">
-              <w:rPr>
-                <w:rStyle w:val="Hipervnculo"/>
-                <w:rFonts w:cs="Times New Roman"/>
-                <w:noProof/>
-              </w:rPr>
-            </w:rPrChange>
-          </w:rPr>
-          <w:delText>1. Introducción</w:delText>
-        </w:r>
-        <w:r>
-          <w:rPr>
-            <w:noProof/>
-            <w:webHidden/>
-          </w:rPr>
-          <w:tab/>
-        </w:r>
-        <w:r>
-          <w:rPr>
-            <w:noProof/>
-            <w:webHidden/>
-          </w:rPr>
-          <w:delText>4</w:delText>
-        </w:r>
-      </w:del>
-    </w:p>
-    <w:p>
-      <w:pPr>
-        <w:pStyle w:val="TDC2"/>
-        <w:tabs>
-          <w:tab w:val="right" w:leader="dot" w:pos="9112"/>
-        </w:tabs>
-        <w:rPr>
-          <w:del w:id="110" w:author="Diego Muñoz" w:date="2026-07-03T11:17:00Z" w16du:dateUtc="2026-07-03T15:17:00Z"/>
-          <w:rFonts w:asciiTheme="minorHAnsi" w:hAnsiTheme="minorHAnsi"/>
-          <w:noProof/>
-          <w:kern w:val="2"/>
-          <w:szCs w:val="24"/>
-          <w:lang w:val="es-CL" w:eastAsia="es-CL"/>
-          <w14:ligatures w14:val="standardContextual"/>
-        </w:rPr>
-      </w:pPr>
-      <w:del w:id="111" w:author="Diego Muñoz" w:date="2026-07-03T11:17:00Z" w16du:dateUtc="2026-07-03T15:17:00Z">
-        <w:r>
-          <w:rPr>
-            <w:rFonts w:cs="Times New Roman"/>
-            <w:noProof/>
-            <w:rPrChange w:id="112" w:author="Diego Muñoz" w:date="2026-07-03T11:17:00Z" w16du:dateUtc="2026-07-03T15:17:00Z">
-              <w:rPr>
-                <w:rStyle w:val="Hipervnculo"/>
-                <w:rFonts w:cs="Times New Roman"/>
-                <w:noProof/>
-              </w:rPr>
-            </w:rPrChange>
-          </w:rPr>
-          <w:delText>2.1. Trabajos relacionados</w:delText>
-        </w:r>
-        <w:r>
-          <w:rPr>
-            <w:noProof/>
-            <w:webHidden/>
-          </w:rPr>
-          <w:tab/>
-        </w:r>
-        <w:r>
-          <w:rPr>
-            <w:noProof/>
-            <w:webHidden/>
-          </w:rPr>
-          <w:delText>5</w:delText>
-        </w:r>
-      </w:del>
-    </w:p>
-    <w:p>
-      <w:pPr>
-        <w:pStyle w:val="TDC3"/>
-        <w:tabs>
-          <w:tab w:val="right" w:leader="dot" w:pos="9112"/>
-        </w:tabs>
-        <w:rPr>
-          <w:del w:id="113" w:author="Diego Muñoz" w:date="2026-07-03T11:17:00Z" w16du:dateUtc="2026-07-03T15:17:00Z"/>
-          <w:rFonts w:asciiTheme="minorHAnsi" w:hAnsiTheme="minorHAnsi"/>
-          <w:noProof/>
-          <w:kern w:val="2"/>
-          <w:szCs w:val="24"/>
-          <w:lang w:val="es-CL" w:eastAsia="es-CL"/>
-          <w14:ligatures w14:val="standardContextual"/>
-        </w:rPr>
-      </w:pPr>
-      <w:del w:id="114" w:author="Diego Muñoz" w:date="2026-07-03T11:17:00Z" w16du:dateUtc="2026-07-03T15:17:00Z">
-        <w:r>
-          <w:rPr>
-            <w:rFonts w:cs="Times New Roman"/>
-            <w:noProof/>
-            <w:rPrChange w:id="115" w:author="Diego Muñoz" w:date="2026-07-03T11:17:00Z" w16du:dateUtc="2026-07-03T15:17:00Z">
-              <w:rPr>
-                <w:rStyle w:val="Hipervnculo"/>
-                <w:rFonts w:cs="Times New Roman"/>
-                <w:noProof/>
-              </w:rPr>
-            </w:rPrChange>
-          </w:rPr>
-          <w:delText>2.1.1. Medisafe</w:delText>
-        </w:r>
-        <w:r>
-          <w:rPr>
-            <w:noProof/>
-            <w:webHidden/>
-          </w:rPr>
-          <w:tab/>
-        </w:r>
-        <w:r>
-          <w:rPr>
-            <w:noProof/>
-            <w:webHidden/>
-          </w:rPr>
-          <w:delText>5</w:delText>
-        </w:r>
-      </w:del>
-    </w:p>
-    <w:p>
-      <w:pPr>
-        <w:pStyle w:val="TDC3"/>
-        <w:tabs>
-          <w:tab w:val="right" w:leader="dot" w:pos="9112"/>
-        </w:tabs>
-        <w:rPr>
-          <w:del w:id="116" w:author="Diego Muñoz" w:date="2026-07-03T11:17:00Z" w16du:dateUtc="2026-07-03T15:17:00Z"/>
-          <w:rFonts w:asciiTheme="minorHAnsi" w:hAnsiTheme="minorHAnsi"/>
-          <w:noProof/>
-          <w:kern w:val="2"/>
-          <w:szCs w:val="24"/>
-          <w:lang w:val="es-CL" w:eastAsia="es-CL"/>
-          <w14:ligatures w14:val="standardContextual"/>
-        </w:rPr>
-      </w:pPr>
-      <w:del w:id="117" w:author="Diego Muñoz" w:date="2026-07-03T11:17:00Z" w16du:dateUtc="2026-07-03T15:17:00Z">
-        <w:r>
-          <w:rPr>
-            <w:rFonts w:cs="Times New Roman"/>
-            <w:noProof/>
-            <w:rPrChange w:id="118" w:author="Diego Muñoz" w:date="2026-07-03T11:17:00Z" w16du:dateUtc="2026-07-03T15:17:00Z">
-              <w:rPr>
-                <w:rStyle w:val="Hipervnculo"/>
-                <w:rFonts w:cs="Times New Roman"/>
-                <w:noProof/>
-              </w:rPr>
-            </w:rPrChange>
-          </w:rPr>
-          <w:delText>2.1.2. MyTherapy</w:delText>
-        </w:r>
-        <w:r>
-          <w:rPr>
-            <w:noProof/>
-            <w:webHidden/>
-          </w:rPr>
-          <w:tab/>
-        </w:r>
-        <w:r>
-          <w:rPr>
-            <w:noProof/>
-            <w:webHidden/>
-          </w:rPr>
-          <w:delText>6</w:delText>
-        </w:r>
-      </w:del>
-    </w:p>
-    <w:p>
-      <w:pPr>
-        <w:pStyle w:val="TDC3"/>
-        <w:tabs>
-          <w:tab w:val="right" w:leader="dot" w:pos="9112"/>
-        </w:tabs>
-        <w:rPr>
-          <w:del w:id="119" w:author="Diego Muñoz" w:date="2026-07-03T11:17:00Z" w16du:dateUtc="2026-07-03T15:17:00Z"/>
-          <w:rFonts w:asciiTheme="minorHAnsi" w:hAnsiTheme="minorHAnsi"/>
-          <w:noProof/>
-          <w:kern w:val="2"/>
-          <w:szCs w:val="24"/>
-          <w:lang w:val="es-CL" w:eastAsia="es-CL"/>
-          <w14:ligatures w14:val="standardContextual"/>
-        </w:rPr>
-      </w:pPr>
-      <w:del w:id="120" w:author="Diego Muñoz" w:date="2026-07-03T11:17:00Z" w16du:dateUtc="2026-07-03T15:17:00Z">
-        <w:r>
-          <w:rPr>
-            <w:rFonts w:cs="Times New Roman"/>
-            <w:noProof/>
-            <w:rPrChange w:id="121" w:author="Diego Muñoz" w:date="2026-07-03T11:17:00Z" w16du:dateUtc="2026-07-03T15:17:00Z">
-              <w:rPr>
-                <w:rStyle w:val="Hipervnculo"/>
-                <w:rFonts w:cs="Times New Roman"/>
-                <w:noProof/>
-              </w:rPr>
-            </w:rPrChange>
-          </w:rPr>
-          <w:delText>2.1.3. CogniFit</w:delText>
-        </w:r>
-        <w:r>
-          <w:rPr>
-            <w:noProof/>
-            <w:webHidden/>
-          </w:rPr>
-          <w:tab/>
-        </w:r>
-        <w:r>
-          <w:rPr>
-            <w:noProof/>
-            <w:webHidden/>
-          </w:rPr>
-          <w:delText>6</w:delText>
-        </w:r>
-      </w:del>
-    </w:p>
-    <w:p>
-      <w:pPr>
-        <w:pStyle w:val="TDC3"/>
-        <w:tabs>
-          <w:tab w:val="right" w:leader="dot" w:pos="9112"/>
-        </w:tabs>
-        <w:rPr>
-          <w:del w:id="122" w:author="Diego Muñoz" w:date="2026-07-03T11:17:00Z" w16du:dateUtc="2026-07-03T15:17:00Z"/>
-          <w:rFonts w:asciiTheme="minorHAnsi" w:hAnsiTheme="minorHAnsi"/>
-          <w:noProof/>
-          <w:kern w:val="2"/>
-          <w:szCs w:val="24"/>
-          <w:lang w:val="es-CL" w:eastAsia="es-CL"/>
-          <w14:ligatures w14:val="standardContextual"/>
-        </w:rPr>
-      </w:pPr>
-      <w:del w:id="123" w:author="Diego Muñoz" w:date="2026-07-03T11:17:00Z" w16du:dateUtc="2026-07-03T15:17:00Z">
-        <w:r>
-          <w:rPr>
-            <w:rFonts w:cs="Times New Roman"/>
-            <w:noProof/>
-            <w:rPrChange w:id="124" w:author="Diego Muñoz" w:date="2026-07-03T11:17:00Z" w16du:dateUtc="2026-07-03T15:17:00Z">
-              <w:rPr>
-                <w:rStyle w:val="Hipervnculo"/>
-                <w:rFonts w:cs="Times New Roman"/>
-                <w:noProof/>
-              </w:rPr>
-            </w:rPrChange>
-          </w:rPr>
-          <w:delText>2.1.4. Kwido (Mementia)</w:delText>
-        </w:r>
-        <w:r>
-          <w:rPr>
-            <w:noProof/>
-            <w:webHidden/>
-          </w:rPr>
-          <w:tab/>
-        </w:r>
-        <w:r>
-          <w:rPr>
-            <w:noProof/>
-            <w:webHidden/>
-          </w:rPr>
-          <w:delText>7</w:delText>
-        </w:r>
-      </w:del>
-    </w:p>
-    <w:p>
-      <w:pPr>
-        <w:pStyle w:val="TDC3"/>
-        <w:tabs>
-          <w:tab w:val="right" w:leader="dot" w:pos="9112"/>
-        </w:tabs>
-        <w:rPr>
-          <w:del w:id="125" w:author="Diego Muñoz" w:date="2026-07-03T11:17:00Z" w16du:dateUtc="2026-07-03T15:17:00Z"/>
-          <w:rFonts w:asciiTheme="minorHAnsi" w:hAnsiTheme="minorHAnsi"/>
-          <w:noProof/>
-          <w:kern w:val="2"/>
-          <w:szCs w:val="24"/>
-          <w:lang w:val="es-CL" w:eastAsia="es-CL"/>
-          <w14:ligatures w14:val="standardContextual"/>
-        </w:rPr>
-      </w:pPr>
-      <w:del w:id="126" w:author="Diego Muñoz" w:date="2026-07-03T11:17:00Z" w16du:dateUtc="2026-07-03T15:17:00Z">
-        <w:r>
-          <w:rPr>
-            <w:rFonts w:cs="Times New Roman"/>
-            <w:noProof/>
-            <w:rPrChange w:id="127" w:author="Diego Muñoz" w:date="2026-07-03T11:17:00Z" w16du:dateUtc="2026-07-03T15:17:00Z">
-              <w:rPr>
-                <w:rStyle w:val="Hipervnculo"/>
-                <w:rFonts w:cs="Times New Roman"/>
-                <w:noProof/>
-              </w:rPr>
-            </w:rPrChange>
-          </w:rPr>
-          <w:delText>2.1.5. Análisis crítico y diferenciación de la propuesta</w:delText>
-        </w:r>
-        <w:r>
-          <w:rPr>
-            <w:noProof/>
-            <w:webHidden/>
-          </w:rPr>
-          <w:tab/>
-        </w:r>
-        <w:r>
-          <w:rPr>
-            <w:noProof/>
-            <w:webHidden/>
-          </w:rPr>
-          <w:delText>7</w:delText>
-        </w:r>
-      </w:del>
-    </w:p>
-    <w:p>
-      <w:pPr>
-        <w:pStyle w:val="TDC2"/>
-        <w:tabs>
-          <w:tab w:val="right" w:leader="dot" w:pos="9112"/>
-        </w:tabs>
-        <w:rPr>
-          <w:del w:id="128" w:author="Diego Muñoz" w:date="2026-07-03T11:17:00Z" w16du:dateUtc="2026-07-03T15:17:00Z"/>
-          <w:rFonts w:asciiTheme="minorHAnsi" w:hAnsiTheme="minorHAnsi"/>
-          <w:noProof/>
-          <w:kern w:val="2"/>
-          <w:szCs w:val="24"/>
-          <w:lang w:val="es-CL" w:eastAsia="es-CL"/>
-          <w14:ligatures w14:val="standardContextual"/>
-        </w:rPr>
-      </w:pPr>
-      <w:del w:id="129" w:author="Diego Muñoz" w:date="2026-07-03T11:17:00Z" w16du:dateUtc="2026-07-03T15:17:00Z">
-        <w:r>
-          <w:rPr>
-            <w:rFonts w:cs="Times New Roman"/>
-            <w:noProof/>
-            <w:rPrChange w:id="130" w:author="Diego Muñoz" w:date="2026-07-03T11:17:00Z" w16du:dateUtc="2026-07-03T15:17:00Z">
-              <w:rPr>
-                <w:rStyle w:val="Hipervnculo"/>
-                <w:rFonts w:cs="Times New Roman"/>
-                <w:noProof/>
-              </w:rPr>
-            </w:rPrChange>
-          </w:rPr>
-          <w:delText>3.1. Envejecimiento y deterioro cognitivo</w:delText>
-        </w:r>
-        <w:r>
-          <w:rPr>
-            <w:noProof/>
-            <w:webHidden/>
-          </w:rPr>
-          <w:tab/>
-        </w:r>
-        <w:r>
-          <w:rPr>
-            <w:noProof/>
-            <w:webHidden/>
-          </w:rPr>
-          <w:delText>8</w:delText>
-        </w:r>
-      </w:del>
-    </w:p>
-    <w:p>
-      <w:pPr>
-        <w:pStyle w:val="TDC2"/>
-        <w:tabs>
-          <w:tab w:val="right" w:leader="dot" w:pos="9112"/>
-        </w:tabs>
-        <w:rPr>
-          <w:del w:id="131" w:author="Diego Muñoz" w:date="2026-07-03T11:17:00Z" w16du:dateUtc="2026-07-03T15:17:00Z"/>
-          <w:rFonts w:asciiTheme="minorHAnsi" w:hAnsiTheme="minorHAnsi"/>
-          <w:noProof/>
-          <w:kern w:val="2"/>
-          <w:szCs w:val="24"/>
-          <w:lang w:val="es-CL" w:eastAsia="es-CL"/>
-          <w14:ligatures w14:val="standardContextual"/>
-        </w:rPr>
-      </w:pPr>
-      <w:del w:id="132" w:author="Diego Muñoz" w:date="2026-07-03T11:17:00Z" w16du:dateUtc="2026-07-03T15:17:00Z">
-        <w:r>
-          <w:rPr>
-            <w:rFonts w:cs="Times New Roman"/>
-            <w:noProof/>
-            <w:rPrChange w:id="133" w:author="Diego Muñoz" w:date="2026-07-03T11:17:00Z" w16du:dateUtc="2026-07-03T15:17:00Z">
-              <w:rPr>
-                <w:rStyle w:val="Hipervnculo"/>
-                <w:rFonts w:cs="Times New Roman"/>
-                <w:noProof/>
-              </w:rPr>
-            </w:rPrChange>
-          </w:rPr>
-          <w:delText>3.2. El cuidado del adulto mayor y la red de apoyo</w:delText>
-        </w:r>
-        <w:r>
-          <w:rPr>
-            <w:noProof/>
-            <w:webHidden/>
-          </w:rPr>
-          <w:tab/>
-        </w:r>
-        <w:r>
-          <w:rPr>
-            <w:noProof/>
-            <w:webHidden/>
-          </w:rPr>
-          <w:delText>9</w:delText>
-        </w:r>
-      </w:del>
-    </w:p>
-    <w:p>
-      <w:pPr>
-        <w:pStyle w:val="TDC2"/>
-        <w:tabs>
-          <w:tab w:val="right" w:leader="dot" w:pos="9112"/>
-        </w:tabs>
-        <w:rPr>
-          <w:del w:id="134" w:author="Diego Muñoz" w:date="2026-07-03T11:17:00Z" w16du:dateUtc="2026-07-03T15:17:00Z"/>
-          <w:rFonts w:asciiTheme="minorHAnsi" w:hAnsiTheme="minorHAnsi"/>
-          <w:noProof/>
-          <w:kern w:val="2"/>
-          <w:szCs w:val="24"/>
-          <w:lang w:val="es-CL" w:eastAsia="es-CL"/>
-          <w14:ligatures w14:val="standardContextual"/>
-        </w:rPr>
-      </w:pPr>
-      <w:del w:id="135" w:author="Diego Muñoz" w:date="2026-07-03T11:17:00Z" w16du:dateUtc="2026-07-03T15:17:00Z">
-        <w:r>
-          <w:rPr>
-            <w:rFonts w:cs="Times New Roman"/>
-            <w:noProof/>
-            <w:rPrChange w:id="136" w:author="Diego Muñoz" w:date="2026-07-03T11:17:00Z" w16du:dateUtc="2026-07-03T15:17:00Z">
-              <w:rPr>
-                <w:rStyle w:val="Hipervnculo"/>
-                <w:rFonts w:cs="Times New Roman"/>
-                <w:noProof/>
-              </w:rPr>
-            </w:rPrChange>
-          </w:rPr>
-          <w:delText>3.3. Accesibilidad y diseño centrado en el usuario mayor</w:delText>
-        </w:r>
-        <w:r>
-          <w:rPr>
-            <w:noProof/>
-            <w:webHidden/>
-          </w:rPr>
-          <w:tab/>
-        </w:r>
-        <w:r>
-          <w:rPr>
-            <w:noProof/>
-            <w:webHidden/>
-          </w:rPr>
-          <w:delText>9</w:delText>
-        </w:r>
-      </w:del>
-    </w:p>
-    <w:p>
-      <w:pPr>
-        <w:pStyle w:val="TDC2"/>
-        <w:tabs>
-          <w:tab w:val="right" w:leader="dot" w:pos="9112"/>
-        </w:tabs>
-        <w:rPr>
-          <w:del w:id="137" w:author="Diego Muñoz" w:date="2026-07-03T11:17:00Z" w16du:dateUtc="2026-07-03T15:17:00Z"/>
-          <w:rFonts w:asciiTheme="minorHAnsi" w:hAnsiTheme="minorHAnsi"/>
-          <w:noProof/>
-          <w:kern w:val="2"/>
-          <w:szCs w:val="24"/>
-          <w:lang w:val="es-CL" w:eastAsia="es-CL"/>
-          <w14:ligatures w14:val="standardContextual"/>
-        </w:rPr>
-      </w:pPr>
-      <w:del w:id="138" w:author="Diego Muñoz" w:date="2026-07-03T11:17:00Z" w16du:dateUtc="2026-07-03T15:17:00Z">
-        <w:r>
-          <w:rPr>
-            <w:rFonts w:cs="Times New Roman"/>
-            <w:noProof/>
-            <w:rPrChange w:id="139" w:author="Diego Muñoz" w:date="2026-07-03T11:17:00Z" w16du:dateUtc="2026-07-03T15:17:00Z">
-              <w:rPr>
-                <w:rStyle w:val="Hipervnculo"/>
-                <w:rFonts w:cs="Times New Roman"/>
-                <w:noProof/>
-              </w:rPr>
-            </w:rPrChange>
-          </w:rPr>
-          <w:delText>3.4. Estimulación cognitiva mediante juegos</w:delText>
-        </w:r>
-        <w:r>
-          <w:rPr>
-            <w:noProof/>
-            <w:webHidden/>
-          </w:rPr>
-          <w:tab/>
-        </w:r>
-        <w:r>
-          <w:rPr>
-            <w:noProof/>
-            <w:webHidden/>
-          </w:rPr>
-          <w:delText>10</w:delText>
-        </w:r>
-      </w:del>
-    </w:p>
-    <w:p>
-      <w:pPr>
-        <w:pStyle w:val="TDC2"/>
-        <w:tabs>
-          <w:tab w:val="right" w:leader="dot" w:pos="9112"/>
-        </w:tabs>
-        <w:rPr>
-          <w:del w:id="140" w:author="Diego Muñoz" w:date="2026-07-03T11:17:00Z" w16du:dateUtc="2026-07-03T15:17:00Z"/>
-          <w:rFonts w:asciiTheme="minorHAnsi" w:hAnsiTheme="minorHAnsi"/>
-          <w:noProof/>
-          <w:kern w:val="2"/>
-          <w:szCs w:val="24"/>
-          <w:lang w:val="es-CL" w:eastAsia="es-CL"/>
-          <w14:ligatures w14:val="standardContextual"/>
-        </w:rPr>
-      </w:pPr>
-      <w:del w:id="141" w:author="Diego Muñoz" w:date="2026-07-03T11:17:00Z" w16du:dateUtc="2026-07-03T15:17:00Z">
-        <w:r>
-          <w:rPr>
-            <w:rFonts w:cs="Times New Roman"/>
-            <w:noProof/>
-            <w:rPrChange w:id="142" w:author="Diego Muñoz" w:date="2026-07-03T11:17:00Z" w16du:dateUtc="2026-07-03T15:17:00Z">
-              <w:rPr>
-                <w:rStyle w:val="Hipervnculo"/>
-                <w:rFonts w:cs="Times New Roman"/>
-                <w:noProof/>
-              </w:rPr>
-            </w:rPrChange>
-          </w:rPr>
-          <w:delText>3.5. Tecnologías de desarrollo</w:delText>
-        </w:r>
-        <w:r>
-          <w:rPr>
-            <w:noProof/>
-            <w:webHidden/>
-          </w:rPr>
-          <w:tab/>
-        </w:r>
-        <w:r>
-          <w:rPr>
-            <w:noProof/>
-            <w:webHidden/>
-          </w:rPr>
-          <w:delText>10</w:delText>
-        </w:r>
-      </w:del>
-    </w:p>
-    <w:p>
-      <w:pPr>
-        <w:pStyle w:val="TDC1"/>
-        <w:tabs>
-          <w:tab w:val="right" w:leader="dot" w:pos="9112"/>
-        </w:tabs>
-        <w:rPr>
-          <w:del w:id="143" w:author="Diego Muñoz" w:date="2026-07-03T11:17:00Z" w16du:dateUtc="2026-07-03T15:17:00Z"/>
-          <w:rFonts w:asciiTheme="minorHAnsi" w:hAnsiTheme="minorHAnsi"/>
-          <w:noProof/>
-          <w:kern w:val="2"/>
-          <w:szCs w:val="24"/>
-          <w:lang w:val="es-CL" w:eastAsia="es-CL"/>
-          <w14:ligatures w14:val="standardContextual"/>
-        </w:rPr>
-      </w:pPr>
-      <w:del w:id="144" w:author="Diego Muñoz" w:date="2026-07-03T11:17:00Z" w16du:dateUtc="2026-07-03T15:17:00Z">
-        <w:r>
-          <w:rPr>
-            <w:rFonts w:cs="Times New Roman"/>
-            <w:noProof/>
-            <w:rPrChange w:id="145" w:author="Diego Muñoz" w:date="2026-07-03T11:17:00Z" w16du:dateUtc="2026-07-03T15:17:00Z">
-              <w:rPr>
-                <w:rStyle w:val="Hipervnculo"/>
-                <w:rFonts w:cs="Times New Roman"/>
-                <w:noProof/>
-              </w:rPr>
-            </w:rPrChange>
-          </w:rPr>
-          <w:delText>4. Marco Metodológico</w:delText>
-        </w:r>
-        <w:r>
-          <w:rPr>
-            <w:noProof/>
-            <w:webHidden/>
-          </w:rPr>
-          <w:tab/>
-        </w:r>
-        <w:r>
-          <w:rPr>
-            <w:noProof/>
-            <w:webHidden/>
-          </w:rPr>
-          <w:delText>11</w:delText>
-        </w:r>
-      </w:del>
-    </w:p>
-    <w:p>
-      <w:pPr>
-        <w:pStyle w:val="TDC2"/>
-        <w:tabs>
-          <w:tab w:val="right" w:leader="dot" w:pos="9112"/>
-        </w:tabs>
-        <w:rPr>
-          <w:del w:id="146" w:author="Diego Muñoz" w:date="2026-07-03T11:17:00Z" w16du:dateUtc="2026-07-03T15:17:00Z"/>
-          <w:rFonts w:asciiTheme="minorHAnsi" w:hAnsiTheme="minorHAnsi"/>
-          <w:noProof/>
-          <w:kern w:val="2"/>
-          <w:szCs w:val="24"/>
-          <w:lang w:val="es-CL" w:eastAsia="es-CL"/>
-          <w14:ligatures w14:val="standardContextual"/>
-        </w:rPr>
-      </w:pPr>
-      <w:del w:id="147" w:author="Diego Muñoz" w:date="2026-07-03T11:17:00Z" w16du:dateUtc="2026-07-03T15:17:00Z">
-        <w:r>
-          <w:rPr>
-            <w:rFonts w:cs="Times New Roman"/>
-            <w:noProof/>
-            <w:rPrChange w:id="148" w:author="Diego Muñoz" w:date="2026-07-03T11:17:00Z" w16du:dateUtc="2026-07-03T15:17:00Z">
-              <w:rPr>
-                <w:rStyle w:val="Hipervnculo"/>
-                <w:rFonts w:cs="Times New Roman"/>
-                <w:noProof/>
-              </w:rPr>
-            </w:rPrChange>
-          </w:rPr>
-          <w:delText>4.1. Enfoque de desarrollo: incremental e iterativo</w:delText>
-        </w:r>
-        <w:r>
-          <w:rPr>
-            <w:noProof/>
-            <w:webHidden/>
-          </w:rPr>
-          <w:tab/>
-        </w:r>
-        <w:r>
-          <w:rPr>
-            <w:noProof/>
-            <w:webHidden/>
-          </w:rPr>
-          <w:delText>11</w:delText>
-        </w:r>
-      </w:del>
-    </w:p>
-    <w:p>
-      <w:pPr>
-        <w:pStyle w:val="TDC2"/>
-        <w:tabs>
-          <w:tab w:val="right" w:leader="dot" w:pos="9112"/>
-        </w:tabs>
-        <w:rPr>
-          <w:del w:id="149" w:author="Diego Muñoz" w:date="2026-07-03T11:17:00Z" w16du:dateUtc="2026-07-03T15:17:00Z"/>
-          <w:rFonts w:asciiTheme="minorHAnsi" w:hAnsiTheme="minorHAnsi"/>
-          <w:noProof/>
-          <w:kern w:val="2"/>
-          <w:szCs w:val="24"/>
-          <w:lang w:val="es-CL" w:eastAsia="es-CL"/>
-          <w14:ligatures w14:val="standardContextual"/>
-        </w:rPr>
-      </w:pPr>
-      <w:del w:id="150" w:author="Diego Muñoz" w:date="2026-07-03T11:17:00Z" w16du:dateUtc="2026-07-03T15:17:00Z">
-        <w:r>
-          <w:rPr>
-            <w:rFonts w:cs="Times New Roman"/>
-            <w:noProof/>
-            <w:rPrChange w:id="151" w:author="Diego Muñoz" w:date="2026-07-03T11:17:00Z" w16du:dateUtc="2026-07-03T15:17:00Z">
-              <w:rPr>
-                <w:rStyle w:val="Hipervnculo"/>
-                <w:rFonts w:cs="Times New Roman"/>
-                <w:noProof/>
-              </w:rPr>
-            </w:rPrChange>
-          </w:rPr>
-          <w:delText>4.2. Modelo de vistas arquitectónicas 4+1</w:delText>
-        </w:r>
-        <w:r>
-          <w:rPr>
-            <w:noProof/>
-            <w:webHidden/>
-          </w:rPr>
-          <w:tab/>
-        </w:r>
-        <w:r>
-          <w:rPr>
-            <w:noProof/>
-            <w:webHidden/>
-          </w:rPr>
-          <w:delText>11</w:delText>
-        </w:r>
-      </w:del>
-    </w:p>
-    <w:p>
-      <w:pPr>
-        <w:pStyle w:val="TDC2"/>
-        <w:tabs>
-          <w:tab w:val="right" w:leader="dot" w:pos="9112"/>
-        </w:tabs>
-        <w:rPr>
-          <w:del w:id="152" w:author="Diego Muñoz" w:date="2026-07-03T11:17:00Z" w16du:dateUtc="2026-07-03T15:17:00Z"/>
-          <w:rFonts w:asciiTheme="minorHAnsi" w:hAnsiTheme="minorHAnsi"/>
-          <w:noProof/>
-          <w:kern w:val="2"/>
-          <w:szCs w:val="24"/>
-          <w:lang w:val="es-CL" w:eastAsia="es-CL"/>
-          <w14:ligatures w14:val="standardContextual"/>
-        </w:rPr>
-      </w:pPr>
-      <w:del w:id="153" w:author="Diego Muñoz" w:date="2026-07-03T11:17:00Z" w16du:dateUtc="2026-07-03T15:17:00Z">
-        <w:r>
-          <w:rPr>
-            <w:rFonts w:cs="Times New Roman"/>
-            <w:noProof/>
-            <w:rPrChange w:id="154" w:author="Diego Muñoz" w:date="2026-07-03T11:17:00Z" w16du:dateUtc="2026-07-03T15:17:00Z">
-              <w:rPr>
-                <w:rStyle w:val="Hipervnculo"/>
-                <w:rFonts w:cs="Times New Roman"/>
-                <w:noProof/>
-              </w:rPr>
-            </w:rPrChange>
-          </w:rPr>
-          <w:delText>4.4. Herramientas y entorno de trabajo</w:delText>
-        </w:r>
-        <w:r>
-          <w:rPr>
-            <w:noProof/>
-            <w:webHidden/>
-          </w:rPr>
-          <w:tab/>
-        </w:r>
-        <w:r>
-          <w:rPr>
-            <w:noProof/>
-            <w:webHidden/>
-          </w:rPr>
-          <w:delText>12</w:delText>
-        </w:r>
-      </w:del>
-    </w:p>
-    <w:p>
-      <w:pPr>
-        <w:pStyle w:val="TDC2"/>
-        <w:tabs>
-          <w:tab w:val="right" w:leader="dot" w:pos="9112"/>
-        </w:tabs>
-        <w:rPr>
-          <w:del w:id="155" w:author="Diego Muñoz" w:date="2026-07-03T11:17:00Z" w16du:dateUtc="2026-07-03T15:17:00Z"/>
-          <w:rFonts w:asciiTheme="minorHAnsi" w:hAnsiTheme="minorHAnsi"/>
-          <w:noProof/>
-          <w:kern w:val="2"/>
-          <w:szCs w:val="24"/>
-          <w:lang w:val="es-CL" w:eastAsia="es-CL"/>
-          <w14:ligatures w14:val="standardContextual"/>
-        </w:rPr>
-      </w:pPr>
-      <w:del w:id="156" w:author="Diego Muñoz" w:date="2026-07-03T11:17:00Z" w16du:dateUtc="2026-07-03T15:17:00Z">
-        <w:r>
-          <w:rPr>
-            <w:rFonts w:cs="Times New Roman"/>
-            <w:noProof/>
-            <w:rPrChange w:id="157" w:author="Diego Muñoz" w:date="2026-07-03T11:17:00Z" w16du:dateUtc="2026-07-03T15:17:00Z">
-              <w:rPr>
-                <w:rStyle w:val="Hipervnculo"/>
-                <w:rFonts w:cs="Times New Roman"/>
-                <w:noProof/>
-              </w:rPr>
-            </w:rPrChange>
-          </w:rPr>
-          <w:delText>5.1. Levantamiento de procesos</w:delText>
-        </w:r>
-        <w:r>
-          <w:rPr>
-            <w:noProof/>
-            <w:webHidden/>
-          </w:rPr>
-          <w:tab/>
-        </w:r>
-        <w:r>
-          <w:rPr>
-            <w:noProof/>
-            <w:webHidden/>
-          </w:rPr>
-          <w:delText>12</w:delText>
-        </w:r>
-      </w:del>
-    </w:p>
-    <w:p>
-      <w:pPr>
-        <w:pStyle w:val="TDC2"/>
-        <w:tabs>
-          <w:tab w:val="right" w:leader="dot" w:pos="9112"/>
-        </w:tabs>
-        <w:rPr>
-          <w:del w:id="158" w:author="Diego Muñoz" w:date="2026-07-03T11:17:00Z" w16du:dateUtc="2026-07-03T15:17:00Z"/>
-          <w:rFonts w:asciiTheme="minorHAnsi" w:hAnsiTheme="minorHAnsi"/>
-          <w:noProof/>
-          <w:kern w:val="2"/>
-          <w:szCs w:val="24"/>
-          <w:lang w:val="es-CL" w:eastAsia="es-CL"/>
-          <w14:ligatures w14:val="standardContextual"/>
-        </w:rPr>
-      </w:pPr>
-      <w:del w:id="159" w:author="Diego Muñoz" w:date="2026-07-03T11:17:00Z" w16du:dateUtc="2026-07-03T15:17:00Z">
-        <w:r>
-          <w:rPr>
-            <w:rFonts w:cs="Times New Roman"/>
-            <w:noProof/>
-            <w:rPrChange w:id="160" w:author="Diego Muñoz" w:date="2026-07-03T11:17:00Z" w16du:dateUtc="2026-07-03T15:17:00Z">
-              <w:rPr>
-                <w:rStyle w:val="Hipervnculo"/>
-                <w:rFonts w:cs="Times New Roman"/>
-                <w:noProof/>
-              </w:rPr>
-            </w:rPrChange>
-          </w:rPr>
-          <w:delText>5.2. Requisitos del sistema</w:delText>
-        </w:r>
-        <w:r>
-          <w:rPr>
-            <w:noProof/>
-            <w:webHidden/>
-          </w:rPr>
-          <w:tab/>
-        </w:r>
-        <w:r>
-          <w:rPr>
-            <w:noProof/>
-            <w:webHidden/>
-          </w:rPr>
-          <w:delText>13</w:delText>
-        </w:r>
-      </w:del>
-    </w:p>
-    <w:p>
-      <w:pPr>
-        <w:pStyle w:val="TDC3"/>
-        <w:tabs>
-          <w:tab w:val="right" w:leader="dot" w:pos="9112"/>
-        </w:tabs>
-        <w:rPr>
-          <w:del w:id="161" w:author="Diego Muñoz" w:date="2026-07-03T11:17:00Z" w16du:dateUtc="2026-07-03T15:17:00Z"/>
-          <w:rFonts w:asciiTheme="minorHAnsi" w:hAnsiTheme="minorHAnsi"/>
-          <w:noProof/>
-          <w:kern w:val="2"/>
-          <w:szCs w:val="24"/>
-          <w:lang w:val="es-CL" w:eastAsia="es-CL"/>
-          <w14:ligatures w14:val="standardContextual"/>
-        </w:rPr>
-      </w:pPr>
-      <w:del w:id="162" w:author="Diego Muñoz" w:date="2026-07-03T11:17:00Z" w16du:dateUtc="2026-07-03T15:17:00Z">
-        <w:r>
-          <w:rPr>
-            <w:rFonts w:cs="Times New Roman"/>
-            <w:noProof/>
-            <w:rPrChange w:id="163" w:author="Diego Muñoz" w:date="2026-07-03T11:17:00Z" w16du:dateUtc="2026-07-03T15:17:00Z">
-              <w:rPr>
-                <w:rStyle w:val="Hipervnculo"/>
-                <w:rFonts w:cs="Times New Roman"/>
-                <w:noProof/>
-              </w:rPr>
-            </w:rPrChange>
-          </w:rPr>
-          <w:delText>5.2.1. Requisitos funcionales</w:delText>
-        </w:r>
-        <w:r>
-          <w:rPr>
-            <w:noProof/>
-            <w:webHidden/>
-          </w:rPr>
-          <w:tab/>
-        </w:r>
-        <w:r>
-          <w:rPr>
-            <w:noProof/>
-            <w:webHidden/>
-          </w:rPr>
-          <w:delText>13</w:delText>
-        </w:r>
-      </w:del>
-    </w:p>
-    <w:p>
-      <w:pPr>
-        <w:pStyle w:val="TDC3"/>
-        <w:tabs>
-          <w:tab w:val="right" w:leader="dot" w:pos="9112"/>
-        </w:tabs>
-        <w:rPr>
-          <w:del w:id="164" w:author="Diego Muñoz" w:date="2026-07-03T11:17:00Z" w16du:dateUtc="2026-07-03T15:17:00Z"/>
-          <w:rFonts w:asciiTheme="minorHAnsi" w:hAnsiTheme="minorHAnsi"/>
-          <w:noProof/>
-          <w:kern w:val="2"/>
-          <w:szCs w:val="24"/>
-          <w:lang w:val="es-CL" w:eastAsia="es-CL"/>
-          <w14:ligatures w14:val="standardContextual"/>
-        </w:rPr>
-      </w:pPr>
-      <w:del w:id="165" w:author="Diego Muñoz" w:date="2026-07-03T11:17:00Z" w16du:dateUtc="2026-07-03T15:17:00Z">
-        <w:r>
-          <w:rPr>
-            <w:rFonts w:cs="Times New Roman"/>
-            <w:noProof/>
-            <w:rPrChange w:id="166" w:author="Diego Muñoz" w:date="2026-07-03T11:17:00Z" w16du:dateUtc="2026-07-03T15:17:00Z">
-              <w:rPr>
-                <w:rStyle w:val="Hipervnculo"/>
-                <w:rFonts w:cs="Times New Roman"/>
-                <w:noProof/>
-              </w:rPr>
-            </w:rPrChange>
-          </w:rPr>
-          <w:delText>5.2.2. Requisitos no funcionales</w:delText>
-        </w:r>
-        <w:r>
-          <w:rPr>
-            <w:noProof/>
-            <w:webHidden/>
-          </w:rPr>
-          <w:tab/>
-        </w:r>
-        <w:r>
-          <w:rPr>
-            <w:noProof/>
-            <w:webHidden/>
-          </w:rPr>
-          <w:delText>14</w:delText>
-        </w:r>
-      </w:del>
-    </w:p>
-    <w:p>
-      <w:pPr>
-        <w:pStyle w:val="TDC2"/>
-        <w:tabs>
-          <w:tab w:val="right" w:leader="dot" w:pos="9112"/>
-        </w:tabs>
-        <w:rPr>
-          <w:del w:id="167" w:author="Diego Muñoz" w:date="2026-07-03T11:17:00Z" w16du:dateUtc="2026-07-03T15:17:00Z"/>
-          <w:rFonts w:asciiTheme="minorHAnsi" w:hAnsiTheme="minorHAnsi"/>
-          <w:noProof/>
-          <w:kern w:val="2"/>
-          <w:szCs w:val="24"/>
-          <w:lang w:val="es-CL" w:eastAsia="es-CL"/>
-          <w14:ligatures w14:val="standardContextual"/>
-        </w:rPr>
-      </w:pPr>
-      <w:del w:id="168" w:author="Diego Muñoz" w:date="2026-07-03T11:17:00Z" w16du:dateUtc="2026-07-03T15:17:00Z">
-        <w:r>
-          <w:rPr>
-            <w:rFonts w:cs="Times New Roman"/>
-            <w:noProof/>
-            <w:rPrChange w:id="169" w:author="Diego Muñoz" w:date="2026-07-03T11:17:00Z" w16du:dateUtc="2026-07-03T15:17:00Z">
-              <w:rPr>
-                <w:rStyle w:val="Hipervnculo"/>
-                <w:rFonts w:cs="Times New Roman"/>
-                <w:noProof/>
-              </w:rPr>
-            </w:rPrChange>
-          </w:rPr>
-          <w:delText>5.3. Casos de uso</w:delText>
-        </w:r>
-        <w:r>
-          <w:rPr>
-            <w:noProof/>
-            <w:webHidden/>
-          </w:rPr>
-          <w:tab/>
-        </w:r>
-        <w:r>
-          <w:rPr>
-            <w:noProof/>
-            <w:webHidden/>
-          </w:rPr>
-          <w:delText>15</w:delText>
-        </w:r>
-      </w:del>
-    </w:p>
-    <w:p>
-      <w:pPr>
-        <w:pStyle w:val="TDC3"/>
-        <w:tabs>
-          <w:tab w:val="right" w:leader="dot" w:pos="9112"/>
-        </w:tabs>
-        <w:rPr>
-          <w:del w:id="170" w:author="Diego Muñoz" w:date="2026-07-03T11:17:00Z" w16du:dateUtc="2026-07-03T15:17:00Z"/>
-          <w:rFonts w:asciiTheme="minorHAnsi" w:hAnsiTheme="minorHAnsi"/>
-          <w:noProof/>
-          <w:kern w:val="2"/>
-          <w:szCs w:val="24"/>
-          <w:lang w:val="es-CL" w:eastAsia="es-CL"/>
-          <w14:ligatures w14:val="standardContextual"/>
-        </w:rPr>
-      </w:pPr>
-      <w:del w:id="171" w:author="Diego Muñoz" w:date="2026-07-03T11:17:00Z" w16du:dateUtc="2026-07-03T15:17:00Z">
-        <w:r>
-          <w:rPr>
-            <w:rFonts w:cs="Times New Roman"/>
-            <w:noProof/>
-            <w:rPrChange w:id="172" w:author="Diego Muñoz" w:date="2026-07-03T11:17:00Z" w16du:dateUtc="2026-07-03T15:17:00Z">
-              <w:rPr>
-                <w:rStyle w:val="Hipervnculo"/>
-                <w:rFonts w:cs="Times New Roman"/>
-                <w:noProof/>
-              </w:rPr>
-            </w:rPrChange>
-          </w:rPr>
-          <w:delText>5.3.1. Caso de uso extendido: emitir alerta SOS</w:delText>
-        </w:r>
-        <w:r>
-          <w:rPr>
-            <w:noProof/>
-            <w:webHidden/>
-          </w:rPr>
-          <w:tab/>
-        </w:r>
-        <w:r>
-          <w:rPr>
-            <w:noProof/>
-            <w:webHidden/>
-          </w:rPr>
-          <w:delText>15</w:delText>
-        </w:r>
-      </w:del>
-    </w:p>
-    <w:p>
-      <w:pPr>
-        <w:pStyle w:val="TDC2"/>
-        <w:tabs>
-          <w:tab w:val="right" w:leader="dot" w:pos="9112"/>
-        </w:tabs>
-        <w:rPr>
-          <w:del w:id="173" w:author="Diego Muñoz" w:date="2026-07-03T11:17:00Z" w16du:dateUtc="2026-07-03T15:17:00Z"/>
-          <w:rFonts w:asciiTheme="minorHAnsi" w:hAnsiTheme="minorHAnsi"/>
-          <w:noProof/>
-          <w:kern w:val="2"/>
-          <w:szCs w:val="24"/>
-          <w:lang w:val="es-CL" w:eastAsia="es-CL"/>
-          <w14:ligatures w14:val="standardContextual"/>
-        </w:rPr>
-      </w:pPr>
-      <w:del w:id="174" w:author="Diego Muñoz" w:date="2026-07-03T11:17:00Z" w16du:dateUtc="2026-07-03T15:17:00Z">
-        <w:r>
-          <w:rPr>
-            <w:rFonts w:cs="Times New Roman"/>
-            <w:noProof/>
-            <w:rPrChange w:id="175" w:author="Diego Muñoz" w:date="2026-07-03T11:17:00Z" w16du:dateUtc="2026-07-03T15:17:00Z">
-              <w:rPr>
-                <w:rStyle w:val="Hipervnculo"/>
-                <w:rFonts w:cs="Times New Roman"/>
-                <w:noProof/>
-              </w:rPr>
-            </w:rPrChange>
-          </w:rPr>
-          <w:delText>5.4. Objetivos</w:delText>
-        </w:r>
-        <w:r>
-          <w:rPr>
-            <w:noProof/>
-            <w:webHidden/>
-          </w:rPr>
-          <w:tab/>
-        </w:r>
-        <w:r>
-          <w:rPr>
-            <w:noProof/>
-            <w:webHidden/>
-          </w:rPr>
-          <w:delText>16</w:delText>
-        </w:r>
-      </w:del>
-    </w:p>
-    <w:p>
-      <w:pPr>
-        <w:pStyle w:val="TDC3"/>
-        <w:tabs>
-          <w:tab w:val="right" w:leader="dot" w:pos="9112"/>
-        </w:tabs>
-        <w:rPr>
-          <w:del w:id="176" w:author="Diego Muñoz" w:date="2026-07-03T11:17:00Z" w16du:dateUtc="2026-07-03T15:17:00Z"/>
-          <w:rFonts w:asciiTheme="minorHAnsi" w:hAnsiTheme="minorHAnsi"/>
-          <w:noProof/>
-          <w:kern w:val="2"/>
-          <w:szCs w:val="24"/>
-          <w:lang w:val="es-CL" w:eastAsia="es-CL"/>
-          <w14:ligatures w14:val="standardContextual"/>
-        </w:rPr>
-      </w:pPr>
-      <w:del w:id="177" w:author="Diego Muñoz" w:date="2026-07-03T11:17:00Z" w16du:dateUtc="2026-07-03T15:17:00Z">
-        <w:r>
-          <w:rPr>
-            <w:rFonts w:cs="Times New Roman"/>
-            <w:noProof/>
-            <w:rPrChange w:id="178" w:author="Diego Muñoz" w:date="2026-07-03T11:17:00Z" w16du:dateUtc="2026-07-03T15:17:00Z">
-              <w:rPr>
-                <w:rStyle w:val="Hipervnculo"/>
-                <w:rFonts w:cs="Times New Roman"/>
-                <w:noProof/>
-              </w:rPr>
-            </w:rPrChange>
-          </w:rPr>
-          <w:delText>5.4.1. Objetivo general</w:delText>
-        </w:r>
-        <w:r>
-          <w:rPr>
-            <w:noProof/>
-            <w:webHidden/>
-          </w:rPr>
-          <w:tab/>
-        </w:r>
-        <w:r>
-          <w:rPr>
-            <w:noProof/>
-            <w:webHidden/>
-          </w:rPr>
-          <w:delText>16</w:delText>
-        </w:r>
-      </w:del>
-    </w:p>
-    <w:p>
-      <w:pPr>
-        <w:pStyle w:val="TDC3"/>
-        <w:tabs>
-          <w:tab w:val="right" w:leader="dot" w:pos="9112"/>
-        </w:tabs>
-        <w:rPr>
-          <w:del w:id="179" w:author="Diego Muñoz" w:date="2026-07-03T11:17:00Z" w16du:dateUtc="2026-07-03T15:17:00Z"/>
-          <w:rFonts w:asciiTheme="minorHAnsi" w:hAnsiTheme="minorHAnsi"/>
-          <w:noProof/>
-          <w:kern w:val="2"/>
-          <w:szCs w:val="24"/>
-          <w:lang w:val="es-CL" w:eastAsia="es-CL"/>
-          <w14:ligatures w14:val="standardContextual"/>
-        </w:rPr>
-      </w:pPr>
-      <w:del w:id="180" w:author="Diego Muñoz" w:date="2026-07-03T11:17:00Z" w16du:dateUtc="2026-07-03T15:17:00Z">
-        <w:r>
-          <w:rPr>
-            <w:rFonts w:cs="Times New Roman"/>
-            <w:noProof/>
-            <w:rPrChange w:id="181" w:author="Diego Muñoz" w:date="2026-07-03T11:17:00Z" w16du:dateUtc="2026-07-03T15:17:00Z">
-              <w:rPr>
-                <w:rStyle w:val="Hipervnculo"/>
-                <w:rFonts w:cs="Times New Roman"/>
-                <w:noProof/>
-              </w:rPr>
-            </w:rPrChange>
-          </w:rPr>
-          <w:delText>5.4.2. Objetivos específicos</w:delText>
-        </w:r>
-        <w:r>
-          <w:rPr>
-            <w:noProof/>
-            <w:webHidden/>
-          </w:rPr>
-          <w:tab/>
-        </w:r>
-        <w:r>
-          <w:rPr>
-            <w:noProof/>
-            <w:webHidden/>
-          </w:rPr>
-          <w:delText>16</w:delText>
-        </w:r>
-      </w:del>
-    </w:p>
-    <w:p>
-      <w:pPr>
-        <w:pStyle w:val="TDC2"/>
-        <w:tabs>
-          <w:tab w:val="right" w:leader="dot" w:pos="9112"/>
-        </w:tabs>
-        <w:rPr>
-          <w:del w:id="182" w:author="Diego Muñoz" w:date="2026-07-03T11:17:00Z" w16du:dateUtc="2026-07-03T15:17:00Z"/>
-          <w:rFonts w:asciiTheme="minorHAnsi" w:hAnsiTheme="minorHAnsi"/>
-          <w:noProof/>
-          <w:kern w:val="2"/>
-          <w:szCs w:val="24"/>
-          <w:lang w:val="es-CL" w:eastAsia="es-CL"/>
-          <w14:ligatures w14:val="standardContextual"/>
-        </w:rPr>
-      </w:pPr>
-      <w:del w:id="183" w:author="Diego Muñoz" w:date="2026-07-03T11:17:00Z" w16du:dateUtc="2026-07-03T15:17:00Z">
-        <w:r>
-          <w:rPr>
-            <w:rFonts w:cs="Times New Roman"/>
-            <w:noProof/>
-            <w:rPrChange w:id="184" w:author="Diego Muñoz" w:date="2026-07-03T11:17:00Z" w16du:dateUtc="2026-07-03T15:17:00Z">
-              <w:rPr>
-                <w:rStyle w:val="Hipervnculo"/>
-                <w:rFonts w:cs="Times New Roman"/>
-                <w:noProof/>
-              </w:rPr>
-            </w:rPrChange>
-          </w:rPr>
-          <w:delText>6.1. Vista lógica</w:delText>
-        </w:r>
-        <w:r>
-          <w:rPr>
-            <w:noProof/>
-            <w:webHidden/>
-          </w:rPr>
-          <w:tab/>
-        </w:r>
-        <w:r>
-          <w:rPr>
-            <w:noProof/>
-            <w:webHidden/>
-          </w:rPr>
-          <w:delText>17</w:delText>
-        </w:r>
-      </w:del>
-    </w:p>
-    <w:p>
-      <w:pPr>
-        <w:pStyle w:val="TDC2"/>
-        <w:tabs>
-          <w:tab w:val="right" w:leader="dot" w:pos="9112"/>
-        </w:tabs>
-        <w:rPr>
-          <w:del w:id="185" w:author="Diego Muñoz" w:date="2026-07-03T11:17:00Z" w16du:dateUtc="2026-07-03T15:17:00Z"/>
-          <w:rFonts w:asciiTheme="minorHAnsi" w:hAnsiTheme="minorHAnsi"/>
-          <w:noProof/>
-          <w:kern w:val="2"/>
-          <w:szCs w:val="24"/>
-          <w:lang w:val="es-CL" w:eastAsia="es-CL"/>
-          <w14:ligatures w14:val="standardContextual"/>
-        </w:rPr>
-      </w:pPr>
-      <w:del w:id="186" w:author="Diego Muñoz" w:date="2026-07-03T11:17:00Z" w16du:dateUtc="2026-07-03T15:17:00Z">
-        <w:r>
-          <w:rPr>
-            <w:rFonts w:cs="Times New Roman"/>
-            <w:noProof/>
-            <w:rPrChange w:id="187" w:author="Diego Muñoz" w:date="2026-07-03T11:17:00Z" w16du:dateUtc="2026-07-03T15:17:00Z">
-              <w:rPr>
-                <w:rStyle w:val="Hipervnculo"/>
-                <w:rFonts w:cs="Times New Roman"/>
-                <w:noProof/>
-              </w:rPr>
-            </w:rPrChange>
-          </w:rPr>
-          <w:delText>6.2. Vista de proceso</w:delText>
-        </w:r>
-        <w:r>
-          <w:rPr>
-            <w:noProof/>
-            <w:webHidden/>
-          </w:rPr>
-          <w:tab/>
-        </w:r>
-        <w:r>
-          <w:rPr>
-            <w:noProof/>
-            <w:webHidden/>
-          </w:rPr>
-          <w:delText>18</w:delText>
-        </w:r>
-      </w:del>
-    </w:p>
-    <w:p>
-      <w:pPr>
-        <w:pStyle w:val="TDC3"/>
-        <w:tabs>
-          <w:tab w:val="right" w:leader="dot" w:pos="9112"/>
-        </w:tabs>
-        <w:rPr>
-          <w:del w:id="188" w:author="Diego Muñoz" w:date="2026-07-03T11:17:00Z" w16du:dateUtc="2026-07-03T15:17:00Z"/>
-          <w:rFonts w:asciiTheme="minorHAnsi" w:hAnsiTheme="minorHAnsi"/>
-          <w:noProof/>
-          <w:kern w:val="2"/>
-          <w:szCs w:val="24"/>
-          <w:lang w:val="es-CL" w:eastAsia="es-CL"/>
-          <w14:ligatures w14:val="standardContextual"/>
-        </w:rPr>
-      </w:pPr>
-      <w:del w:id="189" w:author="Diego Muñoz" w:date="2026-07-03T11:17:00Z" w16du:dateUtc="2026-07-03T15:17:00Z">
-        <w:r>
-          <w:rPr>
-            <w:rFonts w:cs="Times New Roman"/>
-            <w:noProof/>
-            <w:rPrChange w:id="190" w:author="Diego Muñoz" w:date="2026-07-03T11:17:00Z" w16du:dateUtc="2026-07-03T15:17:00Z">
-              <w:rPr>
-                <w:rStyle w:val="Hipervnculo"/>
-                <w:rFonts w:cs="Times New Roman"/>
-                <w:noProof/>
-              </w:rPr>
-            </w:rPrChange>
-          </w:rPr>
-          <w:delText>6.2.1. Inicio de sesión</w:delText>
-        </w:r>
-        <w:r>
-          <w:rPr>
-            <w:noProof/>
-            <w:webHidden/>
-          </w:rPr>
-          <w:tab/>
-        </w:r>
-        <w:r>
-          <w:rPr>
-            <w:noProof/>
-            <w:webHidden/>
-          </w:rPr>
-          <w:delText>18</w:delText>
-        </w:r>
-      </w:del>
-    </w:p>
-    <w:p>
-      <w:pPr>
-        <w:pStyle w:val="TDC3"/>
-        <w:tabs>
-          <w:tab w:val="right" w:leader="dot" w:pos="9112"/>
-        </w:tabs>
-        <w:rPr>
-          <w:del w:id="191" w:author="Diego Muñoz" w:date="2026-07-03T11:17:00Z" w16du:dateUtc="2026-07-03T15:17:00Z"/>
-          <w:rFonts w:asciiTheme="minorHAnsi" w:hAnsiTheme="minorHAnsi"/>
-          <w:noProof/>
-          <w:kern w:val="2"/>
-          <w:szCs w:val="24"/>
-          <w:lang w:val="es-CL" w:eastAsia="es-CL"/>
-          <w14:ligatures w14:val="standardContextual"/>
-        </w:rPr>
-      </w:pPr>
-      <w:del w:id="192" w:author="Diego Muñoz" w:date="2026-07-03T11:17:00Z" w16du:dateUtc="2026-07-03T15:17:00Z">
-        <w:r>
-          <w:rPr>
-            <w:rFonts w:cs="Times New Roman"/>
-            <w:noProof/>
-            <w:rPrChange w:id="193" w:author="Diego Muñoz" w:date="2026-07-03T11:17:00Z" w16du:dateUtc="2026-07-03T15:17:00Z">
-              <w:rPr>
-                <w:rStyle w:val="Hipervnculo"/>
-                <w:rFonts w:cs="Times New Roman"/>
-                <w:noProof/>
-              </w:rPr>
-            </w:rPrChange>
-          </w:rPr>
-          <w:delText>6.2.2. Alerta SOS</w:delText>
-        </w:r>
-        <w:r>
-          <w:rPr>
-            <w:noProof/>
-            <w:webHidden/>
-          </w:rPr>
-          <w:tab/>
-        </w:r>
-        <w:r>
-          <w:rPr>
-            <w:noProof/>
-            <w:webHidden/>
-          </w:rPr>
-          <w:delText>18</w:delText>
-        </w:r>
-      </w:del>
-    </w:p>
-    <w:p>
-      <w:pPr>
-        <w:pStyle w:val="TDC3"/>
-        <w:tabs>
-          <w:tab w:val="right" w:leader="dot" w:pos="9112"/>
-        </w:tabs>
-        <w:rPr>
-          <w:del w:id="194" w:author="Diego Muñoz" w:date="2026-07-03T11:17:00Z" w16du:dateUtc="2026-07-03T15:17:00Z"/>
-          <w:rFonts w:asciiTheme="minorHAnsi" w:hAnsiTheme="minorHAnsi"/>
-          <w:noProof/>
-          <w:kern w:val="2"/>
-          <w:szCs w:val="24"/>
-          <w:lang w:val="es-CL" w:eastAsia="es-CL"/>
-          <w14:ligatures w14:val="standardContextual"/>
-        </w:rPr>
-      </w:pPr>
-      <w:del w:id="195" w:author="Diego Muñoz" w:date="2026-07-03T11:17:00Z" w16du:dateUtc="2026-07-03T15:17:00Z">
-        <w:r>
-          <w:rPr>
-            <w:rFonts w:cs="Times New Roman"/>
-            <w:noProof/>
-            <w:rPrChange w:id="196" w:author="Diego Muñoz" w:date="2026-07-03T11:17:00Z" w16du:dateUtc="2026-07-03T15:17:00Z">
-              <w:rPr>
-                <w:rStyle w:val="Hipervnculo"/>
-                <w:rFonts w:cs="Times New Roman"/>
-                <w:noProof/>
-              </w:rPr>
-            </w:rPrChange>
-          </w:rPr>
-          <w:delText>6.2.3. Partida de Memorice y seguimiento</w:delText>
-        </w:r>
-        <w:r>
-          <w:rPr>
-            <w:noProof/>
-            <w:webHidden/>
-          </w:rPr>
-          <w:tab/>
-        </w:r>
-        <w:r>
-          <w:rPr>
-            <w:noProof/>
-            <w:webHidden/>
-          </w:rPr>
-          <w:delText>19</w:delText>
-        </w:r>
-      </w:del>
-    </w:p>
-    <w:p>
-      <w:pPr>
-        <w:pStyle w:val="TDC3"/>
-        <w:tabs>
-          <w:tab w:val="right" w:leader="dot" w:pos="9112"/>
-        </w:tabs>
-        <w:rPr>
-          <w:del w:id="197" w:author="Diego Muñoz" w:date="2026-07-03T11:17:00Z" w16du:dateUtc="2026-07-03T15:17:00Z"/>
-          <w:rFonts w:asciiTheme="minorHAnsi" w:hAnsiTheme="minorHAnsi"/>
-          <w:noProof/>
-          <w:kern w:val="2"/>
-          <w:szCs w:val="24"/>
-          <w:lang w:val="es-CL" w:eastAsia="es-CL"/>
-          <w14:ligatures w14:val="standardContextual"/>
-        </w:rPr>
-      </w:pPr>
-      <w:del w:id="198" w:author="Diego Muñoz" w:date="2026-07-03T11:17:00Z" w16du:dateUtc="2026-07-03T15:17:00Z">
-        <w:r>
-          <w:rPr>
-            <w:rFonts w:cs="Times New Roman"/>
-            <w:noProof/>
-            <w:rPrChange w:id="199" w:author="Diego Muñoz" w:date="2026-07-03T11:17:00Z" w16du:dateUtc="2026-07-03T15:17:00Z">
-              <w:rPr>
-                <w:rStyle w:val="Hipervnculo"/>
-                <w:rFonts w:cs="Times New Roman"/>
-                <w:noProof/>
-              </w:rPr>
-            </w:rPrChange>
-          </w:rPr>
-          <w:delText>6.2.4. Recordatorio de toma olvidada</w:delText>
-        </w:r>
-        <w:r>
-          <w:rPr>
-            <w:noProof/>
-            <w:webHidden/>
-          </w:rPr>
-          <w:tab/>
-        </w:r>
-        <w:r>
-          <w:rPr>
-            <w:noProof/>
-            <w:webHidden/>
-          </w:rPr>
-          <w:delText>19</w:delText>
-        </w:r>
-      </w:del>
-    </w:p>
-    <w:p>
-      <w:pPr>
-        <w:pStyle w:val="TDC2"/>
-        <w:tabs>
-          <w:tab w:val="right" w:leader="dot" w:pos="9112"/>
-        </w:tabs>
-        <w:rPr>
-          <w:del w:id="200" w:author="Diego Muñoz" w:date="2026-07-03T11:17:00Z" w16du:dateUtc="2026-07-03T15:17:00Z"/>
-          <w:rFonts w:asciiTheme="minorHAnsi" w:hAnsiTheme="minorHAnsi"/>
-          <w:noProof/>
-          <w:kern w:val="2"/>
-          <w:szCs w:val="24"/>
-          <w:lang w:val="es-CL" w:eastAsia="es-CL"/>
-          <w14:ligatures w14:val="standardContextual"/>
-        </w:rPr>
-      </w:pPr>
-      <w:del w:id="201" w:author="Diego Muñoz" w:date="2026-07-03T11:17:00Z" w16du:dateUtc="2026-07-03T15:17:00Z">
-        <w:r>
-          <w:rPr>
-            <w:rFonts w:cs="Times New Roman"/>
-            <w:noProof/>
-            <w:rPrChange w:id="202" w:author="Diego Muñoz" w:date="2026-07-03T11:17:00Z" w16du:dateUtc="2026-07-03T15:17:00Z">
-              <w:rPr>
-                <w:rStyle w:val="Hipervnculo"/>
-                <w:rFonts w:cs="Times New Roman"/>
-                <w:noProof/>
-              </w:rPr>
-            </w:rPrChange>
-          </w:rPr>
-          <w:delText>6.3. Vista de desarrollo</w:delText>
-        </w:r>
-        <w:r>
-          <w:rPr>
-            <w:noProof/>
-            <w:webHidden/>
-          </w:rPr>
-          <w:tab/>
-        </w:r>
-        <w:r>
-          <w:rPr>
-            <w:noProof/>
-            <w:webHidden/>
-          </w:rPr>
-          <w:delText>19</w:delText>
-        </w:r>
-      </w:del>
-    </w:p>
-    <w:p>
-      <w:pPr>
-        <w:pStyle w:val="TDC2"/>
-        <w:tabs>
-          <w:tab w:val="right" w:leader="dot" w:pos="9112"/>
-        </w:tabs>
-        <w:rPr>
-          <w:del w:id="203" w:author="Diego Muñoz" w:date="2026-07-03T11:17:00Z" w16du:dateUtc="2026-07-03T15:17:00Z"/>
-          <w:rFonts w:asciiTheme="minorHAnsi" w:hAnsiTheme="minorHAnsi"/>
-          <w:noProof/>
-          <w:kern w:val="2"/>
-          <w:szCs w:val="24"/>
-          <w:lang w:val="es-CL" w:eastAsia="es-CL"/>
-          <w14:ligatures w14:val="standardContextual"/>
-        </w:rPr>
-      </w:pPr>
-      <w:del w:id="204" w:author="Diego Muñoz" w:date="2026-07-03T11:17:00Z" w16du:dateUtc="2026-07-03T15:17:00Z">
-        <w:r>
-          <w:rPr>
-            <w:rFonts w:cs="Times New Roman"/>
-            <w:noProof/>
-            <w:rPrChange w:id="205" w:author="Diego Muñoz" w:date="2026-07-03T11:17:00Z" w16du:dateUtc="2026-07-03T15:17:00Z">
-              <w:rPr>
-                <w:rStyle w:val="Hipervnculo"/>
-                <w:rFonts w:cs="Times New Roman"/>
-                <w:noProof/>
-              </w:rPr>
-            </w:rPrChange>
-          </w:rPr>
-          <w:delText>6.4. Vista física</w:delText>
-        </w:r>
-        <w:r>
-          <w:rPr>
-            <w:noProof/>
-            <w:webHidden/>
-          </w:rPr>
-          <w:tab/>
-        </w:r>
-        <w:r>
-          <w:rPr>
-            <w:noProof/>
-            <w:webHidden/>
-          </w:rPr>
-          <w:delText>20</w:delText>
-        </w:r>
-      </w:del>
-    </w:p>
-    <w:p>
-      <w:pPr>
-        <w:pStyle w:val="TDC2"/>
-        <w:tabs>
-          <w:tab w:val="right" w:leader="dot" w:pos="9112"/>
-        </w:tabs>
-        <w:rPr>
-          <w:del w:id="206" w:author="Diego Muñoz" w:date="2026-07-03T11:17:00Z" w16du:dateUtc="2026-07-03T15:17:00Z"/>
-          <w:rFonts w:asciiTheme="minorHAnsi" w:hAnsiTheme="minorHAnsi"/>
-          <w:noProof/>
-          <w:kern w:val="2"/>
-          <w:szCs w:val="24"/>
-          <w:lang w:val="es-CL" w:eastAsia="es-CL"/>
-          <w14:ligatures w14:val="standardContextual"/>
-        </w:rPr>
-      </w:pPr>
-      <w:del w:id="207" w:author="Diego Muñoz" w:date="2026-07-03T11:17:00Z" w16du:dateUtc="2026-07-03T15:17:00Z">
-        <w:r>
-          <w:rPr>
-            <w:rFonts w:cs="Times New Roman"/>
-            <w:noProof/>
-            <w:rPrChange w:id="208" w:author="Diego Muñoz" w:date="2026-07-03T11:17:00Z" w16du:dateUtc="2026-07-03T15:17:00Z">
-              <w:rPr>
-                <w:rStyle w:val="Hipervnculo"/>
-                <w:rFonts w:cs="Times New Roman"/>
-                <w:noProof/>
-              </w:rPr>
-            </w:rPrChange>
-          </w:rPr>
-          <w:delText>6.5. Árbol de navegación</w:delText>
-        </w:r>
-        <w:r>
-          <w:rPr>
-            <w:noProof/>
-            <w:webHidden/>
-          </w:rPr>
-          <w:tab/>
-        </w:r>
-        <w:r>
-          <w:rPr>
-            <w:noProof/>
-            <w:webHidden/>
-          </w:rPr>
-          <w:delText>21</w:delText>
-        </w:r>
-      </w:del>
-    </w:p>
-    <w:p>
-      <w:pPr>
-        <w:pStyle w:val="TDC2"/>
-        <w:tabs>
-          <w:tab w:val="right" w:leader="dot" w:pos="9112"/>
-        </w:tabs>
-        <w:rPr>
-          <w:del w:id="209" w:author="Diego Muñoz" w:date="2026-07-03T11:17:00Z" w16du:dateUtc="2026-07-03T15:17:00Z"/>
-          <w:rFonts w:asciiTheme="minorHAnsi" w:hAnsiTheme="minorHAnsi"/>
-          <w:noProof/>
-          <w:kern w:val="2"/>
-          <w:szCs w:val="24"/>
-          <w:lang w:val="es-CL" w:eastAsia="es-CL"/>
-          <w14:ligatures w14:val="standardContextual"/>
-        </w:rPr>
-      </w:pPr>
-      <w:del w:id="210" w:author="Diego Muñoz" w:date="2026-07-03T11:17:00Z" w16du:dateUtc="2026-07-03T15:17:00Z">
-        <w:r>
-          <w:rPr>
-            <w:rFonts w:cs="Times New Roman"/>
-            <w:noProof/>
-            <w:rPrChange w:id="211" w:author="Diego Muñoz" w:date="2026-07-03T11:17:00Z" w16du:dateUtc="2026-07-03T15:17:00Z">
-              <w:rPr>
-                <w:rStyle w:val="Hipervnculo"/>
-                <w:rFonts w:cs="Times New Roman"/>
-                <w:noProof/>
-              </w:rPr>
-            </w:rPrChange>
-          </w:rPr>
-          <w:delText>6.6. Vistas de la aplicación</w:delText>
-        </w:r>
-        <w:r>
-          <w:rPr>
-            <w:noProof/>
-            <w:webHidden/>
-          </w:rPr>
-          <w:tab/>
-        </w:r>
-        <w:r>
-          <w:rPr>
-            <w:noProof/>
-            <w:webHidden/>
-          </w:rPr>
-          <w:delText>22</w:delText>
-        </w:r>
-      </w:del>
-    </w:p>
-    <w:p>
-      <w:pPr>
-        <w:pStyle w:val="TDC2"/>
-        <w:tabs>
-          <w:tab w:val="right" w:leader="dot" w:pos="9112"/>
-        </w:tabs>
-        <w:rPr>
-          <w:del w:id="212" w:author="Diego Muñoz" w:date="2026-07-03T11:17:00Z" w16du:dateUtc="2026-07-03T15:17:00Z"/>
-          <w:rFonts w:asciiTheme="minorHAnsi" w:hAnsiTheme="minorHAnsi"/>
-          <w:noProof/>
-          <w:kern w:val="2"/>
-          <w:szCs w:val="24"/>
-          <w:lang w:val="es-CL" w:eastAsia="es-CL"/>
-          <w14:ligatures w14:val="standardContextual"/>
-        </w:rPr>
-      </w:pPr>
-      <w:del w:id="213" w:author="Diego Muñoz" w:date="2026-07-03T11:17:00Z" w16du:dateUtc="2026-07-03T15:17:00Z">
-        <w:r>
-          <w:rPr>
-            <w:rFonts w:cs="Times New Roman"/>
-            <w:noProof/>
-            <w:rPrChange w:id="214" w:author="Diego Muñoz" w:date="2026-07-03T11:17:00Z" w16du:dateUtc="2026-07-03T15:17:00Z">
-              <w:rPr>
-                <w:rStyle w:val="Hipervnculo"/>
-                <w:rFonts w:cs="Times New Roman"/>
-                <w:noProof/>
-              </w:rPr>
-            </w:rPrChange>
-          </w:rPr>
-          <w:delText>7.1. Estrategia de pruebas</w:delText>
-        </w:r>
-        <w:r>
-          <w:rPr>
-            <w:noProof/>
-            <w:webHidden/>
-          </w:rPr>
-          <w:tab/>
-        </w:r>
-        <w:r>
-          <w:rPr>
-            <w:noProof/>
-            <w:webHidden/>
-          </w:rPr>
-          <w:delText>29</w:delText>
-        </w:r>
-      </w:del>
-    </w:p>
-    <w:p>
-      <w:pPr>
-        <w:pStyle w:val="TDC2"/>
-        <w:tabs>
-          <w:tab w:val="right" w:leader="dot" w:pos="9112"/>
-        </w:tabs>
-        <w:rPr>
-          <w:del w:id="215" w:author="Diego Muñoz" w:date="2026-07-03T11:17:00Z" w16du:dateUtc="2026-07-03T15:17:00Z"/>
-          <w:rFonts w:asciiTheme="minorHAnsi" w:hAnsiTheme="minorHAnsi"/>
-          <w:noProof/>
-          <w:kern w:val="2"/>
-          <w:szCs w:val="24"/>
-          <w:lang w:val="es-CL" w:eastAsia="es-CL"/>
-          <w14:ligatures w14:val="standardContextual"/>
-        </w:rPr>
-      </w:pPr>
-      <w:del w:id="216" w:author="Diego Muñoz" w:date="2026-07-03T11:17:00Z" w16du:dateUtc="2026-07-03T15:17:00Z">
-        <w:r>
-          <w:rPr>
-            <w:rFonts w:cs="Times New Roman"/>
-            <w:noProof/>
-            <w:rPrChange w:id="217" w:author="Diego Muñoz" w:date="2026-07-03T11:17:00Z" w16du:dateUtc="2026-07-03T15:17:00Z">
-              <w:rPr>
-                <w:rStyle w:val="Hipervnculo"/>
-                <w:rFonts w:cs="Times New Roman"/>
-                <w:noProof/>
-              </w:rPr>
-            </w:rPrChange>
-          </w:rPr>
-          <w:delText>7.2. Casos de prueba (caja negra)</w:delText>
-        </w:r>
-        <w:r>
-          <w:rPr>
-            <w:noProof/>
-            <w:webHidden/>
-          </w:rPr>
-          <w:tab/>
-        </w:r>
-        <w:r>
-          <w:rPr>
-            <w:noProof/>
-            <w:webHidden/>
-          </w:rPr>
-          <w:delText>29</w:delText>
-        </w:r>
-      </w:del>
-    </w:p>
-    <w:p>
-      <w:pPr>
-        <w:pStyle w:val="TDC1"/>
-        <w:tabs>
-          <w:tab w:val="right" w:leader="dot" w:pos="9112"/>
-        </w:tabs>
-        <w:rPr>
-          <w:del w:id="218" w:author="Diego Muñoz" w:date="2026-07-03T11:17:00Z" w16du:dateUtc="2026-07-03T15:17:00Z"/>
-          <w:rFonts w:asciiTheme="minorHAnsi" w:hAnsiTheme="minorHAnsi"/>
-          <w:noProof/>
-          <w:kern w:val="2"/>
-          <w:szCs w:val="24"/>
-          <w:lang w:val="es-CL" w:eastAsia="es-CL"/>
-          <w14:ligatures w14:val="standardContextual"/>
-        </w:rPr>
-      </w:pPr>
-      <w:del w:id="219" w:author="Diego Muñoz" w:date="2026-07-03T11:17:00Z" w16du:dateUtc="2026-07-03T15:17:00Z">
-        <w:r>
-          <w:rPr>
-            <w:rFonts w:cs="Times New Roman"/>
-            <w:noProof/>
-            <w:rPrChange w:id="220" w:author="Diego Muñoz" w:date="2026-07-03T11:17:00Z" w16du:dateUtc="2026-07-03T15:17:00Z">
-              <w:rPr>
-                <w:rStyle w:val="Hipervnculo"/>
-                <w:rFonts w:cs="Times New Roman"/>
-                <w:noProof/>
-              </w:rPr>
-            </w:rPrChange>
-          </w:rPr>
-          <w:delText>8. Planificación y avance por incrementos</w:delText>
-        </w:r>
-        <w:r>
-          <w:rPr>
-            <w:noProof/>
-            <w:webHidden/>
-          </w:rPr>
-          <w:tab/>
-        </w:r>
-        <w:r>
-          <w:rPr>
-            <w:noProof/>
-            <w:webHidden/>
-          </w:rPr>
-          <w:delText>30</w:delText>
-        </w:r>
-      </w:del>
-    </w:p>
-    <w:p>
-      <w:pPr>
-        <w:pStyle w:val="TDC2"/>
-        <w:tabs>
-          <w:tab w:val="right" w:leader="dot" w:pos="9112"/>
-        </w:tabs>
-        <w:rPr>
-          <w:del w:id="221" w:author="Diego Muñoz" w:date="2026-07-03T11:17:00Z" w16du:dateUtc="2026-07-03T15:17:00Z"/>
-          <w:rFonts w:asciiTheme="minorHAnsi" w:hAnsiTheme="minorHAnsi"/>
-          <w:noProof/>
-          <w:kern w:val="2"/>
-          <w:szCs w:val="24"/>
-          <w:lang w:val="es-CL" w:eastAsia="es-CL"/>
-          <w14:ligatures w14:val="standardContextual"/>
-        </w:rPr>
-      </w:pPr>
-      <w:del w:id="222" w:author="Diego Muñoz" w:date="2026-07-03T11:17:00Z" w16du:dateUtc="2026-07-03T15:17:00Z">
-        <w:r>
-          <w:rPr>
-            <w:rFonts w:cs="Times New Roman"/>
-            <w:noProof/>
-            <w:rPrChange w:id="223" w:author="Diego Muñoz" w:date="2026-07-03T11:17:00Z" w16du:dateUtc="2026-07-03T15:17:00Z">
-              <w:rPr>
-                <w:rStyle w:val="Hipervnculo"/>
-                <w:rFonts w:cs="Times New Roman"/>
-                <w:noProof/>
-              </w:rPr>
-            </w:rPrChange>
-          </w:rPr>
-          <w:delText>8.1. Resumen de incrementos</w:delText>
-        </w:r>
-        <w:r>
-          <w:rPr>
-            <w:noProof/>
-            <w:webHidden/>
-          </w:rPr>
-          <w:tab/>
-        </w:r>
-        <w:r>
-          <w:rPr>
-            <w:noProof/>
-            <w:webHidden/>
-          </w:rPr>
-          <w:delText>30</w:delText>
-        </w:r>
-      </w:del>
-    </w:p>
-    <w:p>
-      <w:pPr>
-        <w:pStyle w:val="TDC2"/>
-        <w:tabs>
-          <w:tab w:val="right" w:leader="dot" w:pos="9112"/>
-        </w:tabs>
-        <w:rPr>
-          <w:del w:id="224" w:author="Diego Muñoz" w:date="2026-07-03T11:17:00Z" w16du:dateUtc="2026-07-03T15:17:00Z"/>
-          <w:rFonts w:asciiTheme="minorHAnsi" w:hAnsiTheme="minorHAnsi"/>
-          <w:noProof/>
-          <w:kern w:val="2"/>
-          <w:szCs w:val="24"/>
-          <w:lang w:val="es-CL" w:eastAsia="es-CL"/>
-          <w14:ligatures w14:val="standardContextual"/>
-        </w:rPr>
-      </w:pPr>
-      <w:del w:id="225" w:author="Diego Muñoz" w:date="2026-07-03T11:17:00Z" w16du:dateUtc="2026-07-03T15:17:00Z">
-        <w:r>
-          <w:rPr>
-            <w:rFonts w:cs="Times New Roman"/>
-            <w:noProof/>
-            <w:rPrChange w:id="226" w:author="Diego Muñoz" w:date="2026-07-03T11:17:00Z" w16du:dateUtc="2026-07-03T15:17:00Z">
-              <w:rPr>
-                <w:rStyle w:val="Hipervnculo"/>
-                <w:rFonts w:cs="Times New Roman"/>
-                <w:noProof/>
-              </w:rPr>
-            </w:rPrChange>
-          </w:rPr>
-          <w:delText>8.2. Estado actual del avance</w:delText>
-        </w:r>
-        <w:r>
-          <w:rPr>
-            <w:noProof/>
-            <w:webHidden/>
-          </w:rPr>
-          <w:tab/>
-        </w:r>
-        <w:r>
-          <w:rPr>
-            <w:noProof/>
-            <w:webHidden/>
-          </w:rPr>
-          <w:delText>30</w:delText>
-        </w:r>
-      </w:del>
-    </w:p>
-    <w:p>
-      <w:pPr>
-        <w:pStyle w:val="TDC2"/>
-        <w:tabs>
-          <w:tab w:val="right" w:leader="dot" w:pos="9112"/>
-        </w:tabs>
-        <w:rPr>
-          <w:del w:id="227" w:author="Diego Muñoz" w:date="2026-07-03T11:17:00Z" w16du:dateUtc="2026-07-03T15:17:00Z"/>
-          <w:rFonts w:asciiTheme="minorHAnsi" w:hAnsiTheme="minorHAnsi"/>
-          <w:noProof/>
-          <w:kern w:val="2"/>
-          <w:szCs w:val="24"/>
-          <w:lang w:val="es-CL" w:eastAsia="es-CL"/>
-          <w14:ligatures w14:val="standardContextual"/>
-        </w:rPr>
-      </w:pPr>
-      <w:del w:id="228" w:author="Diego Muñoz" w:date="2026-07-03T11:17:00Z" w16du:dateUtc="2026-07-03T15:17:00Z">
-        <w:r>
-          <w:rPr>
-            <w:rFonts w:cs="Times New Roman"/>
-            <w:noProof/>
-            <w:rPrChange w:id="229" w:author="Diego Muñoz" w:date="2026-07-03T11:17:00Z" w16du:dateUtc="2026-07-03T15:17:00Z">
-              <w:rPr>
-                <w:rStyle w:val="Hipervnculo"/>
-                <w:rFonts w:cs="Times New Roman"/>
-                <w:noProof/>
-              </w:rPr>
-            </w:rPrChange>
-          </w:rPr>
-          <w:delText>8.3. Retrospectiva</w:delText>
-        </w:r>
-        <w:r>
-          <w:rPr>
-            <w:noProof/>
-            <w:webHidden/>
-          </w:rPr>
-          <w:tab/>
-        </w:r>
-        <w:r>
-          <w:rPr>
-            <w:noProof/>
-            <w:webHidden/>
-          </w:rPr>
-          <w:delText>31</w:delText>
-        </w:r>
-      </w:del>
-    </w:p>
-    <w:p>
-      <w:pPr>
-        <w:pStyle w:val="TDC1"/>
-        <w:tabs>
-          <w:tab w:val="right" w:leader="dot" w:pos="9112"/>
-        </w:tabs>
-        <w:rPr>
-          <w:del w:id="230" w:author="Diego Muñoz" w:date="2026-07-03T11:17:00Z" w16du:dateUtc="2026-07-03T15:17:00Z"/>
-          <w:rFonts w:asciiTheme="minorHAnsi" w:hAnsiTheme="minorHAnsi"/>
-          <w:noProof/>
-          <w:kern w:val="2"/>
-          <w:szCs w:val="24"/>
-          <w:lang w:val="es-CL" w:eastAsia="es-CL"/>
-          <w14:ligatures w14:val="standardContextual"/>
-        </w:rPr>
-      </w:pPr>
-      <w:del w:id="231" w:author="Diego Muñoz" w:date="2026-07-03T11:17:00Z" w16du:dateUtc="2026-07-03T15:17:00Z">
-        <w:r>
-          <w:rPr>
-            <w:rFonts w:cs="Times New Roman"/>
-            <w:noProof/>
-            <w:rPrChange w:id="232" w:author="Diego Muñoz" w:date="2026-07-03T11:17:00Z" w16du:dateUtc="2026-07-03T15:17:00Z">
-              <w:rPr>
-                <w:rStyle w:val="Hipervnculo"/>
-                <w:rFonts w:cs="Times New Roman"/>
-                <w:noProof/>
-              </w:rPr>
-            </w:rPrChange>
-          </w:rPr>
-          <w:delText>10. Referencias</w:delText>
-        </w:r>
-        <w:r>
-          <w:rPr>
-            <w:noProof/>
-            <w:webHidden/>
-          </w:rPr>
-          <w:tab/>
-        </w:r>
-        <w:r>
-          <w:rPr>
-            <w:noProof/>
-            <w:webHidden/>
-          </w:rPr>
-          <w:delText>32</w:delText>
-        </w:r>
-      </w:del>
+      </w:hyperlink>
     </w:p>
     <w:p>
       <w:pPr>
@@ -7731,8 +3672,8 @@
           <w:color w:val="000000" w:themeColor="text1"/>
         </w:rPr>
       </w:pPr>
-      <w:bookmarkStart w:id="233" w:name="_Toc233934042"/>
-      <w:bookmarkStart w:id="234" w:name="_Toc233969878"/>
+      <w:bookmarkStart w:id="11" w:name="_Toc233934042"/>
+      <w:bookmarkStart w:id="12" w:name="_Toc233969878"/>
       <w:r>
         <w:rPr>
           <w:rFonts w:ascii="Times New Roman" w:hAnsi="Times New Roman" w:cs="Times New Roman"/>
@@ -7741,8 +3682,8 @@
         <w:lastRenderedPageBreak/>
         <w:t>Link del Repositorio</w:t>
       </w:r>
-      <w:bookmarkEnd w:id="233"/>
-      <w:bookmarkEnd w:id="234"/>
+      <w:bookmarkEnd w:id="11"/>
+      <w:bookmarkEnd w:id="12"/>
       <w:r>
         <w:rPr>
           <w:rFonts w:ascii="Times New Roman" w:hAnsi="Times New Roman" w:cs="Times New Roman"/>
@@ -7769,7 +3710,7 @@
           <w:color w:val="000000" w:themeColor="text1"/>
         </w:rPr>
       </w:pPr>
-      <w:bookmarkStart w:id="235" w:name="_Toc233969879"/>
+      <w:bookmarkStart w:id="13" w:name="_Toc233969879"/>
       <w:r>
         <w:rPr>
           <w:rFonts w:ascii="Times New Roman" w:hAnsi="Times New Roman" w:cs="Times New Roman"/>
@@ -7777,7 +3718,7 @@
         </w:rPr>
         <w:t>1. Introducción</w:t>
       </w:r>
-      <w:bookmarkEnd w:id="235"/>
+      <w:bookmarkEnd w:id="13"/>
     </w:p>
     <w:p>
       <w:r>
@@ -7842,7 +3783,7 @@
           <w:color w:val="000000" w:themeColor="text1"/>
         </w:rPr>
       </w:pPr>
-      <w:bookmarkStart w:id="236" w:name="_Toc233969880"/>
+      <w:bookmarkStart w:id="14" w:name="_Toc233969880"/>
       <w:r>
         <w:rPr>
           <w:rFonts w:ascii="Times New Roman" w:hAnsi="Times New Roman" w:cs="Times New Roman"/>
@@ -7850,7 +3791,7 @@
         </w:rPr>
         <w:t>2.1. Trabajos relacionados</w:t>
       </w:r>
-      <w:bookmarkEnd w:id="236"/>
+      <w:bookmarkEnd w:id="14"/>
     </w:p>
     <w:p>
       <w:r>
@@ -7865,7 +3806,7 @@
           <w:color w:val="000000" w:themeColor="text1"/>
         </w:rPr>
       </w:pPr>
-      <w:bookmarkStart w:id="237" w:name="_Toc233969881"/>
+      <w:bookmarkStart w:id="15" w:name="_Toc233969881"/>
       <w:r>
         <w:rPr>
           <w:rFonts w:cs="Times New Roman"/>
@@ -7873,7 +3814,7 @@
         </w:rPr>
         <w:t>2.1.1. Medisafe</w:t>
       </w:r>
-      <w:bookmarkEnd w:id="237"/>
+      <w:bookmarkEnd w:id="15"/>
     </w:p>
     <w:p>
       <w:r>
@@ -7906,7 +3847,7 @@
           <w:color w:val="000000" w:themeColor="text1"/>
         </w:rPr>
       </w:pPr>
-      <w:bookmarkStart w:id="238" w:name="_Toc233969882"/>
+      <w:bookmarkStart w:id="16" w:name="_Toc233969882"/>
       <w:r>
         <w:rPr>
           <w:rFonts w:cs="Times New Roman"/>
@@ -7914,7 +3855,7 @@
         </w:rPr>
         <w:t>2.1.2. MyTherapy</w:t>
       </w:r>
-      <w:bookmarkEnd w:id="238"/>
+      <w:bookmarkEnd w:id="16"/>
     </w:p>
     <w:p>
       <w:pPr>
@@ -7971,7 +3912,7 @@
           <w:color w:val="000000" w:themeColor="text1"/>
         </w:rPr>
       </w:pPr>
-      <w:bookmarkStart w:id="239" w:name="_Toc233969883"/>
+      <w:bookmarkStart w:id="17" w:name="_Toc233969883"/>
       <w:r>
         <w:rPr>
           <w:rFonts w:cs="Times New Roman"/>
@@ -7979,7 +3920,7 @@
         </w:rPr>
         <w:t>2.1.3. CogniFit</w:t>
       </w:r>
-      <w:bookmarkEnd w:id="239"/>
+      <w:bookmarkEnd w:id="17"/>
     </w:p>
     <w:p>
       <w:pPr>
@@ -8044,7 +3985,7 @@
           <w:color w:val="000000" w:themeColor="text1"/>
         </w:rPr>
       </w:pPr>
-      <w:bookmarkStart w:id="240" w:name="_Toc233969884"/>
+      <w:bookmarkStart w:id="18" w:name="_Toc233969884"/>
       <w:r>
         <w:rPr>
           <w:rFonts w:cs="Times New Roman"/>
@@ -8052,7 +3993,7 @@
         </w:rPr>
         <w:t>2.1.4. Kwido (Mementia)</w:t>
       </w:r>
-      <w:bookmarkEnd w:id="240"/>
+      <w:bookmarkEnd w:id="18"/>
     </w:p>
     <w:p>
       <w:pPr>
@@ -8109,7 +4050,7 @@
           <w:color w:val="000000" w:themeColor="text1"/>
         </w:rPr>
       </w:pPr>
-      <w:bookmarkStart w:id="241" w:name="_Toc233969885"/>
+      <w:bookmarkStart w:id="19" w:name="_Toc233969885"/>
       <w:r>
         <w:rPr>
           <w:rFonts w:cs="Times New Roman"/>
@@ -8117,7 +4058,7 @@
         </w:rPr>
         <w:t>2.1.5. Análisis crítico y diferenciación de la propuesta</w:t>
       </w:r>
-      <w:bookmarkEnd w:id="241"/>
+      <w:bookmarkEnd w:id="19"/>
     </w:p>
     <w:p>
       <w:pPr>
@@ -9483,7 +5424,7 @@
           <w:color w:val="000000" w:themeColor="text1"/>
         </w:rPr>
       </w:pPr>
-      <w:bookmarkStart w:id="242" w:name="_Toc233969886"/>
+      <w:bookmarkStart w:id="20" w:name="_Toc233969886"/>
       <w:r>
         <w:rPr>
           <w:rFonts w:ascii="Times New Roman" w:hAnsi="Times New Roman" w:cs="Times New Roman"/>
@@ -9491,7 +5432,7 @@
         </w:rPr>
         <w:t>3.1. Envejecimiento y deterioro cognitivo</w:t>
       </w:r>
-      <w:bookmarkEnd w:id="242"/>
+      <w:bookmarkEnd w:id="20"/>
     </w:p>
     <w:p>
       <w:pPr>
@@ -9539,7 +5480,7 @@
           <w:color w:val="000000" w:themeColor="text1"/>
         </w:rPr>
       </w:pPr>
-      <w:bookmarkStart w:id="243" w:name="_Toc233969887"/>
+      <w:bookmarkStart w:id="21" w:name="_Toc233969887"/>
       <w:r>
         <w:rPr>
           <w:rFonts w:ascii="Times New Roman" w:hAnsi="Times New Roman" w:cs="Times New Roman"/>
@@ -9547,7 +5488,7 @@
         </w:rPr>
         <w:t>3.2. El cuidado del adulto mayor y la red de apoyo</w:t>
       </w:r>
-      <w:bookmarkEnd w:id="243"/>
+      <w:bookmarkEnd w:id="21"/>
     </w:p>
     <w:p>
       <w:pPr>
@@ -9580,7 +5521,7 @@
           <w:color w:val="000000" w:themeColor="text1"/>
         </w:rPr>
       </w:pPr>
-      <w:bookmarkStart w:id="244" w:name="_Toc233969888"/>
+      <w:bookmarkStart w:id="22" w:name="_Toc233969888"/>
       <w:r>
         <w:rPr>
           <w:rFonts w:ascii="Times New Roman" w:hAnsi="Times New Roman" w:cs="Times New Roman"/>
@@ -9588,7 +5529,7 @@
         </w:rPr>
         <w:t>3.3. Accesibilidad y diseño centrado en el usuario mayor</w:t>
       </w:r>
-      <w:bookmarkEnd w:id="244"/>
+      <w:bookmarkEnd w:id="22"/>
     </w:p>
     <w:p>
       <w:pPr>
@@ -9628,7 +5569,7 @@
           <w:color w:val="000000" w:themeColor="text1"/>
         </w:rPr>
       </w:pPr>
-      <w:bookmarkStart w:id="245" w:name="_Toc233969889"/>
+      <w:bookmarkStart w:id="23" w:name="_Toc233969889"/>
       <w:r>
         <w:rPr>
           <w:rFonts w:ascii="Times New Roman" w:hAnsi="Times New Roman" w:cs="Times New Roman"/>
@@ -9637,7 +5578,7 @@
         <w:lastRenderedPageBreak/>
         <w:t>3.4. Estimulación cognitiva mediante juegos</w:t>
       </w:r>
-      <w:bookmarkEnd w:id="245"/>
+      <w:bookmarkEnd w:id="23"/>
     </w:p>
     <w:p>
       <w:pPr>
@@ -9685,7 +5626,7 @@
           <w:color w:val="000000" w:themeColor="text1"/>
         </w:rPr>
       </w:pPr>
-      <w:bookmarkStart w:id="246" w:name="_Toc233969890"/>
+      <w:bookmarkStart w:id="24" w:name="_Toc233969890"/>
       <w:r>
         <w:rPr>
           <w:rFonts w:ascii="Times New Roman" w:hAnsi="Times New Roman" w:cs="Times New Roman"/>
@@ -9693,7 +5634,7 @@
         </w:rPr>
         <w:t>3.5. Tecnologías de desarrollo</w:t>
       </w:r>
-      <w:bookmarkEnd w:id="246"/>
+      <w:bookmarkEnd w:id="24"/>
     </w:p>
     <w:p>
       <w:pPr>
@@ -9857,7 +5798,7 @@
           <w:color w:val="000000" w:themeColor="text1"/>
         </w:rPr>
       </w:pPr>
-      <w:bookmarkStart w:id="247" w:name="_Toc233969891"/>
+      <w:bookmarkStart w:id="25" w:name="_Toc233969891"/>
       <w:r>
         <w:rPr>
           <w:rFonts w:ascii="Times New Roman" w:hAnsi="Times New Roman" w:cs="Times New Roman"/>
@@ -9865,7 +5806,7 @@
         </w:rPr>
         <w:t>4.1. Enfoque de desarrollo: incremental e iterativo</w:t>
       </w:r>
-      <w:bookmarkEnd w:id="247"/>
+      <w:bookmarkEnd w:id="25"/>
     </w:p>
     <w:p>
       <w:pPr>
@@ -9905,7 +5846,7 @@
           <w:color w:val="000000" w:themeColor="text1"/>
         </w:rPr>
       </w:pPr>
-      <w:bookmarkStart w:id="248" w:name="_Toc233969892"/>
+      <w:bookmarkStart w:id="26" w:name="_Toc233969892"/>
       <w:r>
         <w:rPr>
           <w:rFonts w:ascii="Times New Roman" w:hAnsi="Times New Roman" w:cs="Times New Roman"/>
@@ -9913,7 +5854,7 @@
         </w:rPr>
         <w:t>4.2. Modelo de vistas arquitectónicas 4+1</w:t>
       </w:r>
-      <w:bookmarkEnd w:id="248"/>
+      <w:bookmarkEnd w:id="26"/>
     </w:p>
     <w:p>
       <w:pPr>
@@ -10055,7 +5996,7 @@
           <w:color w:val="000000" w:themeColor="text1"/>
         </w:rPr>
       </w:pPr>
-      <w:bookmarkStart w:id="249" w:name="_Toc233969893"/>
+      <w:bookmarkStart w:id="27" w:name="_Toc233969893"/>
       <w:r>
         <w:rPr>
           <w:rFonts w:ascii="Times New Roman" w:hAnsi="Times New Roman" w:cs="Times New Roman"/>
@@ -10063,7 +6004,7 @@
         </w:rPr>
         <w:t>4.4. Herramientas y entorno de trabajo</w:t>
       </w:r>
-      <w:bookmarkEnd w:id="249"/>
+      <w:bookmarkEnd w:id="27"/>
     </w:p>
     <w:p>
       <w:pPr>
@@ -10801,7 +6742,7 @@
           <w:color w:val="000000" w:themeColor="text1"/>
         </w:rPr>
       </w:pPr>
-      <w:bookmarkStart w:id="250" w:name="_Toc233969894"/>
+      <w:bookmarkStart w:id="28" w:name="_Toc233969894"/>
       <w:r>
         <w:rPr>
           <w:rFonts w:ascii="Times New Roman" w:hAnsi="Times New Roman" w:cs="Times New Roman"/>
@@ -10809,7 +6750,7 @@
         </w:rPr>
         <w:t>5.1. Levantamiento de procesos</w:t>
       </w:r>
-      <w:bookmarkEnd w:id="250"/>
+      <w:bookmarkEnd w:id="28"/>
     </w:p>
     <w:p>
       <w:pPr>
@@ -11030,7 +6971,7 @@
           <w:color w:val="000000" w:themeColor="text1"/>
         </w:rPr>
       </w:pPr>
-      <w:bookmarkStart w:id="251" w:name="_Toc233969895"/>
+      <w:bookmarkStart w:id="29" w:name="_Toc233969895"/>
       <w:r>
         <w:rPr>
           <w:rFonts w:ascii="Times New Roman" w:hAnsi="Times New Roman" w:cs="Times New Roman"/>
@@ -11038,7 +6979,7 @@
         </w:rPr>
         <w:t>5.2. Requisitos del sistema</w:t>
       </w:r>
-      <w:bookmarkEnd w:id="251"/>
+      <w:bookmarkEnd w:id="29"/>
     </w:p>
     <w:p>
       <w:pPr>
@@ -11048,7 +6989,7 @@
           <w:color w:val="000000" w:themeColor="text1"/>
         </w:rPr>
       </w:pPr>
-      <w:bookmarkStart w:id="252" w:name="_Toc233969896"/>
+      <w:bookmarkStart w:id="30" w:name="_Toc233969896"/>
       <w:r>
         <w:rPr>
           <w:rFonts w:cs="Times New Roman"/>
@@ -11056,7 +6997,7 @@
         </w:rPr>
         <w:t>5.2.1. Requisitos funcionales</w:t>
       </w:r>
-      <w:bookmarkEnd w:id="252"/>
+      <w:bookmarkEnd w:id="30"/>
     </w:p>
     <w:p>
       <w:pPr>
@@ -11925,7 +7866,7 @@
           <w:color w:val="000000" w:themeColor="text1"/>
         </w:rPr>
       </w:pPr>
-      <w:bookmarkStart w:id="253" w:name="_Toc233969897"/>
+      <w:bookmarkStart w:id="31" w:name="_Toc233969897"/>
       <w:r>
         <w:rPr>
           <w:rFonts w:cs="Times New Roman"/>
@@ -11933,7 +7874,7 @@
         </w:rPr>
         <w:t>5.2.2. Requisitos no funcionales</w:t>
       </w:r>
-      <w:bookmarkEnd w:id="253"/>
+      <w:bookmarkEnd w:id="31"/>
     </w:p>
     <w:p>
       <w:pPr>
@@ -12659,7 +8600,7 @@
           <w:color w:val="000000" w:themeColor="text1"/>
         </w:rPr>
       </w:pPr>
-      <w:bookmarkStart w:id="254" w:name="_Toc233969898"/>
+      <w:bookmarkStart w:id="32" w:name="_Toc233969898"/>
       <w:r>
         <w:rPr>
           <w:rFonts w:ascii="Times New Roman" w:hAnsi="Times New Roman" w:cs="Times New Roman"/>
@@ -12668,7 +8609,7 @@
         <w:lastRenderedPageBreak/>
         <w:t>5.3. Casos de uso</w:t>
       </w:r>
-      <w:bookmarkEnd w:id="254"/>
+      <w:bookmarkEnd w:id="32"/>
     </w:p>
     <w:p>
       <w:pPr>
@@ -13024,7 +8965,7 @@
           <w:color w:val="000000" w:themeColor="text1"/>
         </w:rPr>
       </w:pPr>
-      <w:bookmarkStart w:id="255" w:name="_Toc233969899"/>
+      <w:bookmarkStart w:id="33" w:name="_Toc233969899"/>
       <w:r>
         <w:rPr>
           <w:rFonts w:cs="Times New Roman"/>
@@ -13032,7 +8973,7 @@
         </w:rPr>
         <w:t>5.3.1. Caso de uso extendido: emitir alerta SOS</w:t>
       </w:r>
-      <w:bookmarkEnd w:id="255"/>
+      <w:bookmarkEnd w:id="33"/>
     </w:p>
     <w:p>
       <w:pPr>
@@ -13462,7 +9403,7 @@
           <w:color w:val="000000" w:themeColor="text1"/>
         </w:rPr>
       </w:pPr>
-      <w:bookmarkStart w:id="256" w:name="_Toc233969900"/>
+      <w:bookmarkStart w:id="34" w:name="_Toc233969900"/>
       <w:r>
         <w:rPr>
           <w:rFonts w:ascii="Times New Roman" w:hAnsi="Times New Roman" w:cs="Times New Roman"/>
@@ -13471,7 +9412,7 @@
         <w:lastRenderedPageBreak/>
         <w:t>5.4. Objetivos</w:t>
       </w:r>
-      <w:bookmarkEnd w:id="256"/>
+      <w:bookmarkEnd w:id="34"/>
     </w:p>
     <w:p>
       <w:pPr>
@@ -13481,7 +9422,7 @@
           <w:color w:val="000000" w:themeColor="text1"/>
         </w:rPr>
       </w:pPr>
-      <w:bookmarkStart w:id="257" w:name="_Toc233969901"/>
+      <w:bookmarkStart w:id="35" w:name="_Toc233969901"/>
       <w:r>
         <w:rPr>
           <w:rFonts w:cs="Times New Roman"/>
@@ -13489,7 +9430,7 @@
         </w:rPr>
         <w:t>5.4.1. Objetivo general</w:t>
       </w:r>
-      <w:bookmarkEnd w:id="257"/>
+      <w:bookmarkEnd w:id="35"/>
     </w:p>
     <w:p>
       <w:pPr>
@@ -13514,7 +9455,7 @@
           <w:color w:val="000000" w:themeColor="text1"/>
         </w:rPr>
       </w:pPr>
-      <w:bookmarkStart w:id="258" w:name="_Toc233969902"/>
+      <w:bookmarkStart w:id="36" w:name="_Toc233969902"/>
       <w:r>
         <w:rPr>
           <w:rFonts w:cs="Times New Roman"/>
@@ -13522,7 +9463,7 @@
         </w:rPr>
         <w:t>5.4.2. Objetivos específicos</w:t>
       </w:r>
-      <w:bookmarkEnd w:id="258"/>
+      <w:bookmarkEnd w:id="36"/>
     </w:p>
     <w:p>
       <w:pPr>
@@ -13771,7 +9712,7 @@
           <w:color w:val="000000" w:themeColor="text1"/>
         </w:rPr>
       </w:pPr>
-      <w:bookmarkStart w:id="259" w:name="_Toc233969903"/>
+      <w:bookmarkStart w:id="37" w:name="_Toc233969903"/>
       <w:r>
         <w:rPr>
           <w:rFonts w:ascii="Times New Roman" w:hAnsi="Times New Roman" w:cs="Times New Roman"/>
@@ -13779,7 +9720,7 @@
         </w:rPr>
         <w:t>6.1. Vista lógica</w:t>
       </w:r>
-      <w:bookmarkEnd w:id="259"/>
+      <w:bookmarkEnd w:id="37"/>
     </w:p>
     <w:p>
       <w:pPr>
@@ -14775,7 +10716,7 @@
           <w:color w:val="000000" w:themeColor="text1"/>
         </w:rPr>
       </w:pPr>
-      <w:bookmarkStart w:id="260" w:name="_Toc233969904"/>
+      <w:bookmarkStart w:id="38" w:name="_Toc233969904"/>
       <w:r>
         <w:rPr>
           <w:rFonts w:ascii="Times New Roman" w:hAnsi="Times New Roman" w:cs="Times New Roman"/>
@@ -14783,7 +10724,7 @@
         </w:rPr>
         <w:t>6.2. Vista de proceso</w:t>
       </w:r>
-      <w:bookmarkEnd w:id="260"/>
+      <w:bookmarkEnd w:id="38"/>
     </w:p>
     <w:p>
       <w:pPr>
@@ -14809,7 +10750,7 @@
           <w:color w:val="000000" w:themeColor="text1"/>
         </w:rPr>
       </w:pPr>
-      <w:bookmarkStart w:id="261" w:name="_Toc233969905"/>
+      <w:bookmarkStart w:id="39" w:name="_Toc233969905"/>
       <w:r>
         <w:rPr>
           <w:rFonts w:cs="Times New Roman"/>
@@ -14817,7 +10758,7 @@
         </w:rPr>
         <w:t>6.2.1. Inicio de sesión</w:t>
       </w:r>
-      <w:bookmarkEnd w:id="261"/>
+      <w:bookmarkEnd w:id="39"/>
     </w:p>
     <w:p>
       <w:pPr>
@@ -14927,7 +10868,7 @@
           <w:color w:val="000000" w:themeColor="text1"/>
         </w:rPr>
       </w:pPr>
-      <w:bookmarkStart w:id="262" w:name="_Toc233969906"/>
+      <w:bookmarkStart w:id="40" w:name="_Toc233969906"/>
       <w:r>
         <w:rPr>
           <w:rFonts w:cs="Times New Roman"/>
@@ -14935,7 +10876,7 @@
         </w:rPr>
         <w:t>6.2.2. Alerta SOS</w:t>
       </w:r>
-      <w:bookmarkEnd w:id="262"/>
+      <w:bookmarkEnd w:id="40"/>
     </w:p>
     <w:p>
       <w:pPr>
@@ -15025,7 +10966,7 @@
           <w:color w:val="000000" w:themeColor="text1"/>
         </w:rPr>
       </w:pPr>
-      <w:bookmarkStart w:id="263" w:name="_Toc233969907"/>
+      <w:bookmarkStart w:id="41" w:name="_Toc233969907"/>
       <w:r>
         <w:rPr>
           <w:rFonts w:cs="Times New Roman"/>
@@ -15034,7 +10975,7 @@
         <w:lastRenderedPageBreak/>
         <w:t>6.2.3. Partida de Memorice y seguimiento</w:t>
       </w:r>
-      <w:bookmarkEnd w:id="263"/>
+      <w:bookmarkEnd w:id="41"/>
     </w:p>
     <w:p>
       <w:pPr>
@@ -15124,7 +11065,7 @@
           <w:color w:val="000000" w:themeColor="text1"/>
         </w:rPr>
       </w:pPr>
-      <w:bookmarkStart w:id="264" w:name="_Toc233969908"/>
+      <w:bookmarkStart w:id="42" w:name="_Toc233969908"/>
       <w:r>
         <w:rPr>
           <w:rFonts w:cs="Times New Roman"/>
@@ -15132,7 +11073,7 @@
         </w:rPr>
         <w:t>6.2.4. Recordatorio de toma olvidada</w:t>
       </w:r>
-      <w:bookmarkEnd w:id="264"/>
+      <w:bookmarkEnd w:id="42"/>
     </w:p>
     <w:p>
       <w:pPr>
@@ -15202,7 +11143,7 @@
           <w:color w:val="000000" w:themeColor="text1"/>
         </w:rPr>
       </w:pPr>
-      <w:bookmarkStart w:id="265" w:name="_Toc233969909"/>
+      <w:bookmarkStart w:id="43" w:name="_Toc233969909"/>
       <w:r>
         <w:rPr>
           <w:rFonts w:ascii="Times New Roman" w:hAnsi="Times New Roman" w:cs="Times New Roman"/>
@@ -15210,21 +11151,53 @@
         </w:rPr>
         <w:t>6.3. Vista de desarrollo</w:t>
       </w:r>
-      <w:bookmarkEnd w:id="265"/>
-    </w:p>
-    <w:p>
-      <w:pPr>
-        <w:rPr>
-          <w:rFonts w:cs="Times New Roman"/>
-          <w:color w:val="000000" w:themeColor="text1"/>
-        </w:rPr>
-      </w:pPr>
-      <w:r>
-        <w:rPr>
-          <w:rFonts w:cs="Times New Roman"/>
-          <w:color w:val="000000" w:themeColor="text1"/>
-        </w:rPr>
-        <w:t xml:space="preserve">El sistema se organiza </w:t>
+      <w:bookmarkEnd w:id="43"/>
+    </w:p>
+    <w:p>
+      <w:pPr>
+        <w:rPr>
+          <w:rFonts w:cs="Times New Roman"/>
+          <w:color w:val="000000" w:themeColor="text1"/>
+        </w:rPr>
+      </w:pPr>
+      <w:r>
+        <w:rPr>
+          <w:rFonts w:cs="Times New Roman"/>
+          <w:color w:val="000000" w:themeColor="text1"/>
+        </w:rPr>
+        <w:t xml:space="preserve">El </w:t>
+      </w:r>
+      <w:proofErr w:type="spellStart"/>
+      <w:r>
+        <w:rPr>
+          <w:rFonts w:cs="Times New Roman"/>
+          <w:color w:val="000000" w:themeColor="text1"/>
+        </w:rPr>
+        <w:t>sistema</w:t>
+      </w:r>
+      <w:proofErr w:type="spellEnd"/>
+      <w:r>
+        <w:rPr>
+          <w:rFonts w:cs="Times New Roman"/>
+          <w:color w:val="000000" w:themeColor="text1"/>
+        </w:rPr>
+        <w:t xml:space="preserve"> se </w:t>
+      </w:r>
+      <w:proofErr w:type="spellStart"/>
+      <w:r>
+        <w:rPr>
+          <w:rFonts w:cs="Times New Roman"/>
+          <w:color w:val="000000" w:themeColor="text1"/>
+        </w:rPr>
+        <w:t>organiza</w:t>
+      </w:r>
+      <w:proofErr w:type="spellEnd"/>
+      <w:r>
+        <w:rPr>
+          <w:rFonts w:cs="Times New Roman"/>
+          <w:color w:val="000000" w:themeColor="text1"/>
+        </w:rPr>
+        <w:t xml:space="preserve"> </w:t>
       </w:r>
       <w:proofErr w:type="spellStart"/>
       <w:r>
@@ -15476,7 +11449,7 @@
           <w:color w:val="000000" w:themeColor="text1"/>
         </w:rPr>
       </w:pPr>
-      <w:bookmarkStart w:id="266" w:name="_Toc233969910"/>
+      <w:bookmarkStart w:id="44" w:name="_Toc233969910"/>
       <w:r>
         <w:rPr>
           <w:rFonts w:ascii="Times New Roman" w:hAnsi="Times New Roman" w:cs="Times New Roman"/>
@@ -15484,7 +11457,7 @@
         </w:rPr>
         <w:t>6.4. Vista física</w:t>
       </w:r>
-      <w:bookmarkEnd w:id="266"/>
+      <w:bookmarkEnd w:id="44"/>
     </w:p>
     <w:p>
       <w:pPr>
@@ -15654,7 +11627,7 @@
           <w:color w:val="000000" w:themeColor="text1"/>
         </w:rPr>
       </w:pPr>
-      <w:bookmarkStart w:id="267" w:name="_Toc233969911"/>
+      <w:bookmarkStart w:id="45" w:name="_Toc233969911"/>
       <w:r>
         <w:rPr>
           <w:rFonts w:ascii="Times New Roman" w:hAnsi="Times New Roman" w:cs="Times New Roman"/>
@@ -15663,7 +11636,7 @@
         <w:lastRenderedPageBreak/>
         <w:t>6.5. Árbol de navegación</w:t>
       </w:r>
-      <w:bookmarkEnd w:id="267"/>
+      <w:bookmarkEnd w:id="45"/>
     </w:p>
     <w:p>
       <w:pPr>
@@ -15885,7 +11858,7 @@
           <w:color w:val="000000" w:themeColor="text1"/>
         </w:rPr>
       </w:pPr>
-      <w:bookmarkStart w:id="268" w:name="_Toc233969912"/>
+      <w:bookmarkStart w:id="46" w:name="_Toc233969912"/>
       <w:r>
         <w:rPr>
           <w:rFonts w:ascii="Times New Roman" w:hAnsi="Times New Roman" w:cs="Times New Roman"/>
@@ -15894,7 +11867,7 @@
         <w:lastRenderedPageBreak/>
         <w:t>6.6. Vistas de la aplicación</w:t>
       </w:r>
-      <w:bookmarkEnd w:id="268"/>
+      <w:bookmarkEnd w:id="46"/>
     </w:p>
     <w:p>
       <w:pPr>
@@ -18681,7 +14654,7 @@
           <w:color w:val="000000" w:themeColor="text1"/>
         </w:rPr>
       </w:pPr>
-      <w:bookmarkStart w:id="269" w:name="_Toc233969913"/>
+      <w:bookmarkStart w:id="47" w:name="_Toc233969913"/>
       <w:r>
         <w:rPr>
           <w:rFonts w:ascii="Times New Roman" w:hAnsi="Times New Roman" w:cs="Times New Roman"/>
@@ -18689,7 +14662,7 @@
         </w:rPr>
         <w:t>7.1. Estrategia de pruebas</w:t>
       </w:r>
-      <w:bookmarkEnd w:id="269"/>
+      <w:bookmarkEnd w:id="47"/>
     </w:p>
     <w:p>
       <w:pPr>
@@ -18714,7 +14687,7 @@
           <w:color w:val="000000" w:themeColor="text1"/>
         </w:rPr>
       </w:pPr>
-      <w:bookmarkStart w:id="270" w:name="_Toc233969914"/>
+      <w:bookmarkStart w:id="48" w:name="_Toc233969914"/>
       <w:r>
         <w:rPr>
           <w:rFonts w:ascii="Times New Roman" w:hAnsi="Times New Roman" w:cs="Times New Roman"/>
@@ -18722,7 +14695,7 @@
         </w:rPr>
         <w:t>7.2. Casos de prueba (caja negra)</w:t>
       </w:r>
-      <w:bookmarkEnd w:id="270"/>
+      <w:bookmarkEnd w:id="48"/>
     </w:p>
     <w:p>
       <w:pPr>
@@ -20739,7 +16712,7 @@
           <w:color w:val="000000" w:themeColor="text1"/>
         </w:rPr>
       </w:pPr>
-      <w:bookmarkStart w:id="271" w:name="_Toc233969915"/>
+      <w:bookmarkStart w:id="49" w:name="_Toc233969915"/>
       <w:r>
         <w:rPr>
           <w:rFonts w:ascii="Times New Roman" w:hAnsi="Times New Roman" w:cs="Times New Roman"/>
@@ -20747,7 +16720,7 @@
         </w:rPr>
         <w:t>8. Planificación y avance por incrementos</w:t>
       </w:r>
-      <w:bookmarkEnd w:id="271"/>
+      <w:bookmarkEnd w:id="49"/>
     </w:p>
     <w:p>
       <w:pPr>
@@ -20757,7 +16730,7 @@
           <w:color w:val="000000" w:themeColor="text1"/>
         </w:rPr>
       </w:pPr>
-      <w:bookmarkStart w:id="272" w:name="_Toc233969916"/>
+      <w:bookmarkStart w:id="50" w:name="_Toc233969916"/>
       <w:r>
         <w:rPr>
           <w:rFonts w:ascii="Times New Roman" w:hAnsi="Times New Roman" w:cs="Times New Roman"/>
@@ -20765,7 +16738,7 @@
         </w:rPr>
         <w:t>8.1. Resumen de incrementos</w:t>
       </w:r>
-      <w:bookmarkEnd w:id="272"/>
+      <w:bookmarkEnd w:id="50"/>
     </w:p>
     <w:p>
       <w:pPr>
@@ -21122,7 +17095,7 @@
           <w:color w:val="000000" w:themeColor="text1"/>
         </w:rPr>
       </w:pPr>
-      <w:bookmarkStart w:id="273" w:name="_Toc233969917"/>
+      <w:bookmarkStart w:id="51" w:name="_Toc233969917"/>
       <w:r>
         <w:rPr>
           <w:rFonts w:ascii="Times New Roman" w:hAnsi="Times New Roman" w:cs="Times New Roman"/>
@@ -21130,7 +17103,7 @@
         </w:rPr>
         <w:t>8.2. Estado actual del avance</w:t>
       </w:r>
-      <w:bookmarkEnd w:id="273"/>
+      <w:bookmarkEnd w:id="51"/>
     </w:p>
     <w:p>
       <w:pPr>
@@ -21231,7 +17204,7 @@
           <w:color w:val="000000" w:themeColor="text1"/>
         </w:rPr>
       </w:pPr>
-      <w:bookmarkStart w:id="274" w:name="_Toc233969918"/>
+      <w:bookmarkStart w:id="52" w:name="_Toc233969918"/>
       <w:r>
         <w:rPr>
           <w:rFonts w:ascii="Times New Roman" w:hAnsi="Times New Roman" w:cs="Times New Roman"/>
@@ -21239,7 +17212,7 @@
         </w:rPr>
         <w:t>8.3. Retrospectiva</w:t>
       </w:r>
-      <w:bookmarkEnd w:id="274"/>
+      <w:bookmarkEnd w:id="52"/>
     </w:p>
     <w:p>
       <w:pPr>
@@ -21514,7 +17487,7 @@
           <w:color w:val="000000" w:themeColor="text1"/>
         </w:rPr>
       </w:pPr>
-      <w:bookmarkStart w:id="275" w:name="_Toc233969919"/>
+      <w:bookmarkStart w:id="53" w:name="_Toc233969919"/>
       <w:r>
         <w:rPr>
           <w:rFonts w:ascii="Times New Roman" w:hAnsi="Times New Roman" w:cs="Times New Roman"/>
@@ -21523,7 +17496,7 @@
         <w:lastRenderedPageBreak/>
         <w:t>10. Referencias</w:t>
       </w:r>
-      <w:bookmarkEnd w:id="275"/>
+      <w:bookmarkEnd w:id="53"/>
     </w:p>
     <w:p>
       <w:pPr>
@@ -22839,14 +18812,6 @@
     <w:abstractNumId w:val="9"/>
   </w:num>
 </w:numbering>
-</file>
-
-<file path=word/people.xml><?xml version="1.0" encoding="utf-8"?>
-<w15:people xmlns:wpc="http://schemas.microsoft.com/office/word/2010/wordprocessingCanvas" xmlns:cx="http://schemas.microsoft.com/office/drawing/2014/chartex" xmlns:cx1="http://schemas.microsoft.com/office/drawing/2015/9/8/chartex" xmlns:cx2="http://schemas.microsoft.com/office/drawing/2015/10/21/chartex" xmlns:cx3="http://schemas.microsoft.com/office/drawing/2016/5/9/chartex" xmlns:cx4="http://schemas.microsoft.com/office/drawing/2016/5/10/chartex" xmlns:cx5="http://schemas.microsoft.com/office/drawing/2016/5/11/chartex" xmlns:cx6="http://schemas.microsoft.com/office/drawing/2016/5/12/chartex" xmlns:cx7="http://schemas.microsoft.com/office/drawing/2016/5/13/chartex" xmlns:cx8="http://schemas.microsoft.com/office/drawing/2016/5/14/chartex" xmlns:mc="http://schemas.openxmlformats.org/markup-compatibility/2006" xmlns:aink="http://schemas.microsoft.com/office/drawing/2016/ink" xmlns:am3d="http://schemas.microsoft.com/office/drawing/2017/model3d" xmlns:o="urn:schemas-microsoft-com:office:office" xmlns:oel="http://schemas.microsoft.com/office/2019/extlst" xmlns:r="http://schemas.openxmlformats.org/officeDocument/2006/relationships" xmlns:m="http://schemas.openxmlformats.org/officeDocument/2006/math" xmlns:v="urn:schemas-microsoft-com:vml" xmlns:wp14="http://schemas.microsoft.com/office/word/2010/wordprocessingDrawing" xmlns:wp="http://schemas.openxmlformats.org/drawingml/2006/wordprocessingDrawing" xmlns:w10="urn:schemas-microsoft-com:office:word" xmlns:w="http://schemas.openxmlformats.org/wordprocessingml/2006/main" xmlns:w14="http://schemas.microsoft.com/office/word/2010/wordml" xmlns:w15="http://schemas.microsoft.com/office/word/2012/wordml" xmlns:w16cex="http://schemas.microsoft.com/office/word/2018/wordml/cex" xmlns:w16cid="http://schemas.microsoft.com/office/word/2016/wordml/cid" xmlns:w16="http://schemas.microsoft.com/office/word/2018/wordml" xmlns:w16du="http://schemas.microsoft.com/office/word/2023/wordml/word16du" xmlns:w16sdtdh="http://schemas.microsoft.com/office/word/2020/wordml/sdtdatahash" xmlns:w16sdtfl="http://schemas.microsoft.com/office/word/2024/wordml/sdtformatlock" xmlns:w16se="http://schemas.microsoft.com/office/word/2015/wordml/symex" xmlns:wpg="http://schemas.microsoft.com/office/word/2010/wordprocessingGroup" xmlns:wpi="http://schemas.microsoft.com/office/word/2010/wordprocessingInk" xmlns:wne="http://schemas.microsoft.com/office/word/2006/wordml" xmlns:wps="http://schemas.microsoft.com/office/word/2010/wordprocessingShape" mc:Ignorable="w14 w15 w16se w16cid w16 w16cex w16sdtdh w16sdtfl w16du wp14">
-  <w15:person w15:author="Diego Muñoz">
-    <w15:presenceInfo w15:providerId="Windows Live" w15:userId="ea94c13c39ab0e5f"/>
-  </w15:person>
-</w15:people>
 </file>
 
 <file path=word/styles.xml><?xml version="1.0" encoding="utf-8"?>

--- a/Proyecto_Titulo_FInal.docx
+++ b/Proyecto_Titulo_FInal.docx
@@ -3732,7 +3732,15 @@
     </w:p>
     <w:p>
       <w:r>
-        <w:t>El presente proyecto de título aborda esta problemática mediante el desarrollo de CuidaMayor, una plataforma web full-stack pensada desde la accesibilidad para apoyar el cuidado de adultos mayores con deterioro cognitivo. La plataforma permite gestionar los medicamentos y el registro de sus tomas, organizar la agenda diaria de actividades, emitir y atender alertas de auxilio (botón SOS «Necesito ayuda»), ejercitar la memoria mediante juegos de estimulación cognitiva con seguimiento del progreso, y notificar recordatorios al paciente. Todo el diseño se organiza en torno a tres roles con acciones propias —paciente, cuidador y familiar—, de modo que cada usuario interactúa solo con lo que le corresponde.</w:t>
+        <w:t xml:space="preserve">El presente proyecto de título aborda esta problemática mediante el desarrollo de CuidaMayor, una plataforma web full-stack pensada desde la accesibilidad para apoyar el cuidado de adultos mayores con deterioro cognitivo. La plataforma permite gestionar los medicamentos y el registro de sus tomas, organizar la agenda diaria de actividades, emitir y atender alertas de auxilio (botón SOS «Necesito ayuda»), ejercitar la memoria mediante juegos de estimulación cognitiva con seguimiento del progreso, y notificar recordatorios al paciente. Todo el diseño se organiza en torno a </w:t>
+      </w:r>
+      <w:proofErr w:type="gramStart"/>
+      <w:r>
+        <w:t>tres roles</w:t>
+      </w:r>
+      <w:proofErr w:type="gramEnd"/>
+      <w:r>
+        <w:t xml:space="preserve"> con acciones propias —paciente, cuidador y familiar—, de modo que cada usuario interactúa solo con lo que le corresponde.</w:t>
       </w:r>
     </w:p>
     <w:p>
@@ -4072,7 +4080,23 @@
           <w:rFonts w:cs="Times New Roman"/>
           <w:color w:val="000000" w:themeColor="text1"/>
         </w:rPr>
-        <w:t>El análisis anterior muestra que las soluciones existentes tienden a resolver parcelas aisladas del problema: Medisafe y MyTherapy abordan la medicación; CogniFit, la estimulación cognitiva; y Kwido, un cuidado integral pero de escala profesional e institucional. Ninguna de ellas reúne, en una sola herramienta web accesible y de uso doméstico, la gestión de medicamentos, la agenda diaria, las alertas de auxilio (botón SOS) y la estimulación cognitiva con seguimiento, articuladas en torno a tres roles diferenciados paciente, cuidador y familiar. Es precisamente en esa integración donde se sitúa el aporte de CuidaMayor: ofrecer una plataforma full-stack, accesible según las pautas WCAG y pensada desde el inicio para el adulto mayor con deterioro cognitivo y su entorno de apoyo más inmediato.</w:t>
+        <w:t xml:space="preserve">El análisis anterior muestra que las soluciones existentes tienden a resolver parcelas aisladas del problema: Medisafe y MyTherapy abordan la medicación; CogniFit, la estimulación cognitiva; y Kwido, un cuidado integral pero de escala profesional e institucional. Ninguna de ellas reúne, en una sola herramienta web accesible y de uso doméstico, la gestión de medicamentos, la agenda diaria, las alertas de auxilio (botón SOS) y la estimulación cognitiva con seguimiento, articuladas en torno a </w:t>
+      </w:r>
+      <w:proofErr w:type="gramStart"/>
+      <w:r>
+        <w:rPr>
+          <w:rFonts w:cs="Times New Roman"/>
+          <w:color w:val="000000" w:themeColor="text1"/>
+        </w:rPr>
+        <w:t>tres roles</w:t>
+      </w:r>
+      <w:proofErr w:type="gramEnd"/>
+      <w:r>
+        <w:rPr>
+          <w:rFonts w:cs="Times New Roman"/>
+          <w:color w:val="000000" w:themeColor="text1"/>
+        </w:rPr>
+        <w:t xml:space="preserve"> diferenciados paciente, cuidador y familiar. Es precisamente en esa integración donde se sitúa el aporte de CuidaMayor: ofrecer una plataforma full-stack, accesible según las pautas WCAG y pensada desde el inicio para el adulto mayor con deterioro cognitivo y su entorno de apoyo más inmediato.</w:t>
       </w:r>
     </w:p>
     <w:p>
@@ -5888,8 +5912,33 @@
           <w:rFonts w:cs="Times New Roman"/>
           <w:color w:val="000000" w:themeColor="text1"/>
         </w:rPr>
-        <w:t>Vista lógica: la estructura de la información y las entidades del dominio (modelo de datos y de clases). Responde a «qué datos maneja el sistema».</w:t>
-      </w:r>
+        <w:t xml:space="preserve">Vista lógica: la estructura de la información y las entidades del dominio (modelo de datos y de clases). </w:t>
+      </w:r>
+      <w:proofErr w:type="gramStart"/>
+      <w:r>
+        <w:rPr>
+          <w:rFonts w:cs="Times New Roman"/>
+          <w:color w:val="000000" w:themeColor="text1"/>
+        </w:rPr>
+        <w:t>Responde a «</w:t>
+      </w:r>
+      <w:proofErr w:type="gramEnd"/>
+      <w:r>
+        <w:rPr>
+          <w:rFonts w:cs="Times New Roman"/>
+          <w:color w:val="000000" w:themeColor="text1"/>
+        </w:rPr>
+        <w:t xml:space="preserve">qué datos maneja el </w:t>
+      </w:r>
+      <w:proofErr w:type="gramStart"/>
+      <w:r>
+        <w:rPr>
+          <w:rFonts w:cs="Times New Roman"/>
+          <w:color w:val="000000" w:themeColor="text1"/>
+        </w:rPr>
+        <w:t>sistema».</w:t>
+      </w:r>
+      <w:proofErr w:type="gramEnd"/>
     </w:p>
     <w:p>
       <w:pPr>
@@ -6801,6 +6850,7 @@
           <w:sz w:val="22"/>
         </w:rPr>
       </w:pPr>
+      <w:proofErr w:type="gramStart"/>
       <w:r>
         <w:rPr>
           <w:rFonts w:cs="Times New Roman"/>
@@ -6808,7 +6858,17 @@
           <w:color w:val="000000" w:themeColor="text1"/>
           <w:sz w:val="22"/>
         </w:rPr>
-        <w:t xml:space="preserve">[ Figura </w:t>
+        <w:t>[ Figura</w:t>
+      </w:r>
+      <w:proofErr w:type="gramEnd"/>
+      <w:r>
+        <w:rPr>
+          <w:rFonts w:cs="Times New Roman"/>
+          <w:i/>
+          <w:color w:val="000000" w:themeColor="text1"/>
+          <w:sz w:val="22"/>
+        </w:rPr>
+        <w:t xml:space="preserve"> </w:t>
       </w:r>
       <w:r>
         <w:rPr>
@@ -8992,8 +9052,19 @@
           <w:color w:val="000000" w:themeColor="text1"/>
           <w:szCs w:val="24"/>
         </w:rPr>
-        <w:t>Tabla 6: Caso de uso extendido «Emitir alerta SOS».</w:t>
-      </w:r>
+        <w:t xml:space="preserve">Tabla 6: Caso de uso extendido «Emitir alerta </w:t>
+      </w:r>
+      <w:proofErr w:type="gramStart"/>
+      <w:r>
+        <w:rPr>
+          <w:rFonts w:cs="Times New Roman"/>
+          <w:i/>
+          <w:color w:val="000000" w:themeColor="text1"/>
+          <w:szCs w:val="24"/>
+        </w:rPr>
+        <w:t>SOS».</w:t>
+      </w:r>
+      <w:proofErr w:type="gramEnd"/>
     </w:p>
     <w:tbl>
       <w:tblPr>
@@ -9734,7 +9805,23 @@
           <w:rFonts w:cs="Times New Roman"/>
           <w:color w:val="000000" w:themeColor="text1"/>
         </w:rPr>
-        <w:t>El modelo de datos gira en torno a la entidad AdultoMayor: todos los datos (medicamentos, registros de tomas, eventos de agenda, alertas, sesiones de juego y familiares) cuelgan de la persona cuidada, no del usuario. Cada Usuario tiene un vínculo opcional con el adulto mayor que cuida, monitorea o representa. Esta es la regla de aislamiento de datos más importante del sistema: toda operación resuelve primero a qué adulto mayor pertenece el usuario y solo opera sobre sus datos.</w:t>
+        <w:t xml:space="preserve">El modelo de datos gira en torno a la entidad AdultoMayor: todos los datos (medicamentos, registros de tomas, eventos de agenda, alertas, sesiones de juego y familiares) cuelgan de la persona cuidada, </w:t>
+      </w:r>
+      <w:proofErr w:type="gramStart"/>
+      <w:r>
+        <w:rPr>
+          <w:rFonts w:cs="Times New Roman"/>
+          <w:color w:val="000000" w:themeColor="text1"/>
+        </w:rPr>
+        <w:t>no</w:t>
+      </w:r>
+      <w:proofErr w:type="gramEnd"/>
+      <w:r>
+        <w:rPr>
+          <w:rFonts w:cs="Times New Roman"/>
+          <w:color w:val="000000" w:themeColor="text1"/>
+        </w:rPr>
+        <w:t xml:space="preserve"> del usuario. Cada Usuario tiene un vínculo opcional con el adulto mayor que cuida, monitorea o representa. Esta es la regla de aislamiento de datos más importante del sistema: toda operación resuelve primero a qué adulto mayor pertenece el usuario y solo opera sobre sus datos.</w:t>
       </w:r>
     </w:p>
     <w:p>
@@ -10061,7 +10148,25 @@
                 <w:color w:val="000000" w:themeColor="text1"/>
                 <w:sz w:val="20"/>
               </w:rPr>
-              <w:t>nombre, fechaNacimiento?, notas?</w:t>
+              <w:t xml:space="preserve">nombre, </w:t>
+            </w:r>
+            <w:proofErr w:type="gramStart"/>
+            <w:r>
+              <w:rPr>
+                <w:rFonts w:cs="Times New Roman"/>
+                <w:color w:val="000000" w:themeColor="text1"/>
+                <w:sz w:val="20"/>
+              </w:rPr>
+              <w:t>fechaNacimiento?,</w:t>
+            </w:r>
+            <w:proofErr w:type="gramEnd"/>
+            <w:r>
+              <w:rPr>
+                <w:rFonts w:cs="Times New Roman"/>
+                <w:color w:val="000000" w:themeColor="text1"/>
+                <w:sz w:val="20"/>
+              </w:rPr>
+              <w:t xml:space="preserve"> notas?</w:t>
             </w:r>
           </w:p>
         </w:tc>
@@ -10359,13 +10464,59 @@
                 <w:color w:val="000000" w:themeColor="text1"/>
               </w:rPr>
             </w:pPr>
+            <w:proofErr w:type="gramStart"/>
             <w:r>
               <w:rPr>
                 <w:rFonts w:cs="Times New Roman"/>
                 <w:color w:val="000000" w:themeColor="text1"/>
                 <w:sz w:val="20"/>
               </w:rPr>
-              <w:t>mensaje?, atendida, atendidaEn?, creadaPorId?, atendidaPorId?</w:t>
+              <w:t>mensaje?,</w:t>
+            </w:r>
+            <w:proofErr w:type="gramEnd"/>
+            <w:r>
+              <w:rPr>
+                <w:rFonts w:cs="Times New Roman"/>
+                <w:color w:val="000000" w:themeColor="text1"/>
+                <w:sz w:val="20"/>
+              </w:rPr>
+              <w:t xml:space="preserve"> atendida, </w:t>
+            </w:r>
+            <w:proofErr w:type="gramStart"/>
+            <w:r>
+              <w:rPr>
+                <w:rFonts w:cs="Times New Roman"/>
+                <w:color w:val="000000" w:themeColor="text1"/>
+                <w:sz w:val="20"/>
+              </w:rPr>
+              <w:t>atendidaEn?,</w:t>
+            </w:r>
+            <w:proofErr w:type="gramEnd"/>
+            <w:r>
+              <w:rPr>
+                <w:rFonts w:cs="Times New Roman"/>
+                <w:color w:val="000000" w:themeColor="text1"/>
+                <w:sz w:val="20"/>
+              </w:rPr>
+              <w:t xml:space="preserve"> </w:t>
+            </w:r>
+            <w:proofErr w:type="gramStart"/>
+            <w:r>
+              <w:rPr>
+                <w:rFonts w:cs="Times New Roman"/>
+                <w:color w:val="000000" w:themeColor="text1"/>
+                <w:sz w:val="20"/>
+              </w:rPr>
+              <w:t>creadaPorId?,</w:t>
+            </w:r>
+            <w:proofErr w:type="gramEnd"/>
+            <w:r>
+              <w:rPr>
+                <w:rFonts w:cs="Times New Roman"/>
+                <w:color w:val="000000" w:themeColor="text1"/>
+                <w:sz w:val="20"/>
+              </w:rPr>
+              <w:t xml:space="preserve"> atendidaPorId?</w:t>
             </w:r>
           </w:p>
         </w:tc>
@@ -10587,7 +10738,25 @@
                 <w:color w:val="000000" w:themeColor="text1"/>
                 <w:sz w:val="20"/>
               </w:rPr>
-              <w:t>fecha, animo, comidas?, notas?</w:t>
+              <w:t xml:space="preserve">fecha, animo, </w:t>
+            </w:r>
+            <w:proofErr w:type="gramStart"/>
+            <w:r>
+              <w:rPr>
+                <w:rFonts w:cs="Times New Roman"/>
+                <w:color w:val="000000" w:themeColor="text1"/>
+                <w:sz w:val="20"/>
+              </w:rPr>
+              <w:t>comidas?,</w:t>
+            </w:r>
+            <w:proofErr w:type="gramEnd"/>
+            <w:r>
+              <w:rPr>
+                <w:rFonts w:cs="Times New Roman"/>
+                <w:color w:val="000000" w:themeColor="text1"/>
+                <w:sz w:val="20"/>
+              </w:rPr>
+              <w:t xml:space="preserve"> notas?</w:t>
             </w:r>
           </w:p>
         </w:tc>
@@ -10837,7 +11006,39 @@
           <w:rFonts w:cs="Times New Roman"/>
           <w:color w:val="000000" w:themeColor="text1"/>
         </w:rPr>
-        <w:t>Si las credenciales son válidas, emite un JWT con { id, rol } y devuelve el usuario.</w:t>
+        <w:t xml:space="preserve">Si las credenciales son válidas, emite un JWT con </w:t>
+      </w:r>
+      <w:proofErr w:type="gramStart"/>
+      <w:r>
+        <w:rPr>
+          <w:rFonts w:cs="Times New Roman"/>
+          <w:color w:val="000000" w:themeColor="text1"/>
+        </w:rPr>
+        <w:t>{ id</w:t>
+      </w:r>
+      <w:proofErr w:type="gramEnd"/>
+      <w:r>
+        <w:rPr>
+          <w:rFonts w:cs="Times New Roman"/>
+          <w:color w:val="000000" w:themeColor="text1"/>
+        </w:rPr>
+        <w:t xml:space="preserve">, </w:t>
+      </w:r>
+      <w:proofErr w:type="gramStart"/>
+      <w:r>
+        <w:rPr>
+          <w:rFonts w:cs="Times New Roman"/>
+          <w:color w:val="000000" w:themeColor="text1"/>
+        </w:rPr>
+        <w:t>rol }</w:t>
+      </w:r>
+      <w:proofErr w:type="gramEnd"/>
+      <w:r>
+        <w:rPr>
+          <w:rFonts w:cs="Times New Roman"/>
+          <w:color w:val="000000" w:themeColor="text1"/>
+        </w:rPr>
+        <w:t xml:space="preserve"> y devuelve el usuario.</w:t>
       </w:r>
     </w:p>
     <w:p>
@@ -12051,8 +12252,19 @@
           <w:color w:val="000000" w:themeColor="text1"/>
           <w:szCs w:val="24"/>
         </w:rPr>
-        <w:t>: Captura — Pantalla de inicio de sesión ]</w:t>
-      </w:r>
+        <w:t xml:space="preserve">: Captura — Pantalla de inicio de </w:t>
+      </w:r>
+      <w:proofErr w:type="gramStart"/>
+      <w:r>
+        <w:rPr>
+          <w:rFonts w:cs="Times New Roman"/>
+          <w:i/>
+          <w:color w:val="000000" w:themeColor="text1"/>
+          <w:szCs w:val="24"/>
+        </w:rPr>
+        <w:t>sesión ]</w:t>
+      </w:r>
+      <w:proofErr w:type="gramEnd"/>
       <w:r>
         <w:rPr>
           <w:rFonts w:cs="Times New Roman"/>
@@ -12389,6 +12601,7 @@
           <w:sz w:val="22"/>
         </w:rPr>
       </w:pPr>
+      <w:proofErr w:type="gramStart"/>
       <w:r>
         <w:rPr>
           <w:rFonts w:cs="Times New Roman"/>
@@ -12396,7 +12609,17 @@
           <w:color w:val="000000" w:themeColor="text1"/>
           <w:sz w:val="22"/>
         </w:rPr>
-        <w:t xml:space="preserve">[ Figura </w:t>
+        <w:t>[ Figura</w:t>
+      </w:r>
+      <w:proofErr w:type="gramEnd"/>
+      <w:r>
+        <w:rPr>
+          <w:rFonts w:cs="Times New Roman"/>
+          <w:i/>
+          <w:color w:val="000000" w:themeColor="text1"/>
+          <w:sz w:val="22"/>
+        </w:rPr>
+        <w:t xml:space="preserve"> </w:t>
       </w:r>
       <w:r>
         <w:rPr>
@@ -12740,6 +12963,7 @@
           <w:sz w:val="22"/>
         </w:rPr>
       </w:pPr>
+      <w:proofErr w:type="gramStart"/>
       <w:r>
         <w:rPr>
           <w:rFonts w:cs="Times New Roman"/>
@@ -12747,7 +12971,17 @@
           <w:color w:val="000000" w:themeColor="text1"/>
           <w:sz w:val="22"/>
         </w:rPr>
-        <w:t xml:space="preserve">[ Figura </w:t>
+        <w:t>[ Figura</w:t>
+      </w:r>
+      <w:proofErr w:type="gramEnd"/>
+      <w:r>
+        <w:rPr>
+          <w:rFonts w:cs="Times New Roman"/>
+          <w:i/>
+          <w:color w:val="000000" w:themeColor="text1"/>
+          <w:sz w:val="22"/>
+        </w:rPr>
+        <w:t xml:space="preserve"> </w:t>
       </w:r>
       <w:r>
         <w:rPr>
@@ -12972,6 +13206,7 @@
           <w:color w:val="000000" w:themeColor="text1"/>
         </w:rPr>
       </w:pPr>
+      <w:proofErr w:type="gramStart"/>
       <w:r>
         <w:rPr>
           <w:rFonts w:cs="Times New Roman"/>
@@ -12980,7 +13215,17 @@
           <w:sz w:val="22"/>
         </w:rPr>
         <w:lastRenderedPageBreak/>
-        <w:t xml:space="preserve">[ Figura </w:t>
+        <w:t>[ Figura</w:t>
+      </w:r>
+      <w:proofErr w:type="gramEnd"/>
+      <w:r>
+        <w:rPr>
+          <w:rFonts w:cs="Times New Roman"/>
+          <w:i/>
+          <w:color w:val="000000" w:themeColor="text1"/>
+          <w:sz w:val="22"/>
+        </w:rPr>
+        <w:t xml:space="preserve"> </w:t>
       </w:r>
       <w:r>
         <w:rPr>
@@ -13174,6 +13419,7 @@
           <w:color w:val="000000" w:themeColor="text1"/>
         </w:rPr>
       </w:pPr>
+      <w:proofErr w:type="gramStart"/>
       <w:r>
         <w:rPr>
           <w:rFonts w:cs="Times New Roman"/>
@@ -13181,7 +13427,17 @@
           <w:color w:val="000000" w:themeColor="text1"/>
           <w:sz w:val="22"/>
         </w:rPr>
-        <w:t xml:space="preserve">[ Figura </w:t>
+        <w:t>[ Figura</w:t>
+      </w:r>
+      <w:proofErr w:type="gramEnd"/>
+      <w:r>
+        <w:rPr>
+          <w:rFonts w:cs="Times New Roman"/>
+          <w:i/>
+          <w:color w:val="000000" w:themeColor="text1"/>
+          <w:sz w:val="22"/>
+        </w:rPr>
+        <w:t xml:space="preserve"> </w:t>
       </w:r>
       <w:r>
         <w:rPr>
@@ -13473,8 +13729,9 @@
           <w:color w:val="000000" w:themeColor="text1"/>
           <w:sz w:val="22"/>
         </w:rPr>
-        <w:t>Vista Paciente</w:t>
-      </w:r>
+        <w:t xml:space="preserve">Vista </w:t>
+      </w:r>
+      <w:proofErr w:type="gramStart"/>
       <w:r>
         <w:rPr>
           <w:rFonts w:cs="Times New Roman"/>
@@ -13482,8 +13739,18 @@
           <w:color w:val="000000" w:themeColor="text1"/>
           <w:sz w:val="22"/>
         </w:rPr>
+        <w:t>Paciente</w:t>
+      </w:r>
+      <w:r>
+        <w:rPr>
+          <w:rFonts w:cs="Times New Roman"/>
+          <w:i/>
+          <w:color w:val="000000" w:themeColor="text1"/>
+          <w:sz w:val="22"/>
+        </w:rPr>
         <w:t xml:space="preserve"> ]</w:t>
       </w:r>
+      <w:proofErr w:type="gramEnd"/>
     </w:p>
     <w:p>
       <w:pPr>
@@ -14057,6 +14324,7 @@
           <w:sz w:val="22"/>
         </w:rPr>
       </w:pPr>
+      <w:proofErr w:type="gramStart"/>
       <w:r>
         <w:rPr>
           <w:rFonts w:cs="Times New Roman"/>
@@ -14064,7 +14332,17 @@
           <w:color w:val="000000" w:themeColor="text1"/>
           <w:sz w:val="22"/>
         </w:rPr>
-        <w:t xml:space="preserve">[ Figura </w:t>
+        <w:t>[ Figura</w:t>
+      </w:r>
+      <w:proofErr w:type="gramEnd"/>
+      <w:r>
+        <w:rPr>
+          <w:rFonts w:cs="Times New Roman"/>
+          <w:i/>
+          <w:color w:val="000000" w:themeColor="text1"/>
+          <w:sz w:val="22"/>
+        </w:rPr>
+        <w:t xml:space="preserve"> </w:t>
       </w:r>
       <w:r>
         <w:rPr>
@@ -14228,6 +14506,7 @@
           <w:sz w:val="22"/>
         </w:rPr>
       </w:pPr>
+      <w:proofErr w:type="gramStart"/>
       <w:r>
         <w:rPr>
           <w:rFonts w:cs="Times New Roman"/>
@@ -14236,7 +14515,17 @@
           <w:sz w:val="22"/>
         </w:rPr>
         <w:lastRenderedPageBreak/>
-        <w:t>[ Figura 1</w:t>
+        <w:t>[ Figura</w:t>
+      </w:r>
+      <w:proofErr w:type="gramEnd"/>
+      <w:r>
+        <w:rPr>
+          <w:rFonts w:cs="Times New Roman"/>
+          <w:i/>
+          <w:color w:val="000000" w:themeColor="text1"/>
+          <w:sz w:val="22"/>
+        </w:rPr>
+        <w:t xml:space="preserve"> 1</w:t>
       </w:r>
       <w:r>
         <w:rPr>
@@ -14429,6 +14718,7 @@
           <w:sz w:val="22"/>
         </w:rPr>
       </w:pPr>
+      <w:proofErr w:type="gramStart"/>
       <w:r>
         <w:rPr>
           <w:rFonts w:cs="Times New Roman"/>
@@ -14436,7 +14726,17 @@
           <w:color w:val="000000" w:themeColor="text1"/>
           <w:sz w:val="22"/>
         </w:rPr>
-        <w:t>[ Figura 1</w:t>
+        <w:t>[ Figura</w:t>
+      </w:r>
+      <w:proofErr w:type="gramEnd"/>
+      <w:r>
+        <w:rPr>
+          <w:rFonts w:cs="Times New Roman"/>
+          <w:i/>
+          <w:color w:val="000000" w:themeColor="text1"/>
+          <w:sz w:val="22"/>
+        </w:rPr>
+        <w:t xml:space="preserve"> 1</w:t>
       </w:r>
       <w:r>
         <w:rPr>
@@ -15681,7 +15981,21 @@
               <w:rPr>
                 <w:sz w:val="18"/>
               </w:rPr>
-              <w:t>Email con formato incorrecto (ej. "rosa@")</w:t>
+              <w:t>Email con formato incorrecto (ej. "</w:t>
+            </w:r>
+            <w:proofErr w:type="gramStart"/>
+            <w:r>
+              <w:rPr>
+                <w:sz w:val="18"/>
+              </w:rPr>
+              <w:t>rosa@"</w:t>
+            </w:r>
+            <w:proofErr w:type="gramEnd"/>
+            <w:r>
+              <w:rPr>
+                <w:sz w:val="18"/>
+              </w:rPr>
+              <w:t>)</w:t>
             </w:r>
           </w:p>
         </w:tc>
@@ -16222,7 +16536,35 @@
               <w:rPr>
                 <w:sz w:val="18"/>
               </w:rPr>
-              <w:t>Hora fuera de formato (ej. "25:00" o "8:5")</w:t>
+              <w:t>Hora fuera de formato (</w:t>
+            </w:r>
+            <w:proofErr w:type="gramStart"/>
+            <w:r>
+              <w:rPr>
+                <w:sz w:val="18"/>
+              </w:rPr>
+              <w:t>ej</w:t>
+            </w:r>
+            <w:proofErr w:type="gramEnd"/>
+            <w:r>
+              <w:rPr>
+                <w:sz w:val="18"/>
+              </w:rPr>
+              <w:t xml:space="preserve">. "25:00" </w:t>
+            </w:r>
+            <w:proofErr w:type="gramStart"/>
+            <w:r>
+              <w:rPr>
+                <w:sz w:val="18"/>
+              </w:rPr>
+              <w:t>o "</w:t>
+            </w:r>
+            <w:proofErr w:type="gramEnd"/>
+            <w:r>
+              <w:rPr>
+                <w:sz w:val="18"/>
+              </w:rPr>
+              <w:t>8:5")</w:t>
             </w:r>
           </w:p>
         </w:tc>
@@ -17398,6 +17740,7 @@
         </w:rPr>
         <w:t xml:space="preserve">Este documento ha consolidado el avance del proyecto CuidaMayor, una plataforma web accesible para apoyar el cuidado de adultos mayores con deterioro cognitivo. Hasta el momento se ha construido una base funcional sólida que integra, en una sola herramienta, la gestión de medicamentos y tomas, la agenda diaria, las alertas de auxilio, la estimulación cognitiva con seguimiento y los recordatorios, todo articulado en torno a </w:t>
       </w:r>
+      <w:proofErr w:type="gramStart"/>
       <w:r>
         <w:rPr>
           <w:rFonts w:cs="Times New Roman"/>
@@ -17412,6 +17755,7 @@
         </w:rPr>
         <w:t>s</w:t>
       </w:r>
+      <w:proofErr w:type="gramEnd"/>
       <w:r>
         <w:rPr>
           <w:rFonts w:cs="Times New Roman"/>
